--- a/fuentes/CF_01_42110167_DI.docx
+++ b/fuentes/CF_01_42110167_DI.docx
@@ -1,6 +1,6 @@
 
 <file path=word/document.xml><?xml version="1.0" encoding="utf-8"?>
-<w:document xmlns:wpc="http://schemas.microsoft.com/office/word/2010/wordprocessingCanvas" xmlns:cx="http://schemas.microsoft.com/office/drawing/2014/chartex" xmlns:cx1="http://schemas.microsoft.com/office/drawing/2015/9/8/chartex" xmlns:cx2="http://schemas.microsoft.com/office/drawing/2015/10/21/chartex" xmlns:cx3="http://schemas.microsoft.com/office/drawing/2016/5/9/chartex" xmlns:cx4="http://schemas.microsoft.com/office/drawing/2016/5/10/chartex" xmlns:cx5="http://schemas.microsoft.com/office/drawing/2016/5/11/chartex" xmlns:cx6="http://schemas.microsoft.com/office/drawing/2016/5/12/chartex" xmlns:cx7="http://schemas.microsoft.com/office/drawing/2016/5/13/chartex" xmlns:cx8="http://schemas.microsoft.com/office/drawing/2016/5/14/chartex" xmlns:mc="http://schemas.openxmlformats.org/markup-compatibility/2006" xmlns:aink="http://schemas.microsoft.com/office/drawing/2016/ink" xmlns:am3d="http://schemas.microsoft.com/office/drawing/2017/model3d" xmlns:o="urn:schemas-microsoft-com:office:office" xmlns:r="http://schemas.openxmlformats.org/officeDocument/2006/relationships" xmlns:m="http://schemas.openxmlformats.org/officeDocument/2006/math" xmlns:v="urn:schemas-microsoft-com:vml" xmlns:wp14="http://schemas.microsoft.com/office/word/2010/wordprocessingDrawing" xmlns:wp="http://schemas.openxmlformats.org/drawingml/2006/wordprocessingDrawing" xmlns:w10="urn:schemas-microsoft-com:office:word" xmlns:w="http://schemas.openxmlformats.org/wordprocessingml/2006/main" xmlns:w14="http://schemas.microsoft.com/office/word/2010/wordml" xmlns:w15="http://schemas.microsoft.com/office/word/2012/wordml" xmlns:w16cex="http://schemas.microsoft.com/office/word/2018/wordml/cex" xmlns:w16cid="http://schemas.microsoft.com/office/word/2016/wordml/cid" xmlns:w16="http://schemas.microsoft.com/office/word/2018/wordml" xmlns:w16sdtdh="http://schemas.microsoft.com/office/word/2020/wordml/sdtdatahash" xmlns:w16se="http://schemas.microsoft.com/office/word/2015/wordml/symex" xmlns:wpg="http://schemas.microsoft.com/office/word/2010/wordprocessingGroup" xmlns:wpi="http://schemas.microsoft.com/office/word/2010/wordprocessingInk" xmlns:wne="http://schemas.microsoft.com/office/word/2006/wordml" xmlns:wps="http://schemas.microsoft.com/office/word/2010/wordprocessingShape" mc:Ignorable="w14 w15 w16se w16cid w16 w16cex w16sdtdh wp14">
+<w:document xmlns:wpc="http://schemas.microsoft.com/office/word/2010/wordprocessingCanvas" xmlns:cx="http://schemas.microsoft.com/office/drawing/2014/chartex" xmlns:cx1="http://schemas.microsoft.com/office/drawing/2015/9/8/chartex" xmlns:cx2="http://schemas.microsoft.com/office/drawing/2015/10/21/chartex" xmlns:cx3="http://schemas.microsoft.com/office/drawing/2016/5/9/chartex" xmlns:cx4="http://schemas.microsoft.com/office/drawing/2016/5/10/chartex" xmlns:cx5="http://schemas.microsoft.com/office/drawing/2016/5/11/chartex" xmlns:cx6="http://schemas.microsoft.com/office/drawing/2016/5/12/chartex" xmlns:cx7="http://schemas.microsoft.com/office/drawing/2016/5/13/chartex" xmlns:cx8="http://schemas.microsoft.com/office/drawing/2016/5/14/chartex" xmlns:mc="http://schemas.openxmlformats.org/markup-compatibility/2006" xmlns:aink="http://schemas.microsoft.com/office/drawing/2016/ink" xmlns:am3d="http://schemas.microsoft.com/office/drawing/2017/model3d" xmlns:o="urn:schemas-microsoft-com:office:office" xmlns:r="http://schemas.openxmlformats.org/officeDocument/2006/relationships" xmlns:m="http://schemas.openxmlformats.org/officeDocument/2006/math" xmlns:v="urn:schemas-microsoft-com:vml" xmlns:wp14="http://schemas.microsoft.com/office/word/2010/wordprocessingDrawing" xmlns:wp="http://schemas.openxmlformats.org/drawingml/2006/wordprocessingDrawing" xmlns:w10="urn:schemas-microsoft-com:office:word" xmlns:w="http://schemas.openxmlformats.org/wordprocessingml/2006/main" xmlns:w14="http://schemas.microsoft.com/office/word/2010/wordml" xmlns:w15="http://schemas.microsoft.com/office/word/2012/wordml" xmlns:w16cex="http://schemas.microsoft.com/office/word/2018/wordml/cex" xmlns:w16cid="http://schemas.microsoft.com/office/word/2016/wordml/cid" xmlns:w16="http://schemas.microsoft.com/office/word/2018/wordml" xmlns:w16sdtdh="http://schemas.microsoft.com/office/word/2020/wordml/sdtdatahash" xmlns:w16se="http://schemas.microsoft.com/office/word/2015/wordml/symex" xmlns:wpg="http://schemas.microsoft.com/office/word/2010/wordprocessingGroup" xmlns:wpi="http://schemas.microsoft.com/office/word/2010/wordprocessingInk" xmlns:wne="http://schemas.microsoft.com/office/word/2006/wordml" xmlns:wps="http://schemas.microsoft.com/office/word/2010/wordprocessingShape" xmlns:a="http://schemas.openxmlformats.org/drawingml/2006/main" xmlns:pic="http://schemas.openxmlformats.org/drawingml/2006/picture" xmlns:dgm="http://schemas.openxmlformats.org/drawingml/2006/diagram" mc:Ignorable="w14 w15 w16se w16cid w16 w16cex w16sdtdh wp14">
   <w:body>
     <w:p>
       <w:pPr>
@@ -33,12 +33,12 @@
       <w:tblPr>
         <w:tblW w:w="9962" w:type="dxa"/>
         <w:tblBorders>
-          <w:top w:val="single" w:sz="4" w:space="0" w:color="000000"/>
-          <w:left w:val="single" w:sz="4" w:space="0" w:color="000000"/>
-          <w:bottom w:val="single" w:sz="4" w:space="0" w:color="000000"/>
-          <w:right w:val="single" w:sz="4" w:space="0" w:color="000000"/>
-          <w:insideH w:val="single" w:sz="4" w:space="0" w:color="000000"/>
-          <w:insideV w:val="single" w:sz="4" w:space="0" w:color="000000"/>
+          <w:top w:val="single" w:color="000000" w:sz="4" w:space="0"/>
+          <w:left w:val="single" w:color="000000" w:sz="4" w:space="0"/>
+          <w:bottom w:val="single" w:color="000000" w:sz="4" w:space="0"/>
+          <w:right w:val="single" w:color="000000" w:sz="4" w:space="0"/>
+          <w:insideH w:val="single" w:color="000000" w:sz="4" w:space="0"/>
+          <w:insideV w:val="single" w:color="000000" w:sz="4" w:space="0"/>
         </w:tblBorders>
         <w:tblLayout w:type="fixed"/>
         <w:tblLook w:val="0400" w:firstRow="0" w:lastRow="0" w:firstColumn="0" w:lastColumn="0" w:noHBand="0" w:noVBand="1"/>
@@ -116,12 +116,12 @@
       <w:tblPr>
         <w:tblW w:w="9962" w:type="dxa"/>
         <w:tblBorders>
-          <w:top w:val="single" w:sz="4" w:space="0" w:color="000000"/>
-          <w:left w:val="single" w:sz="4" w:space="0" w:color="000000"/>
-          <w:bottom w:val="single" w:sz="4" w:space="0" w:color="000000"/>
-          <w:right w:val="single" w:sz="4" w:space="0" w:color="000000"/>
-          <w:insideH w:val="single" w:sz="4" w:space="0" w:color="000000"/>
-          <w:insideV w:val="single" w:sz="4" w:space="0" w:color="000000"/>
+          <w:top w:val="single" w:color="000000" w:sz="4" w:space="0"/>
+          <w:left w:val="single" w:color="000000" w:sz="4" w:space="0"/>
+          <w:bottom w:val="single" w:color="000000" w:sz="4" w:space="0"/>
+          <w:right w:val="single" w:color="000000" w:sz="4" w:space="0"/>
+          <w:insideH w:val="single" w:color="000000" w:sz="4" w:space="0"/>
+          <w:insideV w:val="single" w:color="000000" w:sz="4" w:space="0"/>
         </w:tblBorders>
         <w:shd w:val="clear" w:color="auto" w:fill="EDF2F8"/>
         <w:tblLayout w:type="fixed"/>
@@ -276,12 +276,12 @@
       <w:tblPr>
         <w:tblW w:w="9962" w:type="dxa"/>
         <w:tblBorders>
-          <w:top w:val="single" w:sz="4" w:space="0" w:color="000000"/>
-          <w:left w:val="single" w:sz="4" w:space="0" w:color="000000"/>
-          <w:bottom w:val="single" w:sz="4" w:space="0" w:color="000000"/>
-          <w:right w:val="single" w:sz="4" w:space="0" w:color="000000"/>
-          <w:insideH w:val="single" w:sz="4" w:space="0" w:color="000000"/>
-          <w:insideV w:val="single" w:sz="4" w:space="0" w:color="000000"/>
+          <w:top w:val="single" w:color="000000" w:sz="4" w:space="0"/>
+          <w:left w:val="single" w:color="000000" w:sz="4" w:space="0"/>
+          <w:bottom w:val="single" w:color="000000" w:sz="4" w:space="0"/>
+          <w:right w:val="single" w:color="000000" w:sz="4" w:space="0"/>
+          <w:insideH w:val="single" w:color="000000" w:sz="4" w:space="0"/>
+          <w:insideV w:val="single" w:color="000000" w:sz="4" w:space="0"/>
         </w:tblBorders>
         <w:shd w:val="clear" w:color="auto" w:fill="EDF2F8"/>
         <w:tblLayout w:type="fixed"/>
@@ -526,12 +526,12 @@
       <w:tblPr>
         <w:tblW w:w="9962" w:type="dxa"/>
         <w:tblBorders>
-          <w:top w:val="single" w:sz="4" w:space="0" w:color="000000"/>
-          <w:left w:val="single" w:sz="4" w:space="0" w:color="000000"/>
-          <w:bottom w:val="single" w:sz="4" w:space="0" w:color="000000"/>
-          <w:right w:val="single" w:sz="4" w:space="0" w:color="000000"/>
-          <w:insideH w:val="single" w:sz="4" w:space="0" w:color="000000"/>
-          <w:insideV w:val="single" w:sz="4" w:space="0" w:color="000000"/>
+          <w:top w:val="single" w:color="000000" w:sz="4" w:space="0"/>
+          <w:left w:val="single" w:color="000000" w:sz="4" w:space="0"/>
+          <w:bottom w:val="single" w:color="000000" w:sz="4" w:space="0"/>
+          <w:right w:val="single" w:color="000000" w:sz="4" w:space="0"/>
+          <w:insideH w:val="single" w:color="000000" w:sz="4" w:space="0"/>
+          <w:insideV w:val="single" w:color="000000" w:sz="4" w:space="0"/>
         </w:tblBorders>
         <w:tblLayout w:type="fixed"/>
         <w:tblLook w:val="0400" w:firstRow="0" w:lastRow="0" w:firstColumn="0" w:lastColumn="0" w:noHBand="0" w:noVBand="1"/>
@@ -1423,13 +1423,15 @@
           <w:sz w:val="20"/>
           <w:szCs w:val="20"/>
           <w:highlight w:val="yellow"/>
-        </w:rPr>
-      </w:pPr>
-      <w:r>
-        <w:rPr>
-          <w:sz w:val="20"/>
-          <w:szCs w:val="20"/>
-          <w:highlight w:val="yellow"/>
+          <w:lang w:val="es-ES"/>
+        </w:rPr>
+      </w:pPr>
+      <w:r>
+        <w:rPr>
+          <w:sz w:val="20"/>
+          <w:szCs w:val="20"/>
+          <w:highlight w:val="yellow"/>
+          <w:lang w:val="es-ES"/>
         </w:rPr>
         <w:t xml:space="preserve">Con el fin de facilitar la comprensión general del enfoque, se sugiere </w:t>
       </w:r>
@@ -1438,6 +1440,7 @@
           <w:sz w:val="20"/>
           <w:szCs w:val="20"/>
           <w:highlight w:val="yellow"/>
+          <w:lang w:val="es-ES"/>
         </w:rPr>
         <w:t>analizar</w:t>
       </w:r>
@@ -1446,6 +1449,7 @@
           <w:sz w:val="20"/>
           <w:szCs w:val="20"/>
           <w:highlight w:val="yellow"/>
+          <w:lang w:val="es-ES"/>
         </w:rPr>
         <w:t xml:space="preserve"> el siguiente recurso audiovisual, el cual presenta de manera introductoria los principales elementos del Desarrollo a Escala Humana. </w:t>
       </w:r>
@@ -1471,13 +1475,15 @@
           <w:sz w:val="20"/>
           <w:szCs w:val="20"/>
           <w:highlight w:val="yellow"/>
-        </w:rPr>
-      </w:pPr>
-      <w:r>
-        <w:rPr>
-          <w:sz w:val="20"/>
-          <w:szCs w:val="20"/>
-          <w:highlight w:val="yellow"/>
+          <w:lang w:val="es-ES"/>
+        </w:rPr>
+      </w:pPr>
+      <w:r>
+        <w:rPr>
+          <w:sz w:val="20"/>
+          <w:szCs w:val="20"/>
+          <w:highlight w:val="yellow"/>
+          <w:lang w:val="es-ES"/>
         </w:rPr>
         <w:t>Este recurso permite reconocer de manera general cómo las necesidades humanas, los satisfactores y las competencias socioemocionales se relacionan en la vida cotidiana.</w:t>
       </w:r>
@@ -2469,13 +2475,15 @@
           <w:sz w:val="20"/>
           <w:szCs w:val="20"/>
           <w:highlight w:val="yellow"/>
-        </w:rPr>
-      </w:pPr>
-      <w:r>
-        <w:rPr>
-          <w:sz w:val="20"/>
-          <w:szCs w:val="20"/>
-          <w:highlight w:val="yellow"/>
+          <w:lang w:val="es-ES"/>
+        </w:rPr>
+      </w:pPr>
+      <w:r>
+        <w:rPr>
+          <w:sz w:val="20"/>
+          <w:szCs w:val="20"/>
+          <w:highlight w:val="yellow"/>
+          <w:lang w:val="es-ES"/>
         </w:rPr>
         <w:t>Las necesidades humanas fundamentales son universales; es decir, todas las personas las tienen, sin importar el lugar o la época. A lo largo de la historia, han estado presentes necesidades como la subsistencia, la protección, el afecto y la participación. Con el tiempo, otras como la identidad y la libertad han adquirido mayor relevancia en la forma en que las personas construyen su vida.</w:t>
       </w:r>
@@ -2913,26 +2921,17 @@
         </w:rPr>
         <w:t xml:space="preserve"> </w:t>
       </w:r>
-      <w:r>
-        <w:rPr>
-          <w:noProof/>
-          <w:sz w:val="20"/>
-          <w:szCs w:val="20"/>
-          <w:lang w:val="en-US" w:eastAsia="en-US"/>
-        </w:rPr>
-        <w:drawing>
-          <wp:inline distT="0" distB="0" distL="0" distR="0" wp14:anchorId="647B4D43" wp14:editId="790F1064">
-            <wp:extent cx="5819775" cy="2867025"/>
-            <wp:effectExtent l="0" t="0" r="0" b="9525"/>
-            <wp:docPr id="304125499" name="Diagrama 4"/>
-            <wp:cNvGraphicFramePr/>
-            <a:graphic xmlns:a="http://schemas.openxmlformats.org/drawingml/2006/main">
-              <a:graphicData uri="http://schemas.openxmlformats.org/drawingml/2006/diagram">
-                <dgm:relIds xmlns:dgm="http://schemas.openxmlformats.org/drawingml/2006/diagram" xmlns:r="http://schemas.openxmlformats.org/officeDocument/2006/relationships" r:dm="rId12" r:lo="rId13" r:qs="rId14" r:cs="rId15"/>
-              </a:graphicData>
-            </a:graphic>
-          </wp:inline>
-        </w:drawing>
+      <w:commentRangeStart w:id="2117972160"/>
+      <w:r>
+        <w:rPr/>
+        <w:t>￼</w:t>
+      </w:r>
+      <w:commentRangeEnd w:id="2117972160"/>
+      <w:r>
+        <w:rPr>
+          <w:rStyle w:val="CommentReference"/>
+        </w:rPr>
+        <w:commentReference w:id="2117972160"/>
       </w:r>
     </w:p>
     <w:p>
@@ -3066,11 +3065,11 @@
       <w:pPr>
         <w:pStyle w:val="Prrafodelista"/>
         <w:pBdr>
-          <w:top w:val="nil"/>
-          <w:left w:val="nil"/>
-          <w:bottom w:val="nil"/>
-          <w:right w:val="nil"/>
-          <w:between w:val="nil"/>
+          <w:top w:val="nil" w:color="FF000000" w:sz="0" w:space="0"/>
+          <w:left w:val="nil" w:color="FF000000" w:sz="0" w:space="0"/>
+          <w:bottom w:val="nil" w:color="FF000000" w:sz="0" w:space="0"/>
+          <w:right w:val="nil" w:color="FF000000" w:sz="0" w:space="0"/>
+          <w:between w:val="nil" w:color="FF000000" w:sz="0" w:space="0"/>
         </w:pBdr>
         <w:ind w:left="0"/>
         <w:rPr>
@@ -3078,14 +3077,16 @@
           <w:sz w:val="20"/>
           <w:szCs w:val="20"/>
           <w:highlight w:val="green"/>
-        </w:rPr>
-      </w:pPr>
-      <w:r>
-        <w:rPr>
-          <w:color w:val="000000"/>
+          <w:lang w:val="es-ES"/>
+        </w:rPr>
+      </w:pPr>
+      <w:r>
+        <w:rPr>
+          <w:color w:val="000000" w:themeColor="text1" w:themeTint="FF" w:themeShade="FF"/>
           <w:sz w:val="20"/>
           <w:szCs w:val="20"/>
           <w:highlight w:val="green"/>
+          <w:lang w:val="es-ES"/>
         </w:rPr>
         <w:t>Por ejemplo, la necesidad de afecto no solo implica la ausencia de relaciones, sino también la capacidad de dar y recibir afecto. De igual manera, la necesidad de participación impulsa a las personas a involucrarse activamente en su entorno.</w:t>
       </w:r>
@@ -3234,13 +3235,15 @@
           <w:sz w:val="20"/>
           <w:szCs w:val="20"/>
           <w:highlight w:val="yellow"/>
-        </w:rPr>
-      </w:pPr>
-      <w:r>
-        <w:rPr>
-          <w:sz w:val="20"/>
-          <w:szCs w:val="20"/>
-          <w:highlight w:val="yellow"/>
+          <w:lang w:val="es-ES"/>
+        </w:rPr>
+      </w:pPr>
+      <w:r>
+        <w:rPr>
+          <w:sz w:val="20"/>
+          <w:szCs w:val="20"/>
+          <w:highlight w:val="yellow"/>
+          <w:lang w:val="es-ES"/>
         </w:rPr>
         <w:t>Las necesidades humanas no se relacionan únicamente con lo material o económico. También están vinculadas con aspectos personales, sociales y emocionales que influyen directamente en el bienestar de las personas.</w:t>
       </w:r>
@@ -4112,12 +4115,12 @@
         <w:tblW w:w="0" w:type="auto"/>
         <w:tblInd w:w="108" w:type="dxa"/>
         <w:tblBorders>
-          <w:top w:val="single" w:sz="4" w:space="0" w:color="auto"/>
-          <w:left w:val="single" w:sz="4" w:space="0" w:color="auto"/>
-          <w:bottom w:val="single" w:sz="4" w:space="0" w:color="auto"/>
-          <w:right w:val="single" w:sz="4" w:space="0" w:color="auto"/>
-          <w:insideH w:val="single" w:sz="4" w:space="0" w:color="auto"/>
-          <w:insideV w:val="single" w:sz="4" w:space="0" w:color="auto"/>
+          <w:top w:val="single" w:color="auto" w:sz="4" w:space="0"/>
+          <w:left w:val="single" w:color="auto" w:sz="4" w:space="0"/>
+          <w:bottom w:val="single" w:color="auto" w:sz="4" w:space="0"/>
+          <w:right w:val="single" w:color="auto" w:sz="4" w:space="0"/>
+          <w:insideH w:val="single" w:color="auto" w:sz="4" w:space="0"/>
+          <w:insideV w:val="single" w:color="auto" w:sz="4" w:space="0"/>
         </w:tblBorders>
         <w:tblLook w:val="04A0" w:firstRow="1" w:lastRow="0" w:firstColumn="1" w:lastColumn="0" w:noHBand="0" w:noVBand="1"/>
       </w:tblPr>
@@ -5234,43 +5237,46 @@
           <w:sz w:val="20"/>
           <w:szCs w:val="20"/>
           <w:highlight w:val="yellow"/>
-        </w:rPr>
-      </w:pPr>
-      <w:r>
-        <w:rPr>
-          <w:color w:val="000000" w:themeColor="text1"/>
-          <w:sz w:val="20"/>
-          <w:szCs w:val="20"/>
-          <w:highlight w:val="yellow"/>
+          <w:lang w:val="es-ES"/>
+        </w:rPr>
+      </w:pPr>
+      <w:r>
+        <w:rPr>
+          <w:color w:val="000000" w:themeColor="text1" w:themeTint="FF" w:themeShade="FF"/>
+          <w:sz w:val="20"/>
+          <w:szCs w:val="20"/>
+          <w:highlight w:val="yellow"/>
+          <w:lang w:val="es-ES"/>
         </w:rPr>
         <w:t xml:space="preserve">Según Max-Neef, Elizalde y </w:t>
       </w:r>
-      <w:proofErr w:type="spellStart"/>
-      <w:r>
-        <w:rPr>
-          <w:color w:val="000000" w:themeColor="text1"/>
-          <w:sz w:val="20"/>
-          <w:szCs w:val="20"/>
-          <w:highlight w:val="yellow"/>
+      <w:r>
+        <w:rPr>
+          <w:color w:val="000000" w:themeColor="text1" w:themeTint="FF" w:themeShade="FF"/>
+          <w:sz w:val="20"/>
+          <w:szCs w:val="20"/>
+          <w:highlight w:val="yellow"/>
+          <w:lang w:val="es-ES"/>
         </w:rPr>
         <w:t>Hopenhayn</w:t>
       </w:r>
-      <w:proofErr w:type="spellEnd"/>
-      <w:r>
-        <w:rPr>
-          <w:color w:val="000000" w:themeColor="text1"/>
-          <w:sz w:val="20"/>
-          <w:szCs w:val="20"/>
-          <w:highlight w:val="yellow"/>
+      <w:r>
+        <w:rPr>
+          <w:color w:val="000000" w:themeColor="text1" w:themeTint="FF" w:themeShade="FF"/>
+          <w:sz w:val="20"/>
+          <w:szCs w:val="20"/>
+          <w:highlight w:val="yellow"/>
+          <w:lang w:val="es-ES"/>
         </w:rPr>
         <w:t xml:space="preserve"> (1986), existen distintos tipos de satisfactores, los cuales se describen a continuación y se ejemplifican mediante tablas explicativas</w:t>
       </w:r>
       <w:r>
         <w:rPr>
-          <w:color w:val="000000" w:themeColor="text1"/>
-          <w:sz w:val="20"/>
-          <w:szCs w:val="20"/>
-          <w:highlight w:val="yellow"/>
+          <w:color w:val="000000" w:themeColor="text1" w:themeTint="FF" w:themeShade="FF"/>
+          <w:sz w:val="20"/>
+          <w:szCs w:val="20"/>
+          <w:highlight w:val="yellow"/>
+          <w:lang w:val="es-ES"/>
         </w:rPr>
         <w:t>:</w:t>
       </w:r>
@@ -5412,6 +5418,7 @@
           <w:tcPr>
             <w:tcW w:w="2778" w:type="dxa"/>
             <w:shd w:val="clear" w:color="auto" w:fill="000000" w:themeFill="text1"/>
+            <w:tcMar/>
           </w:tcPr>
           <w:p>
             <w:pPr>
@@ -5443,6 +5450,7 @@
           <w:tcPr>
             <w:tcW w:w="2778" w:type="dxa"/>
             <w:shd w:val="clear" w:color="auto" w:fill="000000" w:themeFill="text1"/>
+            <w:tcMar/>
           </w:tcPr>
           <w:p>
             <w:pPr>
@@ -5474,6 +5482,7 @@
           <w:tcPr>
             <w:tcW w:w="2778" w:type="dxa"/>
             <w:shd w:val="clear" w:color="auto" w:fill="000000" w:themeFill="text1"/>
+            <w:tcMar/>
           </w:tcPr>
           <w:p>
             <w:pPr>
@@ -5507,6 +5516,7 @@
         <w:tc>
           <w:tcPr>
             <w:tcW w:w="2778" w:type="dxa"/>
+            <w:tcMar/>
           </w:tcPr>
           <w:p>
             <w:pPr>
@@ -5544,6 +5554,7 @@
         <w:tc>
           <w:tcPr>
             <w:tcW w:w="2778" w:type="dxa"/>
+            <w:tcMar/>
           </w:tcPr>
           <w:p>
             <w:pPr>
@@ -5572,6 +5583,7 @@
         <w:tc>
           <w:tcPr>
             <w:tcW w:w="2778" w:type="dxa"/>
+            <w:tcMar/>
           </w:tcPr>
           <w:p>
             <w:pPr>
@@ -5602,6 +5614,68 @@
         <w:tc>
           <w:tcPr>
             <w:tcW w:w="2778" w:type="dxa"/>
+            <w:tcMar/>
+          </w:tcPr>
+          <w:p>
+            <w:pPr>
+              <w:pStyle w:val="Prrafodelista"/>
+              <w:ind w:left="0"/>
+              <w:rPr>
+                <w:b w:val="1"/>
+                <w:bCs w:val="1"/>
+                <w:color w:val="000000" w:themeColor="text1"/>
+                <w:sz w:val="20"/>
+                <w:szCs w:val="20"/>
+                <w:highlight w:val="yellow"/>
+                <w:lang w:val="es-ES"/>
+              </w:rPr>
+            </w:pPr>
+            <w:r>
+              <w:rPr>
+                <w:color w:val="000000" w:themeColor="text1" w:themeTint="FF" w:themeShade="FF"/>
+                <w:sz w:val="20"/>
+                <w:szCs w:val="20"/>
+                <w:highlight w:val="yellow"/>
+                <w:lang w:val="es-ES"/>
+              </w:rPr>
+              <w:t xml:space="preserve">Iniciativas productivas </w:t>
+            </w:r>
+            <w:r>
+              <w:rPr>
+                <w:color w:val="000000" w:themeColor="text1" w:themeTint="FF" w:themeShade="FF"/>
+                <w:sz w:val="20"/>
+                <w:szCs w:val="20"/>
+                <w:highlight w:val="yellow"/>
+                <w:lang w:val="es-ES"/>
+              </w:rPr>
+              <w:t>autogestionables</w:t>
+            </w:r>
+            <w:r>
+              <w:rPr>
+                <w:color w:val="000000" w:themeColor="text1" w:themeTint="FF" w:themeShade="FF"/>
+                <w:sz w:val="20"/>
+                <w:szCs w:val="20"/>
+                <w:highlight w:val="yellow"/>
+                <w:lang w:val="es-ES"/>
+              </w:rPr>
+              <w:t xml:space="preserve"> (Por ejemplo, asociación de productores)</w:t>
+            </w:r>
+            <w:r>
+              <w:rPr>
+                <w:color w:val="000000" w:themeColor="text1" w:themeTint="FF" w:themeShade="FF"/>
+                <w:sz w:val="20"/>
+                <w:szCs w:val="20"/>
+                <w:highlight w:val="yellow"/>
+                <w:lang w:val="es-ES"/>
+              </w:rPr>
+              <w:t>.</w:t>
+            </w:r>
+          </w:p>
+        </w:tc>
+        <w:tc>
+          <w:tcPr>
+            <w:tcW w:w="2778" w:type="dxa"/>
+            <w:tcMar/>
           </w:tcPr>
           <w:p>
             <w:pPr>
@@ -5623,42 +5697,14 @@
                 <w:szCs w:val="20"/>
                 <w:highlight w:val="yellow"/>
               </w:rPr>
-              <w:t xml:space="preserve">Iniciativas productivas </w:t>
-            </w:r>
-            <w:proofErr w:type="spellStart"/>
-            <w:r>
-              <w:rPr>
-                <w:color w:val="000000" w:themeColor="text1"/>
-                <w:sz w:val="20"/>
-                <w:szCs w:val="20"/>
-                <w:highlight w:val="yellow"/>
-              </w:rPr>
-              <w:t>autogestionables</w:t>
-            </w:r>
-            <w:proofErr w:type="spellEnd"/>
-            <w:r>
-              <w:rPr>
-                <w:color w:val="000000" w:themeColor="text1"/>
-                <w:sz w:val="20"/>
-                <w:szCs w:val="20"/>
-                <w:highlight w:val="yellow"/>
-              </w:rPr>
-              <w:t xml:space="preserve"> (Por ejemplo, asociación de productores)</w:t>
-            </w:r>
-            <w:r>
-              <w:rPr>
-                <w:color w:val="000000" w:themeColor="text1"/>
-                <w:sz w:val="20"/>
-                <w:szCs w:val="20"/>
-                <w:highlight w:val="yellow"/>
-              </w:rPr>
-              <w:t>.</w:t>
+              <w:t xml:space="preserve">Subsistencia. </w:t>
             </w:r>
           </w:p>
         </w:tc>
         <w:tc>
           <w:tcPr>
             <w:tcW w:w="2778" w:type="dxa"/>
+            <w:tcMar/>
           </w:tcPr>
           <w:p>
             <w:pPr>
@@ -5680,13 +5726,16 @@
                 <w:szCs w:val="20"/>
                 <w:highlight w:val="yellow"/>
               </w:rPr>
-              <w:t xml:space="preserve">Subsistencia. </w:t>
-            </w:r>
-          </w:p>
-        </w:tc>
+              <w:t xml:space="preserve">Entendimiento, participación, creación, Identidad, libertad. </w:t>
+            </w:r>
+          </w:p>
+        </w:tc>
+      </w:tr>
+      <w:tr>
         <w:tc>
           <w:tcPr>
             <w:tcW w:w="2778" w:type="dxa"/>
+            <w:tcMar/>
           </w:tcPr>
           <w:p>
             <w:pPr>
@@ -5708,15 +5757,23 @@
                 <w:szCs w:val="20"/>
                 <w:highlight w:val="yellow"/>
               </w:rPr>
-              <w:t xml:space="preserve">Entendimiento, participación, creación, Identidad, libertad. </w:t>
-            </w:r>
-          </w:p>
-        </w:tc>
-      </w:tr>
-      <w:tr>
+              <w:t>Educación (pública, popular, crítica)</w:t>
+            </w:r>
+            <w:r>
+              <w:rPr>
+                <w:color w:val="000000" w:themeColor="text1"/>
+                <w:sz w:val="20"/>
+                <w:szCs w:val="20"/>
+                <w:highlight w:val="yellow"/>
+              </w:rPr>
+              <w:t>.</w:t>
+            </w:r>
+          </w:p>
+        </w:tc>
         <w:tc>
           <w:tcPr>
             <w:tcW w:w="2778" w:type="dxa"/>
+            <w:tcMar/>
           </w:tcPr>
           <w:p>
             <w:pPr>
@@ -5738,50 +5795,14 @@
                 <w:szCs w:val="20"/>
                 <w:highlight w:val="yellow"/>
               </w:rPr>
-              <w:t>Educación (pública, popular, crítica)</w:t>
-            </w:r>
-            <w:r>
-              <w:rPr>
-                <w:color w:val="000000" w:themeColor="text1"/>
-                <w:sz w:val="20"/>
-                <w:szCs w:val="20"/>
-                <w:highlight w:val="yellow"/>
-              </w:rPr>
-              <w:t>.</w:t>
+              <w:t xml:space="preserve">Entendimiento. </w:t>
             </w:r>
           </w:p>
         </w:tc>
         <w:tc>
           <w:tcPr>
             <w:tcW w:w="2778" w:type="dxa"/>
-          </w:tcPr>
-          <w:p>
-            <w:pPr>
-              <w:pStyle w:val="Prrafodelista"/>
-              <w:ind w:left="0"/>
-              <w:rPr>
-                <w:b/>
-                <w:bCs/>
-                <w:color w:val="000000" w:themeColor="text1"/>
-                <w:sz w:val="20"/>
-                <w:szCs w:val="20"/>
-                <w:highlight w:val="yellow"/>
-              </w:rPr>
-            </w:pPr>
-            <w:r>
-              <w:rPr>
-                <w:color w:val="000000" w:themeColor="text1"/>
-                <w:sz w:val="20"/>
-                <w:szCs w:val="20"/>
-                <w:highlight w:val="yellow"/>
-              </w:rPr>
-              <w:t xml:space="preserve">Entendimiento. </w:t>
-            </w:r>
-          </w:p>
-        </w:tc>
-        <w:tc>
-          <w:tcPr>
-            <w:tcW w:w="2778" w:type="dxa"/>
+            <w:tcMar/>
           </w:tcPr>
           <w:p>
             <w:pPr>
@@ -5847,43 +5868,48 @@
           <w:sz w:val="20"/>
           <w:szCs w:val="20"/>
           <w:highlight w:val="yellow"/>
-        </w:rPr>
-      </w:pPr>
-      <w:r>
-        <w:rPr>
-          <w:b/>
-          <w:bCs/>
-          <w:color w:val="000000" w:themeColor="text1"/>
-          <w:sz w:val="20"/>
-          <w:szCs w:val="20"/>
-          <w:highlight w:val="yellow"/>
+          <w:lang w:val="es-ES"/>
+        </w:rPr>
+      </w:pPr>
+      <w:r>
+        <w:rPr>
+          <w:b w:val="1"/>
+          <w:bCs w:val="1"/>
+          <w:color w:val="000000" w:themeColor="text1" w:themeTint="FF" w:themeShade="FF"/>
+          <w:sz w:val="20"/>
+          <w:szCs w:val="20"/>
+          <w:highlight w:val="yellow"/>
+          <w:lang w:val="es-ES"/>
         </w:rPr>
         <w:t>Singulares:</w:t>
       </w:r>
       <w:r>
         <w:rPr>
-          <w:color w:val="000000" w:themeColor="text1"/>
-          <w:sz w:val="20"/>
-          <w:szCs w:val="20"/>
-          <w:highlight w:val="yellow"/>
+          <w:color w:val="000000" w:themeColor="text1" w:themeTint="FF" w:themeShade="FF"/>
+          <w:sz w:val="20"/>
+          <w:szCs w:val="20"/>
+          <w:highlight w:val="yellow"/>
+          <w:lang w:val="es-ES"/>
         </w:rPr>
         <w:t xml:space="preserve"> son aquellos que apuntan a la satisfacción de una sola necesidad siendo neutros, respecto a la satisfacción de otras necesidades</w:t>
       </w:r>
       <w:r>
         <w:rPr>
-          <w:color w:val="000000" w:themeColor="text1"/>
-          <w:sz w:val="20"/>
-          <w:szCs w:val="20"/>
-          <w:highlight w:val="yellow"/>
+          <w:color w:val="000000" w:themeColor="text1" w:themeTint="FF" w:themeShade="FF"/>
+          <w:sz w:val="20"/>
+          <w:szCs w:val="20"/>
+          <w:highlight w:val="yellow"/>
+          <w:lang w:val="es-ES"/>
         </w:rPr>
         <w:t xml:space="preserve">. </w:t>
       </w:r>
       <w:r>
         <w:rPr>
-          <w:color w:val="000000" w:themeColor="text1"/>
-          <w:sz w:val="20"/>
-          <w:szCs w:val="20"/>
-          <w:highlight w:val="yellow"/>
+          <w:color w:val="000000" w:themeColor="text1" w:themeTint="FF" w:themeShade="FF"/>
+          <w:sz w:val="20"/>
+          <w:szCs w:val="20"/>
+          <w:highlight w:val="yellow"/>
+          <w:lang w:val="es-ES"/>
         </w:rPr>
         <w:t>Son característicos de los planes y programas de desarrollo de cooperación y asistencia.</w:t>
       </w:r>
@@ -6721,38 +6747,40 @@
           <w:sz w:val="20"/>
           <w:szCs w:val="20"/>
           <w:highlight w:val="yellow"/>
-        </w:rPr>
-      </w:pPr>
-      <w:proofErr w:type="spellStart"/>
-      <w:r>
-        <w:rPr>
-          <w:b/>
-          <w:bCs/>
-          <w:color w:val="000000" w:themeColor="text1"/>
-          <w:sz w:val="20"/>
-          <w:szCs w:val="20"/>
-          <w:highlight w:val="yellow"/>
+          <w:lang w:val="es-ES"/>
+        </w:rPr>
+      </w:pPr>
+      <w:r>
+        <w:rPr>
+          <w:b w:val="1"/>
+          <w:bCs w:val="1"/>
+          <w:color w:val="000000" w:themeColor="text1" w:themeTint="FF" w:themeShade="FF"/>
+          <w:sz w:val="20"/>
+          <w:szCs w:val="20"/>
+          <w:highlight w:val="yellow"/>
+          <w:lang w:val="es-ES"/>
         </w:rPr>
         <w:t>Seudosatisfactores</w:t>
       </w:r>
-      <w:proofErr w:type="spellEnd"/>
-      <w:r>
-        <w:rPr>
-          <w:b/>
-          <w:bCs/>
-          <w:color w:val="000000" w:themeColor="text1"/>
-          <w:sz w:val="20"/>
-          <w:szCs w:val="20"/>
-          <w:highlight w:val="yellow"/>
+      <w:r>
+        <w:rPr>
+          <w:b w:val="1"/>
+          <w:bCs w:val="1"/>
+          <w:color w:val="000000" w:themeColor="text1" w:themeTint="FF" w:themeShade="FF"/>
+          <w:sz w:val="20"/>
+          <w:szCs w:val="20"/>
+          <w:highlight w:val="yellow"/>
+          <w:lang w:val="es-ES"/>
         </w:rPr>
         <w:t xml:space="preserve">: </w:t>
       </w:r>
       <w:r>
         <w:rPr>
-          <w:color w:val="000000" w:themeColor="text1"/>
-          <w:sz w:val="20"/>
-          <w:szCs w:val="20"/>
-          <w:highlight w:val="yellow"/>
+          <w:color w:val="000000" w:themeColor="text1" w:themeTint="FF" w:themeShade="FF"/>
+          <w:sz w:val="20"/>
+          <w:szCs w:val="20"/>
+          <w:highlight w:val="yellow"/>
+          <w:lang w:val="es-ES"/>
         </w:rPr>
         <w:t xml:space="preserve">son elementos que estimulan una falsa sensación de satisfacción de una necesidad determinada. Sin la agresividad de los violadores o destructores, pueden en ocasiones aniquilar en un plazo mediano, la posibilidad de satisfacer la necesidad a que originalmente apuntan. </w:t>
       </w:r>
@@ -7476,34 +7504,36 @@
           <w:color w:val="000000" w:themeColor="text1"/>
           <w:sz w:val="20"/>
           <w:szCs w:val="20"/>
-        </w:rPr>
-      </w:pPr>
-      <w:r>
-        <w:rPr>
-          <w:color w:val="000000" w:themeColor="text1"/>
-          <w:sz w:val="20"/>
-          <w:szCs w:val="20"/>
-          <w:highlight w:val="yellow"/>
+          <w:lang w:val="es-ES"/>
+        </w:rPr>
+      </w:pPr>
+      <w:r>
+        <w:rPr>
+          <w:color w:val="000000" w:themeColor="text1" w:themeTint="FF" w:themeShade="FF"/>
+          <w:sz w:val="20"/>
+          <w:szCs w:val="20"/>
+          <w:highlight w:val="yellow"/>
+          <w:lang w:val="es-ES"/>
         </w:rPr>
         <w:t xml:space="preserve">Para el caso del fortalecimiento de las competencias socioemocionales, “se espera que se puedan desarrollar satisfactores sinérgicos en la medida en que cumplen un papel contrahegemónico en el sentido de que revierten racionalidades dominantes”. (Max-Neef, Elizalde &amp; </w:t>
       </w:r>
-      <w:proofErr w:type="spellStart"/>
-      <w:r>
-        <w:rPr>
-          <w:color w:val="000000" w:themeColor="text1"/>
-          <w:sz w:val="20"/>
-          <w:szCs w:val="20"/>
-          <w:highlight w:val="yellow"/>
+      <w:r>
+        <w:rPr>
+          <w:color w:val="000000" w:themeColor="text1" w:themeTint="FF" w:themeShade="FF"/>
+          <w:sz w:val="20"/>
+          <w:szCs w:val="20"/>
+          <w:highlight w:val="yellow"/>
+          <w:lang w:val="es-ES"/>
         </w:rPr>
         <w:t>Hopenhayn</w:t>
       </w:r>
-      <w:proofErr w:type="spellEnd"/>
-      <w:r>
-        <w:rPr>
-          <w:color w:val="000000" w:themeColor="text1"/>
-          <w:sz w:val="20"/>
-          <w:szCs w:val="20"/>
-          <w:highlight w:val="yellow"/>
+      <w:r>
+        <w:rPr>
+          <w:color w:val="000000" w:themeColor="text1" w:themeTint="FF" w:themeShade="FF"/>
+          <w:sz w:val="20"/>
+          <w:szCs w:val="20"/>
+          <w:highlight w:val="yellow"/>
+          <w:lang w:val="es-ES"/>
         </w:rPr>
         <w:t>, 2010, p. 28). Esta posición refuerza el fortalecimiento de las CSE entendida como acción de empoderamiento individual y colectivo a través del ejercicio del pensamiento crítico.</w:t>
       </w:r>
@@ -8147,11 +8177,11 @@
           </mc:Choice>
           <mc:Fallback>
             <w:pict>
-              <v:shapetype w14:anchorId="6D54FDC2" id="_x0000_t202" coordsize="21600,21600" o:spt="202" path="m,l,21600r21600,l21600,xe">
+              <v:shapetype id="_x0000_t202" coordsize="21600,21600" o:spt="202" path="m,l,21600r21600,l21600,xe" w14:anchorId="6D54FDC2">
                 <v:stroke joinstyle="miter"/>
                 <v:path gradientshapeok="t" o:connecttype="rect"/>
               </v:shapetype>
-              <v:shape id="_x0000_s1026" type="#_x0000_t202" style="position:absolute;margin-left:0;margin-top:13.15pt;width:385.65pt;height:2in;z-index:251659264;visibility:visible;mso-wrap-style:square;mso-width-percent:0;mso-wrap-distance-left:9pt;mso-wrap-distance-top:0;mso-wrap-distance-right:9pt;mso-wrap-distance-bottom:0;mso-position-horizontal:left;mso-position-horizontal-relative:margin;mso-position-vertical:absolute;mso-position-vertical-relative:text;mso-width-percent:0;mso-width-relative:margin;v-text-anchor:top" o:gfxdata="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" fillcolor="#7030a0" stroked="f" strokeweight=".5pt">
+              <v:shape id="_x0000_s1026" style="position:absolute;margin-left:0;margin-top:13.15pt;width:385.65pt;height:2in;z-index:251659264;visibility:visible;mso-wrap-style:square;mso-width-percent:0;mso-wrap-distance-left:9pt;mso-wrap-distance-top:0;mso-wrap-distance-right:9pt;mso-wrap-distance-bottom:0;mso-position-horizontal:left;mso-position-horizontal-relative:margin;mso-position-vertical:absolute;mso-position-vertical-relative:text;mso-width-percent:0;mso-width-relative:margin;v-text-anchor:top" fillcolor="#7030a0" stroked="f" strokeweight=".5pt" type="#_x0000_t202" o:gfxdata="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">
                 <v:textbox style="mso-fit-shape-to-text:t">
                   <w:txbxContent>
                     <w:p>
@@ -8192,25 +8222,22 @@
           <w:szCs w:val="20"/>
         </w:rPr>
       </w:pPr>
+      <w:commentRangeStart w:id="1902819741"/>
       <w:r>
         <w:rPr>
           <w:noProof/>
-          <w:color w:val="000000"/>
-          <w:sz w:val="20"/>
-          <w:szCs w:val="20"/>
-          <w:lang w:val="en-US" w:eastAsia="en-US"/>
-        </w:rPr>
-        <mc:AlternateContent>
-          <mc:Choice Requires="wpg">
-            <w:drawing>
-              <wp:inline distT="0" distB="0" distL="0" distR="0" wp14:anchorId="5A51A700" wp14:editId="09808285">
-                <wp:extent cx="4898572" cy="2374612"/>
-                <wp:effectExtent l="0" t="0" r="0" b="0"/>
-                <wp:docPr id="90016671" name="Grupo 90016671"/>
-                <wp:cNvGraphicFramePr/>
+        </w:rPr>
+        <mc:AlternateContent xmlns:mc="http://schemas.openxmlformats.org/markup-compatibility/2006">
+          <mc:Choice xmlns:mc="http://schemas.openxmlformats.org/markup-compatibility/2006" Requires="wpg">
+            <w:drawing xmlns:w="http://schemas.openxmlformats.org/wordprocessingml/2006/main">
+              <wp:inline xmlns:wp14="http://schemas.microsoft.com/office/word/2010/wordprocessingDrawing" xmlns:wp="http://schemas.openxmlformats.org/drawingml/2006/wordprocessingDrawing" distT="0" distB="0" distL="0" distR="0" wp14:anchorId="6BD1C821" wp14:editId="303CFE01">
+                <wp:extent xmlns:wp="http://schemas.openxmlformats.org/drawingml/2006/wordprocessingDrawing" cx="4898572" cy="2374612"/>
+                <wp:effectExtent xmlns:wp="http://schemas.openxmlformats.org/drawingml/2006/wordprocessingDrawing" l="0" t="0" r="0" b="0"/>
+                <wp:docPr xmlns:wp="http://schemas.openxmlformats.org/drawingml/2006/wordprocessingDrawing" id="378339272" name="Grupo 90016671"/>
+                <wp:cNvGraphicFramePr xmlns:wp="http://schemas.openxmlformats.org/drawingml/2006/wordprocessingDrawing"/>
                 <a:graphic xmlns:a="http://schemas.openxmlformats.org/drawingml/2006/main">
                   <a:graphicData uri="http://schemas.microsoft.com/office/word/2010/wordprocessingGroup">
-                    <wpg:wgp>
+                    <wpg:wgp xmlns:wpg="http://schemas.microsoft.com/office/word/2010/wordprocessingGroup">
                       <wpg:cNvGrpSpPr/>
                       <wpg:grpSpPr>
                         <a:xfrm>
@@ -8231,7 +8258,7 @@
                             <a:chExt cx="4898572" cy="2374610"/>
                           </a:xfrm>
                         </wpg:grpSpPr>
-                        <wps:wsp>
+                        <wps:wsp xmlns:wps="http://schemas.microsoft.com/office/word/2010/wordprocessingShape">
                           <wps:cNvPr id="241437184" name="Rectángulo 241437184"/>
                           <wps:cNvSpPr/>
                           <wps:spPr>
@@ -8248,8 +8275,8 @@
                             </a:ln>
                           </wps:spPr>
                           <wps:txbx>
-                            <w:txbxContent>
-                              <w:p>
+                            <w:txbxContent xmlns:w="http://schemas.openxmlformats.org/wordprocessingml/2006/main">
+                              <w:p xmlns:w14="http://schemas.microsoft.com/office/word/2010/wordml">
                                 <w:pPr>
                                   <w:spacing w:line="240" w:lineRule="auto"/>
                                   <w:textDirection w:val="btLr"/>
@@ -8261,7 +8288,7 @@
                             <a:noAutofit/>
                           </wps:bodyPr>
                         </wps:wsp>
-                        <wps:wsp>
+                        <wps:wsp xmlns:wps="http://schemas.microsoft.com/office/word/2010/wordprocessingShape">
                           <wps:cNvPr id="1365185343" name="Trapecio 1365185343"/>
                           <wps:cNvSpPr/>
                           <wps:spPr>
@@ -8288,8 +8315,8 @@
                             </a:ln>
                           </wps:spPr>
                           <wps:txbx>
-                            <w:txbxContent>
-                              <w:p>
+                            <w:txbxContent xmlns:w="http://schemas.openxmlformats.org/wordprocessingml/2006/main">
+                              <w:p xmlns:w14="http://schemas.microsoft.com/office/word/2010/wordml">
                                 <w:pPr>
                                   <w:spacing w:line="240" w:lineRule="auto"/>
                                   <w:textDirection w:val="btLr"/>
@@ -8301,7 +8328,7 @@
                             <a:noAutofit/>
                           </wps:bodyPr>
                         </wps:wsp>
-                        <wps:wsp>
+                        <wps:wsp xmlns:wps="http://schemas.microsoft.com/office/word/2010/wordprocessingShape">
                           <wps:cNvPr id="1997058843" name="Cuadro de texto 1997058843"/>
                           <wps:cNvSpPr txBox="1"/>
                           <wps:spPr>
@@ -8318,8 +8345,8 @@
                             </a:ln>
                           </wps:spPr>
                           <wps:txbx>
-                            <w:txbxContent>
-                              <w:p>
+                            <w:txbxContent xmlns:w="http://schemas.openxmlformats.org/wordprocessingml/2006/main">
+                              <w:p xmlns:w14="http://schemas.microsoft.com/office/word/2010/wordml">
                                 <w:pPr>
                                   <w:spacing w:line="215" w:lineRule="auto"/>
                                   <w:jc w:val="center"/>
@@ -8327,7 +8354,7 @@
                                 </w:pPr>
                                 <w:r>
                                   <w:rPr>
-                                    <w:rFonts w:ascii="Trebuchet MS" w:eastAsia="Trebuchet MS" w:hAnsi="Trebuchet MS" w:cs="Trebuchet MS"/>
+                                    <w:rFonts w:ascii="Trebuchet MS" w:hAnsi="Trebuchet MS" w:eastAsia="Trebuchet MS" w:cs="Trebuchet MS"/>
                                     <w:b/>
                                     <w:color w:val="000000"/>
                                     <w:sz w:val="21"/>
@@ -8341,7 +8368,7 @@
                             <a:noAutofit/>
                           </wps:bodyPr>
                         </wps:wsp>
-                        <wps:wsp>
+                        <wps:wsp xmlns:wps="http://schemas.microsoft.com/office/word/2010/wordprocessingShape">
                           <wps:cNvPr id="831197559" name="Trapecio 831197559"/>
                           <wps:cNvSpPr/>
                           <wps:spPr>
@@ -8368,8 +8395,8 @@
                             </a:ln>
                           </wps:spPr>
                           <wps:txbx>
-                            <w:txbxContent>
-                              <w:p>
+                            <w:txbxContent xmlns:w="http://schemas.openxmlformats.org/wordprocessingml/2006/main">
+                              <w:p xmlns:w14="http://schemas.microsoft.com/office/word/2010/wordml">
                                 <w:pPr>
                                   <w:spacing w:line="240" w:lineRule="auto"/>
                                   <w:textDirection w:val="btLr"/>
@@ -8381,7 +8408,7 @@
                             <a:noAutofit/>
                           </wps:bodyPr>
                         </wps:wsp>
-                        <wps:wsp>
+                        <wps:wsp xmlns:wps="http://schemas.microsoft.com/office/word/2010/wordprocessingShape">
                           <wps:cNvPr id="2097015314" name="Cuadro de texto 2097015314"/>
                           <wps:cNvSpPr txBox="1"/>
                           <wps:spPr>
@@ -8398,8 +8425,8 @@
                             </a:ln>
                           </wps:spPr>
                           <wps:txbx>
-                            <w:txbxContent>
-                              <w:p>
+                            <w:txbxContent xmlns:w="http://schemas.openxmlformats.org/wordprocessingml/2006/main">
+                              <w:p xmlns:w14="http://schemas.microsoft.com/office/word/2010/wordml">
                                 <w:pPr>
                                   <w:spacing w:line="215" w:lineRule="auto"/>
                                   <w:jc w:val="center"/>
@@ -8407,7 +8434,7 @@
                                 </w:pPr>
                                 <w:r>
                                   <w:rPr>
-                                    <w:rFonts w:ascii="Trebuchet MS" w:eastAsia="Trebuchet MS" w:hAnsi="Trebuchet MS" w:cs="Trebuchet MS"/>
+                                    <w:rFonts w:ascii="Trebuchet MS" w:hAnsi="Trebuchet MS" w:eastAsia="Trebuchet MS" w:cs="Trebuchet MS"/>
                                     <w:b/>
                                     <w:color w:val="000000"/>
                                     <w:sz w:val="21"/>
@@ -8421,7 +8448,7 @@
                             <a:noAutofit/>
                           </wps:bodyPr>
                         </wps:wsp>
-                        <wps:wsp>
+                        <wps:wsp xmlns:wps="http://schemas.microsoft.com/office/word/2010/wordprocessingShape">
                           <wps:cNvPr id="1553045942" name="Trapecio 1553045942"/>
                           <wps:cNvSpPr/>
                           <wps:spPr>
@@ -8448,8 +8475,8 @@
                             </a:ln>
                           </wps:spPr>
                           <wps:txbx>
-                            <w:txbxContent>
-                              <w:p>
+                            <w:txbxContent xmlns:w="http://schemas.openxmlformats.org/wordprocessingml/2006/main">
+                              <w:p xmlns:w14="http://schemas.microsoft.com/office/word/2010/wordml">
                                 <w:pPr>
                                   <w:spacing w:line="240" w:lineRule="auto"/>
                                   <w:textDirection w:val="btLr"/>
@@ -8461,7 +8488,7 @@
                             <a:noAutofit/>
                           </wps:bodyPr>
                         </wps:wsp>
-                        <wps:wsp>
+                        <wps:wsp xmlns:wps="http://schemas.microsoft.com/office/word/2010/wordprocessingShape">
                           <wps:cNvPr id="1737187216" name="Cuadro de texto 1737187216"/>
                           <wps:cNvSpPr txBox="1"/>
                           <wps:spPr>
@@ -8478,8 +8505,8 @@
                             </a:ln>
                           </wps:spPr>
                           <wps:txbx>
-                            <w:txbxContent>
-                              <w:p>
+                            <w:txbxContent xmlns:w="http://schemas.openxmlformats.org/wordprocessingml/2006/main">
+                              <w:p xmlns:w14="http://schemas.microsoft.com/office/word/2010/wordml">
                                 <w:pPr>
                                   <w:spacing w:line="215" w:lineRule="auto"/>
                                   <w:jc w:val="center"/>
@@ -8487,7 +8514,7 @@
                                 </w:pPr>
                                 <w:r>
                                   <w:rPr>
-                                    <w:rFonts w:ascii="Trebuchet MS" w:eastAsia="Trebuchet MS" w:hAnsi="Trebuchet MS" w:cs="Trebuchet MS"/>
+                                    <w:rFonts w:ascii="Trebuchet MS" w:hAnsi="Trebuchet MS" w:eastAsia="Trebuchet MS" w:cs="Trebuchet MS"/>
                                     <w:b/>
                                     <w:color w:val="000000"/>
                                     <w:sz w:val="21"/>
@@ -8501,7 +8528,7 @@
                             <a:noAutofit/>
                           </wps:bodyPr>
                         </wps:wsp>
-                        <wps:wsp>
+                        <wps:wsp xmlns:wps="http://schemas.microsoft.com/office/word/2010/wordprocessingShape">
                           <wps:cNvPr id="1094719177" name="Trapecio 1094719177"/>
                           <wps:cNvSpPr/>
                           <wps:spPr>
@@ -8528,8 +8555,8 @@
                             </a:ln>
                           </wps:spPr>
                           <wps:txbx>
-                            <w:txbxContent>
-                              <w:p>
+                            <w:txbxContent xmlns:w="http://schemas.openxmlformats.org/wordprocessingml/2006/main">
+                              <w:p xmlns:w14="http://schemas.microsoft.com/office/word/2010/wordml">
                                 <w:pPr>
                                   <w:spacing w:line="240" w:lineRule="auto"/>
                                   <w:textDirection w:val="btLr"/>
@@ -8541,7 +8568,7 @@
                             <a:noAutofit/>
                           </wps:bodyPr>
                         </wps:wsp>
-                        <wps:wsp>
+                        <wps:wsp xmlns:wps="http://schemas.microsoft.com/office/word/2010/wordprocessingShape">
                           <wps:cNvPr id="1765170279" name="Cuadro de texto 1765170279"/>
                           <wps:cNvSpPr txBox="1"/>
                           <wps:spPr>
@@ -8558,8 +8585,8 @@
                             </a:ln>
                           </wps:spPr>
                           <wps:txbx>
-                            <w:txbxContent>
-                              <w:p>
+                            <w:txbxContent xmlns:w="http://schemas.openxmlformats.org/wordprocessingml/2006/main">
+                              <w:p xmlns:w14="http://schemas.microsoft.com/office/word/2010/wordml">
                                 <w:pPr>
                                   <w:spacing w:line="215" w:lineRule="auto"/>
                                   <w:jc w:val="center"/>
@@ -8567,7 +8594,7 @@
                                 </w:pPr>
                                 <w:r>
                                   <w:rPr>
-                                    <w:rFonts w:ascii="Trebuchet MS" w:eastAsia="Trebuchet MS" w:hAnsi="Trebuchet MS" w:cs="Trebuchet MS"/>
+                                    <w:rFonts w:ascii="Trebuchet MS" w:hAnsi="Trebuchet MS" w:eastAsia="Trebuchet MS" w:cs="Trebuchet MS"/>
                                     <w:b/>
                                     <w:color w:val="000000"/>
                                     <w:sz w:val="21"/>
@@ -8588,11 +8615,11 @@
               </wp:inline>
             </w:drawing>
           </mc:Choice>
-          <mc:Fallback>
-            <w:pict>
-              <v:group w14:anchorId="5A51A700" id="Grupo 90016671" o:spid="_x0000_s1027" style="width:385.7pt;height:187pt;mso-position-horizontal-relative:char;mso-position-vertical-relative:line" coordsize="48985,23746" o:gfxdata="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">
-                <v:group id="Grupo 2009621841" o:spid="_x0000_s1028" style="position:absolute;width:48985;height:23746" coordsize="48985,23746" o:gfxdata="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">
-                  <v:rect id="Rectángulo 241437184" o:spid="_x0000_s1029" style="position:absolute;width:48985;height:23746;visibility:visible;mso-wrap-style:square;v-text-anchor:middle" o:gfxdata="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" filled="f" stroked="f">
+          <mc:Fallback xmlns:mc="http://schemas.openxmlformats.org/markup-compatibility/2006">
+            <w:pict xmlns:w="http://schemas.openxmlformats.org/wordprocessingml/2006/main">
+              <v:group xmlns:w14="http://schemas.microsoft.com/office/word/2010/wordml" xmlns:o="urn:schemas-microsoft-com:office:office" xmlns:v="urn:schemas-microsoft-com:vml" id="Grupo 90016671" style="width:385.7pt;height:187pt;mso-position-horizontal-relative:char;mso-position-vertical-relative:line" coordsize="48985,23746" o:spid="_x0000_s1027" w14:anchorId="5A51A700" o:gfxdata="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">
+                <v:group id="Grupo 2009621841" style="position:absolute;width:48985;height:23746" coordsize="48985,23746" o:spid="_x0000_s1028" o:gfxdata="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">
+                  <v:rect id="Rectángulo 241437184" style="position:absolute;width:48985;height:23746;visibility:visible;mso-wrap-style:square;v-text-anchor:middle" o:spid="_x0000_s1029" filled="f" stroked="f" o:gfxdata="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">
                     <v:textbox inset="2.53958mm,2.53958mm,2.53958mm,2.53958mm">
                       <w:txbxContent>
                         <w:p>
@@ -8604,10 +8631,10 @@
                       </w:txbxContent>
                     </v:textbox>
                   </v:rect>
-                  <v:shape id="Trapecio 1365185343" o:spid="_x0000_s1030" style="position:absolute;width:48985;height:5936;rotation:180;visibility:visible;mso-wrap-style:square;v-text-anchor:middle" coordsize="4898572,593652" o:spt="100" o:gfxdata="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" adj="-11796480,,5400" path="m,593652l612322,,4286250,r612322,593652l,593652xe" fillcolor="#52a01e" strokecolor="white [3201]" strokeweight="1.5pt">
-                    <v:stroke startarrowwidth="narrow" startarrowlength="short" endarrowwidth="narrow" endarrowlength="short" joinstyle="round" endcap="round"/>
+                  <v:shape id="Trapecio 1365185343" style="position:absolute;width:48985;height:5936;rotation:180;visibility:visible;mso-wrap-style:square;v-text-anchor:middle" coordsize="4898572,593652" o:spid="_x0000_s1030" fillcolor="#52a01e" strokecolor="white [3201]" strokeweight="1.5pt" o:spt="100" adj="-11796480,,5400" path="m,593652l612322,,4286250,r612322,593652l,593652xe" o:gfxdata="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">
+                    <v:stroke joinstyle="round" endcap="round" startarrowwidth="narrow" startarrowlength="short" endarrowwidth="narrow" endarrowlength="short"/>
                     <v:formulas/>
-                    <v:path arrowok="t" o:connecttype="custom" o:connectlocs="0,593652;612322,0;4286250,0;4898572,593652;0,593652" o:connectangles="0,0,0,0,0" textboxrect="0,0,4898572,593652"/>
+                    <v:path textboxrect="0,0,4898572,593652" arrowok="t" o:connecttype="custom" o:connectlocs="0,593652;612322,0;4286250,0;4898572,593652;0,593652" o:connectangles="0,0,0,0,0"/>
                     <v:textbox inset="2.53958mm,2.53958mm,2.53958mm,2.53958mm">
                       <w:txbxContent>
                         <w:p>
@@ -8619,7 +8646,7 @@
                       </w:txbxContent>
                     </v:textbox>
                   </v:shape>
-                  <v:shape id="Cuadro de texto 1997058843" o:spid="_x0000_s1031" type="#_x0000_t202" style="position:absolute;left:8572;width:31841;height:5936;visibility:visible;mso-wrap-style:square;v-text-anchor:middle" o:gfxdata="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" filled="f" stroked="f">
+                  <v:shape id="Cuadro de texto 1997058843" style="position:absolute;left:8572;width:31841;height:5936;visibility:visible;mso-wrap-style:square;v-text-anchor:middle" o:spid="_x0000_s1031" filled="f" stroked="f" type="#_x0000_t202" o:gfxdata="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">
                     <v:textbox inset=".3875mm,.3875mm,.3875mm,.3875mm">
                       <w:txbxContent>
                         <w:p>
@@ -8630,7 +8657,7 @@
                           </w:pPr>
                           <w:r>
                             <w:rPr>
-                              <w:rFonts w:ascii="Trebuchet MS" w:eastAsia="Trebuchet MS" w:hAnsi="Trebuchet MS" w:cs="Trebuchet MS"/>
+                              <w:rFonts w:ascii="Trebuchet MS" w:hAnsi="Trebuchet MS" w:eastAsia="Trebuchet MS" w:cs="Trebuchet MS"/>
                               <w:b/>
                               <w:color w:val="000000"/>
                               <w:sz w:val="21"/>
@@ -8641,10 +8668,10 @@
                       </w:txbxContent>
                     </v:textbox>
                   </v:shape>
-                  <v:shape id="Trapecio 831197559" o:spid="_x0000_s1032" style="position:absolute;left:6123;top:5936;width:36739;height:5937;rotation:180;visibility:visible;mso-wrap-style:square;v-text-anchor:middle" coordsize="3673929,593652" o:spt="100" o:gfxdata="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" adj="-11796480,,5400" path="m,593652l612322,,3061607,r612322,593652l,593652xe" fillcolor="#e4b91d" strokecolor="white [3201]" strokeweight="1.5pt">
-                    <v:stroke startarrowwidth="narrow" startarrowlength="short" endarrowwidth="narrow" endarrowlength="short" joinstyle="round" endcap="round"/>
+                  <v:shape id="Trapecio 831197559" style="position:absolute;left:6123;top:5936;width:36739;height:5937;rotation:180;visibility:visible;mso-wrap-style:square;v-text-anchor:middle" coordsize="3673929,593652" o:spid="_x0000_s1032" fillcolor="#e4b91d" strokecolor="white [3201]" strokeweight="1.5pt" o:spt="100" adj="-11796480,,5400" path="m,593652l612322,,3061607,r612322,593652l,593652xe" o:gfxdata="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">
+                    <v:stroke joinstyle="round" endcap="round" startarrowwidth="narrow" startarrowlength="short" endarrowwidth="narrow" endarrowlength="short"/>
                     <v:formulas/>
-                    <v:path arrowok="t" o:connecttype="custom" o:connectlocs="0,593652;612322,0;3061607,0;3673929,593652;0,593652" o:connectangles="0,0,0,0,0" textboxrect="0,0,3673929,593652"/>
+                    <v:path textboxrect="0,0,3673929,593652" arrowok="t" o:connecttype="custom" o:connectlocs="0,593652;612322,0;3061607,0;3673929,593652;0,593652" o:connectangles="0,0,0,0,0"/>
                     <v:textbox inset="2.53958mm,2.53958mm,2.53958mm,2.53958mm">
                       <w:txbxContent>
                         <w:p>
@@ -8656,7 +8683,7 @@
                       </w:txbxContent>
                     </v:textbox>
                   </v:shape>
-                  <v:shape id="Cuadro de texto 2097015314" o:spid="_x0000_s1033" type="#_x0000_t202" style="position:absolute;left:12552;top:5936;width:23881;height:5937;visibility:visible;mso-wrap-style:square;v-text-anchor:middle" o:gfxdata="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" filled="f" stroked="f">
+                  <v:shape id="Cuadro de texto 2097015314" style="position:absolute;left:12552;top:5936;width:23881;height:5937;visibility:visible;mso-wrap-style:square;v-text-anchor:middle" o:spid="_x0000_s1033" filled="f" stroked="f" type="#_x0000_t202" o:gfxdata="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">
                     <v:textbox inset=".3875mm,.3875mm,.3875mm,.3875mm">
                       <w:txbxContent>
                         <w:p>
@@ -8667,7 +8694,7 @@
                           </w:pPr>
                           <w:r>
                             <w:rPr>
-                              <w:rFonts w:ascii="Trebuchet MS" w:eastAsia="Trebuchet MS" w:hAnsi="Trebuchet MS" w:cs="Trebuchet MS"/>
+                              <w:rFonts w:ascii="Trebuchet MS" w:hAnsi="Trebuchet MS" w:eastAsia="Trebuchet MS" w:cs="Trebuchet MS"/>
                               <w:b/>
                               <w:color w:val="000000"/>
                               <w:sz w:val="21"/>
@@ -8678,10 +8705,10 @@
                       </w:txbxContent>
                     </v:textbox>
                   </v:shape>
-                  <v:shape id="Trapecio 1553045942" o:spid="_x0000_s1034" style="position:absolute;left:12246;top:11873;width:24493;height:5936;rotation:180;visibility:visible;mso-wrap-style:square;v-text-anchor:middle" coordsize="2449286,593652" o:spt="100" o:gfxdata="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" adj="-11796480,,5400" path="m,593652l612322,,1836964,r612322,593652l,593652xe" fillcolor="#e76615" strokecolor="white [3201]" strokeweight="1.5pt">
-                    <v:stroke startarrowwidth="narrow" startarrowlength="short" endarrowwidth="narrow" endarrowlength="short" joinstyle="round" endcap="round"/>
+                  <v:shape id="Trapecio 1553045942" style="position:absolute;left:12246;top:11873;width:24493;height:5936;rotation:180;visibility:visible;mso-wrap-style:square;v-text-anchor:middle" coordsize="2449286,593652" o:spid="_x0000_s1034" fillcolor="#e76615" strokecolor="white [3201]" strokeweight="1.5pt" o:spt="100" adj="-11796480,,5400" path="m,593652l612322,,1836964,r612322,593652l,593652xe" o:gfxdata="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">
+                    <v:stroke joinstyle="round" endcap="round" startarrowwidth="narrow" startarrowlength="short" endarrowwidth="narrow" endarrowlength="short"/>
                     <v:formulas/>
-                    <v:path arrowok="t" o:connecttype="custom" o:connectlocs="0,593652;612322,0;1836964,0;2449286,593652;0,593652" o:connectangles="0,0,0,0,0" textboxrect="0,0,2449286,593652"/>
+                    <v:path textboxrect="0,0,2449286,593652" arrowok="t" o:connecttype="custom" o:connectlocs="0,593652;612322,0;1836964,0;2449286,593652;0,593652" o:connectangles="0,0,0,0,0"/>
                     <v:textbox inset="2.53958mm,2.53958mm,2.53958mm,2.53958mm">
                       <w:txbxContent>
                         <w:p>
@@ -8693,7 +8720,7 @@
                       </w:txbxContent>
                     </v:textbox>
                   </v:shape>
-                  <v:shape id="Cuadro de texto 1737187216" o:spid="_x0000_s1035" type="#_x0000_t202" style="position:absolute;left:16532;top:11873;width:15921;height:5936;visibility:visible;mso-wrap-style:square;v-text-anchor:middle" o:gfxdata="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" filled="f" stroked="f">
+                  <v:shape id="Cuadro de texto 1737187216" style="position:absolute;left:16532;top:11873;width:15921;height:5936;visibility:visible;mso-wrap-style:square;v-text-anchor:middle" o:spid="_x0000_s1035" filled="f" stroked="f" type="#_x0000_t202" o:gfxdata="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">
                     <v:textbox inset=".3875mm,.3875mm,.3875mm,.3875mm">
                       <w:txbxContent>
                         <w:p>
@@ -8704,7 +8731,7 @@
                           </w:pPr>
                           <w:r>
                             <w:rPr>
-                              <w:rFonts w:ascii="Trebuchet MS" w:eastAsia="Trebuchet MS" w:hAnsi="Trebuchet MS" w:cs="Trebuchet MS"/>
+                              <w:rFonts w:ascii="Trebuchet MS" w:hAnsi="Trebuchet MS" w:eastAsia="Trebuchet MS" w:cs="Trebuchet MS"/>
                               <w:b/>
                               <w:color w:val="000000"/>
                               <w:sz w:val="21"/>
@@ -8715,10 +8742,10 @@
                       </w:txbxContent>
                     </v:textbox>
                   </v:shape>
-                  <v:shape id="Trapecio 1094719177" o:spid="_x0000_s1036" style="position:absolute;left:18369;top:17809;width:12247;height:5937;rotation:180;visibility:visible;mso-wrap-style:square;v-text-anchor:middle" coordsize="1224643,593652" o:spt="100" o:gfxdata="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" adj="-11796480,,5400" path="m,593652l612322,r,l1224643,593652,,593652xe" fillcolor="#c42d17" strokecolor="white [3201]" strokeweight="1.5pt">
-                    <v:stroke startarrowwidth="narrow" startarrowlength="short" endarrowwidth="narrow" endarrowlength="short" joinstyle="round" endcap="round"/>
+                  <v:shape id="Trapecio 1094719177" style="position:absolute;left:18369;top:17809;width:12247;height:5937;rotation:180;visibility:visible;mso-wrap-style:square;v-text-anchor:middle" coordsize="1224643,593652" o:spid="_x0000_s1036" fillcolor="#c42d17" strokecolor="white [3201]" strokeweight="1.5pt" o:spt="100" adj="-11796480,,5400" path="m,593652l612322,r,l1224643,593652,,593652xe" o:gfxdata="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">
+                    <v:stroke joinstyle="round" endcap="round" startarrowwidth="narrow" startarrowlength="short" endarrowwidth="narrow" endarrowlength="short"/>
                     <v:formulas/>
-                    <v:path arrowok="t" o:connecttype="custom" o:connectlocs="0,593652;612322,0;612322,0;1224643,593652;0,593652" o:connectangles="0,0,0,0,0" textboxrect="0,0,1224643,593652"/>
+                    <v:path textboxrect="0,0,1224643,593652" arrowok="t" o:connecttype="custom" o:connectlocs="0,593652;612322,0;612322,0;1224643,593652;0,593652" o:connectangles="0,0,0,0,0"/>
                     <v:textbox inset="2.53958mm,2.53958mm,2.53958mm,2.53958mm">
                       <w:txbxContent>
                         <w:p>
@@ -8730,7 +8757,7 @@
                       </w:txbxContent>
                     </v:textbox>
                   </v:shape>
-                  <v:shape id="Cuadro de texto 1765170279" o:spid="_x0000_s1037" type="#_x0000_t202" style="position:absolute;left:18369;top:17809;width:12247;height:5937;visibility:visible;mso-wrap-style:square;v-text-anchor:middle" o:gfxdata="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" filled="f" stroked="f">
+                  <v:shape id="Cuadro de texto 1765170279" style="position:absolute;left:18369;top:17809;width:12247;height:5937;visibility:visible;mso-wrap-style:square;v-text-anchor:middle" o:spid="_x0000_s1037" filled="f" stroked="f" type="#_x0000_t202" o:gfxdata="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">
                     <v:textbox inset=".3875mm,.3875mm,.3875mm,.3875mm">
                       <w:txbxContent>
                         <w:p>
@@ -8741,7 +8768,7 @@
                           </w:pPr>
                           <w:r>
                             <w:rPr>
-                              <w:rFonts w:ascii="Trebuchet MS" w:eastAsia="Trebuchet MS" w:hAnsi="Trebuchet MS" w:cs="Trebuchet MS"/>
+                              <w:rFonts w:ascii="Trebuchet MS" w:hAnsi="Trebuchet MS" w:eastAsia="Trebuchet MS" w:cs="Trebuchet MS"/>
                               <w:b/>
                               <w:color w:val="000000"/>
                               <w:sz w:val="21"/>
@@ -8753,11 +8780,18 @@
                     </v:textbox>
                   </v:shape>
                 </v:group>
-                <w10:anchorlock/>
+                <w10:anchorlock xmlns:w10="urn:schemas-microsoft-com:office:word"/>
               </v:group>
             </w:pict>
           </mc:Fallback>
         </mc:AlternateContent>
+      </w:r>
+      <w:commentRangeEnd w:id="1902819741"/>
+      <w:r>
+        <w:rPr>
+          <w:rStyle w:val="CommentReference"/>
+        </w:rPr>
+        <w:commentReference w:id="1902819741"/>
       </w:r>
     </w:p>
     <w:p>
@@ -9239,8 +9273,8 @@
           </mc:Choice>
           <mc:Fallback>
             <w:pict>
-              <v:shape w14:anchorId="6CB9E45F" id="Cuadro de texto 1" o:spid="_x0000_s1038" type="#_x0000_t202" style="width:2in;height:2in;visibility:visible;mso-wrap-style:none;mso-left-percent:-10001;mso-top-percent:-10001;mso-position-horizontal:absolute;mso-position-horizontal-relative:char;mso-position-vertical:absolute;mso-position-vertical-relative:line;mso-left-percent:-10001;mso-top-percent:-10001;v-text-anchor:top" o:gfxdata="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" fillcolor="#8adc54 [2101]" strokecolor="#54a021 [3205]" strokeweight="1pt">
-                <v:fill color2="#61ba26 [2901]" rotate="t" colors="0 #c0d6b8;57672f #76ad5f" focus="100%" type="gradient">
+              <v:shape id="Cuadro de texto 1" style="width:2in;height:2in;visibility:visible;mso-wrap-style:none;mso-left-percent:-10001;mso-top-percent:-10001;mso-position-horizontal:absolute;mso-position-horizontal-relative:char;mso-position-vertical:absolute;mso-position-vertical-relative:line;mso-left-percent:-10001;mso-top-percent:-10001;v-text-anchor:top" o:spid="_x0000_s1038" fillcolor="#8adc54 [2101]" strokecolor="#54a021 [3205]" strokeweight="1pt" type="#_x0000_t202" o:gfxdata="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" w14:anchorId="6CB9E45F">
+                <v:fill type="gradient" color2="#61ba26 [2901]" colors="0 #c0d6b8;57672f #76ad5f" focus="100%" rotate="t">
                   <o:fill v:ext="view" type="gradientUnscaled"/>
                 </v:fill>
                 <v:stroke endcap="round"/>
@@ -9718,7 +9752,7 @@
           <w:highlight w:val="yellow"/>
         </w:rPr>
       </w:pPr>
-      <w:bookmarkStart w:id="0" w:name="_Hlk203491705"/>
+      <w:bookmarkStart w:name="_Hlk203491705" w:id="0"/>
       <w:r>
         <w:rPr>
           <w:b/>
@@ -9774,10 +9808,10 @@
       <w:tblPr>
         <w:tblW w:w="9146" w:type="dxa"/>
         <w:tblBorders>
-          <w:top w:val="outset" w:sz="6" w:space="0" w:color="auto"/>
-          <w:left w:val="outset" w:sz="6" w:space="0" w:color="auto"/>
-          <w:bottom w:val="outset" w:sz="6" w:space="0" w:color="auto"/>
-          <w:right w:val="outset" w:sz="6" w:space="0" w:color="auto"/>
+          <w:top w:val="outset" w:color="auto" w:sz="6" w:space="0"/>
+          <w:left w:val="outset" w:color="auto" w:sz="6" w:space="0"/>
+          <w:bottom w:val="outset" w:color="auto" w:sz="6" w:space="0"/>
+          <w:right w:val="outset" w:color="auto" w:sz="6" w:space="0"/>
         </w:tblBorders>
         <w:tblCellMar>
           <w:left w:w="0" w:type="dxa"/>
@@ -9802,10 +9836,10 @@
             <w:tcW w:w="1552" w:type="dxa"/>
             <w:vMerge w:val="restart"/>
             <w:tcBorders>
-              <w:top w:val="single" w:sz="6" w:space="0" w:color="000000" w:themeColor="text1"/>
-              <w:left w:val="single" w:sz="6" w:space="0" w:color="000000" w:themeColor="text1"/>
-              <w:bottom w:val="single" w:sz="6" w:space="0" w:color="000000" w:themeColor="text1"/>
-              <w:right w:val="single" w:sz="6" w:space="0" w:color="000000" w:themeColor="text1"/>
+              <w:top w:val="single" w:color="000000" w:themeColor="text1" w:sz="6" w:space="0"/>
+              <w:left w:val="single" w:color="000000" w:themeColor="text1" w:sz="6" w:space="0"/>
+              <w:bottom w:val="single" w:color="000000" w:themeColor="text1" w:sz="6" w:space="0"/>
+              <w:right w:val="single" w:color="000000" w:themeColor="text1" w:sz="6" w:space="0"/>
             </w:tcBorders>
             <w:shd w:val="clear" w:color="auto" w:fill="F4FAE8"/>
             <w:hideMark/>
@@ -9835,10 +9869,10 @@
             <w:tcW w:w="5518" w:type="dxa"/>
             <w:gridSpan w:val="4"/>
             <w:tcBorders>
-              <w:top w:val="single" w:sz="6" w:space="0" w:color="000000" w:themeColor="text1"/>
-              <w:left w:val="single" w:sz="6" w:space="0" w:color="000000" w:themeColor="text1"/>
-              <w:bottom w:val="single" w:sz="6" w:space="0" w:color="000000" w:themeColor="text1"/>
-              <w:right w:val="single" w:sz="6" w:space="0" w:color="000000" w:themeColor="text1"/>
+              <w:top w:val="single" w:color="000000" w:themeColor="text1" w:sz="6" w:space="0"/>
+              <w:left w:val="single" w:color="000000" w:themeColor="text1" w:sz="6" w:space="0"/>
+              <w:bottom w:val="single" w:color="000000" w:themeColor="text1" w:sz="6" w:space="0"/>
+              <w:right w:val="single" w:color="000000" w:themeColor="text1" w:sz="6" w:space="0"/>
             </w:tcBorders>
             <w:shd w:val="clear" w:color="auto" w:fill="F4FAE8"/>
             <w:hideMark/>
@@ -9867,10 +9901,10 @@
           <w:tcPr>
             <w:tcW w:w="2076" w:type="dxa"/>
             <w:tcBorders>
-              <w:top w:val="single" w:sz="6" w:space="0" w:color="000000" w:themeColor="text1"/>
-              <w:left w:val="single" w:sz="6" w:space="0" w:color="000000" w:themeColor="text1"/>
-              <w:bottom w:val="single" w:sz="6" w:space="0" w:color="000000" w:themeColor="text1"/>
-              <w:right w:val="single" w:sz="6" w:space="0" w:color="000000" w:themeColor="text1"/>
+              <w:top w:val="single" w:color="000000" w:themeColor="text1" w:sz="6" w:space="0"/>
+              <w:left w:val="single" w:color="000000" w:themeColor="text1" w:sz="6" w:space="0"/>
+              <w:bottom w:val="single" w:color="000000" w:themeColor="text1" w:sz="6" w:space="0"/>
+              <w:right w:val="single" w:color="000000" w:themeColor="text1" w:sz="6" w:space="0"/>
             </w:tcBorders>
             <w:shd w:val="clear" w:color="auto" w:fill="F4FAE8"/>
             <w:hideMark/>
@@ -9922,10 +9956,10 @@
           <w:tcPr>
             <w:tcW w:w="1717" w:type="dxa"/>
             <w:tcBorders>
-              <w:top w:val="single" w:sz="6" w:space="0" w:color="000000" w:themeColor="text1"/>
-              <w:left w:val="single" w:sz="6" w:space="0" w:color="000000" w:themeColor="text1"/>
-              <w:bottom w:val="single" w:sz="6" w:space="0" w:color="000000" w:themeColor="text1"/>
-              <w:right w:val="single" w:sz="6" w:space="0" w:color="000000" w:themeColor="text1"/>
+              <w:top w:val="single" w:color="000000" w:themeColor="text1" w:sz="6" w:space="0"/>
+              <w:left w:val="single" w:color="000000" w:themeColor="text1" w:sz="6" w:space="0"/>
+              <w:bottom w:val="single" w:color="000000" w:themeColor="text1" w:sz="6" w:space="0"/>
+              <w:right w:val="single" w:color="000000" w:themeColor="text1" w:sz="6" w:space="0"/>
             </w:tcBorders>
             <w:shd w:val="clear" w:color="auto" w:fill="F4FAE8"/>
             <w:hideMark/>
@@ -9959,10 +9993,10 @@
           <w:tcPr>
             <w:tcW w:w="1458" w:type="dxa"/>
             <w:tcBorders>
-              <w:top w:val="single" w:sz="6" w:space="0" w:color="000000" w:themeColor="text1"/>
-              <w:left w:val="single" w:sz="6" w:space="0" w:color="000000" w:themeColor="text1"/>
-              <w:bottom w:val="single" w:sz="6" w:space="0" w:color="000000" w:themeColor="text1"/>
-              <w:right w:val="single" w:sz="6" w:space="0" w:color="000000" w:themeColor="text1"/>
+              <w:top w:val="single" w:color="000000" w:themeColor="text1" w:sz="6" w:space="0"/>
+              <w:left w:val="single" w:color="000000" w:themeColor="text1" w:sz="6" w:space="0"/>
+              <w:bottom w:val="single" w:color="000000" w:themeColor="text1" w:sz="6" w:space="0"/>
+              <w:right w:val="single" w:color="000000" w:themeColor="text1" w:sz="6" w:space="0"/>
             </w:tcBorders>
             <w:shd w:val="clear" w:color="auto" w:fill="F4FAE8"/>
             <w:hideMark/>
@@ -9999,10 +10033,10 @@
           <w:tcPr>
             <w:tcW w:w="1270" w:type="dxa"/>
             <w:tcBorders>
-              <w:top w:val="single" w:sz="6" w:space="0" w:color="000000" w:themeColor="text1"/>
-              <w:left w:val="single" w:sz="6" w:space="0" w:color="000000" w:themeColor="text1"/>
-              <w:bottom w:val="single" w:sz="6" w:space="0" w:color="000000" w:themeColor="text1"/>
-              <w:right w:val="single" w:sz="6" w:space="0" w:color="000000" w:themeColor="text1"/>
+              <w:top w:val="single" w:color="000000" w:themeColor="text1" w:sz="6" w:space="0"/>
+              <w:left w:val="single" w:color="000000" w:themeColor="text1" w:sz="6" w:space="0"/>
+              <w:bottom w:val="single" w:color="000000" w:themeColor="text1" w:sz="6" w:space="0"/>
+              <w:right w:val="single" w:color="000000" w:themeColor="text1" w:sz="6" w:space="0"/>
             </w:tcBorders>
             <w:shd w:val="clear" w:color="auto" w:fill="F4FAE8"/>
             <w:hideMark/>
@@ -10036,10 +10070,10 @@
           <w:tcPr>
             <w:tcW w:w="1073" w:type="dxa"/>
             <w:tcBorders>
-              <w:top w:val="single" w:sz="6" w:space="0" w:color="000000" w:themeColor="text1"/>
-              <w:left w:val="single" w:sz="6" w:space="0" w:color="000000" w:themeColor="text1"/>
-              <w:bottom w:val="single" w:sz="6" w:space="0" w:color="000000" w:themeColor="text1"/>
-              <w:right w:val="single" w:sz="6" w:space="0" w:color="000000" w:themeColor="text1"/>
+              <w:top w:val="single" w:color="000000" w:themeColor="text1" w:sz="6" w:space="0"/>
+              <w:left w:val="single" w:color="000000" w:themeColor="text1" w:sz="6" w:space="0"/>
+              <w:bottom w:val="single" w:color="000000" w:themeColor="text1" w:sz="6" w:space="0"/>
+              <w:right w:val="single" w:color="000000" w:themeColor="text1" w:sz="6" w:space="0"/>
             </w:tcBorders>
             <w:shd w:val="clear" w:color="auto" w:fill="F4FAE8"/>
             <w:hideMark/>
@@ -10073,10 +10107,10 @@
           <w:tcPr>
             <w:tcW w:w="2076" w:type="dxa"/>
             <w:tcBorders>
-              <w:top w:val="single" w:sz="6" w:space="0" w:color="000000" w:themeColor="text1"/>
-              <w:left w:val="single" w:sz="6" w:space="0" w:color="000000" w:themeColor="text1"/>
-              <w:bottom w:val="single" w:sz="6" w:space="0" w:color="000000" w:themeColor="text1"/>
-              <w:right w:val="single" w:sz="6" w:space="0" w:color="000000" w:themeColor="text1"/>
+              <w:top w:val="single" w:color="000000" w:themeColor="text1" w:sz="6" w:space="0"/>
+              <w:left w:val="single" w:color="000000" w:themeColor="text1" w:sz="6" w:space="0"/>
+              <w:bottom w:val="single" w:color="000000" w:themeColor="text1" w:sz="6" w:space="0"/>
+              <w:right w:val="single" w:color="000000" w:themeColor="text1" w:sz="6" w:space="0"/>
             </w:tcBorders>
             <w:shd w:val="clear" w:color="auto" w:fill="F4FAE8"/>
             <w:hideMark/>
@@ -10106,10 +10140,10 @@
           <w:tcPr>
             <w:tcW w:w="1552" w:type="dxa"/>
             <w:tcBorders>
-              <w:top w:val="single" w:sz="6" w:space="0" w:color="000000" w:themeColor="text1"/>
-              <w:left w:val="single" w:sz="6" w:space="0" w:color="000000" w:themeColor="text1"/>
-              <w:bottom w:val="single" w:sz="6" w:space="0" w:color="000000" w:themeColor="text1"/>
-              <w:right w:val="single" w:sz="6" w:space="0" w:color="000000" w:themeColor="text1"/>
+              <w:top w:val="single" w:color="000000" w:themeColor="text1" w:sz="6" w:space="0"/>
+              <w:left w:val="single" w:color="000000" w:themeColor="text1" w:sz="6" w:space="0"/>
+              <w:bottom w:val="single" w:color="000000" w:themeColor="text1" w:sz="6" w:space="0"/>
+              <w:right w:val="single" w:color="000000" w:themeColor="text1" w:sz="6" w:space="0"/>
             </w:tcBorders>
             <w:shd w:val="clear" w:color="auto" w:fill="F4FAE8"/>
             <w:hideMark/>
@@ -10138,10 +10172,10 @@
           <w:tcPr>
             <w:tcW w:w="1717" w:type="dxa"/>
             <w:tcBorders>
-              <w:top w:val="single" w:sz="6" w:space="0" w:color="000000" w:themeColor="text1"/>
-              <w:left w:val="single" w:sz="6" w:space="0" w:color="000000" w:themeColor="text1"/>
-              <w:bottom w:val="single" w:sz="6" w:space="0" w:color="000000" w:themeColor="text1"/>
-              <w:right w:val="single" w:sz="6" w:space="0" w:color="000000" w:themeColor="text1"/>
+              <w:top w:val="single" w:color="000000" w:themeColor="text1" w:sz="6" w:space="0"/>
+              <w:left w:val="single" w:color="000000" w:themeColor="text1" w:sz="6" w:space="0"/>
+              <w:bottom w:val="single" w:color="000000" w:themeColor="text1" w:sz="6" w:space="0"/>
+              <w:right w:val="single" w:color="000000" w:themeColor="text1" w:sz="6" w:space="0"/>
             </w:tcBorders>
             <w:shd w:val="clear" w:color="auto" w:fill="F4FAE8"/>
             <w:hideMark/>
@@ -10166,10 +10200,10 @@
           <w:tcPr>
             <w:tcW w:w="1458" w:type="dxa"/>
             <w:tcBorders>
-              <w:top w:val="single" w:sz="6" w:space="0" w:color="000000" w:themeColor="text1"/>
-              <w:left w:val="single" w:sz="6" w:space="0" w:color="000000" w:themeColor="text1"/>
-              <w:bottom w:val="single" w:sz="6" w:space="0" w:color="000000" w:themeColor="text1"/>
-              <w:right w:val="single" w:sz="6" w:space="0" w:color="000000" w:themeColor="text1"/>
+              <w:top w:val="single" w:color="000000" w:themeColor="text1" w:sz="6" w:space="0"/>
+              <w:left w:val="single" w:color="000000" w:themeColor="text1" w:sz="6" w:space="0"/>
+              <w:bottom w:val="single" w:color="000000" w:themeColor="text1" w:sz="6" w:space="0"/>
+              <w:right w:val="single" w:color="000000" w:themeColor="text1" w:sz="6" w:space="0"/>
             </w:tcBorders>
             <w:shd w:val="clear" w:color="auto" w:fill="F4FAE8"/>
             <w:hideMark/>
@@ -10194,10 +10228,10 @@
           <w:tcPr>
             <w:tcW w:w="1270" w:type="dxa"/>
             <w:tcBorders>
-              <w:top w:val="single" w:sz="6" w:space="0" w:color="000000" w:themeColor="text1"/>
-              <w:left w:val="single" w:sz="6" w:space="0" w:color="000000" w:themeColor="text1"/>
-              <w:bottom w:val="single" w:sz="6" w:space="0" w:color="000000" w:themeColor="text1"/>
-              <w:right w:val="single" w:sz="6" w:space="0" w:color="000000" w:themeColor="text1"/>
+              <w:top w:val="single" w:color="000000" w:themeColor="text1" w:sz="6" w:space="0"/>
+              <w:left w:val="single" w:color="000000" w:themeColor="text1" w:sz="6" w:space="0"/>
+              <w:bottom w:val="single" w:color="000000" w:themeColor="text1" w:sz="6" w:space="0"/>
+              <w:right w:val="single" w:color="000000" w:themeColor="text1" w:sz="6" w:space="0"/>
             </w:tcBorders>
             <w:shd w:val="clear" w:color="auto" w:fill="F4FAE8"/>
             <w:hideMark/>
@@ -10222,10 +10256,10 @@
           <w:tcPr>
             <w:tcW w:w="1073" w:type="dxa"/>
             <w:tcBorders>
-              <w:top w:val="single" w:sz="6" w:space="0" w:color="000000" w:themeColor="text1"/>
-              <w:left w:val="single" w:sz="6" w:space="0" w:color="000000" w:themeColor="text1"/>
-              <w:bottom w:val="single" w:sz="6" w:space="0" w:color="000000" w:themeColor="text1"/>
-              <w:right w:val="single" w:sz="6" w:space="0" w:color="000000" w:themeColor="text1"/>
+              <w:top w:val="single" w:color="000000" w:themeColor="text1" w:sz="6" w:space="0"/>
+              <w:left w:val="single" w:color="000000" w:themeColor="text1" w:sz="6" w:space="0"/>
+              <w:bottom w:val="single" w:color="000000" w:themeColor="text1" w:sz="6" w:space="0"/>
+              <w:right w:val="single" w:color="000000" w:themeColor="text1" w:sz="6" w:space="0"/>
             </w:tcBorders>
             <w:shd w:val="clear" w:color="auto" w:fill="F4FAE8"/>
             <w:hideMark/>
@@ -10250,10 +10284,10 @@
           <w:tcPr>
             <w:tcW w:w="2076" w:type="dxa"/>
             <w:tcBorders>
-              <w:top w:val="single" w:sz="6" w:space="0" w:color="000000" w:themeColor="text1"/>
-              <w:left w:val="single" w:sz="6" w:space="0" w:color="000000" w:themeColor="text1"/>
-              <w:bottom w:val="single" w:sz="6" w:space="0" w:color="000000" w:themeColor="text1"/>
-              <w:right w:val="single" w:sz="6" w:space="0" w:color="000000" w:themeColor="text1"/>
+              <w:top w:val="single" w:color="000000" w:themeColor="text1" w:sz="6" w:space="0"/>
+              <w:left w:val="single" w:color="000000" w:themeColor="text1" w:sz="6" w:space="0"/>
+              <w:bottom w:val="single" w:color="000000" w:themeColor="text1" w:sz="6" w:space="0"/>
+              <w:right w:val="single" w:color="000000" w:themeColor="text1" w:sz="6" w:space="0"/>
             </w:tcBorders>
             <w:shd w:val="clear" w:color="auto" w:fill="F4FAE8"/>
             <w:hideMark/>
@@ -10283,10 +10317,10 @@
           <w:tcPr>
             <w:tcW w:w="1552" w:type="dxa"/>
             <w:tcBorders>
-              <w:top w:val="single" w:sz="6" w:space="0" w:color="000000" w:themeColor="text1"/>
-              <w:left w:val="single" w:sz="6" w:space="0" w:color="000000" w:themeColor="text1"/>
-              <w:bottom w:val="single" w:sz="6" w:space="0" w:color="000000" w:themeColor="text1"/>
-              <w:right w:val="single" w:sz="6" w:space="0" w:color="000000" w:themeColor="text1"/>
+              <w:top w:val="single" w:color="000000" w:themeColor="text1" w:sz="6" w:space="0"/>
+              <w:left w:val="single" w:color="000000" w:themeColor="text1" w:sz="6" w:space="0"/>
+              <w:bottom w:val="single" w:color="000000" w:themeColor="text1" w:sz="6" w:space="0"/>
+              <w:right w:val="single" w:color="000000" w:themeColor="text1" w:sz="6" w:space="0"/>
             </w:tcBorders>
             <w:shd w:val="clear" w:color="auto" w:fill="F4FAE8"/>
             <w:hideMark/>
@@ -10315,10 +10349,10 @@
           <w:tcPr>
             <w:tcW w:w="1717" w:type="dxa"/>
             <w:tcBorders>
-              <w:top w:val="single" w:sz="6" w:space="0" w:color="000000" w:themeColor="text1"/>
-              <w:left w:val="single" w:sz="6" w:space="0" w:color="000000" w:themeColor="text1"/>
-              <w:bottom w:val="single" w:sz="6" w:space="0" w:color="000000" w:themeColor="text1"/>
-              <w:right w:val="single" w:sz="6" w:space="0" w:color="000000" w:themeColor="text1"/>
+              <w:top w:val="single" w:color="000000" w:themeColor="text1" w:sz="6" w:space="0"/>
+              <w:left w:val="single" w:color="000000" w:themeColor="text1" w:sz="6" w:space="0"/>
+              <w:bottom w:val="single" w:color="000000" w:themeColor="text1" w:sz="6" w:space="0"/>
+              <w:right w:val="single" w:color="000000" w:themeColor="text1" w:sz="6" w:space="0"/>
             </w:tcBorders>
             <w:shd w:val="clear" w:color="auto" w:fill="F4FAE8"/>
             <w:hideMark/>
@@ -10343,10 +10377,10 @@
           <w:tcPr>
             <w:tcW w:w="1458" w:type="dxa"/>
             <w:tcBorders>
-              <w:top w:val="single" w:sz="6" w:space="0" w:color="000000" w:themeColor="text1"/>
-              <w:left w:val="single" w:sz="6" w:space="0" w:color="000000" w:themeColor="text1"/>
-              <w:bottom w:val="single" w:sz="6" w:space="0" w:color="000000" w:themeColor="text1"/>
-              <w:right w:val="single" w:sz="6" w:space="0" w:color="000000" w:themeColor="text1"/>
+              <w:top w:val="single" w:color="000000" w:themeColor="text1" w:sz="6" w:space="0"/>
+              <w:left w:val="single" w:color="000000" w:themeColor="text1" w:sz="6" w:space="0"/>
+              <w:bottom w:val="single" w:color="000000" w:themeColor="text1" w:sz="6" w:space="0"/>
+              <w:right w:val="single" w:color="000000" w:themeColor="text1" w:sz="6" w:space="0"/>
             </w:tcBorders>
             <w:shd w:val="clear" w:color="auto" w:fill="F4FAE8"/>
             <w:hideMark/>
@@ -10371,10 +10405,10 @@
           <w:tcPr>
             <w:tcW w:w="1270" w:type="dxa"/>
             <w:tcBorders>
-              <w:top w:val="single" w:sz="6" w:space="0" w:color="000000" w:themeColor="text1"/>
-              <w:left w:val="single" w:sz="6" w:space="0" w:color="000000" w:themeColor="text1"/>
-              <w:bottom w:val="single" w:sz="6" w:space="0" w:color="000000" w:themeColor="text1"/>
-              <w:right w:val="single" w:sz="6" w:space="0" w:color="000000" w:themeColor="text1"/>
+              <w:top w:val="single" w:color="000000" w:themeColor="text1" w:sz="6" w:space="0"/>
+              <w:left w:val="single" w:color="000000" w:themeColor="text1" w:sz="6" w:space="0"/>
+              <w:bottom w:val="single" w:color="000000" w:themeColor="text1" w:sz="6" w:space="0"/>
+              <w:right w:val="single" w:color="000000" w:themeColor="text1" w:sz="6" w:space="0"/>
             </w:tcBorders>
             <w:shd w:val="clear" w:color="auto" w:fill="F4FAE8"/>
             <w:hideMark/>
@@ -10414,10 +10448,10 @@
           <w:tcPr>
             <w:tcW w:w="1073" w:type="dxa"/>
             <w:tcBorders>
-              <w:top w:val="single" w:sz="6" w:space="0" w:color="000000" w:themeColor="text1"/>
-              <w:left w:val="single" w:sz="6" w:space="0" w:color="000000" w:themeColor="text1"/>
-              <w:bottom w:val="single" w:sz="6" w:space="0" w:color="000000" w:themeColor="text1"/>
-              <w:right w:val="single" w:sz="6" w:space="0" w:color="000000" w:themeColor="text1"/>
+              <w:top w:val="single" w:color="000000" w:themeColor="text1" w:sz="6" w:space="0"/>
+              <w:left w:val="single" w:color="000000" w:themeColor="text1" w:sz="6" w:space="0"/>
+              <w:bottom w:val="single" w:color="000000" w:themeColor="text1" w:sz="6" w:space="0"/>
+              <w:right w:val="single" w:color="000000" w:themeColor="text1" w:sz="6" w:space="0"/>
             </w:tcBorders>
             <w:shd w:val="clear" w:color="auto" w:fill="F4FAE8"/>
             <w:hideMark/>
@@ -10442,10 +10476,10 @@
           <w:tcPr>
             <w:tcW w:w="2076" w:type="dxa"/>
             <w:tcBorders>
-              <w:top w:val="single" w:sz="6" w:space="0" w:color="000000" w:themeColor="text1"/>
-              <w:left w:val="single" w:sz="6" w:space="0" w:color="000000" w:themeColor="text1"/>
-              <w:bottom w:val="single" w:sz="6" w:space="0" w:color="000000" w:themeColor="text1"/>
-              <w:right w:val="single" w:sz="6" w:space="0" w:color="000000" w:themeColor="text1"/>
+              <w:top w:val="single" w:color="000000" w:themeColor="text1" w:sz="6" w:space="0"/>
+              <w:left w:val="single" w:color="000000" w:themeColor="text1" w:sz="6" w:space="0"/>
+              <w:bottom w:val="single" w:color="000000" w:themeColor="text1" w:sz="6" w:space="0"/>
+              <w:right w:val="single" w:color="000000" w:themeColor="text1" w:sz="6" w:space="0"/>
             </w:tcBorders>
             <w:shd w:val="clear" w:color="auto" w:fill="F4FAE8"/>
             <w:hideMark/>
@@ -10475,10 +10509,10 @@
           <w:tcPr>
             <w:tcW w:w="1552" w:type="dxa"/>
             <w:tcBorders>
-              <w:top w:val="single" w:sz="6" w:space="0" w:color="000000" w:themeColor="text1"/>
-              <w:left w:val="single" w:sz="6" w:space="0" w:color="000000" w:themeColor="text1"/>
-              <w:bottom w:val="single" w:sz="6" w:space="0" w:color="000000" w:themeColor="text1"/>
-              <w:right w:val="single" w:sz="6" w:space="0" w:color="000000" w:themeColor="text1"/>
+              <w:top w:val="single" w:color="000000" w:themeColor="text1" w:sz="6" w:space="0"/>
+              <w:left w:val="single" w:color="000000" w:themeColor="text1" w:sz="6" w:space="0"/>
+              <w:bottom w:val="single" w:color="000000" w:themeColor="text1" w:sz="6" w:space="0"/>
+              <w:right w:val="single" w:color="000000" w:themeColor="text1" w:sz="6" w:space="0"/>
             </w:tcBorders>
             <w:shd w:val="clear" w:color="auto" w:fill="F4FAE8"/>
             <w:hideMark/>
@@ -10507,10 +10541,10 @@
           <w:tcPr>
             <w:tcW w:w="1717" w:type="dxa"/>
             <w:tcBorders>
-              <w:top w:val="single" w:sz="6" w:space="0" w:color="000000" w:themeColor="text1"/>
-              <w:left w:val="single" w:sz="6" w:space="0" w:color="000000" w:themeColor="text1"/>
-              <w:bottom w:val="single" w:sz="6" w:space="0" w:color="000000" w:themeColor="text1"/>
-              <w:right w:val="single" w:sz="6" w:space="0" w:color="000000" w:themeColor="text1"/>
+              <w:top w:val="single" w:color="000000" w:themeColor="text1" w:sz="6" w:space="0"/>
+              <w:left w:val="single" w:color="000000" w:themeColor="text1" w:sz="6" w:space="0"/>
+              <w:bottom w:val="single" w:color="000000" w:themeColor="text1" w:sz="6" w:space="0"/>
+              <w:right w:val="single" w:color="000000" w:themeColor="text1" w:sz="6" w:space="0"/>
             </w:tcBorders>
             <w:shd w:val="clear" w:color="auto" w:fill="F4FAE8"/>
             <w:hideMark/>
@@ -10543,10 +10577,10 @@
           <w:tcPr>
             <w:tcW w:w="1458" w:type="dxa"/>
             <w:tcBorders>
-              <w:top w:val="single" w:sz="6" w:space="0" w:color="000000" w:themeColor="text1"/>
-              <w:left w:val="single" w:sz="6" w:space="0" w:color="000000" w:themeColor="text1"/>
-              <w:bottom w:val="single" w:sz="6" w:space="0" w:color="000000" w:themeColor="text1"/>
-              <w:right w:val="single" w:sz="6" w:space="0" w:color="000000" w:themeColor="text1"/>
+              <w:top w:val="single" w:color="000000" w:themeColor="text1" w:sz="6" w:space="0"/>
+              <w:left w:val="single" w:color="000000" w:themeColor="text1" w:sz="6" w:space="0"/>
+              <w:bottom w:val="single" w:color="000000" w:themeColor="text1" w:sz="6" w:space="0"/>
+              <w:right w:val="single" w:color="000000" w:themeColor="text1" w:sz="6" w:space="0"/>
             </w:tcBorders>
             <w:shd w:val="clear" w:color="auto" w:fill="F4FAE8"/>
             <w:hideMark/>
@@ -10580,10 +10614,10 @@
           <w:tcPr>
             <w:tcW w:w="1270" w:type="dxa"/>
             <w:tcBorders>
-              <w:top w:val="single" w:sz="6" w:space="0" w:color="000000" w:themeColor="text1"/>
-              <w:left w:val="single" w:sz="6" w:space="0" w:color="000000" w:themeColor="text1"/>
-              <w:bottom w:val="single" w:sz="6" w:space="0" w:color="000000" w:themeColor="text1"/>
-              <w:right w:val="single" w:sz="6" w:space="0" w:color="000000" w:themeColor="text1"/>
+              <w:top w:val="single" w:color="000000" w:themeColor="text1" w:sz="6" w:space="0"/>
+              <w:left w:val="single" w:color="000000" w:themeColor="text1" w:sz="6" w:space="0"/>
+              <w:bottom w:val="single" w:color="000000" w:themeColor="text1" w:sz="6" w:space="0"/>
+              <w:right w:val="single" w:color="000000" w:themeColor="text1" w:sz="6" w:space="0"/>
             </w:tcBorders>
             <w:shd w:val="clear" w:color="auto" w:fill="F4FAE8"/>
             <w:hideMark/>
@@ -10617,10 +10651,10 @@
           <w:tcPr>
             <w:tcW w:w="1073" w:type="dxa"/>
             <w:tcBorders>
-              <w:top w:val="single" w:sz="6" w:space="0" w:color="000000" w:themeColor="text1"/>
-              <w:left w:val="single" w:sz="6" w:space="0" w:color="000000" w:themeColor="text1"/>
-              <w:bottom w:val="single" w:sz="6" w:space="0" w:color="000000" w:themeColor="text1"/>
-              <w:right w:val="single" w:sz="6" w:space="0" w:color="000000" w:themeColor="text1"/>
+              <w:top w:val="single" w:color="000000" w:themeColor="text1" w:sz="6" w:space="0"/>
+              <w:left w:val="single" w:color="000000" w:themeColor="text1" w:sz="6" w:space="0"/>
+              <w:bottom w:val="single" w:color="000000" w:themeColor="text1" w:sz="6" w:space="0"/>
+              <w:right w:val="single" w:color="000000" w:themeColor="text1" w:sz="6" w:space="0"/>
             </w:tcBorders>
             <w:shd w:val="clear" w:color="auto" w:fill="F4FAE8"/>
             <w:hideMark/>
@@ -10654,10 +10688,10 @@
           <w:tcPr>
             <w:tcW w:w="2076" w:type="dxa"/>
             <w:tcBorders>
-              <w:top w:val="single" w:sz="6" w:space="0" w:color="000000" w:themeColor="text1"/>
-              <w:left w:val="single" w:sz="6" w:space="0" w:color="000000" w:themeColor="text1"/>
-              <w:bottom w:val="single" w:sz="6" w:space="0" w:color="000000" w:themeColor="text1"/>
-              <w:right w:val="single" w:sz="6" w:space="0" w:color="000000" w:themeColor="text1"/>
+              <w:top w:val="single" w:color="000000" w:themeColor="text1" w:sz="6" w:space="0"/>
+              <w:left w:val="single" w:color="000000" w:themeColor="text1" w:sz="6" w:space="0"/>
+              <w:bottom w:val="single" w:color="000000" w:themeColor="text1" w:sz="6" w:space="0"/>
+              <w:right w:val="single" w:color="000000" w:themeColor="text1" w:sz="6" w:space="0"/>
             </w:tcBorders>
             <w:shd w:val="clear" w:color="auto" w:fill="F4FAE8"/>
             <w:hideMark/>
@@ -10688,10 +10722,10 @@
           <w:tcPr>
             <w:tcW w:w="1552" w:type="dxa"/>
             <w:tcBorders>
-              <w:top w:val="single" w:sz="6" w:space="0" w:color="000000" w:themeColor="text1"/>
-              <w:left w:val="single" w:sz="6" w:space="0" w:color="000000" w:themeColor="text1"/>
-              <w:bottom w:val="single" w:sz="6" w:space="0" w:color="000000" w:themeColor="text1"/>
-              <w:right w:val="single" w:sz="6" w:space="0" w:color="000000" w:themeColor="text1"/>
+              <w:top w:val="single" w:color="000000" w:themeColor="text1" w:sz="6" w:space="0"/>
+              <w:left w:val="single" w:color="000000" w:themeColor="text1" w:sz="6" w:space="0"/>
+              <w:bottom w:val="single" w:color="000000" w:themeColor="text1" w:sz="6" w:space="0"/>
+              <w:right w:val="single" w:color="000000" w:themeColor="text1" w:sz="6" w:space="0"/>
             </w:tcBorders>
             <w:shd w:val="clear" w:color="auto" w:fill="F4FAE8"/>
             <w:hideMark/>
@@ -10720,10 +10754,10 @@
           <w:tcPr>
             <w:tcW w:w="1717" w:type="dxa"/>
             <w:tcBorders>
-              <w:top w:val="single" w:sz="6" w:space="0" w:color="000000" w:themeColor="text1"/>
-              <w:left w:val="single" w:sz="6" w:space="0" w:color="000000" w:themeColor="text1"/>
-              <w:bottom w:val="single" w:sz="6" w:space="0" w:color="000000" w:themeColor="text1"/>
-              <w:right w:val="single" w:sz="6" w:space="0" w:color="000000" w:themeColor="text1"/>
+              <w:top w:val="single" w:color="000000" w:themeColor="text1" w:sz="6" w:space="0"/>
+              <w:left w:val="single" w:color="000000" w:themeColor="text1" w:sz="6" w:space="0"/>
+              <w:bottom w:val="single" w:color="000000" w:themeColor="text1" w:sz="6" w:space="0"/>
+              <w:right w:val="single" w:color="000000" w:themeColor="text1" w:sz="6" w:space="0"/>
             </w:tcBorders>
             <w:shd w:val="clear" w:color="auto" w:fill="F4FAE8"/>
             <w:hideMark/>
@@ -10748,10 +10782,10 @@
           <w:tcPr>
             <w:tcW w:w="1458" w:type="dxa"/>
             <w:tcBorders>
-              <w:top w:val="single" w:sz="6" w:space="0" w:color="000000" w:themeColor="text1"/>
-              <w:left w:val="single" w:sz="6" w:space="0" w:color="000000" w:themeColor="text1"/>
-              <w:bottom w:val="single" w:sz="6" w:space="0" w:color="000000" w:themeColor="text1"/>
-              <w:right w:val="single" w:sz="6" w:space="0" w:color="000000" w:themeColor="text1"/>
+              <w:top w:val="single" w:color="000000" w:themeColor="text1" w:sz="6" w:space="0"/>
+              <w:left w:val="single" w:color="000000" w:themeColor="text1" w:sz="6" w:space="0"/>
+              <w:bottom w:val="single" w:color="000000" w:themeColor="text1" w:sz="6" w:space="0"/>
+              <w:right w:val="single" w:color="000000" w:themeColor="text1" w:sz="6" w:space="0"/>
             </w:tcBorders>
             <w:shd w:val="clear" w:color="auto" w:fill="F4FAE8"/>
             <w:hideMark/>
@@ -10776,10 +10810,10 @@
           <w:tcPr>
             <w:tcW w:w="1270" w:type="dxa"/>
             <w:tcBorders>
-              <w:top w:val="single" w:sz="6" w:space="0" w:color="000000" w:themeColor="text1"/>
-              <w:left w:val="single" w:sz="6" w:space="0" w:color="000000" w:themeColor="text1"/>
-              <w:bottom w:val="single" w:sz="6" w:space="0" w:color="000000" w:themeColor="text1"/>
-              <w:right w:val="single" w:sz="6" w:space="0" w:color="000000" w:themeColor="text1"/>
+              <w:top w:val="single" w:color="000000" w:themeColor="text1" w:sz="6" w:space="0"/>
+              <w:left w:val="single" w:color="000000" w:themeColor="text1" w:sz="6" w:space="0"/>
+              <w:bottom w:val="single" w:color="000000" w:themeColor="text1" w:sz="6" w:space="0"/>
+              <w:right w:val="single" w:color="000000" w:themeColor="text1" w:sz="6" w:space="0"/>
             </w:tcBorders>
             <w:shd w:val="clear" w:color="auto" w:fill="F4FAE8"/>
             <w:hideMark/>
@@ -10804,10 +10838,10 @@
           <w:tcPr>
             <w:tcW w:w="1073" w:type="dxa"/>
             <w:tcBorders>
-              <w:top w:val="single" w:sz="6" w:space="0" w:color="000000" w:themeColor="text1"/>
-              <w:left w:val="single" w:sz="6" w:space="0" w:color="000000" w:themeColor="text1"/>
-              <w:bottom w:val="single" w:sz="6" w:space="0" w:color="000000" w:themeColor="text1"/>
-              <w:right w:val="single" w:sz="6" w:space="0" w:color="000000" w:themeColor="text1"/>
+              <w:top w:val="single" w:color="000000" w:themeColor="text1" w:sz="6" w:space="0"/>
+              <w:left w:val="single" w:color="000000" w:themeColor="text1" w:sz="6" w:space="0"/>
+              <w:bottom w:val="single" w:color="000000" w:themeColor="text1" w:sz="6" w:space="0"/>
+              <w:right w:val="single" w:color="000000" w:themeColor="text1" w:sz="6" w:space="0"/>
             </w:tcBorders>
             <w:shd w:val="clear" w:color="auto" w:fill="F4FAE8"/>
             <w:hideMark/>
@@ -10832,10 +10866,10 @@
           <w:tcPr>
             <w:tcW w:w="2076" w:type="dxa"/>
             <w:tcBorders>
-              <w:top w:val="single" w:sz="6" w:space="0" w:color="000000" w:themeColor="text1"/>
-              <w:left w:val="single" w:sz="6" w:space="0" w:color="000000" w:themeColor="text1"/>
-              <w:bottom w:val="single" w:sz="6" w:space="0" w:color="000000" w:themeColor="text1"/>
-              <w:right w:val="single" w:sz="6" w:space="0" w:color="000000" w:themeColor="text1"/>
+              <w:top w:val="single" w:color="000000" w:themeColor="text1" w:sz="6" w:space="0"/>
+              <w:left w:val="single" w:color="000000" w:themeColor="text1" w:sz="6" w:space="0"/>
+              <w:bottom w:val="single" w:color="000000" w:themeColor="text1" w:sz="6" w:space="0"/>
+              <w:right w:val="single" w:color="000000" w:themeColor="text1" w:sz="6" w:space="0"/>
             </w:tcBorders>
             <w:shd w:val="clear" w:color="auto" w:fill="F4FAE8"/>
             <w:hideMark/>
@@ -10865,10 +10899,10 @@
           <w:tcPr>
             <w:tcW w:w="1552" w:type="dxa"/>
             <w:tcBorders>
-              <w:top w:val="single" w:sz="6" w:space="0" w:color="000000" w:themeColor="text1"/>
-              <w:left w:val="single" w:sz="6" w:space="0" w:color="000000" w:themeColor="text1"/>
-              <w:bottom w:val="single" w:sz="6" w:space="0" w:color="000000" w:themeColor="text1"/>
-              <w:right w:val="single" w:sz="6" w:space="0" w:color="000000" w:themeColor="text1"/>
+              <w:top w:val="single" w:color="000000" w:themeColor="text1" w:sz="6" w:space="0"/>
+              <w:left w:val="single" w:color="000000" w:themeColor="text1" w:sz="6" w:space="0"/>
+              <w:bottom w:val="single" w:color="000000" w:themeColor="text1" w:sz="6" w:space="0"/>
+              <w:right w:val="single" w:color="000000" w:themeColor="text1" w:sz="6" w:space="0"/>
             </w:tcBorders>
             <w:shd w:val="clear" w:color="auto" w:fill="F4FAE8"/>
             <w:hideMark/>
@@ -10897,10 +10931,10 @@
           <w:tcPr>
             <w:tcW w:w="1717" w:type="dxa"/>
             <w:tcBorders>
-              <w:top w:val="single" w:sz="6" w:space="0" w:color="000000" w:themeColor="text1"/>
-              <w:left w:val="single" w:sz="6" w:space="0" w:color="000000" w:themeColor="text1"/>
-              <w:bottom w:val="single" w:sz="6" w:space="0" w:color="000000" w:themeColor="text1"/>
-              <w:right w:val="single" w:sz="6" w:space="0" w:color="000000" w:themeColor="text1"/>
+              <w:top w:val="single" w:color="000000" w:themeColor="text1" w:sz="6" w:space="0"/>
+              <w:left w:val="single" w:color="000000" w:themeColor="text1" w:sz="6" w:space="0"/>
+              <w:bottom w:val="single" w:color="000000" w:themeColor="text1" w:sz="6" w:space="0"/>
+              <w:right w:val="single" w:color="000000" w:themeColor="text1" w:sz="6" w:space="0"/>
             </w:tcBorders>
             <w:shd w:val="clear" w:color="auto" w:fill="F4FAE8"/>
             <w:hideMark/>
@@ -10939,10 +10973,10 @@
           <w:tcPr>
             <w:tcW w:w="1458" w:type="dxa"/>
             <w:tcBorders>
-              <w:top w:val="single" w:sz="6" w:space="0" w:color="000000" w:themeColor="text1"/>
-              <w:left w:val="single" w:sz="6" w:space="0" w:color="000000" w:themeColor="text1"/>
-              <w:bottom w:val="single" w:sz="6" w:space="0" w:color="000000" w:themeColor="text1"/>
-              <w:right w:val="single" w:sz="6" w:space="0" w:color="000000" w:themeColor="text1"/>
+              <w:top w:val="single" w:color="000000" w:themeColor="text1" w:sz="6" w:space="0"/>
+              <w:left w:val="single" w:color="000000" w:themeColor="text1" w:sz="6" w:space="0"/>
+              <w:bottom w:val="single" w:color="000000" w:themeColor="text1" w:sz="6" w:space="0"/>
+              <w:right w:val="single" w:color="000000" w:themeColor="text1" w:sz="6" w:space="0"/>
             </w:tcBorders>
             <w:shd w:val="clear" w:color="auto" w:fill="F4FAE8"/>
             <w:hideMark/>
@@ -10967,10 +11001,10 @@
           <w:tcPr>
             <w:tcW w:w="1270" w:type="dxa"/>
             <w:tcBorders>
-              <w:top w:val="single" w:sz="6" w:space="0" w:color="000000" w:themeColor="text1"/>
-              <w:left w:val="single" w:sz="6" w:space="0" w:color="000000" w:themeColor="text1"/>
-              <w:bottom w:val="single" w:sz="6" w:space="0" w:color="000000" w:themeColor="text1"/>
-              <w:right w:val="single" w:sz="6" w:space="0" w:color="000000" w:themeColor="text1"/>
+              <w:top w:val="single" w:color="000000" w:themeColor="text1" w:sz="6" w:space="0"/>
+              <w:left w:val="single" w:color="000000" w:themeColor="text1" w:sz="6" w:space="0"/>
+              <w:bottom w:val="single" w:color="000000" w:themeColor="text1" w:sz="6" w:space="0"/>
+              <w:right w:val="single" w:color="000000" w:themeColor="text1" w:sz="6" w:space="0"/>
             </w:tcBorders>
             <w:shd w:val="clear" w:color="auto" w:fill="F4FAE8"/>
             <w:hideMark/>
@@ -11002,10 +11036,10 @@
           <w:tcPr>
             <w:tcW w:w="1073" w:type="dxa"/>
             <w:tcBorders>
-              <w:top w:val="single" w:sz="6" w:space="0" w:color="000000" w:themeColor="text1"/>
-              <w:left w:val="single" w:sz="6" w:space="0" w:color="000000" w:themeColor="text1"/>
-              <w:bottom w:val="single" w:sz="6" w:space="0" w:color="000000" w:themeColor="text1"/>
-              <w:right w:val="single" w:sz="6" w:space="0" w:color="000000" w:themeColor="text1"/>
+              <w:top w:val="single" w:color="000000" w:themeColor="text1" w:sz="6" w:space="0"/>
+              <w:left w:val="single" w:color="000000" w:themeColor="text1" w:sz="6" w:space="0"/>
+              <w:bottom w:val="single" w:color="000000" w:themeColor="text1" w:sz="6" w:space="0"/>
+              <w:right w:val="single" w:color="000000" w:themeColor="text1" w:sz="6" w:space="0"/>
             </w:tcBorders>
             <w:shd w:val="clear" w:color="auto" w:fill="F4FAE8"/>
             <w:hideMark/>
@@ -11030,10 +11064,10 @@
           <w:tcPr>
             <w:tcW w:w="2076" w:type="dxa"/>
             <w:tcBorders>
-              <w:top w:val="single" w:sz="6" w:space="0" w:color="000000" w:themeColor="text1"/>
-              <w:left w:val="single" w:sz="6" w:space="0" w:color="000000" w:themeColor="text1"/>
-              <w:bottom w:val="single" w:sz="6" w:space="0" w:color="000000" w:themeColor="text1"/>
-              <w:right w:val="single" w:sz="6" w:space="0" w:color="000000" w:themeColor="text1"/>
+              <w:top w:val="single" w:color="000000" w:themeColor="text1" w:sz="6" w:space="0"/>
+              <w:left w:val="single" w:color="000000" w:themeColor="text1" w:sz="6" w:space="0"/>
+              <w:bottom w:val="single" w:color="000000" w:themeColor="text1" w:sz="6" w:space="0"/>
+              <w:right w:val="single" w:color="000000" w:themeColor="text1" w:sz="6" w:space="0"/>
             </w:tcBorders>
             <w:shd w:val="clear" w:color="auto" w:fill="F4FAE8"/>
             <w:hideMark/>
@@ -11424,10 +11458,10 @@
       <w:tblPr>
         <w:tblW w:w="9490" w:type="dxa"/>
         <w:tblBorders>
-          <w:top w:val="outset" w:sz="6" w:space="0" w:color="auto"/>
-          <w:left w:val="outset" w:sz="6" w:space="0" w:color="auto"/>
-          <w:bottom w:val="outset" w:sz="6" w:space="0" w:color="auto"/>
-          <w:right w:val="outset" w:sz="6" w:space="0" w:color="auto"/>
+          <w:top w:val="outset" w:color="auto" w:sz="6" w:space="0"/>
+          <w:left w:val="outset" w:color="auto" w:sz="6" w:space="0"/>
+          <w:bottom w:val="outset" w:color="auto" w:sz="6" w:space="0"/>
+          <w:right w:val="outset" w:color="auto" w:sz="6" w:space="0"/>
         </w:tblBorders>
         <w:tblCellMar>
           <w:left w:w="0" w:type="dxa"/>
@@ -11452,10 +11486,10 @@
             <w:tcW w:w="1302" w:type="dxa"/>
             <w:vMerge w:val="restart"/>
             <w:tcBorders>
-              <w:top w:val="single" w:sz="6" w:space="0" w:color="000000" w:themeColor="text1"/>
-              <w:left w:val="single" w:sz="6" w:space="0" w:color="000000" w:themeColor="text1"/>
-              <w:bottom w:val="single" w:sz="6" w:space="0" w:color="000000" w:themeColor="text1"/>
-              <w:right w:val="single" w:sz="6" w:space="0" w:color="000000" w:themeColor="text1"/>
+              <w:top w:val="single" w:color="000000" w:themeColor="text1" w:sz="6" w:space="0"/>
+              <w:left w:val="single" w:color="000000" w:themeColor="text1" w:sz="6" w:space="0"/>
+              <w:bottom w:val="single" w:color="000000" w:themeColor="text1" w:sz="6" w:space="0"/>
+              <w:right w:val="single" w:color="000000" w:themeColor="text1" w:sz="6" w:space="0"/>
             </w:tcBorders>
             <w:shd w:val="clear" w:color="auto" w:fill="F4FAE8"/>
             <w:hideMark/>
@@ -11485,10 +11519,10 @@
             <w:tcW w:w="6116" w:type="dxa"/>
             <w:gridSpan w:val="4"/>
             <w:tcBorders>
-              <w:top w:val="single" w:sz="6" w:space="0" w:color="000000" w:themeColor="text1"/>
-              <w:left w:val="single" w:sz="6" w:space="0" w:color="000000" w:themeColor="text1"/>
-              <w:bottom w:val="single" w:sz="6" w:space="0" w:color="000000" w:themeColor="text1"/>
-              <w:right w:val="single" w:sz="6" w:space="0" w:color="000000" w:themeColor="text1"/>
+              <w:top w:val="single" w:color="000000" w:themeColor="text1" w:sz="6" w:space="0"/>
+              <w:left w:val="single" w:color="000000" w:themeColor="text1" w:sz="6" w:space="0"/>
+              <w:bottom w:val="single" w:color="000000" w:themeColor="text1" w:sz="6" w:space="0"/>
+              <w:right w:val="single" w:color="000000" w:themeColor="text1" w:sz="6" w:space="0"/>
             </w:tcBorders>
             <w:shd w:val="clear" w:color="auto" w:fill="F4FAE8"/>
             <w:hideMark/>
@@ -11517,10 +11551,10 @@
           <w:tcPr>
             <w:tcW w:w="2072" w:type="dxa"/>
             <w:tcBorders>
-              <w:top w:val="single" w:sz="6" w:space="0" w:color="000000" w:themeColor="text1"/>
-              <w:left w:val="single" w:sz="6" w:space="0" w:color="000000" w:themeColor="text1"/>
-              <w:bottom w:val="single" w:sz="6" w:space="0" w:color="000000" w:themeColor="text1"/>
-              <w:right w:val="single" w:sz="6" w:space="0" w:color="000000" w:themeColor="text1"/>
+              <w:top w:val="single" w:color="000000" w:themeColor="text1" w:sz="6" w:space="0"/>
+              <w:left w:val="single" w:color="000000" w:themeColor="text1" w:sz="6" w:space="0"/>
+              <w:bottom w:val="single" w:color="000000" w:themeColor="text1" w:sz="6" w:space="0"/>
+              <w:right w:val="single" w:color="000000" w:themeColor="text1" w:sz="6" w:space="0"/>
             </w:tcBorders>
             <w:shd w:val="clear" w:color="auto" w:fill="F4FAE8"/>
             <w:hideMark/>
@@ -11572,10 +11606,10 @@
           <w:tcPr>
             <w:tcW w:w="1435" w:type="dxa"/>
             <w:tcBorders>
-              <w:top w:val="single" w:sz="6" w:space="0" w:color="000000" w:themeColor="text1"/>
-              <w:left w:val="single" w:sz="6" w:space="0" w:color="000000" w:themeColor="text1"/>
-              <w:bottom w:val="single" w:sz="6" w:space="0" w:color="000000" w:themeColor="text1"/>
-              <w:right w:val="single" w:sz="6" w:space="0" w:color="000000" w:themeColor="text1"/>
+              <w:top w:val="single" w:color="000000" w:themeColor="text1" w:sz="6" w:space="0"/>
+              <w:left w:val="single" w:color="000000" w:themeColor="text1" w:sz="6" w:space="0"/>
+              <w:bottom w:val="single" w:color="000000" w:themeColor="text1" w:sz="6" w:space="0"/>
+              <w:right w:val="single" w:color="000000" w:themeColor="text1" w:sz="6" w:space="0"/>
             </w:tcBorders>
             <w:shd w:val="clear" w:color="auto" w:fill="F4FAE8"/>
             <w:hideMark/>
@@ -11604,10 +11638,10 @@
           <w:tcPr>
             <w:tcW w:w="1651" w:type="dxa"/>
             <w:tcBorders>
-              <w:top w:val="single" w:sz="6" w:space="0" w:color="000000" w:themeColor="text1"/>
-              <w:left w:val="single" w:sz="6" w:space="0" w:color="000000" w:themeColor="text1"/>
-              <w:bottom w:val="single" w:sz="6" w:space="0" w:color="000000" w:themeColor="text1"/>
-              <w:right w:val="single" w:sz="6" w:space="0" w:color="000000" w:themeColor="text1"/>
+              <w:top w:val="single" w:color="000000" w:themeColor="text1" w:sz="6" w:space="0"/>
+              <w:left w:val="single" w:color="000000" w:themeColor="text1" w:sz="6" w:space="0"/>
+              <w:bottom w:val="single" w:color="000000" w:themeColor="text1" w:sz="6" w:space="0"/>
+              <w:right w:val="single" w:color="000000" w:themeColor="text1" w:sz="6" w:space="0"/>
             </w:tcBorders>
             <w:shd w:val="clear" w:color="auto" w:fill="F4FAE8"/>
             <w:hideMark/>
@@ -11636,10 +11670,10 @@
           <w:tcPr>
             <w:tcW w:w="1427" w:type="dxa"/>
             <w:tcBorders>
-              <w:top w:val="single" w:sz="6" w:space="0" w:color="000000" w:themeColor="text1"/>
-              <w:left w:val="single" w:sz="6" w:space="0" w:color="000000" w:themeColor="text1"/>
-              <w:bottom w:val="single" w:sz="6" w:space="0" w:color="000000" w:themeColor="text1"/>
-              <w:right w:val="single" w:sz="6" w:space="0" w:color="000000" w:themeColor="text1"/>
+              <w:top w:val="single" w:color="000000" w:themeColor="text1" w:sz="6" w:space="0"/>
+              <w:left w:val="single" w:color="000000" w:themeColor="text1" w:sz="6" w:space="0"/>
+              <w:bottom w:val="single" w:color="000000" w:themeColor="text1" w:sz="6" w:space="0"/>
+              <w:right w:val="single" w:color="000000" w:themeColor="text1" w:sz="6" w:space="0"/>
             </w:tcBorders>
             <w:shd w:val="clear" w:color="auto" w:fill="F4FAE8"/>
             <w:hideMark/>
@@ -11668,10 +11702,10 @@
           <w:tcPr>
             <w:tcW w:w="1603" w:type="dxa"/>
             <w:tcBorders>
-              <w:top w:val="single" w:sz="6" w:space="0" w:color="000000" w:themeColor="text1"/>
-              <w:left w:val="single" w:sz="6" w:space="0" w:color="000000" w:themeColor="text1"/>
-              <w:bottom w:val="single" w:sz="6" w:space="0" w:color="000000" w:themeColor="text1"/>
-              <w:right w:val="single" w:sz="6" w:space="0" w:color="000000" w:themeColor="text1"/>
+              <w:top w:val="single" w:color="000000" w:themeColor="text1" w:sz="6" w:space="0"/>
+              <w:left w:val="single" w:color="000000" w:themeColor="text1" w:sz="6" w:space="0"/>
+              <w:bottom w:val="single" w:color="000000" w:themeColor="text1" w:sz="6" w:space="0"/>
+              <w:right w:val="single" w:color="000000" w:themeColor="text1" w:sz="6" w:space="0"/>
             </w:tcBorders>
             <w:shd w:val="clear" w:color="auto" w:fill="F4FAE8"/>
             <w:hideMark/>
@@ -11700,10 +11734,10 @@
           <w:tcPr>
             <w:tcW w:w="2072" w:type="dxa"/>
             <w:tcBorders>
-              <w:top w:val="single" w:sz="6" w:space="0" w:color="000000" w:themeColor="text1"/>
-              <w:left w:val="single" w:sz="6" w:space="0" w:color="000000" w:themeColor="text1"/>
-              <w:bottom w:val="single" w:sz="6" w:space="0" w:color="000000" w:themeColor="text1"/>
-              <w:right w:val="single" w:sz="6" w:space="0" w:color="000000" w:themeColor="text1"/>
+              <w:top w:val="single" w:color="000000" w:themeColor="text1" w:sz="6" w:space="0"/>
+              <w:left w:val="single" w:color="000000" w:themeColor="text1" w:sz="6" w:space="0"/>
+              <w:bottom w:val="single" w:color="000000" w:themeColor="text1" w:sz="6" w:space="0"/>
+              <w:right w:val="single" w:color="000000" w:themeColor="text1" w:sz="6" w:space="0"/>
             </w:tcBorders>
             <w:shd w:val="clear" w:color="auto" w:fill="F4FAE8"/>
             <w:hideMark/>
@@ -11733,10 +11767,10 @@
           <w:tcPr>
             <w:tcW w:w="1302" w:type="dxa"/>
             <w:tcBorders>
-              <w:top w:val="single" w:sz="6" w:space="0" w:color="000000" w:themeColor="text1"/>
-              <w:left w:val="single" w:sz="6" w:space="0" w:color="000000" w:themeColor="text1"/>
-              <w:bottom w:val="single" w:sz="6" w:space="0" w:color="000000" w:themeColor="text1"/>
-              <w:right w:val="single" w:sz="6" w:space="0" w:color="000000" w:themeColor="text1"/>
+              <w:top w:val="single" w:color="000000" w:themeColor="text1" w:sz="6" w:space="0"/>
+              <w:left w:val="single" w:color="000000" w:themeColor="text1" w:sz="6" w:space="0"/>
+              <w:bottom w:val="single" w:color="000000" w:themeColor="text1" w:sz="6" w:space="0"/>
+              <w:right w:val="single" w:color="000000" w:themeColor="text1" w:sz="6" w:space="0"/>
             </w:tcBorders>
             <w:shd w:val="clear" w:color="auto" w:fill="F4FAE8"/>
             <w:hideMark/>
@@ -11765,10 +11799,10 @@
           <w:tcPr>
             <w:tcW w:w="1435" w:type="dxa"/>
             <w:tcBorders>
-              <w:top w:val="single" w:sz="6" w:space="0" w:color="000000" w:themeColor="text1"/>
-              <w:left w:val="single" w:sz="6" w:space="0" w:color="000000" w:themeColor="text1"/>
-              <w:bottom w:val="single" w:sz="6" w:space="0" w:color="000000" w:themeColor="text1"/>
-              <w:right w:val="single" w:sz="6" w:space="0" w:color="000000" w:themeColor="text1"/>
+              <w:top w:val="single" w:color="000000" w:themeColor="text1" w:sz="6" w:space="0"/>
+              <w:left w:val="single" w:color="000000" w:themeColor="text1" w:sz="6" w:space="0"/>
+              <w:bottom w:val="single" w:color="000000" w:themeColor="text1" w:sz="6" w:space="0"/>
+              <w:right w:val="single" w:color="000000" w:themeColor="text1" w:sz="6" w:space="0"/>
             </w:tcBorders>
             <w:shd w:val="clear" w:color="auto" w:fill="F4FAE8"/>
             <w:hideMark/>
@@ -11793,10 +11827,10 @@
           <w:tcPr>
             <w:tcW w:w="1651" w:type="dxa"/>
             <w:tcBorders>
-              <w:top w:val="single" w:sz="6" w:space="0" w:color="000000" w:themeColor="text1"/>
-              <w:left w:val="single" w:sz="6" w:space="0" w:color="000000" w:themeColor="text1"/>
-              <w:bottom w:val="single" w:sz="6" w:space="0" w:color="000000" w:themeColor="text1"/>
-              <w:right w:val="single" w:sz="6" w:space="0" w:color="000000" w:themeColor="text1"/>
+              <w:top w:val="single" w:color="000000" w:themeColor="text1" w:sz="6" w:space="0"/>
+              <w:left w:val="single" w:color="000000" w:themeColor="text1" w:sz="6" w:space="0"/>
+              <w:bottom w:val="single" w:color="000000" w:themeColor="text1" w:sz="6" w:space="0"/>
+              <w:right w:val="single" w:color="000000" w:themeColor="text1" w:sz="6" w:space="0"/>
             </w:tcBorders>
             <w:shd w:val="clear" w:color="auto" w:fill="F4FAE8"/>
             <w:hideMark/>
@@ -11821,10 +11855,10 @@
           <w:tcPr>
             <w:tcW w:w="1427" w:type="dxa"/>
             <w:tcBorders>
-              <w:top w:val="single" w:sz="6" w:space="0" w:color="000000" w:themeColor="text1"/>
-              <w:left w:val="single" w:sz="6" w:space="0" w:color="000000" w:themeColor="text1"/>
-              <w:bottom w:val="single" w:sz="6" w:space="0" w:color="000000" w:themeColor="text1"/>
-              <w:right w:val="single" w:sz="6" w:space="0" w:color="000000" w:themeColor="text1"/>
+              <w:top w:val="single" w:color="000000" w:themeColor="text1" w:sz="6" w:space="0"/>
+              <w:left w:val="single" w:color="000000" w:themeColor="text1" w:sz="6" w:space="0"/>
+              <w:bottom w:val="single" w:color="000000" w:themeColor="text1" w:sz="6" w:space="0"/>
+              <w:right w:val="single" w:color="000000" w:themeColor="text1" w:sz="6" w:space="0"/>
             </w:tcBorders>
             <w:shd w:val="clear" w:color="auto" w:fill="F4FAE8"/>
             <w:hideMark/>
@@ -11849,10 +11883,10 @@
           <w:tcPr>
             <w:tcW w:w="1603" w:type="dxa"/>
             <w:tcBorders>
-              <w:top w:val="single" w:sz="6" w:space="0" w:color="000000" w:themeColor="text1"/>
-              <w:left w:val="single" w:sz="6" w:space="0" w:color="000000" w:themeColor="text1"/>
-              <w:bottom w:val="single" w:sz="6" w:space="0" w:color="000000" w:themeColor="text1"/>
-              <w:right w:val="single" w:sz="6" w:space="0" w:color="000000" w:themeColor="text1"/>
+              <w:top w:val="single" w:color="000000" w:themeColor="text1" w:sz="6" w:space="0"/>
+              <w:left w:val="single" w:color="000000" w:themeColor="text1" w:sz="6" w:space="0"/>
+              <w:bottom w:val="single" w:color="000000" w:themeColor="text1" w:sz="6" w:space="0"/>
+              <w:right w:val="single" w:color="000000" w:themeColor="text1" w:sz="6" w:space="0"/>
             </w:tcBorders>
             <w:shd w:val="clear" w:color="auto" w:fill="F4FAE8"/>
             <w:hideMark/>
@@ -11892,10 +11926,10 @@
           <w:tcPr>
             <w:tcW w:w="2072" w:type="dxa"/>
             <w:tcBorders>
-              <w:top w:val="single" w:sz="6" w:space="0" w:color="000000" w:themeColor="text1"/>
-              <w:left w:val="single" w:sz="6" w:space="0" w:color="000000" w:themeColor="text1"/>
-              <w:bottom w:val="single" w:sz="6" w:space="0" w:color="000000" w:themeColor="text1"/>
-              <w:right w:val="single" w:sz="6" w:space="0" w:color="000000" w:themeColor="text1"/>
+              <w:top w:val="single" w:color="000000" w:themeColor="text1" w:sz="6" w:space="0"/>
+              <w:left w:val="single" w:color="000000" w:themeColor="text1" w:sz="6" w:space="0"/>
+              <w:bottom w:val="single" w:color="000000" w:themeColor="text1" w:sz="6" w:space="0"/>
+              <w:right w:val="single" w:color="000000" w:themeColor="text1" w:sz="6" w:space="0"/>
             </w:tcBorders>
             <w:shd w:val="clear" w:color="auto" w:fill="F4FAE8"/>
             <w:hideMark/>
@@ -11941,10 +11975,10 @@
           <w:tcPr>
             <w:tcW w:w="1302" w:type="dxa"/>
             <w:tcBorders>
-              <w:top w:val="single" w:sz="6" w:space="0" w:color="000000" w:themeColor="text1"/>
-              <w:left w:val="single" w:sz="6" w:space="0" w:color="000000" w:themeColor="text1"/>
-              <w:bottom w:val="single" w:sz="6" w:space="0" w:color="000000" w:themeColor="text1"/>
-              <w:right w:val="single" w:sz="6" w:space="0" w:color="000000" w:themeColor="text1"/>
+              <w:top w:val="single" w:color="000000" w:themeColor="text1" w:sz="6" w:space="0"/>
+              <w:left w:val="single" w:color="000000" w:themeColor="text1" w:sz="6" w:space="0"/>
+              <w:bottom w:val="single" w:color="000000" w:themeColor="text1" w:sz="6" w:space="0"/>
+              <w:right w:val="single" w:color="000000" w:themeColor="text1" w:sz="6" w:space="0"/>
             </w:tcBorders>
             <w:shd w:val="clear" w:color="auto" w:fill="F4FAE8"/>
             <w:hideMark/>
@@ -11973,10 +12007,10 @@
           <w:tcPr>
             <w:tcW w:w="1435" w:type="dxa"/>
             <w:tcBorders>
-              <w:top w:val="single" w:sz="6" w:space="0" w:color="000000" w:themeColor="text1"/>
-              <w:left w:val="single" w:sz="6" w:space="0" w:color="000000" w:themeColor="text1"/>
-              <w:bottom w:val="single" w:sz="6" w:space="0" w:color="000000" w:themeColor="text1"/>
-              <w:right w:val="single" w:sz="6" w:space="0" w:color="000000" w:themeColor="text1"/>
+              <w:top w:val="single" w:color="000000" w:themeColor="text1" w:sz="6" w:space="0"/>
+              <w:left w:val="single" w:color="000000" w:themeColor="text1" w:sz="6" w:space="0"/>
+              <w:bottom w:val="single" w:color="000000" w:themeColor="text1" w:sz="6" w:space="0"/>
+              <w:right w:val="single" w:color="000000" w:themeColor="text1" w:sz="6" w:space="0"/>
             </w:tcBorders>
             <w:shd w:val="clear" w:color="auto" w:fill="F4FAE8"/>
             <w:hideMark/>
@@ -12001,10 +12035,10 @@
           <w:tcPr>
             <w:tcW w:w="1651" w:type="dxa"/>
             <w:tcBorders>
-              <w:top w:val="single" w:sz="6" w:space="0" w:color="000000" w:themeColor="text1"/>
-              <w:left w:val="single" w:sz="6" w:space="0" w:color="000000" w:themeColor="text1"/>
-              <w:bottom w:val="single" w:sz="6" w:space="0" w:color="000000" w:themeColor="text1"/>
-              <w:right w:val="single" w:sz="6" w:space="0" w:color="000000" w:themeColor="text1"/>
+              <w:top w:val="single" w:color="000000" w:themeColor="text1" w:sz="6" w:space="0"/>
+              <w:left w:val="single" w:color="000000" w:themeColor="text1" w:sz="6" w:space="0"/>
+              <w:bottom w:val="single" w:color="000000" w:themeColor="text1" w:sz="6" w:space="0"/>
+              <w:right w:val="single" w:color="000000" w:themeColor="text1" w:sz="6" w:space="0"/>
             </w:tcBorders>
             <w:shd w:val="clear" w:color="auto" w:fill="F4FAE8"/>
             <w:hideMark/>
@@ -12029,10 +12063,10 @@
           <w:tcPr>
             <w:tcW w:w="1427" w:type="dxa"/>
             <w:tcBorders>
-              <w:top w:val="single" w:sz="6" w:space="0" w:color="000000" w:themeColor="text1"/>
-              <w:left w:val="single" w:sz="6" w:space="0" w:color="000000" w:themeColor="text1"/>
-              <w:bottom w:val="single" w:sz="6" w:space="0" w:color="000000" w:themeColor="text1"/>
-              <w:right w:val="single" w:sz="6" w:space="0" w:color="000000" w:themeColor="text1"/>
+              <w:top w:val="single" w:color="000000" w:themeColor="text1" w:sz="6" w:space="0"/>
+              <w:left w:val="single" w:color="000000" w:themeColor="text1" w:sz="6" w:space="0"/>
+              <w:bottom w:val="single" w:color="000000" w:themeColor="text1" w:sz="6" w:space="0"/>
+              <w:right w:val="single" w:color="000000" w:themeColor="text1" w:sz="6" w:space="0"/>
             </w:tcBorders>
             <w:shd w:val="clear" w:color="auto" w:fill="F4FAE8"/>
             <w:hideMark/>
@@ -12057,10 +12091,10 @@
           <w:tcPr>
             <w:tcW w:w="1603" w:type="dxa"/>
             <w:tcBorders>
-              <w:top w:val="single" w:sz="6" w:space="0" w:color="000000" w:themeColor="text1"/>
-              <w:left w:val="single" w:sz="6" w:space="0" w:color="000000" w:themeColor="text1"/>
-              <w:bottom w:val="single" w:sz="6" w:space="0" w:color="000000" w:themeColor="text1"/>
-              <w:right w:val="single" w:sz="6" w:space="0" w:color="000000" w:themeColor="text1"/>
+              <w:top w:val="single" w:color="000000" w:themeColor="text1" w:sz="6" w:space="0"/>
+              <w:left w:val="single" w:color="000000" w:themeColor="text1" w:sz="6" w:space="0"/>
+              <w:bottom w:val="single" w:color="000000" w:themeColor="text1" w:sz="6" w:space="0"/>
+              <w:right w:val="single" w:color="000000" w:themeColor="text1" w:sz="6" w:space="0"/>
             </w:tcBorders>
             <w:shd w:val="clear" w:color="auto" w:fill="F4FAE8"/>
             <w:hideMark/>
@@ -12105,10 +12139,10 @@
           <w:tcPr>
             <w:tcW w:w="2072" w:type="dxa"/>
             <w:tcBorders>
-              <w:top w:val="single" w:sz="6" w:space="0" w:color="000000" w:themeColor="text1"/>
-              <w:left w:val="single" w:sz="6" w:space="0" w:color="000000" w:themeColor="text1"/>
-              <w:bottom w:val="single" w:sz="6" w:space="0" w:color="000000" w:themeColor="text1"/>
-              <w:right w:val="single" w:sz="6" w:space="0" w:color="000000" w:themeColor="text1"/>
+              <w:top w:val="single" w:color="000000" w:themeColor="text1" w:sz="6" w:space="0"/>
+              <w:left w:val="single" w:color="000000" w:themeColor="text1" w:sz="6" w:space="0"/>
+              <w:bottom w:val="single" w:color="000000" w:themeColor="text1" w:sz="6" w:space="0"/>
+              <w:right w:val="single" w:color="000000" w:themeColor="text1" w:sz="6" w:space="0"/>
             </w:tcBorders>
             <w:shd w:val="clear" w:color="auto" w:fill="F4FAE8"/>
             <w:hideMark/>
@@ -12138,10 +12172,10 @@
           <w:tcPr>
             <w:tcW w:w="1302" w:type="dxa"/>
             <w:tcBorders>
-              <w:top w:val="single" w:sz="6" w:space="0" w:color="000000" w:themeColor="text1"/>
-              <w:left w:val="single" w:sz="6" w:space="0" w:color="000000" w:themeColor="text1"/>
-              <w:bottom w:val="single" w:sz="6" w:space="0" w:color="000000" w:themeColor="text1"/>
-              <w:right w:val="single" w:sz="6" w:space="0" w:color="000000" w:themeColor="text1"/>
+              <w:top w:val="single" w:color="000000" w:themeColor="text1" w:sz="6" w:space="0"/>
+              <w:left w:val="single" w:color="000000" w:themeColor="text1" w:sz="6" w:space="0"/>
+              <w:bottom w:val="single" w:color="000000" w:themeColor="text1" w:sz="6" w:space="0"/>
+              <w:right w:val="single" w:color="000000" w:themeColor="text1" w:sz="6" w:space="0"/>
             </w:tcBorders>
             <w:shd w:val="clear" w:color="auto" w:fill="F4FAE8"/>
             <w:hideMark/>
@@ -12170,10 +12204,10 @@
           <w:tcPr>
             <w:tcW w:w="1435" w:type="dxa"/>
             <w:tcBorders>
-              <w:top w:val="single" w:sz="6" w:space="0" w:color="000000" w:themeColor="text1"/>
-              <w:left w:val="single" w:sz="6" w:space="0" w:color="000000" w:themeColor="text1"/>
-              <w:bottom w:val="single" w:sz="6" w:space="0" w:color="000000" w:themeColor="text1"/>
-              <w:right w:val="single" w:sz="6" w:space="0" w:color="000000" w:themeColor="text1"/>
+              <w:top w:val="single" w:color="000000" w:themeColor="text1" w:sz="6" w:space="0"/>
+              <w:left w:val="single" w:color="000000" w:themeColor="text1" w:sz="6" w:space="0"/>
+              <w:bottom w:val="single" w:color="000000" w:themeColor="text1" w:sz="6" w:space="0"/>
+              <w:right w:val="single" w:color="000000" w:themeColor="text1" w:sz="6" w:space="0"/>
             </w:tcBorders>
             <w:shd w:val="clear" w:color="auto" w:fill="F4FAE8"/>
             <w:hideMark/>
@@ -12198,10 +12232,10 @@
           <w:tcPr>
             <w:tcW w:w="1651" w:type="dxa"/>
             <w:tcBorders>
-              <w:top w:val="single" w:sz="6" w:space="0" w:color="000000" w:themeColor="text1"/>
-              <w:left w:val="single" w:sz="6" w:space="0" w:color="000000" w:themeColor="text1"/>
-              <w:bottom w:val="single" w:sz="6" w:space="0" w:color="000000" w:themeColor="text1"/>
-              <w:right w:val="single" w:sz="6" w:space="0" w:color="000000" w:themeColor="text1"/>
+              <w:top w:val="single" w:color="000000" w:themeColor="text1" w:sz="6" w:space="0"/>
+              <w:left w:val="single" w:color="000000" w:themeColor="text1" w:sz="6" w:space="0"/>
+              <w:bottom w:val="single" w:color="000000" w:themeColor="text1" w:sz="6" w:space="0"/>
+              <w:right w:val="single" w:color="000000" w:themeColor="text1" w:sz="6" w:space="0"/>
             </w:tcBorders>
             <w:shd w:val="clear" w:color="auto" w:fill="F4FAE8"/>
             <w:hideMark/>
@@ -12226,10 +12260,10 @@
           <w:tcPr>
             <w:tcW w:w="1427" w:type="dxa"/>
             <w:tcBorders>
-              <w:top w:val="single" w:sz="6" w:space="0" w:color="000000" w:themeColor="text1"/>
-              <w:left w:val="single" w:sz="6" w:space="0" w:color="000000" w:themeColor="text1"/>
-              <w:bottom w:val="single" w:sz="6" w:space="0" w:color="000000" w:themeColor="text1"/>
-              <w:right w:val="single" w:sz="6" w:space="0" w:color="000000" w:themeColor="text1"/>
+              <w:top w:val="single" w:color="000000" w:themeColor="text1" w:sz="6" w:space="0"/>
+              <w:left w:val="single" w:color="000000" w:themeColor="text1" w:sz="6" w:space="0"/>
+              <w:bottom w:val="single" w:color="000000" w:themeColor="text1" w:sz="6" w:space="0"/>
+              <w:right w:val="single" w:color="000000" w:themeColor="text1" w:sz="6" w:space="0"/>
             </w:tcBorders>
             <w:shd w:val="clear" w:color="auto" w:fill="F4FAE8"/>
             <w:hideMark/>
@@ -12269,10 +12303,10 @@
           <w:tcPr>
             <w:tcW w:w="1603" w:type="dxa"/>
             <w:tcBorders>
-              <w:top w:val="single" w:sz="6" w:space="0" w:color="000000" w:themeColor="text1"/>
-              <w:left w:val="single" w:sz="6" w:space="0" w:color="000000" w:themeColor="text1"/>
-              <w:bottom w:val="single" w:sz="6" w:space="0" w:color="000000" w:themeColor="text1"/>
-              <w:right w:val="single" w:sz="6" w:space="0" w:color="000000" w:themeColor="text1"/>
+              <w:top w:val="single" w:color="000000" w:themeColor="text1" w:sz="6" w:space="0"/>
+              <w:left w:val="single" w:color="000000" w:themeColor="text1" w:sz="6" w:space="0"/>
+              <w:bottom w:val="single" w:color="000000" w:themeColor="text1" w:sz="6" w:space="0"/>
+              <w:right w:val="single" w:color="000000" w:themeColor="text1" w:sz="6" w:space="0"/>
             </w:tcBorders>
             <w:shd w:val="clear" w:color="auto" w:fill="F4FAE8"/>
             <w:hideMark/>
@@ -12297,10 +12331,10 @@
           <w:tcPr>
             <w:tcW w:w="2072" w:type="dxa"/>
             <w:tcBorders>
-              <w:top w:val="single" w:sz="6" w:space="0" w:color="000000" w:themeColor="text1"/>
-              <w:left w:val="single" w:sz="6" w:space="0" w:color="000000" w:themeColor="text1"/>
-              <w:bottom w:val="single" w:sz="6" w:space="0" w:color="000000" w:themeColor="text1"/>
-              <w:right w:val="single" w:sz="6" w:space="0" w:color="000000" w:themeColor="text1"/>
+              <w:top w:val="single" w:color="000000" w:themeColor="text1" w:sz="6" w:space="0"/>
+              <w:left w:val="single" w:color="000000" w:themeColor="text1" w:sz="6" w:space="0"/>
+              <w:bottom w:val="single" w:color="000000" w:themeColor="text1" w:sz="6" w:space="0"/>
+              <w:right w:val="single" w:color="000000" w:themeColor="text1" w:sz="6" w:space="0"/>
             </w:tcBorders>
             <w:shd w:val="clear" w:color="auto" w:fill="F4FAE8"/>
             <w:hideMark/>
@@ -12330,10 +12364,10 @@
           <w:tcPr>
             <w:tcW w:w="1302" w:type="dxa"/>
             <w:tcBorders>
-              <w:top w:val="single" w:sz="6" w:space="0" w:color="000000" w:themeColor="text1"/>
-              <w:left w:val="single" w:sz="6" w:space="0" w:color="000000" w:themeColor="text1"/>
-              <w:bottom w:val="single" w:sz="6" w:space="0" w:color="000000" w:themeColor="text1"/>
-              <w:right w:val="single" w:sz="6" w:space="0" w:color="000000" w:themeColor="text1"/>
+              <w:top w:val="single" w:color="000000" w:themeColor="text1" w:sz="6" w:space="0"/>
+              <w:left w:val="single" w:color="000000" w:themeColor="text1" w:sz="6" w:space="0"/>
+              <w:bottom w:val="single" w:color="000000" w:themeColor="text1" w:sz="6" w:space="0"/>
+              <w:right w:val="single" w:color="000000" w:themeColor="text1" w:sz="6" w:space="0"/>
             </w:tcBorders>
             <w:shd w:val="clear" w:color="auto" w:fill="F4FAE8"/>
             <w:hideMark/>
@@ -12363,10 +12397,10 @@
           <w:tcPr>
             <w:tcW w:w="1435" w:type="dxa"/>
             <w:tcBorders>
-              <w:top w:val="single" w:sz="6" w:space="0" w:color="000000" w:themeColor="text1"/>
-              <w:left w:val="single" w:sz="6" w:space="0" w:color="000000" w:themeColor="text1"/>
-              <w:bottom w:val="single" w:sz="6" w:space="0" w:color="000000" w:themeColor="text1"/>
-              <w:right w:val="single" w:sz="6" w:space="0" w:color="000000" w:themeColor="text1"/>
+              <w:top w:val="single" w:color="000000" w:themeColor="text1" w:sz="6" w:space="0"/>
+              <w:left w:val="single" w:color="000000" w:themeColor="text1" w:sz="6" w:space="0"/>
+              <w:bottom w:val="single" w:color="000000" w:themeColor="text1" w:sz="6" w:space="0"/>
+              <w:right w:val="single" w:color="000000" w:themeColor="text1" w:sz="6" w:space="0"/>
             </w:tcBorders>
             <w:shd w:val="clear" w:color="auto" w:fill="F4FAE8"/>
             <w:hideMark/>
@@ -12391,10 +12425,10 @@
           <w:tcPr>
             <w:tcW w:w="1651" w:type="dxa"/>
             <w:tcBorders>
-              <w:top w:val="single" w:sz="6" w:space="0" w:color="000000" w:themeColor="text1"/>
-              <w:left w:val="single" w:sz="6" w:space="0" w:color="000000" w:themeColor="text1"/>
-              <w:bottom w:val="single" w:sz="6" w:space="0" w:color="000000" w:themeColor="text1"/>
-              <w:right w:val="single" w:sz="6" w:space="0" w:color="000000" w:themeColor="text1"/>
+              <w:top w:val="single" w:color="000000" w:themeColor="text1" w:sz="6" w:space="0"/>
+              <w:left w:val="single" w:color="000000" w:themeColor="text1" w:sz="6" w:space="0"/>
+              <w:bottom w:val="single" w:color="000000" w:themeColor="text1" w:sz="6" w:space="0"/>
+              <w:right w:val="single" w:color="000000" w:themeColor="text1" w:sz="6" w:space="0"/>
             </w:tcBorders>
             <w:shd w:val="clear" w:color="auto" w:fill="F4FAE8"/>
             <w:hideMark/>
@@ -12439,10 +12473,10 @@
           <w:tcPr>
             <w:tcW w:w="1427" w:type="dxa"/>
             <w:tcBorders>
-              <w:top w:val="single" w:sz="6" w:space="0" w:color="000000" w:themeColor="text1"/>
-              <w:left w:val="single" w:sz="6" w:space="0" w:color="000000" w:themeColor="text1"/>
-              <w:bottom w:val="single" w:sz="6" w:space="0" w:color="000000" w:themeColor="text1"/>
-              <w:right w:val="single" w:sz="6" w:space="0" w:color="000000" w:themeColor="text1"/>
+              <w:top w:val="single" w:color="000000" w:themeColor="text1" w:sz="6" w:space="0"/>
+              <w:left w:val="single" w:color="000000" w:themeColor="text1" w:sz="6" w:space="0"/>
+              <w:bottom w:val="single" w:color="000000" w:themeColor="text1" w:sz="6" w:space="0"/>
+              <w:right w:val="single" w:color="000000" w:themeColor="text1" w:sz="6" w:space="0"/>
             </w:tcBorders>
             <w:shd w:val="clear" w:color="auto" w:fill="F4FAE8"/>
             <w:hideMark/>
@@ -12467,10 +12501,10 @@
           <w:tcPr>
             <w:tcW w:w="1603" w:type="dxa"/>
             <w:tcBorders>
-              <w:top w:val="single" w:sz="6" w:space="0" w:color="000000" w:themeColor="text1"/>
-              <w:left w:val="single" w:sz="6" w:space="0" w:color="000000" w:themeColor="text1"/>
-              <w:bottom w:val="single" w:sz="6" w:space="0" w:color="000000" w:themeColor="text1"/>
-              <w:right w:val="single" w:sz="6" w:space="0" w:color="000000" w:themeColor="text1"/>
+              <w:top w:val="single" w:color="000000" w:themeColor="text1" w:sz="6" w:space="0"/>
+              <w:left w:val="single" w:color="000000" w:themeColor="text1" w:sz="6" w:space="0"/>
+              <w:bottom w:val="single" w:color="000000" w:themeColor="text1" w:sz="6" w:space="0"/>
+              <w:right w:val="single" w:color="000000" w:themeColor="text1" w:sz="6" w:space="0"/>
             </w:tcBorders>
             <w:shd w:val="clear" w:color="auto" w:fill="F4FAE8"/>
             <w:hideMark/>
@@ -12495,10 +12529,10 @@
           <w:tcPr>
             <w:tcW w:w="2072" w:type="dxa"/>
             <w:tcBorders>
-              <w:top w:val="single" w:sz="6" w:space="0" w:color="000000" w:themeColor="text1"/>
-              <w:left w:val="single" w:sz="6" w:space="0" w:color="000000" w:themeColor="text1"/>
-              <w:bottom w:val="single" w:sz="6" w:space="0" w:color="000000" w:themeColor="text1"/>
-              <w:right w:val="single" w:sz="6" w:space="0" w:color="000000" w:themeColor="text1"/>
+              <w:top w:val="single" w:color="000000" w:themeColor="text1" w:sz="6" w:space="0"/>
+              <w:left w:val="single" w:color="000000" w:themeColor="text1" w:sz="6" w:space="0"/>
+              <w:bottom w:val="single" w:color="000000" w:themeColor="text1" w:sz="6" w:space="0"/>
+              <w:right w:val="single" w:color="000000" w:themeColor="text1" w:sz="6" w:space="0"/>
             </w:tcBorders>
             <w:shd w:val="clear" w:color="auto" w:fill="F4FAE8"/>
             <w:hideMark/>
@@ -12861,12 +12895,12 @@
         <w:tblW w:w="9541" w:type="dxa"/>
         <w:tblInd w:w="421" w:type="dxa"/>
         <w:tblBorders>
-          <w:top w:val="single" w:sz="4" w:space="0" w:color="000000"/>
-          <w:left w:val="single" w:sz="4" w:space="0" w:color="000000"/>
-          <w:bottom w:val="single" w:sz="4" w:space="0" w:color="000000"/>
-          <w:right w:val="single" w:sz="4" w:space="0" w:color="000000"/>
-          <w:insideH w:val="single" w:sz="4" w:space="0" w:color="000000"/>
-          <w:insideV w:val="single" w:sz="4" w:space="0" w:color="000000"/>
+          <w:top w:val="single" w:color="000000" w:sz="4" w:space="0"/>
+          <w:left w:val="single" w:color="000000" w:sz="4" w:space="0"/>
+          <w:bottom w:val="single" w:color="000000" w:sz="4" w:space="0"/>
+          <w:right w:val="single" w:color="000000" w:sz="4" w:space="0"/>
+          <w:insideH w:val="single" w:color="000000" w:sz="4" w:space="0"/>
+          <w:insideV w:val="single" w:color="000000" w:sz="4" w:space="0"/>
         </w:tblBorders>
         <w:tblLayout w:type="fixed"/>
         <w:tblLook w:val="0400" w:firstRow="0" w:lastRow="0" w:firstColumn="0" w:lastColumn="0" w:noHBand="0" w:noVBand="1"/>
@@ -13330,12 +13364,12 @@
         <w:tblW w:w="10219" w:type="dxa"/>
         <w:tblInd w:w="-147" w:type="dxa"/>
         <w:tblBorders>
-          <w:top w:val="single" w:sz="4" w:space="0" w:color="000000"/>
-          <w:left w:val="single" w:sz="4" w:space="0" w:color="000000"/>
-          <w:bottom w:val="single" w:sz="4" w:space="0" w:color="000000"/>
-          <w:right w:val="single" w:sz="4" w:space="0" w:color="000000"/>
-          <w:insideH w:val="single" w:sz="4" w:space="0" w:color="000000"/>
-          <w:insideV w:val="single" w:sz="4" w:space="0" w:color="000000"/>
+          <w:top w:val="single" w:color="000000" w:sz="4" w:space="0"/>
+          <w:left w:val="single" w:color="000000" w:sz="4" w:space="0"/>
+          <w:bottom w:val="single" w:color="000000" w:sz="4" w:space="0"/>
+          <w:right w:val="single" w:color="000000" w:sz="4" w:space="0"/>
+          <w:insideH w:val="single" w:color="000000" w:sz="4" w:space="0"/>
+          <w:insideV w:val="single" w:color="000000" w:sz="4" w:space="0"/>
         </w:tblBorders>
         <w:tblLayout w:type="fixed"/>
         <w:tblLook w:val="0400" w:firstRow="0" w:lastRow="0" w:firstColumn="0" w:lastColumn="0" w:noHBand="0" w:noVBand="1"/>
@@ -13767,7 +13801,7 @@
                 <w:lang w:eastAsia="ja-JP"/>
               </w:rPr>
             </w:pPr>
-            <w:hyperlink r:id="rId18" w:history="1">
+            <w:hyperlink w:history="1" r:id="rId18">
               <w:r>
                 <w:rPr>
                   <w:rStyle w:val="Hipervnculo"/>
@@ -13943,7 +13977,7 @@
                 <w:lang w:eastAsia="ja-JP"/>
               </w:rPr>
             </w:pPr>
-            <w:hyperlink r:id="rId19" w:history="1">
+            <w:hyperlink w:history="1" r:id="rId19">
               <w:r>
                 <w:rPr>
                   <w:rStyle w:val="Hipervnculo"/>
@@ -14151,7 +14185,7 @@
                 <w:lang w:eastAsia="ja-JP"/>
               </w:rPr>
             </w:pPr>
-            <w:hyperlink r:id="rId20" w:history="1">
+            <w:hyperlink w:history="1" r:id="rId20">
               <w:r>
                 <w:rPr>
                   <w:rStyle w:val="Hipervnculo"/>
@@ -14302,7 +14336,7 @@
                 <w:lang w:eastAsia="ja-JP"/>
               </w:rPr>
             </w:pPr>
-            <w:hyperlink r:id="rId21" w:history="1">
+            <w:hyperlink w:history="1" r:id="rId21">
               <w:r>
                 <w:rPr>
                   <w:rStyle w:val="Hipervnculo"/>
@@ -14400,12 +14434,12 @@
       <w:tblPr>
         <w:tblW w:w="9962" w:type="dxa"/>
         <w:tblBorders>
-          <w:top w:val="single" w:sz="4" w:space="0" w:color="000000"/>
-          <w:left w:val="single" w:sz="4" w:space="0" w:color="000000"/>
-          <w:bottom w:val="single" w:sz="4" w:space="0" w:color="000000"/>
-          <w:right w:val="single" w:sz="4" w:space="0" w:color="000000"/>
-          <w:insideH w:val="single" w:sz="4" w:space="0" w:color="000000"/>
-          <w:insideV w:val="single" w:sz="4" w:space="0" w:color="000000"/>
+          <w:top w:val="single" w:color="000000" w:sz="4" w:space="0"/>
+          <w:left w:val="single" w:color="000000" w:sz="4" w:space="0"/>
+          <w:bottom w:val="single" w:color="000000" w:sz="4" w:space="0"/>
+          <w:right w:val="single" w:color="000000" w:sz="4" w:space="0"/>
+          <w:insideH w:val="single" w:color="000000" w:sz="4" w:space="0"/>
+          <w:insideV w:val="single" w:color="000000" w:sz="4" w:space="0"/>
         </w:tblBorders>
         <w:tblLayout w:type="fixed"/>
         <w:tblLook w:val="0400" w:firstRow="0" w:lastRow="0" w:firstColumn="0" w:lastColumn="0" w:noHBand="0" w:noVBand="1"/>
@@ -16532,12 +16566,12 @@
       <w:tblPr>
         <w:tblW w:w="9967" w:type="dxa"/>
         <w:tblBorders>
-          <w:top w:val="single" w:sz="4" w:space="0" w:color="000000"/>
-          <w:left w:val="single" w:sz="4" w:space="0" w:color="000000"/>
-          <w:bottom w:val="single" w:sz="4" w:space="0" w:color="000000"/>
-          <w:right w:val="single" w:sz="4" w:space="0" w:color="000000"/>
-          <w:insideH w:val="single" w:sz="4" w:space="0" w:color="000000"/>
-          <w:insideV w:val="single" w:sz="4" w:space="0" w:color="000000"/>
+          <w:top w:val="single" w:color="000000" w:sz="4" w:space="0"/>
+          <w:left w:val="single" w:color="000000" w:sz="4" w:space="0"/>
+          <w:bottom w:val="single" w:color="000000" w:sz="4" w:space="0"/>
+          <w:right w:val="single" w:color="000000" w:sz="4" w:space="0"/>
+          <w:insideH w:val="single" w:color="000000" w:sz="4" w:space="0"/>
+          <w:insideV w:val="single" w:color="000000" w:sz="4" w:space="0"/>
         </w:tblBorders>
         <w:tblLayout w:type="fixed"/>
         <w:tblLook w:val="0400" w:firstRow="0" w:lastRow="0" w:firstColumn="0" w:lastColumn="0" w:noHBand="0" w:noVBand="1"/>
@@ -16996,12 +17030,12 @@
       <w:tblPr>
         <w:tblW w:w="9967" w:type="dxa"/>
         <w:tblBorders>
-          <w:top w:val="single" w:sz="4" w:space="0" w:color="000000"/>
-          <w:left w:val="single" w:sz="4" w:space="0" w:color="000000"/>
-          <w:bottom w:val="single" w:sz="4" w:space="0" w:color="000000"/>
-          <w:right w:val="single" w:sz="4" w:space="0" w:color="000000"/>
-          <w:insideH w:val="single" w:sz="4" w:space="0" w:color="000000"/>
-          <w:insideV w:val="single" w:sz="4" w:space="0" w:color="000000"/>
+          <w:top w:val="single" w:color="000000" w:sz="4" w:space="0"/>
+          <w:left w:val="single" w:color="000000" w:sz="4" w:space="0"/>
+          <w:bottom w:val="single" w:color="000000" w:sz="4" w:space="0"/>
+          <w:right w:val="single" w:color="000000" w:sz="4" w:space="0"/>
+          <w:insideH w:val="single" w:color="000000" w:sz="4" w:space="0"/>
+          <w:insideV w:val="single" w:color="000000" w:sz="4" w:space="0"/>
         </w:tblBorders>
         <w:tblLayout w:type="fixed"/>
         <w:tblLook w:val="0400" w:firstRow="0" w:lastRow="0" w:firstColumn="0" w:lastColumn="0" w:noHBand="0" w:noVBand="1"/>
@@ -17266,7 +17300,7 @@
     <w:sectPr>
       <w:headerReference w:type="default" r:id="rId26"/>
       <w:footerReference w:type="default" r:id="rId27"/>
-      <w:pgSz w:w="12240" w:h="15840" w:code="1"/>
+      <w:pgSz w:w="12240" w:h="15840" w:orient="portrait" w:code="1"/>
       <w:pgMar w:top="1701" w:right="1134" w:bottom="1134" w:left="1134" w:header="720" w:footer="0" w:gutter="0"/>
       <w:pgNumType w:start="1"/>
       <w:cols w:space="720"/>
@@ -17274,6 +17308,64 @@
     </w:sectPr>
   </w:body>
 </w:document>
+</file>
+
+<file path=word/comments.xml><?xml version="1.0" encoding="utf-8"?>
+<w:comments xmlns:w14="http://schemas.microsoft.com/office/word/2010/wordml" xmlns:w="http://schemas.openxmlformats.org/wordprocessingml/2006/main">
+  <w:comment xmlns:w="http://schemas.openxmlformats.org/wordprocessingml/2006/main" w:initials="AE" w:author="Andres Felipe Velandia Espitia" w:date="2026-07-23T19:12:34" w:id="2117972160">
+    <w:p xmlns:w14="http://schemas.microsoft.com/office/word/2010/wordml" xmlns:w="http://schemas.openxmlformats.org/wordprocessingml/2006/main">
+      <w:pPr>
+        <w:pStyle w:val="CommentText"/>
+      </w:pPr>
+      <w:r>
+        <w:rPr>
+          <w:rStyle w:val="CommentReference"/>
+        </w:rPr>
+        <w:annotationRef/>
+      </w:r>
+      <w:r>
+        <w:t>En la figura 1 se relaciona lo que representan las necesidades humanas y explica a partir de un ejemplo su aplicación.</w:t>
+      </w:r>
+    </w:p>
+  </w:comment>
+  <w:comment xmlns:w="http://schemas.openxmlformats.org/wordprocessingml/2006/main" w:initials="AE" w:author="Andres Felipe Velandia Espitia" w:date="2026-07-23T19:12:48" w:id="1902819741">
+    <w:p xmlns:w14="http://schemas.microsoft.com/office/word/2010/wordml" xmlns:w="http://schemas.openxmlformats.org/wordprocessingml/2006/main">
+      <w:pPr>
+        <w:pStyle w:val="CommentText"/>
+      </w:pPr>
+      <w:r>
+        <w:rPr>
+          <w:rStyle w:val="CommentReference"/>
+        </w:rPr>
+        <w:annotationRef/>
+      </w:r>
+      <w:r>
+        <w:t>En la figura 2 se relaciona una matriz que representa de manera jerárquica las necesidades humanas, como son competencia, habilidad, destreza y conducta.</w:t>
+      </w:r>
+    </w:p>
+  </w:comment>
+</w:comments>
+</file>
+
+<file path=word/commentsExtended.xml><?xml version="1.0" encoding="utf-8"?>
+<w15:commentsEx xmlns:mc="http://schemas.openxmlformats.org/markup-compatibility/2006" xmlns:w15="http://schemas.microsoft.com/office/word/2012/wordml" mc:Ignorable="w15">
+  <w15:commentEx w15:done="0" w15:paraId="73413235"/>
+  <w15:commentEx w15:done="0" w15:paraId="1AA5CFC1"/>
+</w15:commentsEx>
+</file>
+
+<file path=word/commentsExtensible.xml><?xml version="1.0" encoding="utf-8"?>
+<w16cex:commentsExtensible xmlns:w16="http://schemas.microsoft.com/office/word/2018/wordml" xmlns:w16cex="http://schemas.microsoft.com/office/word/2018/wordml/cex" xmlns:mc="http://schemas.openxmlformats.org/markup-compatibility/2006" mc:Ignorable="w16 w16cex">
+  <w16cex:commentExtensible w16cex:durableId="716FDB4B" w16cex:dateUtc="2026-07-24T00:12:34.685Z"/>
+  <w16cex:commentExtensible w16cex:durableId="6D0F7B12" w16cex:dateUtc="2026-07-24T00:12:48.795Z"/>
+</w16cex:commentsExtensible>
+</file>
+
+<file path=word/commentsIds.xml><?xml version="1.0" encoding="utf-8"?>
+<w16cid:commentsIds xmlns:mc="http://schemas.openxmlformats.org/markup-compatibility/2006" xmlns:w16cid="http://schemas.microsoft.com/office/word/2016/wordml/cid" mc:Ignorable="w16cid">
+  <w16cid:commentId w16cid:paraId="73413235" w16cid:durableId="716FDB4B"/>
+  <w16cid:commentId w16cid:paraId="1AA5CFC1" w16cid:durableId="6D0F7B12"/>
+</w16cid:commentsIds>
 </file>
 
 <file path=word/endnotes.xml><?xml version="1.0" encoding="utf-8"?>
@@ -17326,7 +17418,7 @@
       <w:ind w:left="-2" w:hanging="2"/>
       <w:jc w:val="right"/>
       <w:rPr>
-        <w:rFonts w:ascii="Times New Roman" w:eastAsia="Times New Roman" w:hAnsi="Times New Roman" w:cs="Times New Roman"/>
+        <w:rFonts w:ascii="Times New Roman" w:hAnsi="Times New Roman" w:eastAsia="Times New Roman" w:cs="Times New Roman"/>
         <w:sz w:val="24"/>
         <w:szCs w:val="24"/>
         <w:lang w:eastAsia="es-ES_tradnl"/>
@@ -17337,7 +17429,7 @@
     <w:pPr>
       <w:spacing w:line="240" w:lineRule="auto"/>
       <w:rPr>
-        <w:rFonts w:ascii="Times New Roman" w:eastAsia="Times New Roman" w:hAnsi="Times New Roman" w:cs="Times New Roman"/>
+        <w:rFonts w:ascii="Times New Roman" w:hAnsi="Times New Roman" w:eastAsia="Times New Roman" w:cs="Times New Roman"/>
         <w:sz w:val="24"/>
         <w:szCs w:val="24"/>
         <w:lang w:eastAsia="es-ES_tradnl"/>
@@ -17407,7 +17499,7 @@
 </file>
 
 <file path=word/header1.xml><?xml version="1.0" encoding="utf-8"?>
-<w:hdr xmlns:wpc="http://schemas.microsoft.com/office/word/2010/wordprocessingCanvas" xmlns:cx="http://schemas.microsoft.com/office/drawing/2014/chartex" xmlns:cx1="http://schemas.microsoft.com/office/drawing/2015/9/8/chartex" xmlns:cx2="http://schemas.microsoft.com/office/drawing/2015/10/21/chartex" xmlns:cx3="http://schemas.microsoft.com/office/drawing/2016/5/9/chartex" xmlns:cx4="http://schemas.microsoft.com/office/drawing/2016/5/10/chartex" xmlns:cx5="http://schemas.microsoft.com/office/drawing/2016/5/11/chartex" xmlns:cx6="http://schemas.microsoft.com/office/drawing/2016/5/12/chartex" xmlns:cx7="http://schemas.microsoft.com/office/drawing/2016/5/13/chartex" xmlns:cx8="http://schemas.microsoft.com/office/drawing/2016/5/14/chartex" xmlns:mc="http://schemas.openxmlformats.org/markup-compatibility/2006" xmlns:aink="http://schemas.microsoft.com/office/drawing/2016/ink" xmlns:am3d="http://schemas.microsoft.com/office/drawing/2017/model3d" xmlns:o="urn:schemas-microsoft-com:office:office" xmlns:r="http://schemas.openxmlformats.org/officeDocument/2006/relationships" xmlns:m="http://schemas.openxmlformats.org/officeDocument/2006/math" xmlns:v="urn:schemas-microsoft-com:vml" xmlns:wp14="http://schemas.microsoft.com/office/word/2010/wordprocessingDrawing" xmlns:wp="http://schemas.openxmlformats.org/drawingml/2006/wordprocessingDrawing" xmlns:w10="urn:schemas-microsoft-com:office:word" xmlns:w="http://schemas.openxmlformats.org/wordprocessingml/2006/main" xmlns:w14="http://schemas.microsoft.com/office/word/2010/wordml" xmlns:w15="http://schemas.microsoft.com/office/word/2012/wordml" xmlns:w16cex="http://schemas.microsoft.com/office/word/2018/wordml/cex" xmlns:w16cid="http://schemas.microsoft.com/office/word/2016/wordml/cid" xmlns:w16="http://schemas.microsoft.com/office/word/2018/wordml" xmlns:w16sdtdh="http://schemas.microsoft.com/office/word/2020/wordml/sdtdatahash" xmlns:w16se="http://schemas.microsoft.com/office/word/2015/wordml/symex" xmlns:wpg="http://schemas.microsoft.com/office/word/2010/wordprocessingGroup" xmlns:wpi="http://schemas.microsoft.com/office/word/2010/wordprocessingInk" xmlns:wne="http://schemas.microsoft.com/office/word/2006/wordml" xmlns:wps="http://schemas.microsoft.com/office/word/2010/wordprocessingShape" mc:Ignorable="w14 w15 w16se w16cid w16 w16cex w16sdtdh wp14">
+<w:hdr xmlns:wpc="http://schemas.microsoft.com/office/word/2010/wordprocessingCanvas" xmlns:cx="http://schemas.microsoft.com/office/drawing/2014/chartex" xmlns:cx1="http://schemas.microsoft.com/office/drawing/2015/9/8/chartex" xmlns:cx2="http://schemas.microsoft.com/office/drawing/2015/10/21/chartex" xmlns:cx3="http://schemas.microsoft.com/office/drawing/2016/5/9/chartex" xmlns:cx4="http://schemas.microsoft.com/office/drawing/2016/5/10/chartex" xmlns:cx5="http://schemas.microsoft.com/office/drawing/2016/5/11/chartex" xmlns:cx6="http://schemas.microsoft.com/office/drawing/2016/5/12/chartex" xmlns:cx7="http://schemas.microsoft.com/office/drawing/2016/5/13/chartex" xmlns:cx8="http://schemas.microsoft.com/office/drawing/2016/5/14/chartex" xmlns:mc="http://schemas.openxmlformats.org/markup-compatibility/2006" xmlns:aink="http://schemas.microsoft.com/office/drawing/2016/ink" xmlns:am3d="http://schemas.microsoft.com/office/drawing/2017/model3d" xmlns:o="urn:schemas-microsoft-com:office:office" xmlns:r="http://schemas.openxmlformats.org/officeDocument/2006/relationships" xmlns:m="http://schemas.openxmlformats.org/officeDocument/2006/math" xmlns:v="urn:schemas-microsoft-com:vml" xmlns:wp14="http://schemas.microsoft.com/office/word/2010/wordprocessingDrawing" xmlns:wp="http://schemas.openxmlformats.org/drawingml/2006/wordprocessingDrawing" xmlns:w10="urn:schemas-microsoft-com:office:word" xmlns:w="http://schemas.openxmlformats.org/wordprocessingml/2006/main" xmlns:w14="http://schemas.microsoft.com/office/word/2010/wordml" xmlns:w15="http://schemas.microsoft.com/office/word/2012/wordml" xmlns:w16cex="http://schemas.microsoft.com/office/word/2018/wordml/cex" xmlns:w16cid="http://schemas.microsoft.com/office/word/2016/wordml/cid" xmlns:w16="http://schemas.microsoft.com/office/word/2018/wordml" xmlns:w16sdtdh="http://schemas.microsoft.com/office/word/2020/wordml/sdtdatahash" xmlns:w16se="http://schemas.microsoft.com/office/word/2015/wordml/symex" xmlns:wpg="http://schemas.microsoft.com/office/word/2010/wordprocessingGroup" xmlns:wpi="http://schemas.microsoft.com/office/word/2010/wordprocessingInk" xmlns:wne="http://schemas.microsoft.com/office/word/2006/wordml" xmlns:wps="http://schemas.microsoft.com/office/word/2010/wordprocessingShape" xmlns:a="http://schemas.openxmlformats.org/drawingml/2006/main" xmlns:pic="http://schemas.openxmlformats.org/drawingml/2006/picture" xmlns:a14="http://schemas.microsoft.com/office/drawing/2010/main" mc:Ignorable="w14 w15 w16se w16cid w16 w16cex w16sdtdh wp14">
   <w:p>
     <w:pPr>
       <w:pStyle w:val="Encabezado"/>
@@ -17988,7 +18080,7 @@
         <w:ind w:left="720" w:hanging="360"/>
       </w:pPr>
       <w:rPr>
-        <w:rFonts w:ascii="Symbol" w:hAnsi="Symbol" w:hint="default"/>
+        <w:rFonts w:hint="default" w:ascii="Symbol" w:hAnsi="Symbol"/>
       </w:rPr>
     </w:lvl>
     <w:lvl w:ilvl="1" w:tplc="240A0003" w:tentative="1">
@@ -18000,7 +18092,7 @@
         <w:ind w:left="1440" w:hanging="360"/>
       </w:pPr>
       <w:rPr>
-        <w:rFonts w:ascii="Courier New" w:hAnsi="Courier New" w:cs="Courier New" w:hint="default"/>
+        <w:rFonts w:hint="default" w:ascii="Courier New" w:hAnsi="Courier New" w:cs="Courier New"/>
       </w:rPr>
     </w:lvl>
     <w:lvl w:ilvl="2" w:tplc="240A0005" w:tentative="1">
@@ -18012,7 +18104,7 @@
         <w:ind w:left="2160" w:hanging="360"/>
       </w:pPr>
       <w:rPr>
-        <w:rFonts w:ascii="Wingdings" w:hAnsi="Wingdings" w:hint="default"/>
+        <w:rFonts w:hint="default" w:ascii="Wingdings" w:hAnsi="Wingdings"/>
       </w:rPr>
     </w:lvl>
     <w:lvl w:ilvl="3" w:tplc="240A0001" w:tentative="1">
@@ -18024,7 +18116,7 @@
         <w:ind w:left="2880" w:hanging="360"/>
       </w:pPr>
       <w:rPr>
-        <w:rFonts w:ascii="Symbol" w:hAnsi="Symbol" w:hint="default"/>
+        <w:rFonts w:hint="default" w:ascii="Symbol" w:hAnsi="Symbol"/>
       </w:rPr>
     </w:lvl>
     <w:lvl w:ilvl="4" w:tplc="240A0003" w:tentative="1">
@@ -18036,7 +18128,7 @@
         <w:ind w:left="3600" w:hanging="360"/>
       </w:pPr>
       <w:rPr>
-        <w:rFonts w:ascii="Courier New" w:hAnsi="Courier New" w:cs="Courier New" w:hint="default"/>
+        <w:rFonts w:hint="default" w:ascii="Courier New" w:hAnsi="Courier New" w:cs="Courier New"/>
       </w:rPr>
     </w:lvl>
     <w:lvl w:ilvl="5" w:tplc="240A0005" w:tentative="1">
@@ -18048,7 +18140,7 @@
         <w:ind w:left="4320" w:hanging="360"/>
       </w:pPr>
       <w:rPr>
-        <w:rFonts w:ascii="Wingdings" w:hAnsi="Wingdings" w:hint="default"/>
+        <w:rFonts w:hint="default" w:ascii="Wingdings" w:hAnsi="Wingdings"/>
       </w:rPr>
     </w:lvl>
     <w:lvl w:ilvl="6" w:tplc="240A0001" w:tentative="1">
@@ -18060,7 +18152,7 @@
         <w:ind w:left="5040" w:hanging="360"/>
       </w:pPr>
       <w:rPr>
-        <w:rFonts w:ascii="Symbol" w:hAnsi="Symbol" w:hint="default"/>
+        <w:rFonts w:hint="default" w:ascii="Symbol" w:hAnsi="Symbol"/>
       </w:rPr>
     </w:lvl>
     <w:lvl w:ilvl="7" w:tplc="240A0003" w:tentative="1">
@@ -18072,7 +18164,7 @@
         <w:ind w:left="5760" w:hanging="360"/>
       </w:pPr>
       <w:rPr>
-        <w:rFonts w:ascii="Courier New" w:hAnsi="Courier New" w:cs="Courier New" w:hint="default"/>
+        <w:rFonts w:hint="default" w:ascii="Courier New" w:hAnsi="Courier New" w:cs="Courier New"/>
       </w:rPr>
     </w:lvl>
     <w:lvl w:ilvl="8" w:tplc="240A0005" w:tentative="1">
@@ -18084,7 +18176,7 @@
         <w:ind w:left="6480" w:hanging="360"/>
       </w:pPr>
       <w:rPr>
-        <w:rFonts w:ascii="Wingdings" w:hAnsi="Wingdings" w:hint="default"/>
+        <w:rFonts w:hint="default" w:ascii="Wingdings" w:hAnsi="Wingdings"/>
       </w:rPr>
     </w:lvl>
   </w:abstractNum>
@@ -18101,7 +18193,7 @@
         <w:ind w:left="720" w:hanging="360"/>
       </w:pPr>
       <w:rPr>
-        <w:rFonts w:ascii="Calibri" w:eastAsia="Calibri" w:hAnsi="Calibri" w:cs="Calibri" w:hint="default"/>
+        <w:rFonts w:hint="default" w:ascii="Calibri" w:hAnsi="Calibri" w:eastAsia="Calibri" w:cs="Calibri"/>
       </w:rPr>
     </w:lvl>
     <w:lvl w:ilvl="1" w:tplc="FFFFFFFF" w:tentative="1">
@@ -18113,7 +18205,7 @@
         <w:ind w:left="1440" w:hanging="360"/>
       </w:pPr>
       <w:rPr>
-        <w:rFonts w:ascii="Courier New" w:hAnsi="Courier New" w:cs="Courier New" w:hint="default"/>
+        <w:rFonts w:hint="default" w:ascii="Courier New" w:hAnsi="Courier New" w:cs="Courier New"/>
       </w:rPr>
     </w:lvl>
     <w:lvl w:ilvl="2" w:tplc="FFFFFFFF" w:tentative="1">
@@ -18125,7 +18217,7 @@
         <w:ind w:left="2160" w:hanging="360"/>
       </w:pPr>
       <w:rPr>
-        <w:rFonts w:ascii="Wingdings" w:hAnsi="Wingdings" w:hint="default"/>
+        <w:rFonts w:hint="default" w:ascii="Wingdings" w:hAnsi="Wingdings"/>
       </w:rPr>
     </w:lvl>
     <w:lvl w:ilvl="3" w:tplc="FFFFFFFF" w:tentative="1">
@@ -18137,7 +18229,7 @@
         <w:ind w:left="2880" w:hanging="360"/>
       </w:pPr>
       <w:rPr>
-        <w:rFonts w:ascii="Symbol" w:hAnsi="Symbol" w:hint="default"/>
+        <w:rFonts w:hint="default" w:ascii="Symbol" w:hAnsi="Symbol"/>
       </w:rPr>
     </w:lvl>
     <w:lvl w:ilvl="4" w:tplc="FFFFFFFF" w:tentative="1">
@@ -18149,7 +18241,7 @@
         <w:ind w:left="3600" w:hanging="360"/>
       </w:pPr>
       <w:rPr>
-        <w:rFonts w:ascii="Courier New" w:hAnsi="Courier New" w:cs="Courier New" w:hint="default"/>
+        <w:rFonts w:hint="default" w:ascii="Courier New" w:hAnsi="Courier New" w:cs="Courier New"/>
       </w:rPr>
     </w:lvl>
     <w:lvl w:ilvl="5" w:tplc="FFFFFFFF" w:tentative="1">
@@ -18161,7 +18253,7 @@
         <w:ind w:left="4320" w:hanging="360"/>
       </w:pPr>
       <w:rPr>
-        <w:rFonts w:ascii="Wingdings" w:hAnsi="Wingdings" w:hint="default"/>
+        <w:rFonts w:hint="default" w:ascii="Wingdings" w:hAnsi="Wingdings"/>
       </w:rPr>
     </w:lvl>
     <w:lvl w:ilvl="6" w:tplc="FFFFFFFF" w:tentative="1">
@@ -18173,7 +18265,7 @@
         <w:ind w:left="5040" w:hanging="360"/>
       </w:pPr>
       <w:rPr>
-        <w:rFonts w:ascii="Symbol" w:hAnsi="Symbol" w:hint="default"/>
+        <w:rFonts w:hint="default" w:ascii="Symbol" w:hAnsi="Symbol"/>
       </w:rPr>
     </w:lvl>
     <w:lvl w:ilvl="7" w:tplc="FFFFFFFF" w:tentative="1">
@@ -18185,7 +18277,7 @@
         <w:ind w:left="5760" w:hanging="360"/>
       </w:pPr>
       <w:rPr>
-        <w:rFonts w:ascii="Courier New" w:hAnsi="Courier New" w:cs="Courier New" w:hint="default"/>
+        <w:rFonts w:hint="default" w:ascii="Courier New" w:hAnsi="Courier New" w:cs="Courier New"/>
       </w:rPr>
     </w:lvl>
     <w:lvl w:ilvl="8" w:tplc="FFFFFFFF" w:tentative="1">
@@ -18197,7 +18289,7 @@
         <w:ind w:left="6480" w:hanging="360"/>
       </w:pPr>
       <w:rPr>
-        <w:rFonts w:ascii="Wingdings" w:hAnsi="Wingdings" w:hint="default"/>
+        <w:rFonts w:hint="default" w:ascii="Wingdings" w:hAnsi="Wingdings"/>
       </w:rPr>
     </w:lvl>
   </w:abstractNum>
@@ -18214,7 +18306,7 @@
         <w:ind w:left="720" w:hanging="360"/>
       </w:pPr>
       <w:rPr>
-        <w:rFonts w:ascii="Arial" w:eastAsia="Arial" w:hAnsi="Arial" w:cs="Arial" w:hint="default"/>
+        <w:rFonts w:hint="default" w:ascii="Arial" w:hAnsi="Arial" w:eastAsia="Arial" w:cs="Arial"/>
         <w:b/>
       </w:rPr>
     </w:lvl>
@@ -18227,7 +18319,7 @@
         <w:ind w:left="1440" w:hanging="360"/>
       </w:pPr>
       <w:rPr>
-        <w:rFonts w:ascii="Courier New" w:hAnsi="Courier New" w:cs="Courier New" w:hint="default"/>
+        <w:rFonts w:hint="default" w:ascii="Courier New" w:hAnsi="Courier New" w:cs="Courier New"/>
       </w:rPr>
     </w:lvl>
     <w:lvl w:ilvl="2" w:tplc="240A0005" w:tentative="1">
@@ -18239,7 +18331,7 @@
         <w:ind w:left="2160" w:hanging="360"/>
       </w:pPr>
       <w:rPr>
-        <w:rFonts w:ascii="Wingdings" w:hAnsi="Wingdings" w:hint="default"/>
+        <w:rFonts w:hint="default" w:ascii="Wingdings" w:hAnsi="Wingdings"/>
       </w:rPr>
     </w:lvl>
     <w:lvl w:ilvl="3" w:tplc="240A0001" w:tentative="1">
@@ -18251,7 +18343,7 @@
         <w:ind w:left="2880" w:hanging="360"/>
       </w:pPr>
       <w:rPr>
-        <w:rFonts w:ascii="Symbol" w:hAnsi="Symbol" w:hint="default"/>
+        <w:rFonts w:hint="default" w:ascii="Symbol" w:hAnsi="Symbol"/>
       </w:rPr>
     </w:lvl>
     <w:lvl w:ilvl="4" w:tplc="240A0003" w:tentative="1">
@@ -18263,7 +18355,7 @@
         <w:ind w:left="3600" w:hanging="360"/>
       </w:pPr>
       <w:rPr>
-        <w:rFonts w:ascii="Courier New" w:hAnsi="Courier New" w:cs="Courier New" w:hint="default"/>
+        <w:rFonts w:hint="default" w:ascii="Courier New" w:hAnsi="Courier New" w:cs="Courier New"/>
       </w:rPr>
     </w:lvl>
     <w:lvl w:ilvl="5" w:tplc="240A0005" w:tentative="1">
@@ -18275,7 +18367,7 @@
         <w:ind w:left="4320" w:hanging="360"/>
       </w:pPr>
       <w:rPr>
-        <w:rFonts w:ascii="Wingdings" w:hAnsi="Wingdings" w:hint="default"/>
+        <w:rFonts w:hint="default" w:ascii="Wingdings" w:hAnsi="Wingdings"/>
       </w:rPr>
     </w:lvl>
     <w:lvl w:ilvl="6" w:tplc="240A0001" w:tentative="1">
@@ -18287,7 +18379,7 @@
         <w:ind w:left="5040" w:hanging="360"/>
       </w:pPr>
       <w:rPr>
-        <w:rFonts w:ascii="Symbol" w:hAnsi="Symbol" w:hint="default"/>
+        <w:rFonts w:hint="default" w:ascii="Symbol" w:hAnsi="Symbol"/>
       </w:rPr>
     </w:lvl>
     <w:lvl w:ilvl="7" w:tplc="240A0003" w:tentative="1">
@@ -18299,7 +18391,7 @@
         <w:ind w:left="5760" w:hanging="360"/>
       </w:pPr>
       <w:rPr>
-        <w:rFonts w:ascii="Courier New" w:hAnsi="Courier New" w:cs="Courier New" w:hint="default"/>
+        <w:rFonts w:hint="default" w:ascii="Courier New" w:hAnsi="Courier New" w:cs="Courier New"/>
       </w:rPr>
     </w:lvl>
     <w:lvl w:ilvl="8" w:tplc="240A0005" w:tentative="1">
@@ -18311,7 +18403,7 @@
         <w:ind w:left="6480" w:hanging="360"/>
       </w:pPr>
       <w:rPr>
-        <w:rFonts w:ascii="Wingdings" w:hAnsi="Wingdings" w:hint="default"/>
+        <w:rFonts w:hint="default" w:ascii="Wingdings" w:hAnsi="Wingdings"/>
       </w:rPr>
     </w:lvl>
   </w:abstractNum>
@@ -18647,7 +18739,7 @@
         <w:ind w:left="1440" w:hanging="360"/>
       </w:pPr>
       <w:rPr>
-        <w:rFonts w:ascii="Symbol" w:hAnsi="Symbol" w:hint="default"/>
+        <w:rFonts w:hint="default" w:ascii="Symbol" w:hAnsi="Symbol"/>
       </w:rPr>
     </w:lvl>
     <w:lvl w:ilvl="1" w:tplc="565EC0D4">
@@ -18658,7 +18750,7 @@
         <w:ind w:left="2520" w:hanging="720"/>
       </w:pPr>
       <w:rPr>
-        <w:rFonts w:ascii="Arial" w:eastAsia="Arial" w:hAnsi="Arial" w:cs="Arial" w:hint="default"/>
+        <w:rFonts w:hint="default" w:ascii="Arial" w:hAnsi="Arial" w:eastAsia="Arial" w:cs="Arial"/>
       </w:rPr>
     </w:lvl>
     <w:lvl w:ilvl="2" w:tplc="240A0005" w:tentative="1">
@@ -18670,7 +18762,7 @@
         <w:ind w:left="2880" w:hanging="360"/>
       </w:pPr>
       <w:rPr>
-        <w:rFonts w:ascii="Wingdings" w:hAnsi="Wingdings" w:hint="default"/>
+        <w:rFonts w:hint="default" w:ascii="Wingdings" w:hAnsi="Wingdings"/>
       </w:rPr>
     </w:lvl>
     <w:lvl w:ilvl="3" w:tplc="240A0001" w:tentative="1">
@@ -18682,7 +18774,7 @@
         <w:ind w:left="3600" w:hanging="360"/>
       </w:pPr>
       <w:rPr>
-        <w:rFonts w:ascii="Symbol" w:hAnsi="Symbol" w:hint="default"/>
+        <w:rFonts w:hint="default" w:ascii="Symbol" w:hAnsi="Symbol"/>
       </w:rPr>
     </w:lvl>
     <w:lvl w:ilvl="4" w:tplc="240A0003" w:tentative="1">
@@ -18694,7 +18786,7 @@
         <w:ind w:left="4320" w:hanging="360"/>
       </w:pPr>
       <w:rPr>
-        <w:rFonts w:ascii="Courier New" w:hAnsi="Courier New" w:cs="Courier New" w:hint="default"/>
+        <w:rFonts w:hint="default" w:ascii="Courier New" w:hAnsi="Courier New" w:cs="Courier New"/>
       </w:rPr>
     </w:lvl>
     <w:lvl w:ilvl="5" w:tplc="240A0005" w:tentative="1">
@@ -18706,7 +18798,7 @@
         <w:ind w:left="5040" w:hanging="360"/>
       </w:pPr>
       <w:rPr>
-        <w:rFonts w:ascii="Wingdings" w:hAnsi="Wingdings" w:hint="default"/>
+        <w:rFonts w:hint="default" w:ascii="Wingdings" w:hAnsi="Wingdings"/>
       </w:rPr>
     </w:lvl>
     <w:lvl w:ilvl="6" w:tplc="240A0001" w:tentative="1">
@@ -18718,7 +18810,7 @@
         <w:ind w:left="5760" w:hanging="360"/>
       </w:pPr>
       <w:rPr>
-        <w:rFonts w:ascii="Symbol" w:hAnsi="Symbol" w:hint="default"/>
+        <w:rFonts w:hint="default" w:ascii="Symbol" w:hAnsi="Symbol"/>
       </w:rPr>
     </w:lvl>
     <w:lvl w:ilvl="7" w:tplc="240A0003" w:tentative="1">
@@ -18730,7 +18822,7 @@
         <w:ind w:left="6480" w:hanging="360"/>
       </w:pPr>
       <w:rPr>
-        <w:rFonts w:ascii="Courier New" w:hAnsi="Courier New" w:cs="Courier New" w:hint="default"/>
+        <w:rFonts w:hint="default" w:ascii="Courier New" w:hAnsi="Courier New" w:cs="Courier New"/>
       </w:rPr>
     </w:lvl>
     <w:lvl w:ilvl="8" w:tplc="240A0005" w:tentative="1">
@@ -18742,7 +18834,7 @@
         <w:ind w:left="7200" w:hanging="360"/>
       </w:pPr>
       <w:rPr>
-        <w:rFonts w:ascii="Wingdings" w:hAnsi="Wingdings" w:hint="default"/>
+        <w:rFonts w:hint="default" w:ascii="Wingdings" w:hAnsi="Wingdings"/>
       </w:rPr>
     </w:lvl>
   </w:abstractNum>
@@ -18963,7 +19055,7 @@
         <w:ind w:left="720" w:hanging="360"/>
       </w:pPr>
       <w:rPr>
-        <w:rFonts w:ascii="Trebuchet MS" w:eastAsia="Trebuchet MS" w:hAnsi="Trebuchet MS" w:cs="Trebuchet MS"/>
+        <w:rFonts w:ascii="Trebuchet MS" w:hAnsi="Trebuchet MS" w:eastAsia="Trebuchet MS" w:cs="Trebuchet MS"/>
         <w:b/>
         <w:bCs/>
       </w:rPr>
@@ -19054,7 +19146,7 @@
         <w:ind w:left="720" w:hanging="360"/>
       </w:pPr>
       <w:rPr>
-        <w:rFonts w:ascii="Arial" w:eastAsia="Arial" w:hAnsi="Arial" w:cs="Arial" w:hint="default"/>
+        <w:rFonts w:hint="default" w:ascii="Arial" w:hAnsi="Arial" w:eastAsia="Arial" w:cs="Arial"/>
       </w:rPr>
     </w:lvl>
     <w:lvl w:ilvl="1">
@@ -19143,7 +19235,7 @@
         <w:ind w:left="720" w:hanging="360"/>
       </w:pPr>
       <w:rPr>
-        <w:rFonts w:ascii="Symbol" w:hAnsi="Symbol" w:hint="default"/>
+        <w:rFonts w:hint="default" w:ascii="Symbol" w:hAnsi="Symbol"/>
       </w:rPr>
     </w:lvl>
     <w:lvl w:ilvl="1" w:tplc="240A0003" w:tentative="1">
@@ -19155,7 +19247,7 @@
         <w:ind w:left="1440" w:hanging="360"/>
       </w:pPr>
       <w:rPr>
-        <w:rFonts w:ascii="Courier New" w:hAnsi="Courier New" w:cs="Courier New" w:hint="default"/>
+        <w:rFonts w:hint="default" w:ascii="Courier New" w:hAnsi="Courier New" w:cs="Courier New"/>
       </w:rPr>
     </w:lvl>
     <w:lvl w:ilvl="2" w:tplc="240A0005" w:tentative="1">
@@ -19167,7 +19259,7 @@
         <w:ind w:left="2160" w:hanging="360"/>
       </w:pPr>
       <w:rPr>
-        <w:rFonts w:ascii="Wingdings" w:hAnsi="Wingdings" w:hint="default"/>
+        <w:rFonts w:hint="default" w:ascii="Wingdings" w:hAnsi="Wingdings"/>
       </w:rPr>
     </w:lvl>
     <w:lvl w:ilvl="3" w:tplc="240A0001" w:tentative="1">
@@ -19179,7 +19271,7 @@
         <w:ind w:left="2880" w:hanging="360"/>
       </w:pPr>
       <w:rPr>
-        <w:rFonts w:ascii="Symbol" w:hAnsi="Symbol" w:hint="default"/>
+        <w:rFonts w:hint="default" w:ascii="Symbol" w:hAnsi="Symbol"/>
       </w:rPr>
     </w:lvl>
     <w:lvl w:ilvl="4" w:tplc="240A0003" w:tentative="1">
@@ -19191,7 +19283,7 @@
         <w:ind w:left="3600" w:hanging="360"/>
       </w:pPr>
       <w:rPr>
-        <w:rFonts w:ascii="Courier New" w:hAnsi="Courier New" w:cs="Courier New" w:hint="default"/>
+        <w:rFonts w:hint="default" w:ascii="Courier New" w:hAnsi="Courier New" w:cs="Courier New"/>
       </w:rPr>
     </w:lvl>
     <w:lvl w:ilvl="5" w:tplc="240A0005" w:tentative="1">
@@ -19203,7 +19295,7 @@
         <w:ind w:left="4320" w:hanging="360"/>
       </w:pPr>
       <w:rPr>
-        <w:rFonts w:ascii="Wingdings" w:hAnsi="Wingdings" w:hint="default"/>
+        <w:rFonts w:hint="default" w:ascii="Wingdings" w:hAnsi="Wingdings"/>
       </w:rPr>
     </w:lvl>
     <w:lvl w:ilvl="6" w:tplc="240A0001" w:tentative="1">
@@ -19215,7 +19307,7 @@
         <w:ind w:left="5040" w:hanging="360"/>
       </w:pPr>
       <w:rPr>
-        <w:rFonts w:ascii="Symbol" w:hAnsi="Symbol" w:hint="default"/>
+        <w:rFonts w:hint="default" w:ascii="Symbol" w:hAnsi="Symbol"/>
       </w:rPr>
     </w:lvl>
     <w:lvl w:ilvl="7" w:tplc="240A0003" w:tentative="1">
@@ -19227,7 +19319,7 @@
         <w:ind w:left="5760" w:hanging="360"/>
       </w:pPr>
       <w:rPr>
-        <w:rFonts w:ascii="Courier New" w:hAnsi="Courier New" w:cs="Courier New" w:hint="default"/>
+        <w:rFonts w:hint="default" w:ascii="Courier New" w:hAnsi="Courier New" w:cs="Courier New"/>
       </w:rPr>
     </w:lvl>
     <w:lvl w:ilvl="8" w:tplc="240A0005" w:tentative="1">
@@ -19239,7 +19331,7 @@
         <w:ind w:left="6480" w:hanging="360"/>
       </w:pPr>
       <w:rPr>
-        <w:rFonts w:ascii="Wingdings" w:hAnsi="Wingdings" w:hint="default"/>
+        <w:rFonts w:hint="default" w:ascii="Wingdings" w:hAnsi="Wingdings"/>
       </w:rPr>
     </w:lvl>
   </w:abstractNum>
@@ -19611,12 +19703,20 @@
 </w:numbering>
 </file>
 
+<file path=word/people.xml><?xml version="1.0" encoding="utf-8"?>
+<w15:people xmlns:mc="http://schemas.openxmlformats.org/markup-compatibility/2006" xmlns:w15="http://schemas.microsoft.com/office/word/2012/wordml" mc:Ignorable="w15">
+  <w15:person w15:author="Andres Felipe Velandia Espitia">
+    <w15:presenceInfo w15:providerId="AD" w15:userId="S::avelandia@sena.edu.co::85c204fe-7c6f-4004-a043-6086cbcd2e96"/>
+  </w15:person>
+</w15:people>
+</file>
+
 <file path=word/styles.xml><?xml version="1.0" encoding="utf-8"?>
 <w:styles xmlns:mc="http://schemas.openxmlformats.org/markup-compatibility/2006" xmlns:r="http://schemas.openxmlformats.org/officeDocument/2006/relationships" xmlns:w="http://schemas.openxmlformats.org/wordprocessingml/2006/main" xmlns:w14="http://schemas.microsoft.com/office/word/2010/wordml" xmlns:w15="http://schemas.microsoft.com/office/word/2012/wordml" xmlns:w16cex="http://schemas.microsoft.com/office/word/2018/wordml/cex" xmlns:w16cid="http://schemas.microsoft.com/office/word/2016/wordml/cid" xmlns:w16="http://schemas.microsoft.com/office/word/2018/wordml" xmlns:w16sdtdh="http://schemas.microsoft.com/office/word/2020/wordml/sdtdatahash" xmlns:w16se="http://schemas.microsoft.com/office/word/2015/wordml/symex" mc:Ignorable="w14 w15 w16se w16cid w16 w16cex w16sdtdh">
   <w:docDefaults>
     <w:rPrDefault>
       <w:rPr>
-        <w:rFonts w:ascii="Arial" w:eastAsia="Arial" w:hAnsi="Arial" w:cs="Arial"/>
+        <w:rFonts w:ascii="Arial" w:hAnsi="Arial" w:eastAsia="Arial" w:cs="Arial"/>
         <w:sz w:val="22"/>
         <w:szCs w:val="22"/>
         <w:lang w:val="en" w:eastAsia="es-CO" w:bidi="ar-SA"/>
@@ -19631,14 +19731,14 @@
   <w:latentStyles w:defLockedState="0" w:defUIPriority="99" w:defSemiHidden="0" w:defUnhideWhenUsed="0" w:defQFormat="0" w:count="376">
     <w:lsdException w:name="Normal" w:uiPriority="0" w:qFormat="1"/>
     <w:lsdException w:name="heading 1" w:uiPriority="0" w:qFormat="1"/>
-    <w:lsdException w:name="heading 2" w:semiHidden="1" w:uiPriority="9" w:unhideWhenUsed="1" w:qFormat="1"/>
-    <w:lsdException w:name="heading 3" w:semiHidden="1" w:uiPriority="9" w:unhideWhenUsed="1" w:qFormat="1"/>
-    <w:lsdException w:name="heading 4" w:semiHidden="1" w:uiPriority="9" w:unhideWhenUsed="1" w:qFormat="1"/>
-    <w:lsdException w:name="heading 5" w:semiHidden="1" w:uiPriority="9" w:unhideWhenUsed="1" w:qFormat="1"/>
-    <w:lsdException w:name="heading 6" w:semiHidden="1" w:uiPriority="9" w:unhideWhenUsed="1" w:qFormat="1"/>
-    <w:lsdException w:name="heading 7" w:semiHidden="1" w:uiPriority="9" w:unhideWhenUsed="1" w:qFormat="1"/>
-    <w:lsdException w:name="heading 8" w:semiHidden="1" w:uiPriority="9" w:unhideWhenUsed="1" w:qFormat="1"/>
-    <w:lsdException w:name="heading 9" w:semiHidden="1" w:uiPriority="9" w:unhideWhenUsed="1" w:qFormat="1"/>
+    <w:lsdException w:name="heading 2" w:uiPriority="9" w:semiHidden="1" w:unhideWhenUsed="1" w:qFormat="1"/>
+    <w:lsdException w:name="heading 3" w:uiPriority="9" w:semiHidden="1" w:unhideWhenUsed="1" w:qFormat="1"/>
+    <w:lsdException w:name="heading 4" w:uiPriority="9" w:semiHidden="1" w:unhideWhenUsed="1" w:qFormat="1"/>
+    <w:lsdException w:name="heading 5" w:uiPriority="9" w:semiHidden="1" w:unhideWhenUsed="1" w:qFormat="1"/>
+    <w:lsdException w:name="heading 6" w:uiPriority="9" w:semiHidden="1" w:unhideWhenUsed="1" w:qFormat="1"/>
+    <w:lsdException w:name="heading 7" w:uiPriority="9" w:semiHidden="1" w:unhideWhenUsed="1" w:qFormat="1"/>
+    <w:lsdException w:name="heading 8" w:uiPriority="9" w:semiHidden="1" w:unhideWhenUsed="1" w:qFormat="1"/>
+    <w:lsdException w:name="heading 9" w:uiPriority="9" w:semiHidden="1" w:unhideWhenUsed="1" w:qFormat="1"/>
     <w:lsdException w:name="index 1" w:semiHidden="1" w:unhideWhenUsed="1"/>
     <w:lsdException w:name="index 2" w:semiHidden="1" w:unhideWhenUsed="1"/>
     <w:lsdException w:name="index 3" w:semiHidden="1" w:unhideWhenUsed="1"/>
@@ -19648,22 +19748,22 @@
     <w:lsdException w:name="index 7" w:semiHidden="1" w:unhideWhenUsed="1"/>
     <w:lsdException w:name="index 8" w:semiHidden="1" w:unhideWhenUsed="1"/>
     <w:lsdException w:name="index 9" w:semiHidden="1" w:unhideWhenUsed="1"/>
-    <w:lsdException w:name="toc 1" w:semiHidden="1" w:uiPriority="39" w:unhideWhenUsed="1"/>
-    <w:lsdException w:name="toc 2" w:semiHidden="1" w:uiPriority="39" w:unhideWhenUsed="1"/>
-    <w:lsdException w:name="toc 3" w:semiHidden="1" w:uiPriority="39" w:unhideWhenUsed="1"/>
-    <w:lsdException w:name="toc 4" w:semiHidden="1" w:uiPriority="39" w:unhideWhenUsed="1"/>
-    <w:lsdException w:name="toc 5" w:semiHidden="1" w:uiPriority="39" w:unhideWhenUsed="1"/>
-    <w:lsdException w:name="toc 6" w:semiHidden="1" w:uiPriority="39" w:unhideWhenUsed="1"/>
-    <w:lsdException w:name="toc 7" w:semiHidden="1" w:uiPriority="39" w:unhideWhenUsed="1"/>
-    <w:lsdException w:name="toc 8" w:semiHidden="1" w:uiPriority="39" w:unhideWhenUsed="1"/>
-    <w:lsdException w:name="toc 9" w:semiHidden="1" w:uiPriority="39" w:unhideWhenUsed="1"/>
+    <w:lsdException w:name="toc 1" w:uiPriority="39" w:semiHidden="1" w:unhideWhenUsed="1"/>
+    <w:lsdException w:name="toc 2" w:uiPriority="39" w:semiHidden="1" w:unhideWhenUsed="1"/>
+    <w:lsdException w:name="toc 3" w:uiPriority="39" w:semiHidden="1" w:unhideWhenUsed="1"/>
+    <w:lsdException w:name="toc 4" w:uiPriority="39" w:semiHidden="1" w:unhideWhenUsed="1"/>
+    <w:lsdException w:name="toc 5" w:uiPriority="39" w:semiHidden="1" w:unhideWhenUsed="1"/>
+    <w:lsdException w:name="toc 6" w:uiPriority="39" w:semiHidden="1" w:unhideWhenUsed="1"/>
+    <w:lsdException w:name="toc 7" w:uiPriority="39" w:semiHidden="1" w:unhideWhenUsed="1"/>
+    <w:lsdException w:name="toc 8" w:uiPriority="39" w:semiHidden="1" w:unhideWhenUsed="1"/>
+    <w:lsdException w:name="toc 9" w:uiPriority="39" w:semiHidden="1" w:unhideWhenUsed="1"/>
     <w:lsdException w:name="Normal Indent" w:semiHidden="1" w:unhideWhenUsed="1"/>
     <w:lsdException w:name="footnote text" w:semiHidden="1" w:unhideWhenUsed="1" w:qFormat="1"/>
     <w:lsdException w:name="annotation text" w:semiHidden="1" w:unhideWhenUsed="1"/>
     <w:lsdException w:name="header" w:semiHidden="1" w:unhideWhenUsed="1"/>
     <w:lsdException w:name="footer" w:semiHidden="1" w:unhideWhenUsed="1"/>
     <w:lsdException w:name="index heading" w:semiHidden="1" w:unhideWhenUsed="1"/>
-    <w:lsdException w:name="caption" w:semiHidden="1" w:uiPriority="35" w:unhideWhenUsed="1" w:qFormat="1"/>
+    <w:lsdException w:name="caption" w:uiPriority="35" w:semiHidden="1" w:unhideWhenUsed="1" w:qFormat="1"/>
     <w:lsdException w:name="table of figures" w:semiHidden="1" w:unhideWhenUsed="1"/>
     <w:lsdException w:name="envelope address" w:semiHidden="1" w:unhideWhenUsed="1"/>
     <w:lsdException w:name="envelope return" w:semiHidden="1" w:unhideWhenUsed="1"/>
@@ -19694,8 +19794,8 @@
     <w:lsdException w:name="Title" w:uiPriority="10" w:qFormat="1"/>
     <w:lsdException w:name="Closing" w:semiHidden="1" w:unhideWhenUsed="1"/>
     <w:lsdException w:name="Signature" w:semiHidden="1" w:unhideWhenUsed="1"/>
-    <w:lsdException w:name="Default Paragraph Font" w:semiHidden="1" w:uiPriority="1" w:unhideWhenUsed="1"/>
-    <w:lsdException w:name="Body Text" w:semiHidden="1" w:uiPriority="1" w:unhideWhenUsed="1" w:qFormat="1"/>
+    <w:lsdException w:name="Default Paragraph Font" w:uiPriority="1" w:semiHidden="1" w:unhideWhenUsed="1"/>
+    <w:lsdException w:name="Body Text" w:uiPriority="1" w:semiHidden="1" w:unhideWhenUsed="1" w:qFormat="1"/>
     <w:lsdException w:name="Body Text Indent" w:semiHidden="1" w:unhideWhenUsed="1"/>
     <w:lsdException w:name="List Continue" w:semiHidden="1" w:unhideWhenUsed="1"/>
     <w:lsdException w:name="List Continue 2" w:semiHidden="1" w:unhideWhenUsed="1"/>
@@ -19894,8 +19994,8 @@
     <w:lsdException w:name="Subtle Reference" w:uiPriority="31" w:qFormat="1"/>
     <w:lsdException w:name="Intense Reference" w:uiPriority="32" w:qFormat="1"/>
     <w:lsdException w:name="Book Title" w:uiPriority="33" w:qFormat="1"/>
-    <w:lsdException w:name="Bibliography" w:semiHidden="1" w:uiPriority="37" w:unhideWhenUsed="1"/>
-    <w:lsdException w:name="TOC Heading" w:semiHidden="1" w:uiPriority="39" w:unhideWhenUsed="1" w:qFormat="1"/>
+    <w:lsdException w:name="Bibliography" w:uiPriority="37" w:semiHidden="1" w:unhideWhenUsed="1"/>
+    <w:lsdException w:name="TOC Heading" w:uiPriority="39" w:semiHidden="1" w:unhideWhenUsed="1" w:qFormat="1"/>
     <w:lsdException w:name="Plain Table 1" w:uiPriority="41"/>
     <w:lsdException w:name="Plain Table 2" w:uiPriority="42"/>
     <w:lsdException w:name="Plain Table 3" w:uiPriority="43"/>
@@ -20006,7 +20106,7 @@
     <w:lsdException w:name="Unresolved Mention" w:semiHidden="1" w:unhideWhenUsed="1"/>
     <w:lsdException w:name="Smart Link" w:semiHidden="1" w:unhideWhenUsed="1"/>
   </w:latentStyles>
-  <w:style w:type="paragraph" w:default="1" w:styleId="Normal">
+  <w:style w:type="paragraph" w:styleId="Normal" w:default="1">
     <w:name w:val="Normal"/>
     <w:rPr>
       <w:lang w:val="es-ES_tradnl"/>
@@ -20103,12 +20203,12 @@
       <w:color w:val="666666"/>
     </w:rPr>
   </w:style>
-  <w:style w:type="character" w:default="1" w:styleId="Fuentedeprrafopredeter">
+  <w:style w:type="character" w:styleId="Fuentedeprrafopredeter" w:default="1">
     <w:name w:val="Default Paragraph Font"/>
     <w:uiPriority w:val="1"/>
     <w:unhideWhenUsed/>
   </w:style>
-  <w:style w:type="table" w:default="1" w:styleId="Tablanormal">
+  <w:style w:type="table" w:styleId="Tablanormal" w:default="1">
     <w:name w:val="Normal Table"/>
     <w:uiPriority w:val="99"/>
     <w:semiHidden/>
@@ -20123,7 +20223,7 @@
       </w:tblCellMar>
     </w:tblPr>
   </w:style>
-  <w:style w:type="numbering" w:default="1" w:styleId="Sinlista">
+  <w:style w:type="numbering" w:styleId="Sinlista" w:default="1">
     <w:name w:val="No List"/>
     <w:uiPriority w:val="99"/>
     <w:semiHidden/>
@@ -20158,7 +20258,7 @@
       <w:szCs w:val="30"/>
     </w:rPr>
   </w:style>
-  <w:style w:type="table" w:customStyle="1" w:styleId="a">
+  <w:style w:type="table" w:styleId="a" w:customStyle="1">
     <w:basedOn w:val="Tablanormal"/>
     <w:tblPr>
       <w:tblStyleRowBandSize w:val="1"/>
@@ -20171,7 +20271,7 @@
       </w:tblCellMar>
     </w:tblPr>
   </w:style>
-  <w:style w:type="table" w:customStyle="1" w:styleId="a0">
+  <w:style w:type="table" w:styleId="a0" w:customStyle="1">
     <w:basedOn w:val="Tablanormal"/>
     <w:tblPr>
       <w:tblStyleRowBandSize w:val="1"/>
@@ -20184,7 +20284,7 @@
       </w:tblCellMar>
     </w:tblPr>
   </w:style>
-  <w:style w:type="table" w:customStyle="1" w:styleId="a1">
+  <w:style w:type="table" w:styleId="a1" w:customStyle="1">
     <w:basedOn w:val="Tablanormal"/>
     <w:tblPr>
       <w:tblStyleRowBandSize w:val="1"/>
@@ -20207,12 +20307,12 @@
     </w:pPr>
     <w:tblPr>
       <w:tblBorders>
-        <w:top w:val="single" w:sz="4" w:space="0" w:color="auto"/>
-        <w:left w:val="single" w:sz="4" w:space="0" w:color="auto"/>
-        <w:bottom w:val="single" w:sz="4" w:space="0" w:color="auto"/>
-        <w:right w:val="single" w:sz="4" w:space="0" w:color="auto"/>
-        <w:insideH w:val="single" w:sz="4" w:space="0" w:color="auto"/>
-        <w:insideV w:val="single" w:sz="4" w:space="0" w:color="auto"/>
+        <w:top w:val="single" w:color="auto" w:sz="4" w:space="0"/>
+        <w:left w:val="single" w:color="auto" w:sz="4" w:space="0"/>
+        <w:bottom w:val="single" w:color="auto" w:sz="4" w:space="0"/>
+        <w:right w:val="single" w:color="auto" w:sz="4" w:space="0"/>
+        <w:insideH w:val="single" w:color="auto" w:sz="4" w:space="0"/>
+        <w:insideV w:val="single" w:color="auto" w:sz="4" w:space="0"/>
       </w:tblBorders>
     </w:tblPr>
   </w:style>
@@ -20231,7 +20331,7 @@
       <w:spacing w:line="240" w:lineRule="auto"/>
     </w:pPr>
   </w:style>
-  <w:style w:type="character" w:customStyle="1" w:styleId="EncabezadoCar">
+  <w:style w:type="character" w:styleId="EncabezadoCar" w:customStyle="1">
     <w:name w:val="Encabezado Car"/>
     <w:basedOn w:val="Fuentedeprrafopredeter"/>
     <w:link w:val="Encabezado"/>
@@ -20253,7 +20353,7 @@
       <w:spacing w:line="240" w:lineRule="auto"/>
     </w:pPr>
   </w:style>
-  <w:style w:type="character" w:customStyle="1" w:styleId="PiedepginaCar">
+  <w:style w:type="character" w:styleId="PiedepginaCar" w:customStyle="1">
     <w:name w:val="Pie de página Car"/>
     <w:basedOn w:val="Fuentedeprrafopredeter"/>
     <w:link w:val="Piedepgina"/>
@@ -20270,12 +20370,12 @@
       <w:spacing w:before="100" w:beforeAutospacing="1" w:after="100" w:afterAutospacing="1" w:line="240" w:lineRule="auto"/>
     </w:pPr>
     <w:rPr>
-      <w:rFonts w:ascii="Times New Roman" w:eastAsia="Times New Roman" w:hAnsi="Times New Roman" w:cs="Times New Roman"/>
+      <w:rFonts w:ascii="Times New Roman" w:hAnsi="Times New Roman" w:eastAsia="Times New Roman" w:cs="Times New Roman"/>
       <w:sz w:val="24"/>
       <w:szCs w:val="24"/>
     </w:rPr>
   </w:style>
-  <w:style w:type="character" w:customStyle="1" w:styleId="Listavistosa-nfasis1Car">
+  <w:style w:type="character" w:styleId="Listavistosa-nfasis1Car" w:customStyle="1">
     <w:name w:val="Lista vistosa - Énfasis 1 Car"/>
     <w:link w:val="Listavistosa-nfasis1"/>
     <w:uiPriority w:val="34"/>
@@ -20316,7 +20416,7 @@
       <w:tblPr/>
       <w:tcPr>
         <w:tcBorders>
-          <w:bottom w:val="single" w:sz="12" w:space="0" w:color="FFFFFF" w:themeColor="background1"/>
+          <w:bottom w:val="single" w:color="FFFFFF" w:themeColor="background1" w:sz="12" w:space="0"/>
         </w:tcBorders>
         <w:shd w:val="clear" w:color="auto" w:fill="437F1A" w:themeFill="accent2" w:themeFillShade="CC"/>
       </w:tcPr>
@@ -20325,7 +20425,7 @@
       <w:tblPr/>
       <w:tcPr>
         <w:tcBorders>
-          <w:top w:val="single" w:sz="12" w:space="0" w:color="000000" w:themeColor="text1"/>
+          <w:top w:val="single" w:color="000000" w:themeColor="text1" w:sz="12" w:space="0"/>
         </w:tcBorders>
         <w:shd w:val="clear" w:color="auto" w:fill="FFFFFF" w:themeFill="background1"/>
       </w:tcPr>
@@ -20375,7 +20475,7 @@
       <w:u w:val="single"/>
     </w:rPr>
   </w:style>
-  <w:style w:type="character" w:customStyle="1" w:styleId="Mencinsinresolver1">
+  <w:style w:type="character" w:styleId="Mencinsinresolver1" w:customStyle="1">
     <w:name w:val="Mención sin resolver1"/>
     <w:basedOn w:val="Fuentedeprrafopredeter"/>
     <w:uiPriority w:val="99"/>
@@ -20416,7 +20516,7 @@
       <w:szCs w:val="18"/>
     </w:rPr>
   </w:style>
-  <w:style w:type="character" w:customStyle="1" w:styleId="TextodegloboCar">
+  <w:style w:type="character" w:styleId="TextodegloboCar" w:customStyle="1">
     <w:name w:val="Texto de globo Car"/>
     <w:basedOn w:val="Fuentedeprrafopredeter"/>
     <w:link w:val="Textodeglobo"/>
@@ -20429,7 +20529,7 @@
       <w:szCs w:val="18"/>
     </w:rPr>
   </w:style>
-  <w:style w:type="paragraph" w:customStyle="1" w:styleId="Default">
+  <w:style w:type="paragraph" w:styleId="Default" w:customStyle="1">
     <w:name w:val="Default"/>
     <w:rsid w:val="00DF58F8"/>
     <w:pPr>
@@ -20463,7 +20563,7 @@
       <w:szCs w:val="20"/>
     </w:rPr>
   </w:style>
-  <w:style w:type="character" w:customStyle="1" w:styleId="TextonotapieCar">
+  <w:style w:type="character" w:styleId="TextonotapieCar" w:customStyle="1">
     <w:name w:val="Texto nota pie Car"/>
     <w:aliases w:val="texto de nota al pie Car,ft Car,single space Car,Footnote Text Char Char Char Char Char Char Char Char Char Char Car,Footnote Text Char Char Char Char Char Char Char Char Char Char Char Char Car,Footnote Text2 Car,ft2 Car,FA Fu Car"/>
     <w:basedOn w:val="Fuentedeprrafopredeter"/>
@@ -20507,7 +20607,7 @@
       <w:lang w:val="es-ES" w:eastAsia="es-ES" w:bidi="es-ES"/>
     </w:rPr>
   </w:style>
-  <w:style w:type="character" w:customStyle="1" w:styleId="TextoindependienteCar">
+  <w:style w:type="character" w:styleId="TextoindependienteCar" w:customStyle="1">
     <w:name w:val="Texto independiente Car"/>
     <w:basedOn w:val="Fuentedeprrafopredeter"/>
     <w:link w:val="Textoindependiente"/>
@@ -20535,7 +20635,7 @@
       <w:szCs w:val="20"/>
     </w:rPr>
   </w:style>
-  <w:style w:type="character" w:customStyle="1" w:styleId="TextonotaalfinalCar">
+  <w:style w:type="character" w:styleId="TextonotaalfinalCar" w:customStyle="1">
     <w:name w:val="Texto nota al final Car"/>
     <w:basedOn w:val="Fuentedeprrafopredeter"/>
     <w:link w:val="Textonotaalfinal"/>
@@ -20558,7 +20658,7 @@
       <w:vertAlign w:val="superscript"/>
     </w:rPr>
   </w:style>
-  <w:style w:type="table" w:customStyle="1" w:styleId="NormalTable0">
+  <w:style w:type="table" w:styleId="NormalTable0" w:customStyle="1">
     <w:name w:val="Normal Table0"/>
     <w:uiPriority w:val="2"/>
     <w:semiHidden/>
@@ -20572,7 +20672,7 @@
       <w:spacing w:line="240" w:lineRule="auto"/>
     </w:pPr>
     <w:rPr>
-      <w:rFonts w:asciiTheme="minorHAnsi" w:eastAsiaTheme="minorHAnsi" w:hAnsiTheme="minorHAnsi" w:cstheme="minorBidi"/>
+      <w:rFonts w:asciiTheme="minorHAnsi" w:hAnsiTheme="minorHAnsi" w:eastAsiaTheme="minorHAnsi" w:cstheme="minorBidi"/>
       <w:lang w:val="en-US" w:eastAsia="en-US"/>
     </w:rPr>
     <w:tblPr>
@@ -20585,7 +20685,7 @@
       </w:tblCellMar>
     </w:tblPr>
   </w:style>
-  <w:style w:type="paragraph" w:customStyle="1" w:styleId="TableParagraph">
+  <w:style w:type="paragraph" w:styleId="TableParagraph" w:customStyle="1">
     <w:name w:val="Table Paragraph"/>
     <w:basedOn w:val="Normal"/>
     <w:uiPriority w:val="1"/>
@@ -20612,7 +20712,7 @@
       <w:bCs/>
     </w:rPr>
   </w:style>
-  <w:style w:type="character" w:customStyle="1" w:styleId="normaltextrun">
+  <w:style w:type="character" w:styleId="normaltextrun" w:customStyle="1">
     <w:name w:val="normaltextrun"/>
     <w:basedOn w:val="Fuentedeprrafopredeter"/>
     <w:rsid w:val="00FB04FB"/>
@@ -20631,7 +20731,7 @@
       <w:szCs w:val="20"/>
     </w:rPr>
   </w:style>
-  <w:style w:type="character" w:customStyle="1" w:styleId="TextocomentarioCar">
+  <w:style w:type="character" w:styleId="TextocomentarioCar" w:customStyle="1">
     <w:name w:val="Texto comentario Car"/>
     <w:basedOn w:val="Fuentedeprrafopredeter"/>
     <w:link w:val="Textocomentario"/>
@@ -20653,7 +20753,7 @@
       <w:szCs w:val="16"/>
     </w:rPr>
   </w:style>
-  <w:style w:type="paragraph" w:customStyle="1" w:styleId="paragraph">
+  <w:style w:type="paragraph" w:styleId="paragraph" w:customStyle="1">
     <w:name w:val="paragraph"/>
     <w:basedOn w:val="Normal"/>
     <w:rsid w:val="00FD4977"/>
@@ -20661,12 +20761,12 @@
       <w:spacing w:before="100" w:beforeAutospacing="1" w:after="100" w:afterAutospacing="1" w:line="240" w:lineRule="auto"/>
     </w:pPr>
     <w:rPr>
-      <w:rFonts w:ascii="Times New Roman" w:eastAsia="Times New Roman" w:hAnsi="Times New Roman" w:cs="Times New Roman"/>
+      <w:rFonts w:ascii="Times New Roman" w:hAnsi="Times New Roman" w:eastAsia="Times New Roman" w:cs="Times New Roman"/>
       <w:sz w:val="24"/>
       <w:szCs w:val="24"/>
     </w:rPr>
   </w:style>
-  <w:style w:type="character" w:customStyle="1" w:styleId="eop">
+  <w:style w:type="character" w:styleId="eop" w:customStyle="1">
     <w:name w:val="eop"/>
     <w:basedOn w:val="Fuentedeprrafopredeter"/>
     <w:rsid w:val="00FD4977"/>
@@ -20698,7 +20798,7 @@
       <w:bCs/>
     </w:rPr>
   </w:style>
-  <w:style w:type="character" w:customStyle="1" w:styleId="AsuntodelcomentarioCar">
+  <w:style w:type="character" w:styleId="AsuntodelcomentarioCar" w:customStyle="1">
     <w:name w:val="Asunto del comentario Car"/>
     <w:basedOn w:val="TextocomentarioCar"/>
     <w:link w:val="Asuntodelcomentario"/>
@@ -20713,17 +20813,17 @@
       <w:lang w:val="es-CO"/>
     </w:rPr>
   </w:style>
-  <w:style w:type="character" w:customStyle="1" w:styleId="apple-converted-space">
+  <w:style w:type="character" w:styleId="apple-converted-space" w:customStyle="1">
     <w:name w:val="apple-converted-space"/>
     <w:basedOn w:val="Fuentedeprrafopredeter"/>
     <w:rsid w:val="00AB52E9"/>
   </w:style>
-  <w:style w:type="character" w:customStyle="1" w:styleId="baj">
+  <w:style w:type="character" w:styleId="baj" w:customStyle="1">
     <w:name w:val="b_aj"/>
     <w:basedOn w:val="Fuentedeprrafopredeter"/>
     <w:rsid w:val="00086437"/>
   </w:style>
-  <w:style w:type="character" w:customStyle="1" w:styleId="PrrafodelistaCar">
+  <w:style w:type="character" w:styleId="PrrafodelistaCar" w:customStyle="1">
     <w:name w:val="Párrafo de lista Car"/>
     <w:aliases w:val="Ha Car,titulo 3 Car,List Paragraph Car,Bullet List Car,FooterText Car,numbered Car,Paragraphe de liste1 Car,Bulletr List Paragraph Car,列出段落 Car,列出段落1 Car,List Paragraph21 Car,Listeafsnit1 Car,Parágrafo da Lista1 Car,Bullets Car"/>
     <w:link w:val="Prrafodelista"/>
@@ -20733,7 +20833,7 @@
       <w:lang w:val="es-CO"/>
     </w:rPr>
   </w:style>
-  <w:style w:type="paragraph" w:customStyle="1" w:styleId="TextodenotaalpieCar">
+  <w:style w:type="paragraph" w:styleId="TextodenotaalpieCar" w:customStyle="1">
     <w:name w:val="Texto de nota al pie Car"/>
     <w:aliases w:val="referencia nota al pie Car,BVI fnr Car Char Car Char Car,BVI fnr Car Car Car Char Car Char Car,BVI fnr Car Car Char Car Char Car, BVI fnr Car Char Car Char Car, BVI fnr Car Car Car Char Car Char Car"/>
     <w:basedOn w:val="Normal"/>
@@ -20748,12 +20848,12 @@
       <w:lang w:val="en"/>
     </w:rPr>
   </w:style>
-  <w:style w:type="character" w:customStyle="1" w:styleId="reference-accessdate">
+  <w:style w:type="character" w:styleId="reference-accessdate" w:customStyle="1">
     <w:name w:val="reference-accessdate"/>
     <w:basedOn w:val="Fuentedeprrafopredeter"/>
     <w:rsid w:val="00A60DC4"/>
   </w:style>
-  <w:style w:type="character" w:customStyle="1" w:styleId="hvr">
+  <w:style w:type="character" w:styleId="hvr" w:customStyle="1">
     <w:name w:val="hvr"/>
     <w:basedOn w:val="Fuentedeprrafopredeter"/>
     <w:rsid w:val="00A60DC4"/>
@@ -20770,7 +20870,7 @@
       <w:spacing w:after="200" w:line="240" w:lineRule="auto"/>
     </w:pPr>
     <w:rPr>
-      <w:rFonts w:asciiTheme="minorHAnsi" w:eastAsiaTheme="minorHAnsi" w:hAnsiTheme="minorHAnsi" w:cstheme="minorBidi"/>
+      <w:rFonts w:asciiTheme="minorHAnsi" w:hAnsiTheme="minorHAnsi" w:eastAsiaTheme="minorHAnsi" w:cstheme="minorBidi"/>
       <w:i/>
       <w:iCs/>
       <w:color w:val="2C3C43" w:themeColor="text2"/>
@@ -20779,7 +20879,7 @@
       <w:lang w:val="es-ES" w:eastAsia="en-US"/>
     </w:rPr>
   </w:style>
-  <w:style w:type="character" w:customStyle="1" w:styleId="Mencinsinresolver2">
+  <w:style w:type="character" w:styleId="Mencinsinresolver2" w:customStyle="1">
     <w:name w:val="Mención sin resolver2"/>
     <w:basedOn w:val="Fuentedeprrafopredeter"/>
     <w:uiPriority w:val="99"/>
@@ -20791,7 +20891,7 @@
       <w:shd w:val="clear" w:color="auto" w:fill="E1DFDD"/>
     </w:rPr>
   </w:style>
-  <w:style w:type="paragraph" w:customStyle="1" w:styleId="Pa11">
+  <w:style w:type="paragraph" w:styleId="Pa11" w:customStyle="1">
     <w:name w:val="Pa11"/>
     <w:basedOn w:val="Normal"/>
     <w:next w:val="Normal"/>
@@ -20804,13 +20904,13 @@
       <w:spacing w:line="221" w:lineRule="atLeast"/>
     </w:pPr>
     <w:rPr>
-      <w:rFonts w:ascii="Times New Roman" w:eastAsiaTheme="minorHAnsi" w:hAnsi="Times New Roman" w:cs="Times New Roman"/>
+      <w:rFonts w:ascii="Times New Roman" w:hAnsi="Times New Roman" w:cs="Times New Roman" w:eastAsiaTheme="minorHAnsi"/>
       <w:sz w:val="24"/>
       <w:szCs w:val="24"/>
       <w:lang w:eastAsia="en-US"/>
     </w:rPr>
   </w:style>
-  <w:style w:type="paragraph" w:customStyle="1" w:styleId="Pa12">
+  <w:style w:type="paragraph" w:styleId="Pa12" w:customStyle="1">
     <w:name w:val="Pa12"/>
     <w:basedOn w:val="Normal"/>
     <w:next w:val="Normal"/>
@@ -20823,13 +20923,13 @@
       <w:spacing w:line="221" w:lineRule="atLeast"/>
     </w:pPr>
     <w:rPr>
-      <w:rFonts w:ascii="Times New Roman" w:eastAsiaTheme="minorHAnsi" w:hAnsi="Times New Roman" w:cs="Times New Roman"/>
+      <w:rFonts w:ascii="Times New Roman" w:hAnsi="Times New Roman" w:cs="Times New Roman" w:eastAsiaTheme="minorHAnsi"/>
       <w:sz w:val="24"/>
       <w:szCs w:val="24"/>
       <w:lang w:eastAsia="en-US"/>
     </w:rPr>
   </w:style>
-  <w:style w:type="paragraph" w:customStyle="1" w:styleId="Pa5">
+  <w:style w:type="paragraph" w:styleId="Pa5" w:customStyle="1">
     <w:name w:val="Pa5"/>
     <w:basedOn w:val="Default"/>
     <w:next w:val="Default"/>
@@ -20843,7 +20943,7 @@
       <w:color w:val="auto"/>
     </w:rPr>
   </w:style>
-  <w:style w:type="paragraph" w:customStyle="1" w:styleId="Pa6">
+  <w:style w:type="paragraph" w:styleId="Pa6" w:customStyle="1">
     <w:name w:val="Pa6"/>
     <w:basedOn w:val="Default"/>
     <w:next w:val="Default"/>
@@ -20857,7 +20957,7 @@
       <w:color w:val="auto"/>
     </w:rPr>
   </w:style>
-  <w:style w:type="character" w:customStyle="1" w:styleId="A4">
+  <w:style w:type="character" w:styleId="A4" w:customStyle="1">
     <w:name w:val="A4"/>
     <w:uiPriority w:val="99"/>
     <w:rsid w:val="00C21015"/>
@@ -20867,7 +20967,7 @@
       <w:szCs w:val="12"/>
     </w:rPr>
   </w:style>
-  <w:style w:type="character" w:customStyle="1" w:styleId="Mencinsinresolver3">
+  <w:style w:type="character" w:styleId="Mencinsinresolver3" w:customStyle="1">
     <w:name w:val="Mención sin resolver3"/>
     <w:basedOn w:val="Fuentedeprrafopredeter"/>
     <w:uiPriority w:val="99"/>
@@ -20879,7 +20979,7 @@
       <w:shd w:val="clear" w:color="auto" w:fill="E1DFDD"/>
     </w:rPr>
   </w:style>
-  <w:style w:type="table" w:customStyle="1" w:styleId="21">
+  <w:style w:type="table" w:styleId="21" w:customStyle="1">
     <w:name w:val="21"/>
     <w:basedOn w:val="Tablanormal"/>
     <w:rsid w:val="001F1862"/>
@@ -20905,7 +21005,7 @@
       <w:shd w:val="clear" w:color="auto" w:fill="F4FAE8"/>
     </w:tcPr>
   </w:style>
-  <w:style w:type="table" w:customStyle="1" w:styleId="20">
+  <w:style w:type="table" w:styleId="20" w:customStyle="1">
     <w:name w:val="20"/>
     <w:basedOn w:val="Tablanormal"/>
     <w:rsid w:val="001F1862"/>
@@ -20931,7 +21031,7 @@
       <w:shd w:val="clear" w:color="auto" w:fill="F4FAE8"/>
     </w:tcPr>
   </w:style>
-  <w:style w:type="table" w:customStyle="1" w:styleId="19">
+  <w:style w:type="table" w:styleId="19" w:customStyle="1">
     <w:name w:val="19"/>
     <w:basedOn w:val="Tablanormal"/>
     <w:rsid w:val="001F1862"/>
@@ -20957,7 +21057,7 @@
       <w:shd w:val="clear" w:color="auto" w:fill="F4FAE8"/>
     </w:tcPr>
   </w:style>
-  <w:style w:type="table" w:customStyle="1" w:styleId="18">
+  <w:style w:type="table" w:styleId="18" w:customStyle="1">
     <w:name w:val="18"/>
     <w:basedOn w:val="Tablanormal"/>
     <w:rsid w:val="001F1862"/>
@@ -20983,7 +21083,7 @@
       <w:shd w:val="clear" w:color="auto" w:fill="F4FAE8"/>
     </w:tcPr>
   </w:style>
-  <w:style w:type="table" w:customStyle="1" w:styleId="17">
+  <w:style w:type="table" w:styleId="17" w:customStyle="1">
     <w:name w:val="17"/>
     <w:basedOn w:val="Tablanormal"/>
     <w:rsid w:val="001F1862"/>
@@ -21009,7 +21109,7 @@
       <w:shd w:val="clear" w:color="auto" w:fill="F4FAE8"/>
     </w:tcPr>
   </w:style>
-  <w:style w:type="table" w:customStyle="1" w:styleId="16">
+  <w:style w:type="table" w:styleId="16" w:customStyle="1">
     <w:name w:val="16"/>
     <w:basedOn w:val="Tablanormal"/>
     <w:rsid w:val="001F1862"/>
@@ -21035,7 +21135,7 @@
       <w:shd w:val="clear" w:color="auto" w:fill="F4FAE8"/>
     </w:tcPr>
   </w:style>
-  <w:style w:type="table" w:customStyle="1" w:styleId="15">
+  <w:style w:type="table" w:styleId="15" w:customStyle="1">
     <w:name w:val="15"/>
     <w:basedOn w:val="Tablanormal"/>
     <w:rsid w:val="001F1862"/>
@@ -21061,7 +21161,7 @@
       <w:shd w:val="clear" w:color="auto" w:fill="F4FAE8"/>
     </w:tcPr>
   </w:style>
-  <w:style w:type="table" w:customStyle="1" w:styleId="14">
+  <w:style w:type="table" w:styleId="14" w:customStyle="1">
     <w:name w:val="14"/>
     <w:basedOn w:val="Tablanormal"/>
     <w:rsid w:val="001F1862"/>
@@ -21087,7 +21187,7 @@
       <w:shd w:val="clear" w:color="auto" w:fill="F4FAE8"/>
     </w:tcPr>
   </w:style>
-  <w:style w:type="table" w:customStyle="1" w:styleId="13">
+  <w:style w:type="table" w:styleId="13" w:customStyle="1">
     <w:name w:val="13"/>
     <w:basedOn w:val="Tablanormal"/>
     <w:rsid w:val="001F1862"/>
@@ -21113,7 +21213,7 @@
       <w:shd w:val="clear" w:color="auto" w:fill="F4FAE8"/>
     </w:tcPr>
   </w:style>
-  <w:style w:type="table" w:customStyle="1" w:styleId="12">
+  <w:style w:type="table" w:styleId="12" w:customStyle="1">
     <w:name w:val="12"/>
     <w:basedOn w:val="Tablanormal"/>
     <w:rsid w:val="00BE1715"/>
@@ -21130,7 +21230,7 @@
       </w:tblCellMar>
     </w:tblPr>
   </w:style>
-  <w:style w:type="table" w:customStyle="1" w:styleId="11">
+  <w:style w:type="table" w:styleId="11" w:customStyle="1">
     <w:name w:val="11"/>
     <w:basedOn w:val="Tablanormal"/>
     <w:rsid w:val="00BE1715"/>
@@ -21147,7 +21247,7 @@
       </w:tblCellMar>
     </w:tblPr>
   </w:style>
-  <w:style w:type="table" w:customStyle="1" w:styleId="10">
+  <w:style w:type="table" w:styleId="10" w:customStyle="1">
     <w:name w:val="10"/>
     <w:basedOn w:val="Tablanormal"/>
     <w:rsid w:val="00BE1715"/>
@@ -21164,7 +21264,7 @@
       </w:tblCellMar>
     </w:tblPr>
   </w:style>
-  <w:style w:type="table" w:customStyle="1" w:styleId="9">
+  <w:style w:type="table" w:styleId="9" w:customStyle="1">
     <w:name w:val="9"/>
     <w:basedOn w:val="Tablanormal"/>
     <w:rsid w:val="00BE1715"/>
@@ -21181,7 +21281,7 @@
       </w:tblCellMar>
     </w:tblPr>
   </w:style>
-  <w:style w:type="table" w:customStyle="1" w:styleId="8">
+  <w:style w:type="table" w:styleId="8" w:customStyle="1">
     <w:name w:val="8"/>
     <w:basedOn w:val="Tablanormal"/>
     <w:rsid w:val="00BE1715"/>
@@ -21198,7 +21298,7 @@
       </w:tblCellMar>
     </w:tblPr>
   </w:style>
-  <w:style w:type="table" w:customStyle="1" w:styleId="7">
+  <w:style w:type="table" w:styleId="7" w:customStyle="1">
     <w:name w:val="7"/>
     <w:basedOn w:val="Tablanormal"/>
     <w:rsid w:val="00260343"/>
@@ -21224,7 +21324,7 @@
       <w:shd w:val="clear" w:color="auto" w:fill="F4FAE8"/>
     </w:tcPr>
   </w:style>
-  <w:style w:type="table" w:customStyle="1" w:styleId="6">
+  <w:style w:type="table" w:styleId="6" w:customStyle="1">
     <w:name w:val="6"/>
     <w:basedOn w:val="Tablanormal"/>
     <w:rsid w:val="00F902C1"/>
@@ -21250,7 +21350,7 @@
       <w:shd w:val="clear" w:color="auto" w:fill="F4FAE8"/>
     </w:tcPr>
   </w:style>
-  <w:style w:type="character" w:customStyle="1" w:styleId="Mencinsinresolver4">
+  <w:style w:type="character" w:styleId="Mencinsinresolver4" w:customStyle="1">
     <w:name w:val="Mención sin resolver4"/>
     <w:basedOn w:val="Fuentedeprrafopredeter"/>
     <w:uiPriority w:val="99"/>
@@ -21262,7 +21362,7 @@
       <w:shd w:val="clear" w:color="auto" w:fill="E1DFDD"/>
     </w:rPr>
   </w:style>
-  <w:style w:type="paragraph" w:customStyle="1" w:styleId="Normal0">
+  <w:style w:type="paragraph" w:styleId="Normal0" w:customStyle="1">
     <w:name w:val="Normal0"/>
     <w:qFormat/>
     <w:rsid w:val="00B615C1"/>
@@ -21271,1018 +21371,6 @@
     </w:rPr>
   </w:style>
 </w:styles>
-</file>
-
-<file path=word/diagrams/colors1.xml><?xml version="1.0" encoding="utf-8"?>
-<dgm:colorsDef xmlns:dgm="http://schemas.openxmlformats.org/drawingml/2006/diagram" xmlns:a="http://schemas.openxmlformats.org/drawingml/2006/main" uniqueId="urn:microsoft.com/office/officeart/2005/8/colors/accent1_2">
-  <dgm:title val=""/>
-  <dgm:desc val=""/>
-  <dgm:catLst>
-    <dgm:cat type="accent1" pri="11200"/>
-  </dgm:catLst>
-  <dgm:styleLbl name="node0">
-    <dgm:fillClrLst meth="repeat">
-      <a:schemeClr val="accent1"/>
-    </dgm:fillClrLst>
-    <dgm:linClrLst meth="repeat">
-      <a:schemeClr val="lt1"/>
-    </dgm:linClrLst>
-    <dgm:effectClrLst/>
-    <dgm:txLinClrLst/>
-    <dgm:txFillClrLst/>
-    <dgm:txEffectClrLst/>
-  </dgm:styleLbl>
-  <dgm:styleLbl name="alignNode1">
-    <dgm:fillClrLst meth="repeat">
-      <a:schemeClr val="accent1"/>
-    </dgm:fillClrLst>
-    <dgm:linClrLst meth="repeat">
-      <a:schemeClr val="accent1"/>
-    </dgm:linClrLst>
-    <dgm:effectClrLst/>
-    <dgm:txLinClrLst/>
-    <dgm:txFillClrLst/>
-    <dgm:txEffectClrLst/>
-  </dgm:styleLbl>
-  <dgm:styleLbl name="node1">
-    <dgm:fillClrLst meth="repeat">
-      <a:schemeClr val="accent1"/>
-    </dgm:fillClrLst>
-    <dgm:linClrLst meth="repeat">
-      <a:schemeClr val="lt1"/>
-    </dgm:linClrLst>
-    <dgm:effectClrLst/>
-    <dgm:txLinClrLst/>
-    <dgm:txFillClrLst/>
-    <dgm:txEffectClrLst/>
-  </dgm:styleLbl>
-  <dgm:styleLbl name="lnNode1">
-    <dgm:fillClrLst meth="repeat">
-      <a:schemeClr val="accent1"/>
-    </dgm:fillClrLst>
-    <dgm:linClrLst meth="repeat">
-      <a:schemeClr val="lt1"/>
-    </dgm:linClrLst>
-    <dgm:effectClrLst/>
-    <dgm:txLinClrLst/>
-    <dgm:txFillClrLst/>
-    <dgm:txEffectClrLst/>
-  </dgm:styleLbl>
-  <dgm:styleLbl name="vennNode1">
-    <dgm:fillClrLst meth="repeat">
-      <a:schemeClr val="accent1">
-        <a:alpha val="50000"/>
-      </a:schemeClr>
-    </dgm:fillClrLst>
-    <dgm:linClrLst meth="repeat">
-      <a:schemeClr val="lt1"/>
-    </dgm:linClrLst>
-    <dgm:effectClrLst/>
-    <dgm:txLinClrLst/>
-    <dgm:txFillClrLst/>
-    <dgm:txEffectClrLst/>
-  </dgm:styleLbl>
-  <dgm:styleLbl name="node2">
-    <dgm:fillClrLst meth="repeat">
-      <a:schemeClr val="accent1"/>
-    </dgm:fillClrLst>
-    <dgm:linClrLst meth="repeat">
-      <a:schemeClr val="lt1"/>
-    </dgm:linClrLst>
-    <dgm:effectClrLst/>
-    <dgm:txLinClrLst/>
-    <dgm:txFillClrLst/>
-    <dgm:txEffectClrLst/>
-  </dgm:styleLbl>
-  <dgm:styleLbl name="node3">
-    <dgm:fillClrLst meth="repeat">
-      <a:schemeClr val="accent1"/>
-    </dgm:fillClrLst>
-    <dgm:linClrLst meth="repeat">
-      <a:schemeClr val="lt1"/>
-    </dgm:linClrLst>
-    <dgm:effectClrLst/>
-    <dgm:txLinClrLst/>
-    <dgm:txFillClrLst/>
-    <dgm:txEffectClrLst/>
-  </dgm:styleLbl>
-  <dgm:styleLbl name="node4">
-    <dgm:fillClrLst meth="repeat">
-      <a:schemeClr val="accent1"/>
-    </dgm:fillClrLst>
-    <dgm:linClrLst meth="repeat">
-      <a:schemeClr val="lt1"/>
-    </dgm:linClrLst>
-    <dgm:effectClrLst/>
-    <dgm:txLinClrLst/>
-    <dgm:txFillClrLst/>
-    <dgm:txEffectClrLst/>
-  </dgm:styleLbl>
-  <dgm:styleLbl name="fgImgPlace1">
-    <dgm:fillClrLst meth="repeat">
-      <a:schemeClr val="accent1">
-        <a:tint val="50000"/>
-      </a:schemeClr>
-    </dgm:fillClrLst>
-    <dgm:linClrLst meth="repeat">
-      <a:schemeClr val="lt1"/>
-    </dgm:linClrLst>
-    <dgm:effectClrLst/>
-    <dgm:txLinClrLst/>
-    <dgm:txFillClrLst meth="repeat">
-      <a:schemeClr val="lt1"/>
-    </dgm:txFillClrLst>
-    <dgm:txEffectClrLst/>
-  </dgm:styleLbl>
-  <dgm:styleLbl name="alignImgPlace1">
-    <dgm:fillClrLst meth="repeat">
-      <a:schemeClr val="accent1">
-        <a:tint val="50000"/>
-      </a:schemeClr>
-    </dgm:fillClrLst>
-    <dgm:linClrLst meth="repeat">
-      <a:schemeClr val="lt1"/>
-    </dgm:linClrLst>
-    <dgm:effectClrLst/>
-    <dgm:txLinClrLst/>
-    <dgm:txFillClrLst meth="repeat">
-      <a:schemeClr val="lt1"/>
-    </dgm:txFillClrLst>
-    <dgm:txEffectClrLst/>
-  </dgm:styleLbl>
-  <dgm:styleLbl name="bgImgPlace1">
-    <dgm:fillClrLst meth="repeat">
-      <a:schemeClr val="accent1">
-        <a:tint val="50000"/>
-      </a:schemeClr>
-    </dgm:fillClrLst>
-    <dgm:linClrLst meth="repeat">
-      <a:schemeClr val="lt1"/>
-    </dgm:linClrLst>
-    <dgm:effectClrLst/>
-    <dgm:txLinClrLst/>
-    <dgm:txFillClrLst meth="repeat">
-      <a:schemeClr val="lt1"/>
-    </dgm:txFillClrLst>
-    <dgm:txEffectClrLst/>
-  </dgm:styleLbl>
-  <dgm:styleLbl name="sibTrans2D1">
-    <dgm:fillClrLst meth="repeat">
-      <a:schemeClr val="accent1">
-        <a:tint val="60000"/>
-      </a:schemeClr>
-    </dgm:fillClrLst>
-    <dgm:linClrLst meth="repeat">
-      <a:schemeClr val="accent1">
-        <a:tint val="60000"/>
-      </a:schemeClr>
-    </dgm:linClrLst>
-    <dgm:effectClrLst/>
-    <dgm:txLinClrLst/>
-    <dgm:txFillClrLst/>
-    <dgm:txEffectClrLst/>
-  </dgm:styleLbl>
-  <dgm:styleLbl name="fgSibTrans2D1">
-    <dgm:fillClrLst meth="repeat">
-      <a:schemeClr val="accent1">
-        <a:tint val="60000"/>
-      </a:schemeClr>
-    </dgm:fillClrLst>
-    <dgm:linClrLst meth="repeat">
-      <a:schemeClr val="accent1">
-        <a:tint val="60000"/>
-      </a:schemeClr>
-    </dgm:linClrLst>
-    <dgm:effectClrLst/>
-    <dgm:txLinClrLst/>
-    <dgm:txFillClrLst/>
-    <dgm:txEffectClrLst/>
-  </dgm:styleLbl>
-  <dgm:styleLbl name="bgSibTrans2D1">
-    <dgm:fillClrLst meth="repeat">
-      <a:schemeClr val="accent1">
-        <a:tint val="60000"/>
-      </a:schemeClr>
-    </dgm:fillClrLst>
-    <dgm:linClrLst meth="repeat">
-      <a:schemeClr val="accent1">
-        <a:tint val="60000"/>
-      </a:schemeClr>
-    </dgm:linClrLst>
-    <dgm:effectClrLst/>
-    <dgm:txLinClrLst/>
-    <dgm:txFillClrLst/>
-    <dgm:txEffectClrLst/>
-  </dgm:styleLbl>
-  <dgm:styleLbl name="sibTrans1D1">
-    <dgm:fillClrLst meth="repeat">
-      <a:schemeClr val="accent1"/>
-    </dgm:fillClrLst>
-    <dgm:linClrLst meth="repeat">
-      <a:schemeClr val="accent1"/>
-    </dgm:linClrLst>
-    <dgm:effectClrLst/>
-    <dgm:txLinClrLst/>
-    <dgm:txFillClrLst meth="repeat">
-      <a:schemeClr val="tx1"/>
-    </dgm:txFillClrLst>
-    <dgm:txEffectClrLst/>
-  </dgm:styleLbl>
-  <dgm:styleLbl name="callout">
-    <dgm:fillClrLst meth="repeat">
-      <a:schemeClr val="accent1"/>
-    </dgm:fillClrLst>
-    <dgm:linClrLst meth="repeat">
-      <a:schemeClr val="accent1">
-        <a:tint val="50000"/>
-      </a:schemeClr>
-    </dgm:linClrLst>
-    <dgm:effectClrLst/>
-    <dgm:txLinClrLst/>
-    <dgm:txFillClrLst meth="repeat">
-      <a:schemeClr val="tx1"/>
-    </dgm:txFillClrLst>
-    <dgm:txEffectClrLst/>
-  </dgm:styleLbl>
-  <dgm:styleLbl name="asst0">
-    <dgm:fillClrLst meth="repeat">
-      <a:schemeClr val="accent1"/>
-    </dgm:fillClrLst>
-    <dgm:linClrLst meth="repeat">
-      <a:schemeClr val="lt1"/>
-    </dgm:linClrLst>
-    <dgm:effectClrLst/>
-    <dgm:txLinClrLst/>
-    <dgm:txFillClrLst/>
-    <dgm:txEffectClrLst/>
-  </dgm:styleLbl>
-  <dgm:styleLbl name="asst1">
-    <dgm:fillClrLst meth="repeat">
-      <a:schemeClr val="accent1"/>
-    </dgm:fillClrLst>
-    <dgm:linClrLst meth="repeat">
-      <a:schemeClr val="lt1"/>
-    </dgm:linClrLst>
-    <dgm:effectClrLst/>
-    <dgm:txLinClrLst/>
-    <dgm:txFillClrLst/>
-    <dgm:txEffectClrLst/>
-  </dgm:styleLbl>
-  <dgm:styleLbl name="asst2">
-    <dgm:fillClrLst meth="repeat">
-      <a:schemeClr val="accent1"/>
-    </dgm:fillClrLst>
-    <dgm:linClrLst meth="repeat">
-      <a:schemeClr val="lt1"/>
-    </dgm:linClrLst>
-    <dgm:effectClrLst/>
-    <dgm:txLinClrLst/>
-    <dgm:txFillClrLst/>
-    <dgm:txEffectClrLst/>
-  </dgm:styleLbl>
-  <dgm:styleLbl name="asst3">
-    <dgm:fillClrLst meth="repeat">
-      <a:schemeClr val="accent1"/>
-    </dgm:fillClrLst>
-    <dgm:linClrLst meth="repeat">
-      <a:schemeClr val="lt1"/>
-    </dgm:linClrLst>
-    <dgm:effectClrLst/>
-    <dgm:txLinClrLst/>
-    <dgm:txFillClrLst/>
-    <dgm:txEffectClrLst/>
-  </dgm:styleLbl>
-  <dgm:styleLbl name="asst4">
-    <dgm:fillClrLst meth="repeat">
-      <a:schemeClr val="accent1"/>
-    </dgm:fillClrLst>
-    <dgm:linClrLst meth="repeat">
-      <a:schemeClr val="lt1"/>
-    </dgm:linClrLst>
-    <dgm:effectClrLst/>
-    <dgm:txLinClrLst/>
-    <dgm:txFillClrLst/>
-    <dgm:txEffectClrLst/>
-  </dgm:styleLbl>
-  <dgm:styleLbl name="parChTrans2D1">
-    <dgm:fillClrLst meth="repeat">
-      <a:schemeClr val="accent1">
-        <a:tint val="60000"/>
-      </a:schemeClr>
-    </dgm:fillClrLst>
-    <dgm:linClrLst meth="repeat">
-      <a:schemeClr val="accent1">
-        <a:tint val="60000"/>
-      </a:schemeClr>
-    </dgm:linClrLst>
-    <dgm:effectClrLst/>
-    <dgm:txLinClrLst/>
-    <dgm:txFillClrLst meth="repeat">
-      <a:schemeClr val="lt1"/>
-    </dgm:txFillClrLst>
-    <dgm:txEffectClrLst/>
-  </dgm:styleLbl>
-  <dgm:styleLbl name="parChTrans2D2">
-    <dgm:fillClrLst meth="repeat">
-      <a:schemeClr val="accent1"/>
-    </dgm:fillClrLst>
-    <dgm:linClrLst meth="repeat">
-      <a:schemeClr val="accent1"/>
-    </dgm:linClrLst>
-    <dgm:effectClrLst/>
-    <dgm:txLinClrLst/>
-    <dgm:txFillClrLst meth="repeat">
-      <a:schemeClr val="lt1"/>
-    </dgm:txFillClrLst>
-    <dgm:txEffectClrLst/>
-  </dgm:styleLbl>
-  <dgm:styleLbl name="parChTrans2D3">
-    <dgm:fillClrLst meth="repeat">
-      <a:schemeClr val="accent1"/>
-    </dgm:fillClrLst>
-    <dgm:linClrLst meth="repeat">
-      <a:schemeClr val="accent1"/>
-    </dgm:linClrLst>
-    <dgm:effectClrLst/>
-    <dgm:txLinClrLst/>
-    <dgm:txFillClrLst meth="repeat">
-      <a:schemeClr val="lt1"/>
-    </dgm:txFillClrLst>
-    <dgm:txEffectClrLst/>
-  </dgm:styleLbl>
-  <dgm:styleLbl name="parChTrans2D4">
-    <dgm:fillClrLst meth="repeat">
-      <a:schemeClr val="accent1"/>
-    </dgm:fillClrLst>
-    <dgm:linClrLst meth="repeat">
-      <a:schemeClr val="accent1"/>
-    </dgm:linClrLst>
-    <dgm:effectClrLst/>
-    <dgm:txLinClrLst/>
-    <dgm:txFillClrLst meth="repeat">
-      <a:schemeClr val="lt1"/>
-    </dgm:txFillClrLst>
-    <dgm:txEffectClrLst/>
-  </dgm:styleLbl>
-  <dgm:styleLbl name="parChTrans1D1">
-    <dgm:fillClrLst meth="repeat">
-      <a:schemeClr val="accent1"/>
-    </dgm:fillClrLst>
-    <dgm:linClrLst meth="repeat">
-      <a:schemeClr val="accent1">
-        <a:shade val="60000"/>
-      </a:schemeClr>
-    </dgm:linClrLst>
-    <dgm:effectClrLst/>
-    <dgm:txLinClrLst/>
-    <dgm:txFillClrLst meth="repeat">
-      <a:schemeClr val="tx1"/>
-    </dgm:txFillClrLst>
-    <dgm:txEffectClrLst/>
-  </dgm:styleLbl>
-  <dgm:styleLbl name="parChTrans1D2">
-    <dgm:fillClrLst meth="repeat">
-      <a:schemeClr val="accent1"/>
-    </dgm:fillClrLst>
-    <dgm:linClrLst meth="repeat">
-      <a:schemeClr val="accent1">
-        <a:shade val="60000"/>
-      </a:schemeClr>
-    </dgm:linClrLst>
-    <dgm:effectClrLst/>
-    <dgm:txLinClrLst/>
-    <dgm:txFillClrLst meth="repeat">
-      <a:schemeClr val="tx1"/>
-    </dgm:txFillClrLst>
-    <dgm:txEffectClrLst/>
-  </dgm:styleLbl>
-  <dgm:styleLbl name="parChTrans1D3">
-    <dgm:fillClrLst meth="repeat">
-      <a:schemeClr val="accent1"/>
-    </dgm:fillClrLst>
-    <dgm:linClrLst meth="repeat">
-      <a:schemeClr val="accent1">
-        <a:shade val="80000"/>
-      </a:schemeClr>
-    </dgm:linClrLst>
-    <dgm:effectClrLst/>
-    <dgm:txLinClrLst/>
-    <dgm:txFillClrLst meth="repeat">
-      <a:schemeClr val="tx1"/>
-    </dgm:txFillClrLst>
-    <dgm:txEffectClrLst/>
-  </dgm:styleLbl>
-  <dgm:styleLbl name="parChTrans1D4">
-    <dgm:fillClrLst meth="repeat">
-      <a:schemeClr val="accent1"/>
-    </dgm:fillClrLst>
-    <dgm:linClrLst meth="repeat">
-      <a:schemeClr val="accent1">
-        <a:shade val="80000"/>
-      </a:schemeClr>
-    </dgm:linClrLst>
-    <dgm:effectClrLst/>
-    <dgm:txLinClrLst/>
-    <dgm:txFillClrLst meth="repeat">
-      <a:schemeClr val="tx1"/>
-    </dgm:txFillClrLst>
-    <dgm:txEffectClrLst/>
-  </dgm:styleLbl>
-  <dgm:styleLbl name="fgAcc1">
-    <dgm:fillClrLst meth="repeat">
-      <a:schemeClr val="lt1">
-        <a:alpha val="90000"/>
-      </a:schemeClr>
-    </dgm:fillClrLst>
-    <dgm:linClrLst meth="repeat">
-      <a:schemeClr val="accent1"/>
-    </dgm:linClrLst>
-    <dgm:effectClrLst/>
-    <dgm:txLinClrLst/>
-    <dgm:txFillClrLst meth="repeat">
-      <a:schemeClr val="dk1"/>
-    </dgm:txFillClrLst>
-    <dgm:txEffectClrLst/>
-  </dgm:styleLbl>
-  <dgm:styleLbl name="conFgAcc1">
-    <dgm:fillClrLst meth="repeat">
-      <a:schemeClr val="lt1">
-        <a:alpha val="90000"/>
-      </a:schemeClr>
-    </dgm:fillClrLst>
-    <dgm:linClrLst meth="repeat">
-      <a:schemeClr val="accent1"/>
-    </dgm:linClrLst>
-    <dgm:effectClrLst/>
-    <dgm:txLinClrLst/>
-    <dgm:txFillClrLst meth="repeat">
-      <a:schemeClr val="dk1"/>
-    </dgm:txFillClrLst>
-    <dgm:txEffectClrLst/>
-  </dgm:styleLbl>
-  <dgm:styleLbl name="alignAcc1">
-    <dgm:fillClrLst meth="repeat">
-      <a:schemeClr val="lt1">
-        <a:alpha val="90000"/>
-      </a:schemeClr>
-    </dgm:fillClrLst>
-    <dgm:linClrLst meth="repeat">
-      <a:schemeClr val="accent1"/>
-    </dgm:linClrLst>
-    <dgm:effectClrLst/>
-    <dgm:txLinClrLst/>
-    <dgm:txFillClrLst meth="repeat">
-      <a:schemeClr val="dk1"/>
-    </dgm:txFillClrLst>
-    <dgm:txEffectClrLst/>
-  </dgm:styleLbl>
-  <dgm:styleLbl name="trAlignAcc1">
-    <dgm:fillClrLst meth="repeat">
-      <a:schemeClr val="lt1">
-        <a:alpha val="40000"/>
-      </a:schemeClr>
-    </dgm:fillClrLst>
-    <dgm:linClrLst meth="repeat">
-      <a:schemeClr val="accent1"/>
-    </dgm:linClrLst>
-    <dgm:effectClrLst/>
-    <dgm:txLinClrLst/>
-    <dgm:txFillClrLst meth="repeat">
-      <a:schemeClr val="dk1"/>
-    </dgm:txFillClrLst>
-    <dgm:txEffectClrLst/>
-  </dgm:styleLbl>
-  <dgm:styleLbl name="bgAcc1">
-    <dgm:fillClrLst meth="repeat">
-      <a:schemeClr val="lt1">
-        <a:alpha val="90000"/>
-      </a:schemeClr>
-    </dgm:fillClrLst>
-    <dgm:linClrLst meth="repeat">
-      <a:schemeClr val="accent1"/>
-    </dgm:linClrLst>
-    <dgm:effectClrLst/>
-    <dgm:txLinClrLst/>
-    <dgm:txFillClrLst meth="repeat">
-      <a:schemeClr val="dk1"/>
-    </dgm:txFillClrLst>
-    <dgm:txEffectClrLst/>
-  </dgm:styleLbl>
-  <dgm:styleLbl name="solidFgAcc1">
-    <dgm:fillClrLst meth="repeat">
-      <a:schemeClr val="lt1"/>
-    </dgm:fillClrLst>
-    <dgm:linClrLst meth="repeat">
-      <a:schemeClr val="accent1"/>
-    </dgm:linClrLst>
-    <dgm:effectClrLst/>
-    <dgm:txLinClrLst/>
-    <dgm:txFillClrLst meth="repeat">
-      <a:schemeClr val="dk1"/>
-    </dgm:txFillClrLst>
-    <dgm:txEffectClrLst/>
-  </dgm:styleLbl>
-  <dgm:styleLbl name="solidAlignAcc1">
-    <dgm:fillClrLst meth="repeat">
-      <a:schemeClr val="lt1"/>
-    </dgm:fillClrLst>
-    <dgm:linClrLst meth="repeat">
-      <a:schemeClr val="accent1"/>
-    </dgm:linClrLst>
-    <dgm:effectClrLst/>
-    <dgm:txLinClrLst/>
-    <dgm:txFillClrLst meth="repeat">
-      <a:schemeClr val="dk1"/>
-    </dgm:txFillClrLst>
-    <dgm:txEffectClrLst/>
-  </dgm:styleLbl>
-  <dgm:styleLbl name="solidBgAcc1">
-    <dgm:fillClrLst meth="repeat">
-      <a:schemeClr val="lt1"/>
-    </dgm:fillClrLst>
-    <dgm:linClrLst meth="repeat">
-      <a:schemeClr val="accent1"/>
-    </dgm:linClrLst>
-    <dgm:effectClrLst/>
-    <dgm:txLinClrLst/>
-    <dgm:txFillClrLst meth="repeat">
-      <a:schemeClr val="dk1"/>
-    </dgm:txFillClrLst>
-    <dgm:txEffectClrLst/>
-  </dgm:styleLbl>
-  <dgm:styleLbl name="fgAccFollowNode1">
-    <dgm:fillClrLst meth="repeat">
-      <a:schemeClr val="accent1">
-        <a:alpha val="90000"/>
-        <a:tint val="40000"/>
-      </a:schemeClr>
-    </dgm:fillClrLst>
-    <dgm:linClrLst meth="repeat">
-      <a:schemeClr val="accent1">
-        <a:alpha val="90000"/>
-        <a:tint val="40000"/>
-      </a:schemeClr>
-    </dgm:linClrLst>
-    <dgm:effectClrLst/>
-    <dgm:txLinClrLst/>
-    <dgm:txFillClrLst meth="repeat">
-      <a:schemeClr val="dk1"/>
-    </dgm:txFillClrLst>
-    <dgm:txEffectClrLst/>
-  </dgm:styleLbl>
-  <dgm:styleLbl name="alignAccFollowNode1">
-    <dgm:fillClrLst meth="repeat">
-      <a:schemeClr val="accent1">
-        <a:alpha val="90000"/>
-        <a:tint val="40000"/>
-      </a:schemeClr>
-    </dgm:fillClrLst>
-    <dgm:linClrLst meth="repeat">
-      <a:schemeClr val="accent1">
-        <a:alpha val="90000"/>
-        <a:tint val="40000"/>
-      </a:schemeClr>
-    </dgm:linClrLst>
-    <dgm:effectClrLst/>
-    <dgm:txLinClrLst/>
-    <dgm:txFillClrLst meth="repeat">
-      <a:schemeClr val="dk1"/>
-    </dgm:txFillClrLst>
-    <dgm:txEffectClrLst/>
-  </dgm:styleLbl>
-  <dgm:styleLbl name="bgAccFollowNode1">
-    <dgm:fillClrLst meth="repeat">
-      <a:schemeClr val="accent1">
-        <a:alpha val="90000"/>
-        <a:tint val="40000"/>
-      </a:schemeClr>
-    </dgm:fillClrLst>
-    <dgm:linClrLst meth="repeat">
-      <a:schemeClr val="accent1">
-        <a:alpha val="90000"/>
-        <a:tint val="40000"/>
-      </a:schemeClr>
-    </dgm:linClrLst>
-    <dgm:effectClrLst/>
-    <dgm:txLinClrLst/>
-    <dgm:txFillClrLst meth="repeat">
-      <a:schemeClr val="dk1"/>
-    </dgm:txFillClrLst>
-    <dgm:txEffectClrLst/>
-  </dgm:styleLbl>
-  <dgm:styleLbl name="fgAcc0">
-    <dgm:fillClrLst meth="repeat">
-      <a:schemeClr val="lt1">
-        <a:alpha val="90000"/>
-      </a:schemeClr>
-    </dgm:fillClrLst>
-    <dgm:linClrLst meth="repeat">
-      <a:schemeClr val="accent1"/>
-    </dgm:linClrLst>
-    <dgm:effectClrLst/>
-    <dgm:txLinClrLst/>
-    <dgm:txFillClrLst meth="repeat">
-      <a:schemeClr val="dk1"/>
-    </dgm:txFillClrLst>
-    <dgm:txEffectClrLst/>
-  </dgm:styleLbl>
-  <dgm:styleLbl name="fgAcc2">
-    <dgm:fillClrLst meth="repeat">
-      <a:schemeClr val="lt1">
-        <a:alpha val="90000"/>
-      </a:schemeClr>
-    </dgm:fillClrLst>
-    <dgm:linClrLst meth="repeat">
-      <a:schemeClr val="accent1"/>
-    </dgm:linClrLst>
-    <dgm:effectClrLst/>
-    <dgm:txLinClrLst/>
-    <dgm:txFillClrLst meth="repeat">
-      <a:schemeClr val="dk1"/>
-    </dgm:txFillClrLst>
-    <dgm:txEffectClrLst/>
-  </dgm:styleLbl>
-  <dgm:styleLbl name="fgAcc3">
-    <dgm:fillClrLst meth="repeat">
-      <a:schemeClr val="lt1">
-        <a:alpha val="90000"/>
-      </a:schemeClr>
-    </dgm:fillClrLst>
-    <dgm:linClrLst meth="repeat">
-      <a:schemeClr val="accent1"/>
-    </dgm:linClrLst>
-    <dgm:effectClrLst/>
-    <dgm:txLinClrLst/>
-    <dgm:txFillClrLst meth="repeat">
-      <a:schemeClr val="dk1"/>
-    </dgm:txFillClrLst>
-    <dgm:txEffectClrLst/>
-  </dgm:styleLbl>
-  <dgm:styleLbl name="fgAcc4">
-    <dgm:fillClrLst meth="repeat">
-      <a:schemeClr val="lt1">
-        <a:alpha val="90000"/>
-      </a:schemeClr>
-    </dgm:fillClrLst>
-    <dgm:linClrLst meth="repeat">
-      <a:schemeClr val="accent1"/>
-    </dgm:linClrLst>
-    <dgm:effectClrLst/>
-    <dgm:txLinClrLst/>
-    <dgm:txFillClrLst meth="repeat">
-      <a:schemeClr val="dk1"/>
-    </dgm:txFillClrLst>
-    <dgm:txEffectClrLst/>
-  </dgm:styleLbl>
-  <dgm:styleLbl name="bgShp">
-    <dgm:fillClrLst meth="repeat">
-      <a:schemeClr val="accent1">
-        <a:tint val="40000"/>
-      </a:schemeClr>
-    </dgm:fillClrLst>
-    <dgm:linClrLst meth="repeat">
-      <a:schemeClr val="accent1"/>
-    </dgm:linClrLst>
-    <dgm:effectClrLst/>
-    <dgm:txLinClrLst/>
-    <dgm:txFillClrLst meth="repeat">
-      <a:schemeClr val="dk1"/>
-    </dgm:txFillClrLst>
-    <dgm:txEffectClrLst/>
-  </dgm:styleLbl>
-  <dgm:styleLbl name="dkBgShp">
-    <dgm:fillClrLst meth="repeat">
-      <a:schemeClr val="accent1">
-        <a:shade val="80000"/>
-      </a:schemeClr>
-    </dgm:fillClrLst>
-    <dgm:linClrLst meth="repeat">
-      <a:schemeClr val="accent1"/>
-    </dgm:linClrLst>
-    <dgm:effectClrLst/>
-    <dgm:txLinClrLst/>
-    <dgm:txFillClrLst meth="repeat">
-      <a:schemeClr val="lt1"/>
-    </dgm:txFillClrLst>
-    <dgm:txEffectClrLst/>
-  </dgm:styleLbl>
-  <dgm:styleLbl name="trBgShp">
-    <dgm:fillClrLst meth="repeat">
-      <a:schemeClr val="accent1">
-        <a:tint val="50000"/>
-        <a:alpha val="40000"/>
-      </a:schemeClr>
-    </dgm:fillClrLst>
-    <dgm:linClrLst meth="repeat">
-      <a:schemeClr val="accent1"/>
-    </dgm:linClrLst>
-    <dgm:effectClrLst/>
-    <dgm:txLinClrLst/>
-    <dgm:txFillClrLst meth="repeat">
-      <a:schemeClr val="lt1"/>
-    </dgm:txFillClrLst>
-    <dgm:txEffectClrLst/>
-  </dgm:styleLbl>
-  <dgm:styleLbl name="fgShp">
-    <dgm:fillClrLst meth="repeat">
-      <a:schemeClr val="accent1">
-        <a:tint val="60000"/>
-      </a:schemeClr>
-    </dgm:fillClrLst>
-    <dgm:linClrLst meth="repeat">
-      <a:schemeClr val="lt1"/>
-    </dgm:linClrLst>
-    <dgm:effectClrLst/>
-    <dgm:txLinClrLst/>
-    <dgm:txFillClrLst meth="repeat">
-      <a:schemeClr val="dk1"/>
-    </dgm:txFillClrLst>
-    <dgm:txEffectClrLst/>
-  </dgm:styleLbl>
-  <dgm:styleLbl name="revTx">
-    <dgm:fillClrLst meth="repeat">
-      <a:schemeClr val="lt1">
-        <a:alpha val="0"/>
-      </a:schemeClr>
-    </dgm:fillClrLst>
-    <dgm:linClrLst meth="repeat">
-      <a:schemeClr val="dk1">
-        <a:alpha val="0"/>
-      </a:schemeClr>
-    </dgm:linClrLst>
-    <dgm:effectClrLst/>
-    <dgm:txLinClrLst/>
-    <dgm:txFillClrLst meth="repeat">
-      <a:schemeClr val="tx1"/>
-    </dgm:txFillClrLst>
-    <dgm:txEffectClrLst/>
-  </dgm:styleLbl>
-</dgm:colorsDef>
-</file>
-
-<file path=word/diagrams/data1.xml><?xml version="1.0" encoding="utf-8"?>
-<dgm:dataModel xmlns:dgm="http://schemas.openxmlformats.org/drawingml/2006/diagram" xmlns:a="http://schemas.openxmlformats.org/drawingml/2006/main">
-  <dgm:ptLst>
-    <dgm:pt modelId="{F484521B-CC52-49EB-BC35-60CE43EF683C}" type="doc">
-      <dgm:prSet loTypeId="urn:microsoft.com/office/officeart/2005/8/layout/process5" loCatId="process" qsTypeId="urn:microsoft.com/office/officeart/2005/8/quickstyle/simple1" qsCatId="simple" csTypeId="urn:microsoft.com/office/officeart/2005/8/colors/accent1_2" csCatId="accent1" phldr="1"/>
-      <dgm:spPr/>
-      <dgm:t>
-        <a:bodyPr/>
-        <a:lstStyle/>
-        <a:p>
-          <a:endParaRPr lang="es-CO"/>
-        </a:p>
-      </dgm:t>
-    </dgm:pt>
-    <dgm:pt modelId="{B1873B07-B85D-4A1F-B33C-F574F9CE11CC}">
-      <dgm:prSet phldrT="[Texto]" custT="1"/>
-      <dgm:spPr/>
-      <dgm:t>
-        <a:bodyPr/>
-        <a:lstStyle/>
-        <a:p>
-          <a:r>
-            <a:rPr lang="es-ES_tradnl" sz="900"/>
-            <a:t>Las necesidades humanas no solo son carencias, como sentir la falta de algo, sino también potencialidades que motivan y movilizan a las personas. </a:t>
-          </a:r>
-          <a:endParaRPr lang="es-CO" sz="900"/>
-        </a:p>
-      </dgm:t>
-    </dgm:pt>
-    <dgm:pt modelId="{7C399F46-3332-4AB8-BC44-D0D18D70417D}" type="parTrans" cxnId="{BA489ABD-5C9B-4484-B1F5-85EB6D997E93}">
-      <dgm:prSet/>
-      <dgm:spPr/>
-      <dgm:t>
-        <a:bodyPr/>
-        <a:lstStyle/>
-        <a:p>
-          <a:endParaRPr lang="es-CO" sz="900"/>
-        </a:p>
-      </dgm:t>
-    </dgm:pt>
-    <dgm:pt modelId="{6DF2CC88-9297-4591-B0C9-F4666EE7EC20}" type="sibTrans" cxnId="{BA489ABD-5C9B-4484-B1F5-85EB6D997E93}">
-      <dgm:prSet custT="1"/>
-      <dgm:spPr/>
-      <dgm:t>
-        <a:bodyPr/>
-        <a:lstStyle/>
-        <a:p>
-          <a:endParaRPr lang="es-CO" sz="900"/>
-        </a:p>
-      </dgm:t>
-    </dgm:pt>
-    <dgm:pt modelId="{B26CE817-7891-41ED-AEAE-338F318E2EA9}">
-      <dgm:prSet phldrT="[Texto]" custT="1"/>
-      <dgm:spPr/>
-      <dgm:t>
-        <a:bodyPr/>
-        <a:lstStyle/>
-        <a:p>
-          <a:r>
-            <a:rPr lang="es-ES_tradnl" sz="900"/>
-            <a:t>Por ejemplo, la necesidad de afecto genera la capacidad de dar y recibir afecto y la necesidad de participación impulsa a participar. </a:t>
-          </a:r>
-          <a:endParaRPr lang="es-CO" sz="900"/>
-        </a:p>
-      </dgm:t>
-    </dgm:pt>
-    <dgm:pt modelId="{B9950D69-FAFD-4CFF-A33D-9ADB10CADA0D}" type="parTrans" cxnId="{D71A7098-996F-4106-ADC1-8D42FEB53799}">
-      <dgm:prSet/>
-      <dgm:spPr/>
-      <dgm:t>
-        <a:bodyPr/>
-        <a:lstStyle/>
-        <a:p>
-          <a:endParaRPr lang="es-CO" sz="900"/>
-        </a:p>
-      </dgm:t>
-    </dgm:pt>
-    <dgm:pt modelId="{31330FE7-4D5D-4DE2-8485-22478E72CCD0}" type="sibTrans" cxnId="{D71A7098-996F-4106-ADC1-8D42FEB53799}">
-      <dgm:prSet custT="1"/>
-      <dgm:spPr/>
-      <dgm:t>
-        <a:bodyPr/>
-        <a:lstStyle/>
-        <a:p>
-          <a:endParaRPr lang="es-CO" sz="900"/>
-        </a:p>
-      </dgm:t>
-    </dgm:pt>
-    <dgm:pt modelId="{4F96AF50-E69B-4A01-ABA6-4144E5B17C37}">
-      <dgm:prSet phldrT="[Texto]" custT="1"/>
-      <dgm:spPr/>
-      <dgm:t>
-        <a:bodyPr/>
-        <a:lstStyle/>
-        <a:p>
-          <a:r>
-            <a:rPr lang="es-ES_tradnl" sz="900"/>
-            <a:t>Más que "satisfacer" necesidades, se trata de vivirlas y realizarlas continuamente de forma renovada.</a:t>
-          </a:r>
-          <a:endParaRPr lang="es-CO" sz="900"/>
-        </a:p>
-      </dgm:t>
-    </dgm:pt>
-    <dgm:pt modelId="{BC347604-4768-4FD0-9055-9FCE41A0C3EF}" type="parTrans" cxnId="{6715D957-85C7-4355-B1B5-8C7BF53BF7F2}">
-      <dgm:prSet/>
-      <dgm:spPr/>
-      <dgm:t>
-        <a:bodyPr/>
-        <a:lstStyle/>
-        <a:p>
-          <a:endParaRPr lang="es-CO" sz="900"/>
-        </a:p>
-      </dgm:t>
-    </dgm:pt>
-    <dgm:pt modelId="{4E7F7718-FB55-4216-8D5B-F393E4E52ADD}" type="sibTrans" cxnId="{6715D957-85C7-4355-B1B5-8C7BF53BF7F2}">
-      <dgm:prSet custT="1"/>
-      <dgm:spPr/>
-      <dgm:t>
-        <a:bodyPr/>
-        <a:lstStyle/>
-        <a:p>
-          <a:endParaRPr lang="es-CO" sz="900"/>
-        </a:p>
-      </dgm:t>
-    </dgm:pt>
-    <dgm:pt modelId="{DAF34334-C219-41D5-B41A-7E4D44F00777}">
-      <dgm:prSet phldrT="[Texto]" custT="1"/>
-      <dgm:spPr/>
-      <dgm:t>
-        <a:bodyPr/>
-        <a:lstStyle/>
-        <a:p>
-          <a:r>
-            <a:rPr lang="es-ES_tradnl" sz="900"/>
-            <a:t>Entenderlas así evita reducir al ser humano a una visión limitada. </a:t>
-          </a:r>
-          <a:endParaRPr lang="es-CO" sz="900"/>
-        </a:p>
-      </dgm:t>
-    </dgm:pt>
-    <dgm:pt modelId="{45AAF46C-19C2-46EC-B42C-9FB5041AFC21}" type="parTrans" cxnId="{C508D8F8-684C-4F86-BE8E-4741256E590B}">
-      <dgm:prSet/>
-      <dgm:spPr/>
-      <dgm:t>
-        <a:bodyPr/>
-        <a:lstStyle/>
-        <a:p>
-          <a:endParaRPr lang="es-CO" sz="900"/>
-        </a:p>
-      </dgm:t>
-    </dgm:pt>
-    <dgm:pt modelId="{81DC3A1D-1CCA-44A5-A04C-AC6D49EABECB}" type="sibTrans" cxnId="{C508D8F8-684C-4F86-BE8E-4741256E590B}">
-      <dgm:prSet/>
-      <dgm:spPr/>
-      <dgm:t>
-        <a:bodyPr/>
-        <a:lstStyle/>
-        <a:p>
-          <a:endParaRPr lang="es-CO" sz="900"/>
-        </a:p>
-      </dgm:t>
-    </dgm:pt>
-    <dgm:pt modelId="{71781790-5537-4540-BB3E-C141526C413B}" type="pres">
-      <dgm:prSet presAssocID="{F484521B-CC52-49EB-BC35-60CE43EF683C}" presName="diagram" presStyleCnt="0">
-        <dgm:presLayoutVars>
-          <dgm:dir/>
-          <dgm:resizeHandles val="exact"/>
-        </dgm:presLayoutVars>
-      </dgm:prSet>
-      <dgm:spPr/>
-    </dgm:pt>
-    <dgm:pt modelId="{F6CF3613-CBD4-4FAC-8F7E-4B8C9F7C682E}" type="pres">
-      <dgm:prSet presAssocID="{B1873B07-B85D-4A1F-B33C-F574F9CE11CC}" presName="node" presStyleLbl="node1" presStyleIdx="0" presStyleCnt="4">
-        <dgm:presLayoutVars>
-          <dgm:bulletEnabled val="1"/>
-        </dgm:presLayoutVars>
-      </dgm:prSet>
-      <dgm:spPr/>
-    </dgm:pt>
-    <dgm:pt modelId="{F0A1EAD7-D8F0-4C63-BC4E-E50AF599F58F}" type="pres">
-      <dgm:prSet presAssocID="{6DF2CC88-9297-4591-B0C9-F4666EE7EC20}" presName="sibTrans" presStyleLbl="sibTrans2D1" presStyleIdx="0" presStyleCnt="3"/>
-      <dgm:spPr/>
-    </dgm:pt>
-    <dgm:pt modelId="{FCB0DEA0-957C-486A-BEDA-2CDB730DC171}" type="pres">
-      <dgm:prSet presAssocID="{6DF2CC88-9297-4591-B0C9-F4666EE7EC20}" presName="connectorText" presStyleLbl="sibTrans2D1" presStyleIdx="0" presStyleCnt="3"/>
-      <dgm:spPr/>
-    </dgm:pt>
-    <dgm:pt modelId="{EEB99906-8636-40D8-939F-1D617BEEB59F}" type="pres">
-      <dgm:prSet presAssocID="{B26CE817-7891-41ED-AEAE-338F318E2EA9}" presName="node" presStyleLbl="node1" presStyleIdx="1" presStyleCnt="4">
-        <dgm:presLayoutVars>
-          <dgm:bulletEnabled val="1"/>
-        </dgm:presLayoutVars>
-      </dgm:prSet>
-      <dgm:spPr/>
-    </dgm:pt>
-    <dgm:pt modelId="{93C9B453-328A-4B6B-84E9-9649020AF38C}" type="pres">
-      <dgm:prSet presAssocID="{31330FE7-4D5D-4DE2-8485-22478E72CCD0}" presName="sibTrans" presStyleLbl="sibTrans2D1" presStyleIdx="1" presStyleCnt="3"/>
-      <dgm:spPr/>
-    </dgm:pt>
-    <dgm:pt modelId="{F26A9C20-E156-47DA-8B9B-E6647FBB61EA}" type="pres">
-      <dgm:prSet presAssocID="{31330FE7-4D5D-4DE2-8485-22478E72CCD0}" presName="connectorText" presStyleLbl="sibTrans2D1" presStyleIdx="1" presStyleCnt="3"/>
-      <dgm:spPr/>
-    </dgm:pt>
-    <dgm:pt modelId="{CF1281F3-8240-4F0F-8DAC-9CD908763A2E}" type="pres">
-      <dgm:prSet presAssocID="{4F96AF50-E69B-4A01-ABA6-4144E5B17C37}" presName="node" presStyleLbl="node1" presStyleIdx="2" presStyleCnt="4">
-        <dgm:presLayoutVars>
-          <dgm:bulletEnabled val="1"/>
-        </dgm:presLayoutVars>
-      </dgm:prSet>
-      <dgm:spPr/>
-    </dgm:pt>
-    <dgm:pt modelId="{1750B0FF-2A67-468B-B32E-9192AE0C45D8}" type="pres">
-      <dgm:prSet presAssocID="{4E7F7718-FB55-4216-8D5B-F393E4E52ADD}" presName="sibTrans" presStyleLbl="sibTrans2D1" presStyleIdx="2" presStyleCnt="3"/>
-      <dgm:spPr/>
-    </dgm:pt>
-    <dgm:pt modelId="{D7FF7D9A-9803-410C-86D6-CB7969E1A6FE}" type="pres">
-      <dgm:prSet presAssocID="{4E7F7718-FB55-4216-8D5B-F393E4E52ADD}" presName="connectorText" presStyleLbl="sibTrans2D1" presStyleIdx="2" presStyleCnt="3"/>
-      <dgm:spPr/>
-    </dgm:pt>
-    <dgm:pt modelId="{1DE32E0B-4ABE-4E6C-BDF6-A5A8E2A3F95E}" type="pres">
-      <dgm:prSet presAssocID="{DAF34334-C219-41D5-B41A-7E4D44F00777}" presName="node" presStyleLbl="node1" presStyleIdx="3" presStyleCnt="4">
-        <dgm:presLayoutVars>
-          <dgm:bulletEnabled val="1"/>
-        </dgm:presLayoutVars>
-      </dgm:prSet>
-      <dgm:spPr/>
-    </dgm:pt>
-  </dgm:ptLst>
-  <dgm:cxnLst>
-    <dgm:cxn modelId="{AA4C2625-A33C-40AD-9EEC-64B3B600D49E}" type="presOf" srcId="{DAF34334-C219-41D5-B41A-7E4D44F00777}" destId="{1DE32E0B-4ABE-4E6C-BDF6-A5A8E2A3F95E}" srcOrd="0" destOrd="0" presId="urn:microsoft.com/office/officeart/2005/8/layout/process5"/>
-    <dgm:cxn modelId="{3E008028-C351-4655-9CDB-A8C2DD206CDA}" type="presOf" srcId="{B26CE817-7891-41ED-AEAE-338F318E2EA9}" destId="{EEB99906-8636-40D8-939F-1D617BEEB59F}" srcOrd="0" destOrd="0" presId="urn:microsoft.com/office/officeart/2005/8/layout/process5"/>
-    <dgm:cxn modelId="{D34F7B2A-1193-4512-B029-89ECBC71E492}" type="presOf" srcId="{B1873B07-B85D-4A1F-B33C-F574F9CE11CC}" destId="{F6CF3613-CBD4-4FAC-8F7E-4B8C9F7C682E}" srcOrd="0" destOrd="0" presId="urn:microsoft.com/office/officeart/2005/8/layout/process5"/>
-    <dgm:cxn modelId="{5661A563-5514-4CA2-AF12-1D98D89C3700}" type="presOf" srcId="{F484521B-CC52-49EB-BC35-60CE43EF683C}" destId="{71781790-5537-4540-BB3E-C141526C413B}" srcOrd="0" destOrd="0" presId="urn:microsoft.com/office/officeart/2005/8/layout/process5"/>
-    <dgm:cxn modelId="{C7392345-6249-4FA4-8C8A-11186DD204AB}" type="presOf" srcId="{4E7F7718-FB55-4216-8D5B-F393E4E52ADD}" destId="{1750B0FF-2A67-468B-B32E-9192AE0C45D8}" srcOrd="0" destOrd="0" presId="urn:microsoft.com/office/officeart/2005/8/layout/process5"/>
-    <dgm:cxn modelId="{DC029B46-E543-4E4E-8139-493CA7F11320}" type="presOf" srcId="{6DF2CC88-9297-4591-B0C9-F4666EE7EC20}" destId="{F0A1EAD7-D8F0-4C63-BC4E-E50AF599F58F}" srcOrd="0" destOrd="0" presId="urn:microsoft.com/office/officeart/2005/8/layout/process5"/>
-    <dgm:cxn modelId="{6715D957-85C7-4355-B1B5-8C7BF53BF7F2}" srcId="{F484521B-CC52-49EB-BC35-60CE43EF683C}" destId="{4F96AF50-E69B-4A01-ABA6-4144E5B17C37}" srcOrd="2" destOrd="0" parTransId="{BC347604-4768-4FD0-9055-9FCE41A0C3EF}" sibTransId="{4E7F7718-FB55-4216-8D5B-F393E4E52ADD}"/>
-    <dgm:cxn modelId="{DCBD0A80-BD45-47C7-8141-D3A765A4B427}" type="presOf" srcId="{31330FE7-4D5D-4DE2-8485-22478E72CCD0}" destId="{F26A9C20-E156-47DA-8B9B-E6647FBB61EA}" srcOrd="1" destOrd="0" presId="urn:microsoft.com/office/officeart/2005/8/layout/process5"/>
-    <dgm:cxn modelId="{D71A7098-996F-4106-ADC1-8D42FEB53799}" srcId="{F484521B-CC52-49EB-BC35-60CE43EF683C}" destId="{B26CE817-7891-41ED-AEAE-338F318E2EA9}" srcOrd="1" destOrd="0" parTransId="{B9950D69-FAFD-4CFF-A33D-9ADB10CADA0D}" sibTransId="{31330FE7-4D5D-4DE2-8485-22478E72CCD0}"/>
-    <dgm:cxn modelId="{E1FA83AD-9284-4571-A4D6-7C3A52E41D62}" type="presOf" srcId="{4E7F7718-FB55-4216-8D5B-F393E4E52ADD}" destId="{D7FF7D9A-9803-410C-86D6-CB7969E1A6FE}" srcOrd="1" destOrd="0" presId="urn:microsoft.com/office/officeart/2005/8/layout/process5"/>
-    <dgm:cxn modelId="{F55C1CBD-766C-4C1E-ACA8-D7662A1D06D2}" type="presOf" srcId="{6DF2CC88-9297-4591-B0C9-F4666EE7EC20}" destId="{FCB0DEA0-957C-486A-BEDA-2CDB730DC171}" srcOrd="1" destOrd="0" presId="urn:microsoft.com/office/officeart/2005/8/layout/process5"/>
-    <dgm:cxn modelId="{BA489ABD-5C9B-4484-B1F5-85EB6D997E93}" srcId="{F484521B-CC52-49EB-BC35-60CE43EF683C}" destId="{B1873B07-B85D-4A1F-B33C-F574F9CE11CC}" srcOrd="0" destOrd="0" parTransId="{7C399F46-3332-4AB8-BC44-D0D18D70417D}" sibTransId="{6DF2CC88-9297-4591-B0C9-F4666EE7EC20}"/>
-    <dgm:cxn modelId="{5C3BD5C9-936D-4EBF-8105-BBB38BC6EE92}" type="presOf" srcId="{4F96AF50-E69B-4A01-ABA6-4144E5B17C37}" destId="{CF1281F3-8240-4F0F-8DAC-9CD908763A2E}" srcOrd="0" destOrd="0" presId="urn:microsoft.com/office/officeart/2005/8/layout/process5"/>
-    <dgm:cxn modelId="{9F8138DF-0752-4229-A653-03F342A82CD5}" type="presOf" srcId="{31330FE7-4D5D-4DE2-8485-22478E72CCD0}" destId="{93C9B453-328A-4B6B-84E9-9649020AF38C}" srcOrd="0" destOrd="0" presId="urn:microsoft.com/office/officeart/2005/8/layout/process5"/>
-    <dgm:cxn modelId="{C508D8F8-684C-4F86-BE8E-4741256E590B}" srcId="{F484521B-CC52-49EB-BC35-60CE43EF683C}" destId="{DAF34334-C219-41D5-B41A-7E4D44F00777}" srcOrd="3" destOrd="0" parTransId="{45AAF46C-19C2-46EC-B42C-9FB5041AFC21}" sibTransId="{81DC3A1D-1CCA-44A5-A04C-AC6D49EABECB}"/>
-    <dgm:cxn modelId="{93B3552A-E5D6-4433-96A8-FDD6D44E9E25}" type="presParOf" srcId="{71781790-5537-4540-BB3E-C141526C413B}" destId="{F6CF3613-CBD4-4FAC-8F7E-4B8C9F7C682E}" srcOrd="0" destOrd="0" presId="urn:microsoft.com/office/officeart/2005/8/layout/process5"/>
-    <dgm:cxn modelId="{F2046908-8839-4D38-8B9A-020DA55B5891}" type="presParOf" srcId="{71781790-5537-4540-BB3E-C141526C413B}" destId="{F0A1EAD7-D8F0-4C63-BC4E-E50AF599F58F}" srcOrd="1" destOrd="0" presId="urn:microsoft.com/office/officeart/2005/8/layout/process5"/>
-    <dgm:cxn modelId="{CC24CE8B-5A9C-4451-B8B0-C820D9EEC402}" type="presParOf" srcId="{F0A1EAD7-D8F0-4C63-BC4E-E50AF599F58F}" destId="{FCB0DEA0-957C-486A-BEDA-2CDB730DC171}" srcOrd="0" destOrd="0" presId="urn:microsoft.com/office/officeart/2005/8/layout/process5"/>
-    <dgm:cxn modelId="{3377DB56-94BF-42A3-9C7C-E0C86536CE14}" type="presParOf" srcId="{71781790-5537-4540-BB3E-C141526C413B}" destId="{EEB99906-8636-40D8-939F-1D617BEEB59F}" srcOrd="2" destOrd="0" presId="urn:microsoft.com/office/officeart/2005/8/layout/process5"/>
-    <dgm:cxn modelId="{8832B7B7-6DC1-4B01-AD8A-364CB0DA01F2}" type="presParOf" srcId="{71781790-5537-4540-BB3E-C141526C413B}" destId="{93C9B453-328A-4B6B-84E9-9649020AF38C}" srcOrd="3" destOrd="0" presId="urn:microsoft.com/office/officeart/2005/8/layout/process5"/>
-    <dgm:cxn modelId="{8A7ABD35-0335-4289-AA6F-D648D3F08818}" type="presParOf" srcId="{93C9B453-328A-4B6B-84E9-9649020AF38C}" destId="{F26A9C20-E156-47DA-8B9B-E6647FBB61EA}" srcOrd="0" destOrd="0" presId="urn:microsoft.com/office/officeart/2005/8/layout/process5"/>
-    <dgm:cxn modelId="{FCD77ED9-290F-4973-A473-25EC094A14A5}" type="presParOf" srcId="{71781790-5537-4540-BB3E-C141526C413B}" destId="{CF1281F3-8240-4F0F-8DAC-9CD908763A2E}" srcOrd="4" destOrd="0" presId="urn:microsoft.com/office/officeart/2005/8/layout/process5"/>
-    <dgm:cxn modelId="{4CE2E227-9486-4508-80A3-86125921BA84}" type="presParOf" srcId="{71781790-5537-4540-BB3E-C141526C413B}" destId="{1750B0FF-2A67-468B-B32E-9192AE0C45D8}" srcOrd="5" destOrd="0" presId="urn:microsoft.com/office/officeart/2005/8/layout/process5"/>
-    <dgm:cxn modelId="{D3846B14-4ED5-4E5C-989D-1D0503E1A8DE}" type="presParOf" srcId="{1750B0FF-2A67-468B-B32E-9192AE0C45D8}" destId="{D7FF7D9A-9803-410C-86D6-CB7969E1A6FE}" srcOrd="0" destOrd="0" presId="urn:microsoft.com/office/officeart/2005/8/layout/process5"/>
-    <dgm:cxn modelId="{453BDCF8-5F42-42F3-BFDB-45BC9BA62484}" type="presParOf" srcId="{71781790-5537-4540-BB3E-C141526C413B}" destId="{1DE32E0B-4ABE-4E6C-BDF6-A5A8E2A3F95E}" srcOrd="6" destOrd="0" presId="urn:microsoft.com/office/officeart/2005/8/layout/process5"/>
-  </dgm:cxnLst>
-  <dgm:bg/>
-  <dgm:whole/>
-  <dgm:extLst>
-    <a:ext uri="http://schemas.microsoft.com/office/drawing/2008/diagram">
-      <dsp:dataModelExt xmlns:dsp="http://schemas.microsoft.com/office/drawing/2008/diagram" relId="rId16" minVer="http://schemas.openxmlformats.org/drawingml/2006/diagram"/>
-    </a:ext>
-  </dgm:extLst>
-</dgm:dataModel>
 </file>
 
 <file path=word/diagrams/drawing1.xml><?xml version="1.0" encoding="utf-8"?>
@@ -22827,1213 +21915,8 @@
 </dsp:drawing>
 </file>
 
-<file path=word/diagrams/layout1.xml><?xml version="1.0" encoding="utf-8"?>
-<dgm:layoutDef xmlns:dgm="http://schemas.openxmlformats.org/drawingml/2006/diagram" xmlns:a="http://schemas.openxmlformats.org/drawingml/2006/main" uniqueId="urn:microsoft.com/office/officeart/2005/8/layout/process5">
-  <dgm:title val=""/>
-  <dgm:desc val=""/>
-  <dgm:catLst>
-    <dgm:cat type="process" pri="17000"/>
-  </dgm:catLst>
-  <dgm:sampData>
-    <dgm:dataModel>
-      <dgm:ptLst>
-        <dgm:pt modelId="0" type="doc"/>
-        <dgm:pt modelId="1">
-          <dgm:prSet phldr="1"/>
-        </dgm:pt>
-        <dgm:pt modelId="2">
-          <dgm:prSet phldr="1"/>
-        </dgm:pt>
-        <dgm:pt modelId="3">
-          <dgm:prSet phldr="1"/>
-        </dgm:pt>
-        <dgm:pt modelId="4">
-          <dgm:prSet phldr="1"/>
-        </dgm:pt>
-        <dgm:pt modelId="5">
-          <dgm:prSet phldr="1"/>
-        </dgm:pt>
-      </dgm:ptLst>
-      <dgm:cxnLst>
-        <dgm:cxn modelId="7" srcId="0" destId="1" srcOrd="0" destOrd="0"/>
-        <dgm:cxn modelId="8" srcId="0" destId="2" srcOrd="1" destOrd="0"/>
-        <dgm:cxn modelId="9" srcId="0" destId="3" srcOrd="2" destOrd="0"/>
-        <dgm:cxn modelId="10" srcId="0" destId="4" srcOrd="3" destOrd="0"/>
-        <dgm:cxn modelId="11" srcId="0" destId="5" srcOrd="4" destOrd="0"/>
-      </dgm:cxnLst>
-      <dgm:bg/>
-      <dgm:whole/>
-    </dgm:dataModel>
-  </dgm:sampData>
-  <dgm:styleData>
-    <dgm:dataModel>
-      <dgm:ptLst>
-        <dgm:pt modelId="0" type="doc"/>
-        <dgm:pt modelId="1"/>
-        <dgm:pt modelId="2"/>
-      </dgm:ptLst>
-      <dgm:cxnLst>
-        <dgm:cxn modelId="3" srcId="0" destId="1" srcOrd="0" destOrd="0"/>
-        <dgm:cxn modelId="4" srcId="0" destId="2" srcOrd="1" destOrd="0"/>
-      </dgm:cxnLst>
-      <dgm:bg/>
-      <dgm:whole/>
-    </dgm:dataModel>
-  </dgm:styleData>
-  <dgm:clrData>
-    <dgm:dataModel>
-      <dgm:ptLst>
-        <dgm:pt modelId="0" type="doc"/>
-        <dgm:pt modelId="1"/>
-        <dgm:pt modelId="2"/>
-        <dgm:pt modelId="3"/>
-        <dgm:pt modelId="4"/>
-      </dgm:ptLst>
-      <dgm:cxnLst>
-        <dgm:cxn modelId="5" srcId="0" destId="1" srcOrd="0" destOrd="0"/>
-        <dgm:cxn modelId="6" srcId="0" destId="2" srcOrd="1" destOrd="0"/>
-        <dgm:cxn modelId="7" srcId="0" destId="3" srcOrd="2" destOrd="0"/>
-        <dgm:cxn modelId="8" srcId="0" destId="4" srcOrd="3" destOrd="0"/>
-      </dgm:cxnLst>
-      <dgm:bg/>
-      <dgm:whole/>
-    </dgm:dataModel>
-  </dgm:clrData>
-  <dgm:layoutNode name="diagram">
-    <dgm:varLst>
-      <dgm:dir/>
-      <dgm:resizeHandles val="exact"/>
-    </dgm:varLst>
-    <dgm:choose name="Name0">
-      <dgm:if name="Name1" axis="self" func="var" arg="dir" op="equ" val="norm">
-        <dgm:alg type="snake">
-          <dgm:param type="grDir" val="tL"/>
-          <dgm:param type="flowDir" val="row"/>
-          <dgm:param type="contDir" val="revDir"/>
-          <dgm:param type="bkpt" val="endCnv"/>
-        </dgm:alg>
-      </dgm:if>
-      <dgm:else name="Name2">
-        <dgm:alg type="snake">
-          <dgm:param type="grDir" val="tR"/>
-          <dgm:param type="flowDir" val="row"/>
-          <dgm:param type="contDir" val="revDir"/>
-          <dgm:param type="bkpt" val="endCnv"/>
-        </dgm:alg>
-      </dgm:else>
-    </dgm:choose>
-    <dgm:shape xmlns:r="http://schemas.openxmlformats.org/officeDocument/2006/relationships" r:blip="">
-      <dgm:adjLst/>
-    </dgm:shape>
-    <dgm:presOf/>
-    <dgm:constrLst>
-      <dgm:constr type="w" for="ch" ptType="node" refType="w"/>
-      <dgm:constr type="w" for="ch" forName="sibTrans" refType="w" refFor="ch" refPtType="node" op="equ" fact="0.4"/>
-      <dgm:constr type="sp" refType="w" refFor="ch" refForName="sibTrans" op="equ"/>
-      <dgm:constr type="primFontSz" for="ch" ptType="node" op="equ" val="65"/>
-      <dgm:constr type="primFontSz" for="des" forName="connectorText" op="equ" val="55"/>
-      <dgm:constr type="primFontSz" for="des" forName="connectorText" refType="primFontSz" refFor="ch" refPtType="node" op="lte" fact="0.8"/>
-    </dgm:constrLst>
-    <dgm:ruleLst/>
-    <dgm:forEach name="nodesForEach" axis="ch" ptType="node">
-      <dgm:layoutNode name="node">
-        <dgm:varLst>
-          <dgm:bulletEnabled val="1"/>
-        </dgm:varLst>
-        <dgm:alg type="tx"/>
-        <dgm:shape xmlns:r="http://schemas.openxmlformats.org/officeDocument/2006/relationships" type="roundRect" r:blip="">
-          <dgm:adjLst>
-            <dgm:adj idx="1" val="0.1"/>
-          </dgm:adjLst>
-        </dgm:shape>
-        <dgm:presOf axis="desOrSelf" ptType="node"/>
-        <dgm:constrLst>
-          <dgm:constr type="h" refType="w" fact="0.6"/>
-          <dgm:constr type="tMarg" refType="primFontSz" fact="0.3"/>
-          <dgm:constr type="bMarg" refType="primFontSz" fact="0.3"/>
-          <dgm:constr type="lMarg" refType="primFontSz" fact="0.3"/>
-          <dgm:constr type="rMarg" refType="primFontSz" fact="0.3"/>
-        </dgm:constrLst>
-        <dgm:ruleLst>
-          <dgm:rule type="primFontSz" val="5" fact="NaN" max="NaN"/>
-        </dgm:ruleLst>
-      </dgm:layoutNode>
-      <dgm:forEach name="sibTransForEach" axis="followSib" ptType="sibTrans" cnt="1">
-        <dgm:layoutNode name="sibTrans">
-          <dgm:alg type="conn">
-            <dgm:param type="begPts" val="auto"/>
-            <dgm:param type="endPts" val="auto"/>
-          </dgm:alg>
-          <dgm:shape xmlns:r="http://schemas.openxmlformats.org/officeDocument/2006/relationships" type="conn" r:blip="">
-            <dgm:adjLst/>
-          </dgm:shape>
-          <dgm:presOf axis="self"/>
-          <dgm:constrLst>
-            <dgm:constr type="h" refType="w" fact="0.62"/>
-            <dgm:constr type="connDist"/>
-          </dgm:constrLst>
-          <dgm:ruleLst/>
-          <dgm:layoutNode name="connectorText">
-            <dgm:alg type="tx">
-              <dgm:param type="autoTxRot" val="upr"/>
-            </dgm:alg>
-            <dgm:shape xmlns:r="http://schemas.openxmlformats.org/officeDocument/2006/relationships" type="conn" r:blip="" hideGeom="1">
-              <dgm:adjLst/>
-            </dgm:shape>
-            <dgm:presOf axis="self"/>
-            <dgm:constrLst>
-              <dgm:constr type="lMarg"/>
-              <dgm:constr type="rMarg"/>
-              <dgm:constr type="tMarg"/>
-              <dgm:constr type="bMarg"/>
-            </dgm:constrLst>
-            <dgm:ruleLst>
-              <dgm:rule type="primFontSz" val="5" fact="NaN" max="NaN"/>
-            </dgm:ruleLst>
-          </dgm:layoutNode>
-        </dgm:layoutNode>
-      </dgm:forEach>
-    </dgm:forEach>
-  </dgm:layoutNode>
-</dgm:layoutDef>
-</file>
-
-<file path=word/diagrams/quickStyle1.xml><?xml version="1.0" encoding="utf-8"?>
-<dgm:styleDef xmlns:dgm="http://schemas.openxmlformats.org/drawingml/2006/diagram" xmlns:a="http://schemas.openxmlformats.org/drawingml/2006/main" uniqueId="urn:microsoft.com/office/officeart/2005/8/quickstyle/simple1">
-  <dgm:title val=""/>
-  <dgm:desc val=""/>
-  <dgm:catLst>
-    <dgm:cat type="simple" pri="10100"/>
-  </dgm:catLst>
-  <dgm:scene3d>
-    <a:camera prst="orthographicFront"/>
-    <a:lightRig rig="threePt" dir="t"/>
-  </dgm:scene3d>
-  <dgm:styleLbl name="node0">
-    <dgm:scene3d>
-      <a:camera prst="orthographicFront"/>
-      <a:lightRig rig="threePt" dir="t"/>
-    </dgm:scene3d>
-    <dgm:sp3d/>
-    <dgm:txPr/>
-    <dgm:style>
-      <a:lnRef idx="2">
-        <a:scrgbClr r="0" g="0" b="0"/>
-      </a:lnRef>
-      <a:fillRef idx="1">
-        <a:scrgbClr r="0" g="0" b="0"/>
-      </a:fillRef>
-      <a:effectRef idx="0">
-        <a:scrgbClr r="0" g="0" b="0"/>
-      </a:effectRef>
-      <a:fontRef idx="minor">
-        <a:schemeClr val="lt1"/>
-      </a:fontRef>
-    </dgm:style>
-  </dgm:styleLbl>
-  <dgm:styleLbl name="lnNode1">
-    <dgm:scene3d>
-      <a:camera prst="orthographicFront"/>
-      <a:lightRig rig="threePt" dir="t"/>
-    </dgm:scene3d>
-    <dgm:sp3d/>
-    <dgm:txPr/>
-    <dgm:style>
-      <a:lnRef idx="2">
-        <a:scrgbClr r="0" g="0" b="0"/>
-      </a:lnRef>
-      <a:fillRef idx="1">
-        <a:scrgbClr r="0" g="0" b="0"/>
-      </a:fillRef>
-      <a:effectRef idx="0">
-        <a:scrgbClr r="0" g="0" b="0"/>
-      </a:effectRef>
-      <a:fontRef idx="minor">
-        <a:schemeClr val="lt1"/>
-      </a:fontRef>
-    </dgm:style>
-  </dgm:styleLbl>
-  <dgm:styleLbl name="vennNode1">
-    <dgm:scene3d>
-      <a:camera prst="orthographicFront"/>
-      <a:lightRig rig="threePt" dir="t"/>
-    </dgm:scene3d>
-    <dgm:sp3d/>
-    <dgm:txPr/>
-    <dgm:style>
-      <a:lnRef idx="2">
-        <a:scrgbClr r="0" g="0" b="0"/>
-      </a:lnRef>
-      <a:fillRef idx="1">
-        <a:scrgbClr r="0" g="0" b="0"/>
-      </a:fillRef>
-      <a:effectRef idx="0">
-        <a:scrgbClr r="0" g="0" b="0"/>
-      </a:effectRef>
-      <a:fontRef idx="minor">
-        <a:schemeClr val="tx1"/>
-      </a:fontRef>
-    </dgm:style>
-  </dgm:styleLbl>
-  <dgm:styleLbl name="alignNode1">
-    <dgm:scene3d>
-      <a:camera prst="orthographicFront"/>
-      <a:lightRig rig="threePt" dir="t"/>
-    </dgm:scene3d>
-    <dgm:sp3d/>
-    <dgm:txPr/>
-    <dgm:style>
-      <a:lnRef idx="2">
-        <a:scrgbClr r="0" g="0" b="0"/>
-      </a:lnRef>
-      <a:fillRef idx="1">
-        <a:scrgbClr r="0" g="0" b="0"/>
-      </a:fillRef>
-      <a:effectRef idx="0">
-        <a:scrgbClr r="0" g="0" b="0"/>
-      </a:effectRef>
-      <a:fontRef idx="minor">
-        <a:schemeClr val="lt1"/>
-      </a:fontRef>
-    </dgm:style>
-  </dgm:styleLbl>
-  <dgm:styleLbl name="node1">
-    <dgm:scene3d>
-      <a:camera prst="orthographicFront"/>
-      <a:lightRig rig="threePt" dir="t"/>
-    </dgm:scene3d>
-    <dgm:sp3d/>
-    <dgm:txPr/>
-    <dgm:style>
-      <a:lnRef idx="2">
-        <a:scrgbClr r="0" g="0" b="0"/>
-      </a:lnRef>
-      <a:fillRef idx="1">
-        <a:scrgbClr r="0" g="0" b="0"/>
-      </a:fillRef>
-      <a:effectRef idx="0">
-        <a:scrgbClr r="0" g="0" b="0"/>
-      </a:effectRef>
-      <a:fontRef idx="minor">
-        <a:schemeClr val="lt1"/>
-      </a:fontRef>
-    </dgm:style>
-  </dgm:styleLbl>
-  <dgm:styleLbl name="node2">
-    <dgm:scene3d>
-      <a:camera prst="orthographicFront"/>
-      <a:lightRig rig="threePt" dir="t"/>
-    </dgm:scene3d>
-    <dgm:sp3d/>
-    <dgm:txPr/>
-    <dgm:style>
-      <a:lnRef idx="2">
-        <a:scrgbClr r="0" g="0" b="0"/>
-      </a:lnRef>
-      <a:fillRef idx="1">
-        <a:scrgbClr r="0" g="0" b="0"/>
-      </a:fillRef>
-      <a:effectRef idx="0">
-        <a:scrgbClr r="0" g="0" b="0"/>
-      </a:effectRef>
-      <a:fontRef idx="minor">
-        <a:schemeClr val="lt1"/>
-      </a:fontRef>
-    </dgm:style>
-  </dgm:styleLbl>
-  <dgm:styleLbl name="node3">
-    <dgm:scene3d>
-      <a:camera prst="orthographicFront"/>
-      <a:lightRig rig="threePt" dir="t"/>
-    </dgm:scene3d>
-    <dgm:sp3d/>
-    <dgm:txPr/>
-    <dgm:style>
-      <a:lnRef idx="2">
-        <a:scrgbClr r="0" g="0" b="0"/>
-      </a:lnRef>
-      <a:fillRef idx="1">
-        <a:scrgbClr r="0" g="0" b="0"/>
-      </a:fillRef>
-      <a:effectRef idx="0">
-        <a:scrgbClr r="0" g="0" b="0"/>
-      </a:effectRef>
-      <a:fontRef idx="minor">
-        <a:schemeClr val="lt1"/>
-      </a:fontRef>
-    </dgm:style>
-  </dgm:styleLbl>
-  <dgm:styleLbl name="node4">
-    <dgm:scene3d>
-      <a:camera prst="orthographicFront"/>
-      <a:lightRig rig="threePt" dir="t"/>
-    </dgm:scene3d>
-    <dgm:sp3d/>
-    <dgm:txPr/>
-    <dgm:style>
-      <a:lnRef idx="2">
-        <a:scrgbClr r="0" g="0" b="0"/>
-      </a:lnRef>
-      <a:fillRef idx="1">
-        <a:scrgbClr r="0" g="0" b="0"/>
-      </a:fillRef>
-      <a:effectRef idx="0">
-        <a:scrgbClr r="0" g="0" b="0"/>
-      </a:effectRef>
-      <a:fontRef idx="minor">
-        <a:schemeClr val="lt1"/>
-      </a:fontRef>
-    </dgm:style>
-  </dgm:styleLbl>
-  <dgm:styleLbl name="fgImgPlace1">
-    <dgm:scene3d>
-      <a:camera prst="orthographicFront"/>
-      <a:lightRig rig="threePt" dir="t"/>
-    </dgm:scene3d>
-    <dgm:sp3d/>
-    <dgm:txPr/>
-    <dgm:style>
-      <a:lnRef idx="2">
-        <a:scrgbClr r="0" g="0" b="0"/>
-      </a:lnRef>
-      <a:fillRef idx="1">
-        <a:scrgbClr r="0" g="0" b="0"/>
-      </a:fillRef>
-      <a:effectRef idx="0">
-        <a:scrgbClr r="0" g="0" b="0"/>
-      </a:effectRef>
-      <a:fontRef idx="minor"/>
-    </dgm:style>
-  </dgm:styleLbl>
-  <dgm:styleLbl name="alignImgPlace1">
-    <dgm:scene3d>
-      <a:camera prst="orthographicFront"/>
-      <a:lightRig rig="threePt" dir="t"/>
-    </dgm:scene3d>
-    <dgm:sp3d/>
-    <dgm:txPr/>
-    <dgm:style>
-      <a:lnRef idx="2">
-        <a:scrgbClr r="0" g="0" b="0"/>
-      </a:lnRef>
-      <a:fillRef idx="1">
-        <a:scrgbClr r="0" g="0" b="0"/>
-      </a:fillRef>
-      <a:effectRef idx="0">
-        <a:scrgbClr r="0" g="0" b="0"/>
-      </a:effectRef>
-      <a:fontRef idx="minor"/>
-    </dgm:style>
-  </dgm:styleLbl>
-  <dgm:styleLbl name="bgImgPlace1">
-    <dgm:scene3d>
-      <a:camera prst="orthographicFront"/>
-      <a:lightRig rig="threePt" dir="t"/>
-    </dgm:scene3d>
-    <dgm:sp3d/>
-    <dgm:txPr/>
-    <dgm:style>
-      <a:lnRef idx="2">
-        <a:scrgbClr r="0" g="0" b="0"/>
-      </a:lnRef>
-      <a:fillRef idx="1">
-        <a:scrgbClr r="0" g="0" b="0"/>
-      </a:fillRef>
-      <a:effectRef idx="0">
-        <a:scrgbClr r="0" g="0" b="0"/>
-      </a:effectRef>
-      <a:fontRef idx="minor"/>
-    </dgm:style>
-  </dgm:styleLbl>
-  <dgm:styleLbl name="sibTrans2D1">
-    <dgm:scene3d>
-      <a:camera prst="orthographicFront"/>
-      <a:lightRig rig="threePt" dir="t"/>
-    </dgm:scene3d>
-    <dgm:sp3d/>
-    <dgm:txPr/>
-    <dgm:style>
-      <a:lnRef idx="0">
-        <a:scrgbClr r="0" g="0" b="0"/>
-      </a:lnRef>
-      <a:fillRef idx="1">
-        <a:scrgbClr r="0" g="0" b="0"/>
-      </a:fillRef>
-      <a:effectRef idx="0">
-        <a:scrgbClr r="0" g="0" b="0"/>
-      </a:effectRef>
-      <a:fontRef idx="minor">
-        <a:schemeClr val="lt1"/>
-      </a:fontRef>
-    </dgm:style>
-  </dgm:styleLbl>
-  <dgm:styleLbl name="fgSibTrans2D1">
-    <dgm:scene3d>
-      <a:camera prst="orthographicFront"/>
-      <a:lightRig rig="threePt" dir="t"/>
-    </dgm:scene3d>
-    <dgm:sp3d/>
-    <dgm:txPr/>
-    <dgm:style>
-      <a:lnRef idx="0">
-        <a:scrgbClr r="0" g="0" b="0"/>
-      </a:lnRef>
-      <a:fillRef idx="1">
-        <a:scrgbClr r="0" g="0" b="0"/>
-      </a:fillRef>
-      <a:effectRef idx="0">
-        <a:scrgbClr r="0" g="0" b="0"/>
-      </a:effectRef>
-      <a:fontRef idx="minor">
-        <a:schemeClr val="lt1"/>
-      </a:fontRef>
-    </dgm:style>
-  </dgm:styleLbl>
-  <dgm:styleLbl name="bgSibTrans2D1">
-    <dgm:scene3d>
-      <a:camera prst="orthographicFront"/>
-      <a:lightRig rig="threePt" dir="t"/>
-    </dgm:scene3d>
-    <dgm:sp3d/>
-    <dgm:txPr/>
-    <dgm:style>
-      <a:lnRef idx="0">
-        <a:scrgbClr r="0" g="0" b="0"/>
-      </a:lnRef>
-      <a:fillRef idx="1">
-        <a:scrgbClr r="0" g="0" b="0"/>
-      </a:fillRef>
-      <a:effectRef idx="0">
-        <a:scrgbClr r="0" g="0" b="0"/>
-      </a:effectRef>
-      <a:fontRef idx="minor">
-        <a:schemeClr val="lt1"/>
-      </a:fontRef>
-    </dgm:style>
-  </dgm:styleLbl>
-  <dgm:styleLbl name="sibTrans1D1">
-    <dgm:scene3d>
-      <a:camera prst="orthographicFront"/>
-      <a:lightRig rig="threePt" dir="t"/>
-    </dgm:scene3d>
-    <dgm:sp3d/>
-    <dgm:txPr/>
-    <dgm:style>
-      <a:lnRef idx="1">
-        <a:scrgbClr r="0" g="0" b="0"/>
-      </a:lnRef>
-      <a:fillRef idx="0">
-        <a:scrgbClr r="0" g="0" b="0"/>
-      </a:fillRef>
-      <a:effectRef idx="0">
-        <a:scrgbClr r="0" g="0" b="0"/>
-      </a:effectRef>
-      <a:fontRef idx="minor"/>
-    </dgm:style>
-  </dgm:styleLbl>
-  <dgm:styleLbl name="callout">
-    <dgm:scene3d>
-      <a:camera prst="orthographicFront"/>
-      <a:lightRig rig="threePt" dir="t"/>
-    </dgm:scene3d>
-    <dgm:sp3d/>
-    <dgm:txPr/>
-    <dgm:style>
-      <a:lnRef idx="2">
-        <a:scrgbClr r="0" g="0" b="0"/>
-      </a:lnRef>
-      <a:fillRef idx="1">
-        <a:scrgbClr r="0" g="0" b="0"/>
-      </a:fillRef>
-      <a:effectRef idx="0">
-        <a:scrgbClr r="0" g="0" b="0"/>
-      </a:effectRef>
-      <a:fontRef idx="minor"/>
-    </dgm:style>
-  </dgm:styleLbl>
-  <dgm:styleLbl name="asst0">
-    <dgm:scene3d>
-      <a:camera prst="orthographicFront"/>
-      <a:lightRig rig="threePt" dir="t"/>
-    </dgm:scene3d>
-    <dgm:sp3d/>
-    <dgm:txPr/>
-    <dgm:style>
-      <a:lnRef idx="2">
-        <a:scrgbClr r="0" g="0" b="0"/>
-      </a:lnRef>
-      <a:fillRef idx="1">
-        <a:scrgbClr r="0" g="0" b="0"/>
-      </a:fillRef>
-      <a:effectRef idx="0">
-        <a:scrgbClr r="0" g="0" b="0"/>
-      </a:effectRef>
-      <a:fontRef idx="minor">
-        <a:schemeClr val="lt1"/>
-      </a:fontRef>
-    </dgm:style>
-  </dgm:styleLbl>
-  <dgm:styleLbl name="asst1">
-    <dgm:scene3d>
-      <a:camera prst="orthographicFront"/>
-      <a:lightRig rig="threePt" dir="t"/>
-    </dgm:scene3d>
-    <dgm:sp3d/>
-    <dgm:txPr/>
-    <dgm:style>
-      <a:lnRef idx="2">
-        <a:scrgbClr r="0" g="0" b="0"/>
-      </a:lnRef>
-      <a:fillRef idx="1">
-        <a:scrgbClr r="0" g="0" b="0"/>
-      </a:fillRef>
-      <a:effectRef idx="0">
-        <a:scrgbClr r="0" g="0" b="0"/>
-      </a:effectRef>
-      <a:fontRef idx="minor">
-        <a:schemeClr val="lt1"/>
-      </a:fontRef>
-    </dgm:style>
-  </dgm:styleLbl>
-  <dgm:styleLbl name="asst2">
-    <dgm:scene3d>
-      <a:camera prst="orthographicFront"/>
-      <a:lightRig rig="threePt" dir="t"/>
-    </dgm:scene3d>
-    <dgm:sp3d/>
-    <dgm:txPr/>
-    <dgm:style>
-      <a:lnRef idx="2">
-        <a:scrgbClr r="0" g="0" b="0"/>
-      </a:lnRef>
-      <a:fillRef idx="1">
-        <a:scrgbClr r="0" g="0" b="0"/>
-      </a:fillRef>
-      <a:effectRef idx="0">
-        <a:scrgbClr r="0" g="0" b="0"/>
-      </a:effectRef>
-      <a:fontRef idx="minor">
-        <a:schemeClr val="lt1"/>
-      </a:fontRef>
-    </dgm:style>
-  </dgm:styleLbl>
-  <dgm:styleLbl name="asst3">
-    <dgm:scene3d>
-      <a:camera prst="orthographicFront"/>
-      <a:lightRig rig="threePt" dir="t"/>
-    </dgm:scene3d>
-    <dgm:sp3d/>
-    <dgm:txPr/>
-    <dgm:style>
-      <a:lnRef idx="2">
-        <a:scrgbClr r="0" g="0" b="0"/>
-      </a:lnRef>
-      <a:fillRef idx="1">
-        <a:scrgbClr r="0" g="0" b="0"/>
-      </a:fillRef>
-      <a:effectRef idx="0">
-        <a:scrgbClr r="0" g="0" b="0"/>
-      </a:effectRef>
-      <a:fontRef idx="minor">
-        <a:schemeClr val="lt1"/>
-      </a:fontRef>
-    </dgm:style>
-  </dgm:styleLbl>
-  <dgm:styleLbl name="asst4">
-    <dgm:scene3d>
-      <a:camera prst="orthographicFront"/>
-      <a:lightRig rig="threePt" dir="t"/>
-    </dgm:scene3d>
-    <dgm:sp3d/>
-    <dgm:txPr/>
-    <dgm:style>
-      <a:lnRef idx="2">
-        <a:scrgbClr r="0" g="0" b="0"/>
-      </a:lnRef>
-      <a:fillRef idx="1">
-        <a:scrgbClr r="0" g="0" b="0"/>
-      </a:fillRef>
-      <a:effectRef idx="0">
-        <a:scrgbClr r="0" g="0" b="0"/>
-      </a:effectRef>
-      <a:fontRef idx="minor">
-        <a:schemeClr val="lt1"/>
-      </a:fontRef>
-    </dgm:style>
-  </dgm:styleLbl>
-  <dgm:styleLbl name="parChTrans2D1">
-    <dgm:scene3d>
-      <a:camera prst="orthographicFront"/>
-      <a:lightRig rig="threePt" dir="t"/>
-    </dgm:scene3d>
-    <dgm:sp3d/>
-    <dgm:txPr/>
-    <dgm:style>
-      <a:lnRef idx="2">
-        <a:scrgbClr r="0" g="0" b="0"/>
-      </a:lnRef>
-      <a:fillRef idx="1">
-        <a:scrgbClr r="0" g="0" b="0"/>
-      </a:fillRef>
-      <a:effectRef idx="0">
-        <a:scrgbClr r="0" g="0" b="0"/>
-      </a:effectRef>
-      <a:fontRef idx="minor">
-        <a:schemeClr val="lt1"/>
-      </a:fontRef>
-    </dgm:style>
-  </dgm:styleLbl>
-  <dgm:styleLbl name="parChTrans2D2">
-    <dgm:scene3d>
-      <a:camera prst="orthographicFront"/>
-      <a:lightRig rig="threePt" dir="t"/>
-    </dgm:scene3d>
-    <dgm:sp3d/>
-    <dgm:txPr/>
-    <dgm:style>
-      <a:lnRef idx="2">
-        <a:scrgbClr r="0" g="0" b="0"/>
-      </a:lnRef>
-      <a:fillRef idx="1">
-        <a:scrgbClr r="0" g="0" b="0"/>
-      </a:fillRef>
-      <a:effectRef idx="0">
-        <a:scrgbClr r="0" g="0" b="0"/>
-      </a:effectRef>
-      <a:fontRef idx="minor">
-        <a:schemeClr val="lt1"/>
-      </a:fontRef>
-    </dgm:style>
-  </dgm:styleLbl>
-  <dgm:styleLbl name="parChTrans2D3">
-    <dgm:scene3d>
-      <a:camera prst="orthographicFront"/>
-      <a:lightRig rig="threePt" dir="t"/>
-    </dgm:scene3d>
-    <dgm:sp3d/>
-    <dgm:txPr/>
-    <dgm:style>
-      <a:lnRef idx="2">
-        <a:scrgbClr r="0" g="0" b="0"/>
-      </a:lnRef>
-      <a:fillRef idx="1">
-        <a:scrgbClr r="0" g="0" b="0"/>
-      </a:fillRef>
-      <a:effectRef idx="0">
-        <a:scrgbClr r="0" g="0" b="0"/>
-      </a:effectRef>
-      <a:fontRef idx="minor">
-        <a:schemeClr val="lt1"/>
-      </a:fontRef>
-    </dgm:style>
-  </dgm:styleLbl>
-  <dgm:styleLbl name="parChTrans2D4">
-    <dgm:scene3d>
-      <a:camera prst="orthographicFront"/>
-      <a:lightRig rig="threePt" dir="t"/>
-    </dgm:scene3d>
-    <dgm:sp3d/>
-    <dgm:txPr/>
-    <dgm:style>
-      <a:lnRef idx="2">
-        <a:scrgbClr r="0" g="0" b="0"/>
-      </a:lnRef>
-      <a:fillRef idx="1">
-        <a:scrgbClr r="0" g="0" b="0"/>
-      </a:fillRef>
-      <a:effectRef idx="0">
-        <a:scrgbClr r="0" g="0" b="0"/>
-      </a:effectRef>
-      <a:fontRef idx="minor">
-        <a:schemeClr val="lt1"/>
-      </a:fontRef>
-    </dgm:style>
-  </dgm:styleLbl>
-  <dgm:styleLbl name="parChTrans1D1">
-    <dgm:scene3d>
-      <a:camera prst="orthographicFront"/>
-      <a:lightRig rig="threePt" dir="t"/>
-    </dgm:scene3d>
-    <dgm:sp3d/>
-    <dgm:txPr/>
-    <dgm:style>
-      <a:lnRef idx="2">
-        <a:scrgbClr r="0" g="0" b="0"/>
-      </a:lnRef>
-      <a:fillRef idx="0">
-        <a:scrgbClr r="0" g="0" b="0"/>
-      </a:fillRef>
-      <a:effectRef idx="0">
-        <a:scrgbClr r="0" g="0" b="0"/>
-      </a:effectRef>
-      <a:fontRef idx="minor"/>
-    </dgm:style>
-  </dgm:styleLbl>
-  <dgm:styleLbl name="parChTrans1D2">
-    <dgm:scene3d>
-      <a:camera prst="orthographicFront"/>
-      <a:lightRig rig="threePt" dir="t"/>
-    </dgm:scene3d>
-    <dgm:sp3d/>
-    <dgm:txPr/>
-    <dgm:style>
-      <a:lnRef idx="2">
-        <a:scrgbClr r="0" g="0" b="0"/>
-      </a:lnRef>
-      <a:fillRef idx="0">
-        <a:scrgbClr r="0" g="0" b="0"/>
-      </a:fillRef>
-      <a:effectRef idx="0">
-        <a:scrgbClr r="0" g="0" b="0"/>
-      </a:effectRef>
-      <a:fontRef idx="minor"/>
-    </dgm:style>
-  </dgm:styleLbl>
-  <dgm:styleLbl name="parChTrans1D3">
-    <dgm:scene3d>
-      <a:camera prst="orthographicFront"/>
-      <a:lightRig rig="threePt" dir="t"/>
-    </dgm:scene3d>
-    <dgm:sp3d/>
-    <dgm:txPr/>
-    <dgm:style>
-      <a:lnRef idx="2">
-        <a:scrgbClr r="0" g="0" b="0"/>
-      </a:lnRef>
-      <a:fillRef idx="0">
-        <a:scrgbClr r="0" g="0" b="0"/>
-      </a:fillRef>
-      <a:effectRef idx="0">
-        <a:scrgbClr r="0" g="0" b="0"/>
-      </a:effectRef>
-      <a:fontRef idx="minor"/>
-    </dgm:style>
-  </dgm:styleLbl>
-  <dgm:styleLbl name="parChTrans1D4">
-    <dgm:scene3d>
-      <a:camera prst="orthographicFront"/>
-      <a:lightRig rig="threePt" dir="t"/>
-    </dgm:scene3d>
-    <dgm:sp3d/>
-    <dgm:txPr/>
-    <dgm:style>
-      <a:lnRef idx="2">
-        <a:scrgbClr r="0" g="0" b="0"/>
-      </a:lnRef>
-      <a:fillRef idx="0">
-        <a:scrgbClr r="0" g="0" b="0"/>
-      </a:fillRef>
-      <a:effectRef idx="0">
-        <a:scrgbClr r="0" g="0" b="0"/>
-      </a:effectRef>
-      <a:fontRef idx="minor"/>
-    </dgm:style>
-  </dgm:styleLbl>
-  <dgm:styleLbl name="fgAcc1">
-    <dgm:scene3d>
-      <a:camera prst="orthographicFront"/>
-      <a:lightRig rig="threePt" dir="t"/>
-    </dgm:scene3d>
-    <dgm:sp3d/>
-    <dgm:txPr/>
-    <dgm:style>
-      <a:lnRef idx="2">
-        <a:scrgbClr r="0" g="0" b="0"/>
-      </a:lnRef>
-      <a:fillRef idx="1">
-        <a:scrgbClr r="0" g="0" b="0"/>
-      </a:fillRef>
-      <a:effectRef idx="0">
-        <a:scrgbClr r="0" g="0" b="0"/>
-      </a:effectRef>
-      <a:fontRef idx="minor"/>
-    </dgm:style>
-  </dgm:styleLbl>
-  <dgm:styleLbl name="conFgAcc1">
-    <dgm:scene3d>
-      <a:camera prst="orthographicFront"/>
-      <a:lightRig rig="threePt" dir="t"/>
-    </dgm:scene3d>
-    <dgm:sp3d/>
-    <dgm:txPr/>
-    <dgm:style>
-      <a:lnRef idx="2">
-        <a:scrgbClr r="0" g="0" b="0"/>
-      </a:lnRef>
-      <a:fillRef idx="1">
-        <a:scrgbClr r="0" g="0" b="0"/>
-      </a:fillRef>
-      <a:effectRef idx="0">
-        <a:scrgbClr r="0" g="0" b="0"/>
-      </a:effectRef>
-      <a:fontRef idx="minor"/>
-    </dgm:style>
-  </dgm:styleLbl>
-  <dgm:styleLbl name="alignAcc1">
-    <dgm:scene3d>
-      <a:camera prst="orthographicFront"/>
-      <a:lightRig rig="threePt" dir="t"/>
-    </dgm:scene3d>
-    <dgm:sp3d/>
-    <dgm:txPr/>
-    <dgm:style>
-      <a:lnRef idx="2">
-        <a:scrgbClr r="0" g="0" b="0"/>
-      </a:lnRef>
-      <a:fillRef idx="1">
-        <a:scrgbClr r="0" g="0" b="0"/>
-      </a:fillRef>
-      <a:effectRef idx="0">
-        <a:scrgbClr r="0" g="0" b="0"/>
-      </a:effectRef>
-      <a:fontRef idx="minor"/>
-    </dgm:style>
-  </dgm:styleLbl>
-  <dgm:styleLbl name="trAlignAcc1">
-    <dgm:scene3d>
-      <a:camera prst="orthographicFront"/>
-      <a:lightRig rig="threePt" dir="t"/>
-    </dgm:scene3d>
-    <dgm:sp3d/>
-    <dgm:txPr/>
-    <dgm:style>
-      <a:lnRef idx="1">
-        <a:scrgbClr r="0" g="0" b="0"/>
-      </a:lnRef>
-      <a:fillRef idx="1">
-        <a:scrgbClr r="0" g="0" b="0"/>
-      </a:fillRef>
-      <a:effectRef idx="0">
-        <a:scrgbClr r="0" g="0" b="0"/>
-      </a:effectRef>
-      <a:fontRef idx="minor"/>
-    </dgm:style>
-  </dgm:styleLbl>
-  <dgm:styleLbl name="bgAcc1">
-    <dgm:scene3d>
-      <a:camera prst="orthographicFront"/>
-      <a:lightRig rig="threePt" dir="t"/>
-    </dgm:scene3d>
-    <dgm:sp3d/>
-    <dgm:txPr/>
-    <dgm:style>
-      <a:lnRef idx="2">
-        <a:scrgbClr r="0" g="0" b="0"/>
-      </a:lnRef>
-      <a:fillRef idx="1">
-        <a:scrgbClr r="0" g="0" b="0"/>
-      </a:fillRef>
-      <a:effectRef idx="0">
-        <a:scrgbClr r="0" g="0" b="0"/>
-      </a:effectRef>
-      <a:fontRef idx="minor"/>
-    </dgm:style>
-  </dgm:styleLbl>
-  <dgm:styleLbl name="solidFgAcc1">
-    <dgm:scene3d>
-      <a:camera prst="orthographicFront"/>
-      <a:lightRig rig="threePt" dir="t"/>
-    </dgm:scene3d>
-    <dgm:sp3d/>
-    <dgm:txPr/>
-    <dgm:style>
-      <a:lnRef idx="2">
-        <a:scrgbClr r="0" g="0" b="0"/>
-      </a:lnRef>
-      <a:fillRef idx="1">
-        <a:scrgbClr r="0" g="0" b="0"/>
-      </a:fillRef>
-      <a:effectRef idx="0">
-        <a:scrgbClr r="0" g="0" b="0"/>
-      </a:effectRef>
-      <a:fontRef idx="minor"/>
-    </dgm:style>
-  </dgm:styleLbl>
-  <dgm:styleLbl name="solidAlignAcc1">
-    <dgm:scene3d>
-      <a:camera prst="orthographicFront"/>
-      <a:lightRig rig="threePt" dir="t"/>
-    </dgm:scene3d>
-    <dgm:sp3d/>
-    <dgm:txPr/>
-    <dgm:style>
-      <a:lnRef idx="2">
-        <a:scrgbClr r="0" g="0" b="0"/>
-      </a:lnRef>
-      <a:fillRef idx="1">
-        <a:scrgbClr r="0" g="0" b="0"/>
-      </a:fillRef>
-      <a:effectRef idx="0">
-        <a:scrgbClr r="0" g="0" b="0"/>
-      </a:effectRef>
-      <a:fontRef idx="minor"/>
-    </dgm:style>
-  </dgm:styleLbl>
-  <dgm:styleLbl name="solidBgAcc1">
-    <dgm:scene3d>
-      <a:camera prst="orthographicFront"/>
-      <a:lightRig rig="threePt" dir="t"/>
-    </dgm:scene3d>
-    <dgm:sp3d/>
-    <dgm:txPr/>
-    <dgm:style>
-      <a:lnRef idx="2">
-        <a:scrgbClr r="0" g="0" b="0"/>
-      </a:lnRef>
-      <a:fillRef idx="1">
-        <a:scrgbClr r="0" g="0" b="0"/>
-      </a:fillRef>
-      <a:effectRef idx="0">
-        <a:scrgbClr r="0" g="0" b="0"/>
-      </a:effectRef>
-      <a:fontRef idx="minor"/>
-    </dgm:style>
-  </dgm:styleLbl>
-  <dgm:styleLbl name="fgAccFollowNode1">
-    <dgm:scene3d>
-      <a:camera prst="orthographicFront"/>
-      <a:lightRig rig="threePt" dir="t"/>
-    </dgm:scene3d>
-    <dgm:sp3d/>
-    <dgm:txPr/>
-    <dgm:style>
-      <a:lnRef idx="2">
-        <a:scrgbClr r="0" g="0" b="0"/>
-      </a:lnRef>
-      <a:fillRef idx="1">
-        <a:scrgbClr r="0" g="0" b="0"/>
-      </a:fillRef>
-      <a:effectRef idx="0">
-        <a:scrgbClr r="0" g="0" b="0"/>
-      </a:effectRef>
-      <a:fontRef idx="minor"/>
-    </dgm:style>
-  </dgm:styleLbl>
-  <dgm:styleLbl name="alignAccFollowNode1">
-    <dgm:scene3d>
-      <a:camera prst="orthographicFront"/>
-      <a:lightRig rig="threePt" dir="t"/>
-    </dgm:scene3d>
-    <dgm:sp3d/>
-    <dgm:txPr/>
-    <dgm:style>
-      <a:lnRef idx="2">
-        <a:scrgbClr r="0" g="0" b="0"/>
-      </a:lnRef>
-      <a:fillRef idx="1">
-        <a:scrgbClr r="0" g="0" b="0"/>
-      </a:fillRef>
-      <a:effectRef idx="0">
-        <a:scrgbClr r="0" g="0" b="0"/>
-      </a:effectRef>
-      <a:fontRef idx="minor"/>
-    </dgm:style>
-  </dgm:styleLbl>
-  <dgm:styleLbl name="bgAccFollowNode1">
-    <dgm:scene3d>
-      <a:camera prst="orthographicFront"/>
-      <a:lightRig rig="threePt" dir="t"/>
-    </dgm:scene3d>
-    <dgm:sp3d/>
-    <dgm:txPr/>
-    <dgm:style>
-      <a:lnRef idx="2">
-        <a:scrgbClr r="0" g="0" b="0"/>
-      </a:lnRef>
-      <a:fillRef idx="1">
-        <a:scrgbClr r="0" g="0" b="0"/>
-      </a:fillRef>
-      <a:effectRef idx="0">
-        <a:scrgbClr r="0" g="0" b="0"/>
-      </a:effectRef>
-      <a:fontRef idx="minor"/>
-    </dgm:style>
-  </dgm:styleLbl>
-  <dgm:styleLbl name="fgAcc0">
-    <dgm:scene3d>
-      <a:camera prst="orthographicFront"/>
-      <a:lightRig rig="threePt" dir="t"/>
-    </dgm:scene3d>
-    <dgm:sp3d/>
-    <dgm:txPr/>
-    <dgm:style>
-      <a:lnRef idx="2">
-        <a:scrgbClr r="0" g="0" b="0"/>
-      </a:lnRef>
-      <a:fillRef idx="1">
-        <a:scrgbClr r="0" g="0" b="0"/>
-      </a:fillRef>
-      <a:effectRef idx="0">
-        <a:scrgbClr r="0" g="0" b="0"/>
-      </a:effectRef>
-      <a:fontRef idx="minor"/>
-    </dgm:style>
-  </dgm:styleLbl>
-  <dgm:styleLbl name="fgAcc2">
-    <dgm:scene3d>
-      <a:camera prst="orthographicFront"/>
-      <a:lightRig rig="threePt" dir="t"/>
-    </dgm:scene3d>
-    <dgm:sp3d/>
-    <dgm:txPr/>
-    <dgm:style>
-      <a:lnRef idx="2">
-        <a:scrgbClr r="0" g="0" b="0"/>
-      </a:lnRef>
-      <a:fillRef idx="1">
-        <a:scrgbClr r="0" g="0" b="0"/>
-      </a:fillRef>
-      <a:effectRef idx="0">
-        <a:scrgbClr r="0" g="0" b="0"/>
-      </a:effectRef>
-      <a:fontRef idx="minor"/>
-    </dgm:style>
-  </dgm:styleLbl>
-  <dgm:styleLbl name="fgAcc3">
-    <dgm:scene3d>
-      <a:camera prst="orthographicFront"/>
-      <a:lightRig rig="threePt" dir="t"/>
-    </dgm:scene3d>
-    <dgm:sp3d/>
-    <dgm:txPr/>
-    <dgm:style>
-      <a:lnRef idx="2">
-        <a:scrgbClr r="0" g="0" b="0"/>
-      </a:lnRef>
-      <a:fillRef idx="1">
-        <a:scrgbClr r="0" g="0" b="0"/>
-      </a:fillRef>
-      <a:effectRef idx="0">
-        <a:scrgbClr r="0" g="0" b="0"/>
-      </a:effectRef>
-      <a:fontRef idx="minor"/>
-    </dgm:style>
-  </dgm:styleLbl>
-  <dgm:styleLbl name="fgAcc4">
-    <dgm:scene3d>
-      <a:camera prst="orthographicFront"/>
-      <a:lightRig rig="threePt" dir="t"/>
-    </dgm:scene3d>
-    <dgm:sp3d/>
-    <dgm:txPr/>
-    <dgm:style>
-      <a:lnRef idx="2">
-        <a:scrgbClr r="0" g="0" b="0"/>
-      </a:lnRef>
-      <a:fillRef idx="1">
-        <a:scrgbClr r="0" g="0" b="0"/>
-      </a:fillRef>
-      <a:effectRef idx="0">
-        <a:scrgbClr r="0" g="0" b="0"/>
-      </a:effectRef>
-      <a:fontRef idx="minor"/>
-    </dgm:style>
-  </dgm:styleLbl>
-  <dgm:styleLbl name="bgShp">
-    <dgm:scene3d>
-      <a:camera prst="orthographicFront"/>
-      <a:lightRig rig="threePt" dir="t"/>
-    </dgm:scene3d>
-    <dgm:sp3d/>
-    <dgm:txPr/>
-    <dgm:style>
-      <a:lnRef idx="0">
-        <a:scrgbClr r="0" g="0" b="0"/>
-      </a:lnRef>
-      <a:fillRef idx="1">
-        <a:scrgbClr r="0" g="0" b="0"/>
-      </a:fillRef>
-      <a:effectRef idx="0">
-        <a:scrgbClr r="0" g="0" b="0"/>
-      </a:effectRef>
-      <a:fontRef idx="minor"/>
-    </dgm:style>
-  </dgm:styleLbl>
-  <dgm:styleLbl name="dkBgShp">
-    <dgm:scene3d>
-      <a:camera prst="orthographicFront"/>
-      <a:lightRig rig="threePt" dir="t"/>
-    </dgm:scene3d>
-    <dgm:sp3d/>
-    <dgm:txPr/>
-    <dgm:style>
-      <a:lnRef idx="0">
-        <a:scrgbClr r="0" g="0" b="0"/>
-      </a:lnRef>
-      <a:fillRef idx="1">
-        <a:scrgbClr r="0" g="0" b="0"/>
-      </a:fillRef>
-      <a:effectRef idx="0">
-        <a:scrgbClr r="0" g="0" b="0"/>
-      </a:effectRef>
-      <a:fontRef idx="minor"/>
-    </dgm:style>
-  </dgm:styleLbl>
-  <dgm:styleLbl name="trBgShp">
-    <dgm:scene3d>
-      <a:camera prst="orthographicFront"/>
-      <a:lightRig rig="threePt" dir="t"/>
-    </dgm:scene3d>
-    <dgm:sp3d/>
-    <dgm:txPr/>
-    <dgm:style>
-      <a:lnRef idx="0">
-        <a:scrgbClr r="0" g="0" b="0"/>
-      </a:lnRef>
-      <a:fillRef idx="1">
-        <a:scrgbClr r="0" g="0" b="0"/>
-      </a:fillRef>
-      <a:effectRef idx="0">
-        <a:scrgbClr r="0" g="0" b="0"/>
-      </a:effectRef>
-      <a:fontRef idx="minor"/>
-    </dgm:style>
-  </dgm:styleLbl>
-  <dgm:styleLbl name="fgShp">
-    <dgm:scene3d>
-      <a:camera prst="orthographicFront"/>
-      <a:lightRig rig="threePt" dir="t"/>
-    </dgm:scene3d>
-    <dgm:sp3d/>
-    <dgm:txPr/>
-    <dgm:style>
-      <a:lnRef idx="2">
-        <a:scrgbClr r="0" g="0" b="0"/>
-      </a:lnRef>
-      <a:fillRef idx="1">
-        <a:scrgbClr r="0" g="0" b="0"/>
-      </a:fillRef>
-      <a:effectRef idx="0">
-        <a:scrgbClr r="0" g="0" b="0"/>
-      </a:effectRef>
-      <a:fontRef idx="minor"/>
-    </dgm:style>
-  </dgm:styleLbl>
-  <dgm:styleLbl name="revTx">
-    <dgm:scene3d>
-      <a:camera prst="orthographicFront"/>
-      <a:lightRig rig="threePt" dir="t"/>
-    </dgm:scene3d>
-    <dgm:sp3d/>
-    <dgm:txPr/>
-    <dgm:style>
-      <a:lnRef idx="0">
-        <a:scrgbClr r="0" g="0" b="0"/>
-      </a:lnRef>
-      <a:fillRef idx="0">
-        <a:scrgbClr r="0" g="0" b="0"/>
-      </a:fillRef>
-      <a:effectRef idx="0">
-        <a:scrgbClr r="0" g="0" b="0"/>
-      </a:effectRef>
-      <a:fontRef idx="minor"/>
-    </dgm:style>
-  </dgm:styleLbl>
-</dgm:styleDef>
-</file>
-
 <file path=word/theme/theme1.xml><?xml version="1.0" encoding="utf-8"?>
-<a:theme xmlns:a="http://schemas.openxmlformats.org/drawingml/2006/main" name="Faceta">
+<a:theme xmlns:a="http://schemas.openxmlformats.org/drawingml/2006/main" xmlns:thm15="http://schemas.microsoft.com/office/thememl/2012/main" name="Faceta">
   <a:themeElements>
     <a:clrScheme name="Faceta">
       <a:dk1>

--- a/fuentes/CF_01_42110167_DI.docx
+++ b/fuentes/CF_01_42110167_DI.docx
@@ -825,7 +825,6 @@
           <w:color w:val="000000"/>
           <w:sz w:val="20"/>
           <w:szCs w:val="20"/>
-          <w:highlight w:val="green"/>
         </w:rPr>
       </w:pPr>
       <w:r>
@@ -835,7 +834,6 @@
           <w:color w:val="000000"/>
           <w:sz w:val="20"/>
           <w:szCs w:val="20"/>
-          <w:highlight w:val="green"/>
         </w:rPr>
         <w:t>Necesidades humanas</w:t>
       </w:r>
@@ -865,20 +863,8 @@
           <w:color w:val="000000"/>
           <w:sz w:val="20"/>
           <w:szCs w:val="20"/>
-          <w:highlight w:val="green"/>
-        </w:rPr>
-        <w:t xml:space="preserve">3.1. </w:t>
-      </w:r>
-      <w:r>
-        <w:rPr>
-          <w:b/>
-          <w:bCs/>
-          <w:color w:val="000000"/>
-          <w:sz w:val="20"/>
-          <w:szCs w:val="20"/>
-          <w:highlight w:val="green"/>
-        </w:rPr>
-        <w:t>Necesidades axiológicas y existenciales</w:t>
+        </w:rPr>
+        <w:t>3.1. Necesidades axiológicas y existenciales</w:t>
       </w:r>
     </w:p>
     <w:p>
@@ -892,7 +878,6 @@
           <w:bCs/>
           <w:sz w:val="20"/>
           <w:szCs w:val="20"/>
-          <w:highlight w:val="green"/>
         </w:rPr>
       </w:pPr>
       <w:r>
@@ -901,29 +886,8 @@
           <w:bCs/>
           <w:sz w:val="20"/>
           <w:szCs w:val="20"/>
-          <w:highlight w:val="green"/>
-        </w:rPr>
-        <w:t>3.2</w:t>
-      </w:r>
-      <w:r>
-        <w:rPr>
-          <w:b/>
-          <w:bCs/>
-          <w:sz w:val="20"/>
-          <w:szCs w:val="20"/>
-          <w:highlight w:val="green"/>
-        </w:rPr>
-        <w:t xml:space="preserve">. </w:t>
-      </w:r>
-      <w:r>
-        <w:rPr>
-          <w:b/>
-          <w:bCs/>
-          <w:sz w:val="20"/>
-          <w:szCs w:val="20"/>
-          <w:highlight w:val="green"/>
-        </w:rPr>
-        <w:t>Matriz de necesidades (referente general)</w:t>
+        </w:rPr>
+        <w:t>3.2. Matriz de necesidades (referente general)</w:t>
       </w:r>
     </w:p>
     <w:p>
@@ -945,7 +909,6 @@
           <w:color w:val="000000"/>
           <w:sz w:val="20"/>
           <w:szCs w:val="20"/>
-          <w:highlight w:val="green"/>
         </w:rPr>
       </w:pPr>
       <w:r>
@@ -955,7 +918,6 @@
           <w:color w:val="000000"/>
           <w:sz w:val="20"/>
           <w:szCs w:val="20"/>
-          <w:highlight w:val="green"/>
         </w:rPr>
         <w:t xml:space="preserve">Satisfactores: </w:t>
       </w:r>
@@ -966,7 +928,6 @@
           <w:color w:val="000000"/>
           <w:sz w:val="20"/>
           <w:szCs w:val="20"/>
-          <w:highlight w:val="green"/>
         </w:rPr>
         <w:t>t</w:t>
       </w:r>
@@ -977,7 +938,6 @@
           <w:color w:val="000000"/>
           <w:sz w:val="20"/>
           <w:szCs w:val="20"/>
-          <w:highlight w:val="green"/>
         </w:rPr>
         <w:t>ipos y características</w:t>
       </w:r>
@@ -1001,7 +961,6 @@
           <w:color w:val="000000"/>
           <w:sz w:val="20"/>
           <w:szCs w:val="20"/>
-          <w:highlight w:val="green"/>
         </w:rPr>
       </w:pPr>
       <w:r>
@@ -1011,7 +970,6 @@
           <w:color w:val="000000"/>
           <w:sz w:val="20"/>
           <w:szCs w:val="20"/>
-          <w:highlight w:val="green"/>
         </w:rPr>
         <w:t>Competencias socioemocionales</w:t>
       </w:r>
@@ -1228,7 +1186,6 @@
           <w:bCs/>
           <w:sz w:val="20"/>
           <w:szCs w:val="20"/>
-          <w:highlight w:val="yellow"/>
         </w:rPr>
       </w:pPr>
       <w:r>
@@ -1237,7 +1194,6 @@
           <w:bCs/>
           <w:sz w:val="20"/>
           <w:szCs w:val="20"/>
-          <w:highlight w:val="yellow"/>
         </w:rPr>
         <w:t>INTRODUCCIÓN</w:t>
       </w:r>
@@ -1250,7 +1206,6 @@
         <w:rPr>
           <w:sz w:val="20"/>
           <w:szCs w:val="20"/>
-          <w:highlight w:val="yellow"/>
         </w:rPr>
       </w:pPr>
     </w:p>
@@ -1262,14 +1217,12 @@
         <w:rPr>
           <w:sz w:val="20"/>
           <w:szCs w:val="20"/>
-          <w:highlight w:val="yellow"/>
-        </w:rPr>
-      </w:pPr>
-      <w:r>
-        <w:rPr>
-          <w:sz w:val="20"/>
-          <w:szCs w:val="20"/>
-          <w:highlight w:val="yellow"/>
+        </w:rPr>
+      </w:pPr>
+      <w:r>
+        <w:rPr>
+          <w:sz w:val="20"/>
+          <w:szCs w:val="20"/>
         </w:rPr>
         <w:t>Este componente tiene como objetivo que los aprendices identifiquen los fundamentos del enfoque de Desarrollo a Escala Humana (DEH), comprendiendo su relación con las necesidades humanas y su importancia como base para el desarrollo de competencias socioemocionales.</w:t>
       </w:r>
@@ -1282,7 +1235,6 @@
         <w:rPr>
           <w:sz w:val="20"/>
           <w:szCs w:val="20"/>
-          <w:highlight w:val="yellow"/>
         </w:rPr>
       </w:pPr>
     </w:p>
@@ -1294,14 +1246,12 @@
         <w:rPr>
           <w:sz w:val="20"/>
           <w:szCs w:val="20"/>
-          <w:highlight w:val="yellow"/>
-        </w:rPr>
-      </w:pPr>
-      <w:r>
-        <w:rPr>
-          <w:sz w:val="20"/>
-          <w:szCs w:val="20"/>
-          <w:highlight w:val="yellow"/>
+        </w:rPr>
+      </w:pPr>
+      <w:r>
+        <w:rPr>
+          <w:sz w:val="20"/>
+          <w:szCs w:val="20"/>
         </w:rPr>
         <w:t>En este componente formativo se presenta el enfoque de Desarrollo a Escala Humana (DEH) como una manera de comprender el desarrollo centrada en las personas y en su bienestar. Este enfoque propone que el desarrollo no depende únicamente de lo económico, sino de la forma en que las personas satisfacen sus necesidades y construyen su vida en relación con otros y con su entorno.</w:t>
       </w:r>
@@ -1314,7 +1264,6 @@
         <w:rPr>
           <w:sz w:val="20"/>
           <w:szCs w:val="20"/>
-          <w:highlight w:val="yellow"/>
         </w:rPr>
       </w:pPr>
     </w:p>
@@ -1326,14 +1275,12 @@
         <w:rPr>
           <w:sz w:val="20"/>
           <w:szCs w:val="20"/>
-          <w:highlight w:val="yellow"/>
-        </w:rPr>
-      </w:pPr>
-      <w:r>
-        <w:rPr>
-          <w:sz w:val="20"/>
-          <w:szCs w:val="20"/>
-          <w:highlight w:val="yellow"/>
+        </w:rPr>
+      </w:pPr>
+      <w:r>
+        <w:rPr>
+          <w:sz w:val="20"/>
+          <w:szCs w:val="20"/>
         </w:rPr>
         <w:t>Desde esta perspectiva, el ser humano se entiende como un ser integral, que se desarrolla a partir de la interacción entre sus dimensiones personales, sociales y emocionales, y de las decisiones que toma en su vida cotidiana.</w:t>
       </w:r>
@@ -1346,7 +1293,6 @@
         <w:rPr>
           <w:sz w:val="20"/>
           <w:szCs w:val="20"/>
-          <w:highlight w:val="yellow"/>
         </w:rPr>
       </w:pPr>
     </w:p>
@@ -1358,14 +1304,12 @@
         <w:rPr>
           <w:sz w:val="20"/>
           <w:szCs w:val="20"/>
-          <w:highlight w:val="yellow"/>
-        </w:rPr>
-      </w:pPr>
-      <w:r>
-        <w:rPr>
-          <w:sz w:val="20"/>
-          <w:szCs w:val="20"/>
-          <w:highlight w:val="yellow"/>
+        </w:rPr>
+      </w:pPr>
+      <w:r>
+        <w:rPr>
+          <w:sz w:val="20"/>
+          <w:szCs w:val="20"/>
         </w:rPr>
         <w:t>A lo largo de la vida, las personas enfrentan situaciones que implican tomar decisiones, relacionarse con otros y responder a diferentes retos. Estas experiencias influyen en la forma en que piensan, sienten y actúan, y están relacionadas con su contexto familiar, social y cultural.</w:t>
       </w:r>
@@ -1378,7 +1322,6 @@
         <w:rPr>
           <w:sz w:val="20"/>
           <w:szCs w:val="20"/>
-          <w:highlight w:val="yellow"/>
         </w:rPr>
       </w:pPr>
     </w:p>
@@ -1390,14 +1333,12 @@
         <w:rPr>
           <w:sz w:val="20"/>
           <w:szCs w:val="20"/>
-          <w:highlight w:val="yellow"/>
-        </w:rPr>
-      </w:pPr>
-      <w:r>
-        <w:rPr>
-          <w:sz w:val="20"/>
-          <w:szCs w:val="20"/>
-          <w:highlight w:val="yellow"/>
+        </w:rPr>
+      </w:pPr>
+      <w:r>
+        <w:rPr>
+          <w:sz w:val="20"/>
+          <w:szCs w:val="20"/>
         </w:rPr>
         <w:t>Por esta razón, es importante fortalecer competencias que permitan mejorar la relación consigo mismo, con los demás y con el entorno. Estas competencias facilitan la toma de decisiones, la resolución de situaciones cotidianas y la construcción de relaciones más positivas.</w:t>
       </w:r>
@@ -1410,7 +1351,6 @@
         <w:rPr>
           <w:sz w:val="20"/>
           <w:szCs w:val="20"/>
-          <w:highlight w:val="yellow"/>
         </w:rPr>
       </w:pPr>
     </w:p>
@@ -1422,7 +1362,6 @@
         <w:rPr>
           <w:sz w:val="20"/>
           <w:szCs w:val="20"/>
-          <w:highlight w:val="yellow"/>
           <w:lang w:val="es-ES"/>
         </w:rPr>
       </w:pPr>
@@ -1430,28 +1369,9 @@
         <w:rPr>
           <w:sz w:val="20"/>
           <w:szCs w:val="20"/>
-          <w:highlight w:val="yellow"/>
           <w:lang w:val="es-ES"/>
         </w:rPr>
-        <w:t xml:space="preserve">Con el fin de facilitar la comprensión general del enfoque, se sugiere </w:t>
-      </w:r>
-      <w:r>
-        <w:rPr>
-          <w:sz w:val="20"/>
-          <w:szCs w:val="20"/>
-          <w:highlight w:val="yellow"/>
-          <w:lang w:val="es-ES"/>
-        </w:rPr>
-        <w:t>analizar</w:t>
-      </w:r>
-      <w:r>
-        <w:rPr>
-          <w:sz w:val="20"/>
-          <w:szCs w:val="20"/>
-          <w:highlight w:val="yellow"/>
-          <w:lang w:val="es-ES"/>
-        </w:rPr>
-        <w:t xml:space="preserve"> el siguiente recurso audiovisual, el cual presenta de manera introductoria los principales elementos del Desarrollo a Escala Humana. </w:t>
+        <w:t xml:space="preserve">Con el fin de facilitar la comprensión general del enfoque, se sugiere analizar el siguiente recurso audiovisual, el cual presenta de manera introductoria los principales elementos del Desarrollo a Escala Humana. </w:t>
       </w:r>
     </w:p>
     <w:p>
@@ -1462,7 +1382,6 @@
         <w:rPr>
           <w:sz w:val="20"/>
           <w:szCs w:val="20"/>
-          <w:highlight w:val="yellow"/>
         </w:rPr>
       </w:pPr>
     </w:p>
@@ -1474,7 +1393,6 @@
         <w:rPr>
           <w:sz w:val="20"/>
           <w:szCs w:val="20"/>
-          <w:highlight w:val="yellow"/>
           <w:lang w:val="es-ES"/>
         </w:rPr>
       </w:pPr>
@@ -1482,7 +1400,6 @@
         <w:rPr>
           <w:sz w:val="20"/>
           <w:szCs w:val="20"/>
-          <w:highlight w:val="yellow"/>
           <w:lang w:val="es-ES"/>
         </w:rPr>
         <w:t>Este recurso permite reconocer de manera general cómo las necesidades humanas, los satisfactores y las competencias socioemocionales se relacionan en la vida cotidiana.</w:t>
@@ -1496,7 +1413,6 @@
         <w:rPr>
           <w:sz w:val="20"/>
           <w:szCs w:val="20"/>
-          <w:highlight w:val="yellow"/>
         </w:rPr>
       </w:pPr>
     </w:p>
@@ -1508,14 +1424,12 @@
         <w:rPr>
           <w:sz w:val="20"/>
           <w:szCs w:val="20"/>
-          <w:highlight w:val="yellow"/>
-        </w:rPr>
-      </w:pPr>
-      <w:r>
-        <w:rPr>
-          <w:sz w:val="20"/>
-          <w:szCs w:val="20"/>
-          <w:highlight w:val="yellow"/>
+        </w:rPr>
+      </w:pPr>
+      <w:r>
+        <w:rPr>
+          <w:sz w:val="20"/>
+          <w:szCs w:val="20"/>
         </w:rPr>
         <w:t xml:space="preserve">En este componente se abordan los principales elementos del enfoque de Desarrollo a Escala Humana, como las necesidades humanas, sus diferentes formas de expresión y los satisfactores. </w:t>
       </w:r>
@@ -1528,7 +1442,6 @@
         <w:rPr>
           <w:sz w:val="20"/>
           <w:szCs w:val="20"/>
-          <w:highlight w:val="yellow"/>
         </w:rPr>
       </w:pPr>
     </w:p>
@@ -1540,14 +1453,12 @@
         <w:rPr>
           <w:sz w:val="20"/>
           <w:szCs w:val="20"/>
-          <w:highlight w:val="yellow"/>
-        </w:rPr>
-      </w:pPr>
-      <w:r>
-        <w:rPr>
-          <w:sz w:val="20"/>
-          <w:szCs w:val="20"/>
-          <w:highlight w:val="yellow"/>
+        </w:rPr>
+      </w:pPr>
+      <w:r>
+        <w:rPr>
+          <w:sz w:val="20"/>
+          <w:szCs w:val="20"/>
         </w:rPr>
         <w:t>Asimismo, se establece la relación entre estos elementos y las competencias socioemocionales, las cuales permiten a las personas comprender su realidad y generar acciones de mejora en su vida cotidiana.</w:t>
       </w:r>
@@ -1560,7 +1471,6 @@
         <w:rPr>
           <w:sz w:val="20"/>
           <w:szCs w:val="20"/>
-          <w:highlight w:val="yellow"/>
         </w:rPr>
       </w:pPr>
     </w:p>
@@ -1578,23 +1488,13 @@
         <w:rPr>
           <w:sz w:val="20"/>
           <w:szCs w:val="20"/>
-          <w:highlight w:val="yellow"/>
-        </w:rPr>
-        <w:t>De esta manera, el contenido de este componente se orienta no solo a la comprensión de conceptos, sino también a su aplicación en situaciones reales, en coherencia con las actividades propuestas en el</w:t>
-      </w:r>
-      <w:r>
-        <w:rPr>
-          <w:sz w:val="20"/>
-          <w:szCs w:val="20"/>
-          <w:highlight w:val="yellow"/>
-        </w:rPr>
-        <w:t xml:space="preserve"> programa de formación</w:t>
-      </w:r>
-      <w:r>
-        <w:rPr>
-          <w:sz w:val="20"/>
-          <w:szCs w:val="20"/>
-          <w:highlight w:val="yellow"/>
+        </w:rPr>
+        <w:t>De esta manera, el contenido de este componente se orienta no solo a la comprensión de conceptos, sino también a su aplicación en situaciones reales, en coherencia con las actividades propuestas en el programa de formación</w:t>
+      </w:r>
+      <w:r>
+        <w:rPr>
+          <w:sz w:val="20"/>
+          <w:szCs w:val="20"/>
         </w:rPr>
         <w:t>:</w:t>
       </w:r>
@@ -2316,14 +2216,12 @@
         <w:rPr>
           <w:sz w:val="20"/>
           <w:szCs w:val="20"/>
-          <w:highlight w:val="yellow"/>
-        </w:rPr>
-      </w:pPr>
-      <w:r>
-        <w:rPr>
-          <w:sz w:val="20"/>
-          <w:szCs w:val="20"/>
-          <w:highlight w:val="yellow"/>
+        </w:rPr>
+      </w:pPr>
+      <w:r>
+        <w:rPr>
+          <w:sz w:val="20"/>
+          <w:szCs w:val="20"/>
         </w:rPr>
         <w:t>El enfoque de Desarrollo a Escala Humana (DEH) propone una forma de comprender el desarrollo centrada en las personas y en su bienestar. Desde esta perspectiva, el desarrollo no se mide únicamente por lo económico, sino por las oportunidades que tienen las personas para satisfacer sus necesidades y mejorar su calidad de vida.</w:t>
       </w:r>
@@ -2336,7 +2234,6 @@
         <w:rPr>
           <w:sz w:val="20"/>
           <w:szCs w:val="20"/>
-          <w:highlight w:val="yellow"/>
         </w:rPr>
       </w:pPr>
     </w:p>
@@ -2348,14 +2245,12 @@
         <w:rPr>
           <w:sz w:val="20"/>
           <w:szCs w:val="20"/>
-          <w:highlight w:val="yellow"/>
-        </w:rPr>
-      </w:pPr>
-      <w:r>
-        <w:rPr>
-          <w:sz w:val="20"/>
-          <w:szCs w:val="20"/>
-          <w:highlight w:val="yellow"/>
+        </w:rPr>
+      </w:pPr>
+      <w:r>
+        <w:rPr>
+          <w:sz w:val="20"/>
+          <w:szCs w:val="20"/>
         </w:rPr>
         <w:t>Este enfoque resalta que existe una relación directa entre el bienestar y la forma en que se satisfacen las necesidades humanas. Estas necesidades incluyen aspectos</w:t>
       </w:r>
@@ -2363,7 +2258,6 @@
         <w:rPr>
           <w:sz w:val="20"/>
           <w:szCs w:val="20"/>
-          <w:highlight w:val="yellow"/>
         </w:rPr>
         <w:t>:</w:t>
       </w:r>
@@ -2376,7 +2270,6 @@
         <w:rPr>
           <w:sz w:val="20"/>
           <w:szCs w:val="20"/>
-          <w:highlight w:val="yellow"/>
         </w:rPr>
       </w:pPr>
     </w:p>
@@ -2393,14 +2286,12 @@
         <w:rPr>
           <w:sz w:val="20"/>
           <w:szCs w:val="20"/>
-          <w:highlight w:val="yellow"/>
-        </w:rPr>
-      </w:pPr>
-      <w:r>
-        <w:rPr>
-          <w:sz w:val="20"/>
-          <w:szCs w:val="20"/>
-          <w:highlight w:val="yellow"/>
+        </w:rPr>
+      </w:pPr>
+      <w:r>
+        <w:rPr>
+          <w:sz w:val="20"/>
+          <w:szCs w:val="20"/>
         </w:rPr>
         <w:t>T</w:t>
       </w:r>
@@ -2408,7 +2299,6 @@
         <w:rPr>
           <w:sz w:val="20"/>
           <w:szCs w:val="20"/>
-          <w:highlight w:val="yellow"/>
         </w:rPr>
         <w:t>angibles, como la alimentación o la vivienda</w:t>
       </w:r>
@@ -2416,7 +2306,6 @@
         <w:rPr>
           <w:sz w:val="20"/>
           <w:szCs w:val="20"/>
-          <w:highlight w:val="yellow"/>
         </w:rPr>
         <w:t>.</w:t>
       </w:r>
@@ -2434,14 +2323,12 @@
         <w:rPr>
           <w:sz w:val="20"/>
           <w:szCs w:val="20"/>
-          <w:highlight w:val="yellow"/>
-        </w:rPr>
-      </w:pPr>
-      <w:r>
-        <w:rPr>
-          <w:sz w:val="20"/>
-          <w:szCs w:val="20"/>
-          <w:highlight w:val="yellow"/>
+        </w:rPr>
+      </w:pPr>
+      <w:r>
+        <w:rPr>
+          <w:sz w:val="20"/>
+          <w:szCs w:val="20"/>
         </w:rPr>
         <w:t>I</w:t>
       </w:r>
@@ -2449,7 +2336,6 @@
         <w:rPr>
           <w:sz w:val="20"/>
           <w:szCs w:val="20"/>
-          <w:highlight w:val="yellow"/>
         </w:rPr>
         <w:t>ntangibles, como el afecto, la participación y el aprendizaje.</w:t>
       </w:r>
@@ -2462,7 +2348,6 @@
         <w:rPr>
           <w:sz w:val="20"/>
           <w:szCs w:val="20"/>
-          <w:highlight w:val="yellow"/>
         </w:rPr>
       </w:pPr>
     </w:p>
@@ -2474,7 +2359,6 @@
         <w:rPr>
           <w:sz w:val="20"/>
           <w:szCs w:val="20"/>
-          <w:highlight w:val="yellow"/>
           <w:lang w:val="es-ES"/>
         </w:rPr>
       </w:pPr>
@@ -2482,7 +2366,6 @@
         <w:rPr>
           <w:sz w:val="20"/>
           <w:szCs w:val="20"/>
-          <w:highlight w:val="yellow"/>
           <w:lang w:val="es-ES"/>
         </w:rPr>
         <w:t>Las necesidades humanas fundamentales son universales; es decir, todas las personas las tienen, sin importar el lugar o la época. A lo largo de la historia, han estado presentes necesidades como la subsistencia, la protección, el afecto y la participación. Con el tiempo, otras como la identidad y la libertad han adquirido mayor relevancia en la forma en que las personas construyen su vida.</w:t>
@@ -2496,7 +2379,6 @@
         <w:rPr>
           <w:sz w:val="20"/>
           <w:szCs w:val="20"/>
-          <w:highlight w:val="yellow"/>
         </w:rPr>
       </w:pPr>
     </w:p>
@@ -2508,14 +2390,12 @@
         <w:rPr>
           <w:sz w:val="20"/>
           <w:szCs w:val="20"/>
-          <w:highlight w:val="yellow"/>
-        </w:rPr>
-      </w:pPr>
-      <w:r>
-        <w:rPr>
-          <w:sz w:val="20"/>
-          <w:szCs w:val="20"/>
-          <w:highlight w:val="yellow"/>
+        </w:rPr>
+      </w:pPr>
+      <w:r>
+        <w:rPr>
+          <w:sz w:val="20"/>
+          <w:szCs w:val="20"/>
         </w:rPr>
         <w:t>Aunque las necesidades son las mismas, la manera de satisfacerlas cambia según el contexto. Por ejemplo, la necesidad de subsistencia es común a todas las personas, pero la forma de alimentarse o de habitar un espacio varía según las condiciones culturales, sociales y territoriales.</w:t>
       </w:r>
@@ -2528,7 +2408,6 @@
         <w:rPr>
           <w:sz w:val="20"/>
           <w:szCs w:val="20"/>
-          <w:highlight w:val="yellow"/>
         </w:rPr>
       </w:pPr>
     </w:p>
@@ -2540,14 +2419,12 @@
         <w:rPr>
           <w:sz w:val="20"/>
           <w:szCs w:val="20"/>
-          <w:highlight w:val="yellow"/>
-        </w:rPr>
-      </w:pPr>
-      <w:r>
-        <w:rPr>
-          <w:sz w:val="20"/>
-          <w:szCs w:val="20"/>
-          <w:highlight w:val="yellow"/>
+        </w:rPr>
+      </w:pPr>
+      <w:r>
+        <w:rPr>
+          <w:sz w:val="20"/>
+          <w:szCs w:val="20"/>
         </w:rPr>
         <w:t>En Colombia, estas diferencias se evidencian en la vida cotidiana. La alimentación en la Región Caribe es distinta a la de comunidades en zonas rurales o selváticas, así como las formas de vivienda cambian según el clima, el territorio y las costumbres. Esto muestra que el desarrollo no depende de tener más bienes, sino de contar con condiciones que permitan satisfacer las necesidades de manera adecuada.</w:t>
       </w:r>
@@ -2560,7 +2437,6 @@
         <w:rPr>
           <w:sz w:val="20"/>
           <w:szCs w:val="20"/>
-          <w:highlight w:val="yellow"/>
         </w:rPr>
       </w:pPr>
     </w:p>
@@ -2572,14 +2448,12 @@
         <w:rPr>
           <w:sz w:val="20"/>
           <w:szCs w:val="20"/>
-          <w:highlight w:val="yellow"/>
-        </w:rPr>
-      </w:pPr>
-      <w:r>
-        <w:rPr>
-          <w:sz w:val="20"/>
-          <w:szCs w:val="20"/>
-          <w:highlight w:val="yellow"/>
+        </w:rPr>
+      </w:pPr>
+      <w:r>
+        <w:rPr>
+          <w:sz w:val="20"/>
+          <w:szCs w:val="20"/>
         </w:rPr>
         <w:t>Desde este enfoque, el desarrollo implica que las personas tengan la posibilidad de tomar decisiones, construir su proyecto de vida y participar activamente en su entorno. En este sentido, no basta con la existencia de normas o programas; también es necesario que las personas fortalezcan sus capacidades, utilicen su pensamiento crítico y actúen de manera consciente frente a su realidad.</w:t>
       </w:r>
@@ -2592,7 +2466,6 @@
         <w:rPr>
           <w:sz w:val="20"/>
           <w:szCs w:val="20"/>
-          <w:highlight w:val="yellow"/>
         </w:rPr>
       </w:pPr>
     </w:p>
@@ -2604,14 +2477,12 @@
         <w:rPr>
           <w:sz w:val="20"/>
           <w:szCs w:val="20"/>
-          <w:highlight w:val="yellow"/>
-        </w:rPr>
-      </w:pPr>
-      <w:r>
-        <w:rPr>
-          <w:sz w:val="20"/>
-          <w:szCs w:val="20"/>
-          <w:highlight w:val="yellow"/>
+        </w:rPr>
+      </w:pPr>
+      <w:r>
+        <w:rPr>
+          <w:sz w:val="20"/>
+          <w:szCs w:val="20"/>
         </w:rPr>
         <w:t>Por ello, comprender el enfoque de Desarrollo a Escala Humana permite analizar de manera más amplia las condiciones de vida y reconocer que el bienestar se construye a partir de la relación entre las necesidades, las decisiones y las oportunidades que tienen las personas en su contexto.</w:t>
       </w:r>
@@ -2624,7 +2495,6 @@
         <w:rPr>
           <w:sz w:val="20"/>
           <w:szCs w:val="20"/>
-          <w:highlight w:val="yellow"/>
         </w:rPr>
       </w:pPr>
     </w:p>
@@ -2643,7 +2513,6 @@
         <w:rPr>
           <w:sz w:val="20"/>
           <w:szCs w:val="20"/>
-          <w:highlight w:val="yellow"/>
         </w:rPr>
         <w:t>A continuación, se presenta un ejemplo que permitirá comprender de manera más concreta cómo se expresan las necesidades humanas en la vida cotidiana.</w:t>
       </w:r>
@@ -2921,17 +2790,26 @@
         </w:rPr>
         <w:t xml:space="preserve"> </w:t>
       </w:r>
-      <w:commentRangeStart w:id="2117972160"/>
-      <w:r>
-        <w:rPr/>
-        <w:t>￼</w:t>
-      </w:r>
-      <w:commentRangeEnd w:id="2117972160"/>
-      <w:r>
-        <w:rPr>
-          <w:rStyle w:val="CommentReference"/>
-        </w:rPr>
-        <w:commentReference w:id="2117972160"/>
+      <w:r>
+        <w:rPr>
+          <w:noProof/>
+          <w:sz w:val="20"/>
+          <w:szCs w:val="20"/>
+          <w:lang w:val="en-US" w:eastAsia="en-US"/>
+        </w:rPr>
+        <w:drawing>
+          <wp:inline distT="0" distB="0" distL="0" distR="0" wp14:anchorId="647B4D43" wp14:editId="790F1064">
+            <wp:extent cx="5819775" cy="2867025"/>
+            <wp:effectExtent l="0" t="0" r="0" b="9525"/>
+            <wp:docPr id="304125499" name="Diagrama 4"/>
+            <wp:cNvGraphicFramePr/>
+            <a:graphic xmlns:a="http://schemas.openxmlformats.org/drawingml/2006/main">
+              <a:graphicData uri="http://schemas.openxmlformats.org/drawingml/2006/diagram">
+                <dgm:relIds xmlns:dgm="http://schemas.openxmlformats.org/drawingml/2006/diagram" xmlns:r="http://schemas.openxmlformats.org/officeDocument/2006/relationships" r:dm="rId12" r:lo="rId13" r:qs="rId14" r:cs="rId15"/>
+              </a:graphicData>
+            </a:graphic>
+          </wp:inline>
+        </w:drawing>
       </w:r>
     </w:p>
     <w:p>
@@ -2978,7 +2856,6 @@
           <w:color w:val="000000"/>
           <w:sz w:val="20"/>
           <w:szCs w:val="20"/>
-          <w:highlight w:val="green"/>
         </w:rPr>
       </w:pPr>
       <w:r>
@@ -2988,7 +2865,6 @@
           <w:color w:val="000000"/>
           <w:sz w:val="20"/>
           <w:szCs w:val="20"/>
-          <w:highlight w:val="green"/>
         </w:rPr>
         <w:t>Necesidades humanas</w:t>
       </w:r>
@@ -3010,7 +2886,6 @@
           <w:color w:val="000000"/>
           <w:sz w:val="20"/>
           <w:szCs w:val="20"/>
-          <w:highlight w:val="green"/>
         </w:rPr>
       </w:pPr>
     </w:p>
@@ -3029,7 +2904,6 @@
           <w:color w:val="000000"/>
           <w:sz w:val="20"/>
           <w:szCs w:val="20"/>
-          <w:highlight w:val="green"/>
         </w:rPr>
       </w:pPr>
       <w:r>
@@ -3037,7 +2911,6 @@
           <w:color w:val="000000"/>
           <w:sz w:val="20"/>
           <w:szCs w:val="20"/>
-          <w:highlight w:val="green"/>
         </w:rPr>
         <w:t>Las necesidades humanas no solo deben entenderse como carencias o como la falta de algo. También pueden comprenderse como potencialidades que motivan y movilizan a las personas a actuar, relacionarse y desarrollarse.</w:t>
       </w:r>
@@ -3057,7 +2930,6 @@
           <w:color w:val="000000"/>
           <w:sz w:val="20"/>
           <w:szCs w:val="20"/>
-          <w:highlight w:val="green"/>
         </w:rPr>
       </w:pPr>
     </w:p>
@@ -3076,7 +2948,6 @@
           <w:color w:val="000000"/>
           <w:sz w:val="20"/>
           <w:szCs w:val="20"/>
-          <w:highlight w:val="green"/>
           <w:lang w:val="es-ES"/>
         </w:rPr>
       </w:pPr>
@@ -3085,7 +2956,6 @@
           <w:color w:val="000000" w:themeColor="text1" w:themeTint="FF" w:themeShade="FF"/>
           <w:sz w:val="20"/>
           <w:szCs w:val="20"/>
-          <w:highlight w:val="green"/>
           <w:lang w:val="es-ES"/>
         </w:rPr>
         <w:t>Por ejemplo, la necesidad de afecto no solo implica la ausencia de relaciones, sino también la capacidad de dar y recibir afecto. De igual manera, la necesidad de participación impulsa a las personas a involucrarse activamente en su entorno.</w:t>
@@ -3106,7 +2976,6 @@
           <w:color w:val="000000"/>
           <w:sz w:val="20"/>
           <w:szCs w:val="20"/>
-          <w:highlight w:val="green"/>
         </w:rPr>
       </w:pPr>
     </w:p>
@@ -3133,7 +3002,6 @@
           <w:color w:val="000000"/>
           <w:sz w:val="20"/>
           <w:szCs w:val="20"/>
-          <w:highlight w:val="green"/>
         </w:rPr>
         <w:t>Desde esta perspectiva, más que “satisfacer” necesidades, se trata de vivirlas y desarrollarlas de manera continua en la vida cotidiana. Entenderlas de esta forma permite reconocer al ser humano de manera integral y evitar una visión limitada de su desarrollo.</w:t>
       </w:r>
@@ -3200,7 +3068,6 @@
           <w:color w:val="000000"/>
           <w:sz w:val="20"/>
           <w:szCs w:val="20"/>
-          <w:highlight w:val="green"/>
         </w:rPr>
       </w:pPr>
       <w:r>
@@ -3210,7 +3077,6 @@
           <w:color w:val="000000"/>
           <w:sz w:val="20"/>
           <w:szCs w:val="20"/>
-          <w:highlight w:val="green"/>
         </w:rPr>
         <w:t>Necesidades axiológicas y existenciales</w:t>
       </w:r>
@@ -3234,7 +3100,6 @@
         <w:rPr>
           <w:sz w:val="20"/>
           <w:szCs w:val="20"/>
-          <w:highlight w:val="yellow"/>
           <w:lang w:val="es-ES"/>
         </w:rPr>
       </w:pPr>
@@ -3242,7 +3107,6 @@
         <w:rPr>
           <w:sz w:val="20"/>
           <w:szCs w:val="20"/>
-          <w:highlight w:val="yellow"/>
           <w:lang w:val="es-ES"/>
         </w:rPr>
         <w:t>Las necesidades humanas no se relacionan únicamente con lo material o económico. También están vinculadas con aspectos personales, sociales y emocionales que influyen directamente en el bienestar de las personas.</w:t>
@@ -3256,7 +3120,6 @@
         <w:rPr>
           <w:sz w:val="20"/>
           <w:szCs w:val="20"/>
-          <w:highlight w:val="yellow"/>
         </w:rPr>
       </w:pPr>
     </w:p>
@@ -3268,14 +3131,12 @@
         <w:rPr>
           <w:sz w:val="20"/>
           <w:szCs w:val="20"/>
-          <w:highlight w:val="yellow"/>
-        </w:rPr>
-      </w:pPr>
-      <w:r>
-        <w:rPr>
-          <w:sz w:val="20"/>
-          <w:szCs w:val="20"/>
-          <w:highlight w:val="yellow"/>
+        </w:rPr>
+      </w:pPr>
+      <w:r>
+        <w:rPr>
+          <w:sz w:val="20"/>
+          <w:szCs w:val="20"/>
         </w:rPr>
         <w:t xml:space="preserve">Desde el enfoque de Desarrollo a Escala Humana, estas necesidades pueden comprenderse a partir de dos dimensiones que se relacionan entre sí: </w:t>
       </w:r>
@@ -3288,7 +3149,6 @@
         <w:rPr>
           <w:sz w:val="20"/>
           <w:szCs w:val="20"/>
-          <w:highlight w:val="yellow"/>
         </w:rPr>
       </w:pPr>
     </w:p>
@@ -3300,16 +3160,13 @@
         <w:rPr>
           <w:sz w:val="20"/>
           <w:szCs w:val="20"/>
-          <w:highlight w:val="yellow"/>
-        </w:rPr>
-      </w:pPr>
-      <w:r>
-        <w:rPr>
-          <w:sz w:val="20"/>
-          <w:szCs w:val="20"/>
-          <w:highlight w:val="yellow"/>
-        </w:rPr>
-        <w:lastRenderedPageBreak/>
+        </w:rPr>
+      </w:pPr>
+      <w:r>
+        <w:rPr>
+          <w:sz w:val="20"/>
+          <w:szCs w:val="20"/>
+        </w:rPr>
         <w:t xml:space="preserve">Las </w:t>
       </w:r>
       <w:r>
@@ -3318,7 +3175,6 @@
           <w:bCs/>
           <w:sz w:val="20"/>
           <w:szCs w:val="20"/>
-          <w:highlight w:val="yellow"/>
         </w:rPr>
         <w:t>necesidades axiológicas</w:t>
       </w:r>
@@ -3326,7 +3182,6 @@
         <w:rPr>
           <w:sz w:val="20"/>
           <w:szCs w:val="20"/>
-          <w:highlight w:val="yellow"/>
         </w:rPr>
         <w:t xml:space="preserve">, que hacen referencia a aspectos fundamentales para la vida, como la subsistencia, la protección, el afecto, el entendimiento, la participación, el ocio, la creación, la identidad y la libertad. </w:t>
       </w:r>
@@ -3339,7 +3194,6 @@
         <w:rPr>
           <w:sz w:val="20"/>
           <w:szCs w:val="20"/>
-          <w:highlight w:val="yellow"/>
         </w:rPr>
       </w:pPr>
     </w:p>
@@ -3351,14 +3205,12 @@
         <w:rPr>
           <w:sz w:val="20"/>
           <w:szCs w:val="20"/>
-          <w:highlight w:val="yellow"/>
-        </w:rPr>
-      </w:pPr>
-      <w:r>
-        <w:rPr>
-          <w:sz w:val="20"/>
-          <w:szCs w:val="20"/>
-          <w:highlight w:val="yellow"/>
+        </w:rPr>
+      </w:pPr>
+      <w:r>
+        <w:rPr>
+          <w:sz w:val="20"/>
+          <w:szCs w:val="20"/>
         </w:rPr>
         <w:t xml:space="preserve">Las </w:t>
       </w:r>
@@ -3368,7 +3220,6 @@
           <w:bCs/>
           <w:sz w:val="20"/>
           <w:szCs w:val="20"/>
-          <w:highlight w:val="yellow"/>
         </w:rPr>
         <w:t>necesidades existenciales</w:t>
       </w:r>
@@ -3376,7 +3227,6 @@
         <w:rPr>
           <w:sz w:val="20"/>
           <w:szCs w:val="20"/>
-          <w:highlight w:val="yellow"/>
         </w:rPr>
         <w:t>, que se expresan en cuatro dimensiones presentes en la vida cotidiana:</w:t>
       </w:r>
@@ -3389,7 +3239,6 @@
         <w:rPr>
           <w:sz w:val="20"/>
           <w:szCs w:val="20"/>
-          <w:highlight w:val="yellow"/>
         </w:rPr>
       </w:pPr>
     </w:p>
@@ -3407,7 +3256,6 @@
         <w:rPr>
           <w:sz w:val="20"/>
           <w:szCs w:val="20"/>
-          <w:highlight w:val="yellow"/>
         </w:rPr>
       </w:pPr>
       <w:r>
@@ -3416,7 +3264,6 @@
           <w:bCs/>
           <w:sz w:val="20"/>
           <w:szCs w:val="20"/>
-          <w:highlight w:val="yellow"/>
         </w:rPr>
         <w:t xml:space="preserve">Ser: </w:t>
       </w:r>
@@ -3424,17 +3271,8 @@
         <w:rPr>
           <w:sz w:val="20"/>
           <w:szCs w:val="20"/>
-          <w:highlight w:val="yellow"/>
-        </w:rPr>
-        <w:t>s</w:t>
-      </w:r>
-      <w:r>
-        <w:rPr>
-          <w:sz w:val="20"/>
-          <w:szCs w:val="20"/>
-          <w:highlight w:val="yellow"/>
-        </w:rPr>
-        <w:t>e refiere a las cualidades personales, valores, actitudes y la forma de ser de cada persona.</w:t>
+        </w:rPr>
+        <w:t>se refiere a las cualidades personales, valores, actitudes y la forma de ser de cada persona.</w:t>
       </w:r>
     </w:p>
     <w:p>
@@ -3447,14 +3285,12 @@
         <w:rPr>
           <w:sz w:val="20"/>
           <w:szCs w:val="20"/>
-          <w:highlight w:val="yellow"/>
-        </w:rPr>
-      </w:pPr>
-      <w:r>
-        <w:rPr>
-          <w:sz w:val="20"/>
-          <w:szCs w:val="20"/>
-          <w:highlight w:val="yellow"/>
+        </w:rPr>
+      </w:pPr>
+      <w:r>
+        <w:rPr>
+          <w:sz w:val="20"/>
+          <w:szCs w:val="20"/>
         </w:rPr>
         <w:t>Por ejemplo, cuando una persona desarrolla motivación para aprender algo nuevo.</w:t>
       </w:r>
@@ -3469,7 +3305,6 @@
         <w:rPr>
           <w:sz w:val="20"/>
           <w:szCs w:val="20"/>
-          <w:highlight w:val="yellow"/>
         </w:rPr>
       </w:pPr>
     </w:p>
@@ -3487,14 +3322,12 @@
         <w:rPr>
           <w:sz w:val="20"/>
           <w:szCs w:val="20"/>
-          <w:highlight w:val="yellow"/>
-        </w:rPr>
-      </w:pPr>
-      <w:r>
-        <w:rPr>
-          <w:sz w:val="20"/>
-          <w:szCs w:val="20"/>
-          <w:highlight w:val="yellow"/>
+        </w:rPr>
+      </w:pPr>
+      <w:r>
+        <w:rPr>
+          <w:sz w:val="20"/>
+          <w:szCs w:val="20"/>
         </w:rPr>
         <w:t>T</w:t>
       </w:r>
@@ -3504,7 +3337,6 @@
           <w:bCs/>
           <w:sz w:val="20"/>
           <w:szCs w:val="20"/>
-          <w:highlight w:val="yellow"/>
         </w:rPr>
         <w:t>ener:</w:t>
       </w:r>
@@ -3512,7 +3344,6 @@
         <w:rPr>
           <w:sz w:val="20"/>
           <w:szCs w:val="20"/>
-          <w:highlight w:val="yellow"/>
         </w:rPr>
         <w:t xml:space="preserve"> está relacionado con los recursos, conocimientos, derechos y apoyos con los que cuenta una persona. </w:t>
       </w:r>
@@ -3527,14 +3358,12 @@
         <w:rPr>
           <w:sz w:val="20"/>
           <w:szCs w:val="20"/>
-          <w:highlight w:val="yellow"/>
-        </w:rPr>
-      </w:pPr>
-      <w:r>
-        <w:rPr>
-          <w:sz w:val="20"/>
-          <w:szCs w:val="20"/>
-          <w:highlight w:val="yellow"/>
+        </w:rPr>
+      </w:pPr>
+      <w:r>
+        <w:rPr>
+          <w:sz w:val="20"/>
+          <w:szCs w:val="20"/>
         </w:rPr>
         <w:t>Por ejemplo, disponer de herramientas o habilidades que permiten avanzar en un proyecto</w:t>
       </w:r>
@@ -3548,7 +3377,6 @@
         <w:rPr>
           <w:sz w:val="20"/>
           <w:szCs w:val="20"/>
-          <w:highlight w:val="yellow"/>
         </w:rPr>
       </w:pPr>
     </w:p>
@@ -3566,7 +3394,6 @@
         <w:rPr>
           <w:sz w:val="20"/>
           <w:szCs w:val="20"/>
-          <w:highlight w:val="yellow"/>
         </w:rPr>
       </w:pPr>
       <w:r>
@@ -3575,7 +3402,6 @@
           <w:bCs/>
           <w:sz w:val="20"/>
           <w:szCs w:val="20"/>
-          <w:highlight w:val="yellow"/>
         </w:rPr>
         <w:t>Hacer:</w:t>
       </w:r>
@@ -3583,7 +3409,6 @@
         <w:rPr>
           <w:sz w:val="20"/>
           <w:szCs w:val="20"/>
-          <w:highlight w:val="yellow"/>
         </w:rPr>
         <w:t xml:space="preserve"> se relaciona con las acciones, decisiones y actividades que se realizan en la vida diaria. </w:t>
       </w:r>
@@ -3598,14 +3423,12 @@
         <w:rPr>
           <w:sz w:val="20"/>
           <w:szCs w:val="20"/>
-          <w:highlight w:val="yellow"/>
-        </w:rPr>
-      </w:pPr>
-      <w:r>
-        <w:rPr>
-          <w:sz w:val="20"/>
-          <w:szCs w:val="20"/>
-          <w:highlight w:val="yellow"/>
+        </w:rPr>
+      </w:pPr>
+      <w:r>
+        <w:rPr>
+          <w:sz w:val="20"/>
+          <w:szCs w:val="20"/>
         </w:rPr>
         <w:t>Por ejemplo, participar en un curso o desarrollar una actividad que fortalezca una habilidad.</w:t>
       </w:r>
@@ -3620,7 +3443,6 @@
         <w:rPr>
           <w:sz w:val="20"/>
           <w:szCs w:val="20"/>
-          <w:highlight w:val="yellow"/>
         </w:rPr>
       </w:pPr>
     </w:p>
@@ -3638,7 +3460,6 @@
         <w:rPr>
           <w:sz w:val="20"/>
           <w:szCs w:val="20"/>
-          <w:highlight w:val="yellow"/>
         </w:rPr>
       </w:pPr>
       <w:r>
@@ -3647,7 +3468,6 @@
           <w:bCs/>
           <w:sz w:val="20"/>
           <w:szCs w:val="20"/>
-          <w:highlight w:val="yellow"/>
         </w:rPr>
         <w:t>Estar:</w:t>
       </w:r>
@@ -3655,7 +3475,6 @@
         <w:rPr>
           <w:sz w:val="20"/>
           <w:szCs w:val="20"/>
-          <w:highlight w:val="yellow"/>
         </w:rPr>
         <w:t xml:space="preserve"> tiene que ver con los espacios, entornos y relaciones en los que se desenvuelve una persona. </w:t>
       </w:r>
@@ -3670,14 +3489,12 @@
         <w:rPr>
           <w:sz w:val="20"/>
           <w:szCs w:val="20"/>
-          <w:highlight w:val="yellow"/>
-        </w:rPr>
-      </w:pPr>
-      <w:r>
-        <w:rPr>
-          <w:sz w:val="20"/>
-          <w:szCs w:val="20"/>
-          <w:highlight w:val="yellow"/>
+        </w:rPr>
+      </w:pPr>
+      <w:r>
+        <w:rPr>
+          <w:sz w:val="20"/>
+          <w:szCs w:val="20"/>
         </w:rPr>
         <w:t>Por ejemplo, compartir en un entorno familiar o comunitario que brinde apoyo.</w:t>
       </w:r>
@@ -3687,23 +3504,20 @@
         <w:rPr>
           <w:sz w:val="20"/>
           <w:szCs w:val="20"/>
-          <w:highlight w:val="yellow"/>
-        </w:rPr>
-      </w:pPr>
-    </w:p>
-    <w:p>
-      <w:pPr>
-        <w:rPr>
-          <w:sz w:val="20"/>
-          <w:szCs w:val="20"/>
-          <w:highlight w:val="yellow"/>
-        </w:rPr>
-      </w:pPr>
-      <w:r>
-        <w:rPr>
-          <w:sz w:val="20"/>
-          <w:szCs w:val="20"/>
-          <w:highlight w:val="yellow"/>
+        </w:rPr>
+      </w:pPr>
+    </w:p>
+    <w:p>
+      <w:pPr>
+        <w:rPr>
+          <w:sz w:val="20"/>
+          <w:szCs w:val="20"/>
+        </w:rPr>
+      </w:pPr>
+      <w:r>
+        <w:rPr>
+          <w:sz w:val="20"/>
+          <w:szCs w:val="20"/>
         </w:rPr>
         <w:t>Estas dimensiones no se presentan de manera aislada, sino que están interconectadas y se manifiestan constantemente en la vida cotidiana. Comprenderlas permite analizar de manera más amplia cómo se construye el bienestar.</w:t>
       </w:r>
@@ -3713,23 +3527,20 @@
         <w:rPr>
           <w:sz w:val="20"/>
           <w:szCs w:val="20"/>
-          <w:highlight w:val="yellow"/>
-        </w:rPr>
-      </w:pPr>
-    </w:p>
-    <w:p>
-      <w:pPr>
-        <w:rPr>
-          <w:sz w:val="20"/>
-          <w:szCs w:val="20"/>
-          <w:highlight w:val="yellow"/>
-        </w:rPr>
-      </w:pPr>
-      <w:r>
-        <w:rPr>
-          <w:sz w:val="20"/>
-          <w:szCs w:val="20"/>
-          <w:highlight w:val="yellow"/>
+        </w:rPr>
+      </w:pPr>
+    </w:p>
+    <w:p>
+      <w:pPr>
+        <w:rPr>
+          <w:sz w:val="20"/>
+          <w:szCs w:val="20"/>
+        </w:rPr>
+      </w:pPr>
+      <w:r>
+        <w:rPr>
+          <w:sz w:val="20"/>
+          <w:szCs w:val="20"/>
         </w:rPr>
         <w:t>Las necesidades humanas son universales; sin embargo, las formas de satisfacerlas, llamadas satisfactores, varían según la cultura, la historia y las condiciones de cada persona o comunidad.</w:t>
       </w:r>
@@ -3739,23 +3550,20 @@
         <w:rPr>
           <w:sz w:val="20"/>
           <w:szCs w:val="20"/>
-          <w:highlight w:val="yellow"/>
-        </w:rPr>
-      </w:pPr>
-    </w:p>
-    <w:p>
-      <w:pPr>
-        <w:rPr>
-          <w:sz w:val="20"/>
-          <w:szCs w:val="20"/>
-          <w:highlight w:val="yellow"/>
-        </w:rPr>
-      </w:pPr>
-      <w:r>
-        <w:rPr>
-          <w:sz w:val="20"/>
-          <w:szCs w:val="20"/>
-          <w:highlight w:val="yellow"/>
+        </w:rPr>
+      </w:pPr>
+    </w:p>
+    <w:p>
+      <w:pPr>
+        <w:rPr>
+          <w:sz w:val="20"/>
+          <w:szCs w:val="20"/>
+        </w:rPr>
+      </w:pPr>
+      <w:r>
+        <w:rPr>
+          <w:sz w:val="20"/>
+          <w:szCs w:val="20"/>
         </w:rPr>
         <w:t>Un mismo satisfactor puede responder a varias necesidades, y una necesidad puede satisfacerse de diferentes maneras. Por ejemplo, participar en un espacio comunitario puede aportar al mismo tiempo al afecto, la participación y la identidad.</w:t>
       </w:r>
@@ -3765,23 +3573,20 @@
         <w:rPr>
           <w:sz w:val="20"/>
           <w:szCs w:val="20"/>
-          <w:highlight w:val="yellow"/>
-        </w:rPr>
-      </w:pPr>
-    </w:p>
-    <w:p>
-      <w:pPr>
-        <w:rPr>
-          <w:sz w:val="20"/>
-          <w:szCs w:val="20"/>
-          <w:highlight w:val="yellow"/>
-        </w:rPr>
-      </w:pPr>
-      <w:r>
-        <w:rPr>
-          <w:sz w:val="20"/>
-          <w:szCs w:val="20"/>
-          <w:highlight w:val="yellow"/>
+        </w:rPr>
+      </w:pPr>
+    </w:p>
+    <w:p>
+      <w:pPr>
+        <w:rPr>
+          <w:sz w:val="20"/>
+          <w:szCs w:val="20"/>
+        </w:rPr>
+      </w:pPr>
+      <w:r>
+        <w:rPr>
+          <w:sz w:val="20"/>
+          <w:szCs w:val="20"/>
         </w:rPr>
         <w:t>Los bienes económicos pueden apoyar la satisfacción de las necesidades, pero no son las necesidades en sí mismas. En algunos casos, contribuyen al bienestar; sin embargo, cuando se convierten en un fin, pueden afectar la forma en que las necesidades se satisfacen.</w:t>
       </w:r>
@@ -3791,22 +3596,20 @@
         <w:rPr>
           <w:sz w:val="20"/>
           <w:szCs w:val="20"/>
-          <w:highlight w:val="yellow"/>
-        </w:rPr>
-      </w:pPr>
-    </w:p>
-    <w:p>
-      <w:pPr>
-        <w:rPr>
-          <w:sz w:val="20"/>
-          <w:szCs w:val="20"/>
-        </w:rPr>
-      </w:pPr>
-      <w:r>
-        <w:rPr>
-          <w:sz w:val="20"/>
-          <w:szCs w:val="20"/>
-          <w:highlight w:val="yellow"/>
+        </w:rPr>
+      </w:pPr>
+    </w:p>
+    <w:p>
+      <w:pPr>
+        <w:rPr>
+          <w:sz w:val="20"/>
+          <w:szCs w:val="20"/>
+        </w:rPr>
+      </w:pPr>
+      <w:r>
+        <w:rPr>
+          <w:sz w:val="20"/>
+          <w:szCs w:val="20"/>
         </w:rPr>
         <w:t>Comprender estas relaciones permite reflexionar sobre cómo se viven y se satisfacen las necesidades en la vida cotidiana, más allá de lo económico.</w:t>
       </w:r>
@@ -3838,7 +3641,6 @@
           <w:color w:val="000000" w:themeColor="text1"/>
           <w:sz w:val="20"/>
           <w:szCs w:val="20"/>
-          <w:highlight w:val="yellow"/>
         </w:rPr>
       </w:pPr>
       <w:r>
@@ -3848,7 +3650,6 @@
           <w:color w:val="000000" w:themeColor="text1"/>
           <w:sz w:val="20"/>
           <w:szCs w:val="20"/>
-          <w:highlight w:val="yellow"/>
         </w:rPr>
         <w:t>Matriz de necesidades (referente general)</w:t>
       </w:r>
@@ -3862,7 +3663,6 @@
           <w:color w:val="000000" w:themeColor="text1"/>
           <w:sz w:val="20"/>
           <w:szCs w:val="20"/>
-          <w:highlight w:val="yellow"/>
         </w:rPr>
       </w:pPr>
     </w:p>
@@ -3876,7 +3676,6 @@
           <w:color w:val="000000" w:themeColor="text1"/>
           <w:sz w:val="20"/>
           <w:szCs w:val="20"/>
-          <w:highlight w:val="yellow"/>
         </w:rPr>
       </w:pPr>
       <w:r>
@@ -3884,7 +3683,6 @@
           <w:color w:val="000000" w:themeColor="text1"/>
           <w:sz w:val="20"/>
           <w:szCs w:val="20"/>
-          <w:highlight w:val="yellow"/>
         </w:rPr>
         <w:t>A continuación, se presenta una matriz general que permite comprender cómo se relacionan las necesidades humanas con las dimensiones de la vida cotidiana. Esta matriz es un referente que facilita el análisis de situaciones reales y sirve como base para el desarrollo de las actividades del curso</w:t>
       </w:r>
@@ -3893,7 +3691,6 @@
           <w:color w:val="000000" w:themeColor="text1"/>
           <w:sz w:val="20"/>
           <w:szCs w:val="20"/>
-          <w:highlight w:val="yellow"/>
         </w:rPr>
         <w:t>:</w:t>
       </w:r>
@@ -3908,7 +3705,6 @@
           <w:color w:val="000000" w:themeColor="text1"/>
           <w:sz w:val="20"/>
           <w:szCs w:val="20"/>
-          <w:highlight w:val="yellow"/>
         </w:rPr>
       </w:pPr>
     </w:p>
@@ -3922,7 +3718,6 @@
           <w:color w:val="000000" w:themeColor="text1"/>
           <w:sz w:val="20"/>
           <w:szCs w:val="20"/>
-          <w:highlight w:val="yellow"/>
         </w:rPr>
       </w:pPr>
     </w:p>
@@ -3936,7 +3731,6 @@
           <w:color w:val="000000" w:themeColor="text1"/>
           <w:sz w:val="20"/>
           <w:szCs w:val="20"/>
-          <w:highlight w:val="yellow"/>
         </w:rPr>
       </w:pPr>
     </w:p>
@@ -3950,7 +3744,6 @@
           <w:color w:val="000000" w:themeColor="text1"/>
           <w:sz w:val="20"/>
           <w:szCs w:val="20"/>
-          <w:highlight w:val="yellow"/>
         </w:rPr>
       </w:pPr>
     </w:p>
@@ -3964,7 +3757,6 @@
           <w:color w:val="000000" w:themeColor="text1"/>
           <w:sz w:val="20"/>
           <w:szCs w:val="20"/>
-          <w:highlight w:val="yellow"/>
         </w:rPr>
       </w:pPr>
     </w:p>
@@ -3978,7 +3770,6 @@
           <w:color w:val="000000" w:themeColor="text1"/>
           <w:sz w:val="20"/>
           <w:szCs w:val="20"/>
-          <w:highlight w:val="yellow"/>
         </w:rPr>
       </w:pPr>
     </w:p>
@@ -3992,7 +3783,6 @@
           <w:color w:val="000000" w:themeColor="text1"/>
           <w:sz w:val="20"/>
           <w:szCs w:val="20"/>
-          <w:highlight w:val="yellow"/>
         </w:rPr>
       </w:pPr>
     </w:p>
@@ -4006,7 +3796,6 @@
           <w:color w:val="000000" w:themeColor="text1"/>
           <w:sz w:val="20"/>
           <w:szCs w:val="20"/>
-          <w:highlight w:val="yellow"/>
         </w:rPr>
       </w:pPr>
     </w:p>
@@ -4020,7 +3809,6 @@
           <w:color w:val="000000" w:themeColor="text1"/>
           <w:sz w:val="20"/>
           <w:szCs w:val="20"/>
-          <w:highlight w:val="yellow"/>
         </w:rPr>
       </w:pPr>
     </w:p>
@@ -4034,7 +3822,6 @@
           <w:color w:val="000000" w:themeColor="text1"/>
           <w:sz w:val="20"/>
           <w:szCs w:val="20"/>
-          <w:highlight w:val="yellow"/>
         </w:rPr>
       </w:pPr>
     </w:p>
@@ -4047,7 +3834,6 @@
           <w:color w:val="000000" w:themeColor="text1"/>
           <w:sz w:val="20"/>
           <w:szCs w:val="20"/>
-          <w:highlight w:val="yellow"/>
         </w:rPr>
       </w:pPr>
     </w:p>
@@ -4062,7 +3848,6 @@
           <w:color w:val="000000" w:themeColor="text1"/>
           <w:sz w:val="20"/>
           <w:szCs w:val="20"/>
-          <w:highlight w:val="yellow"/>
         </w:rPr>
       </w:pPr>
       <w:r>
@@ -4072,7 +3857,6 @@
           <w:color w:val="000000" w:themeColor="text1"/>
           <w:sz w:val="20"/>
           <w:szCs w:val="20"/>
-          <w:highlight w:val="yellow"/>
         </w:rPr>
         <w:t>Tabla 1.</w:t>
       </w:r>
@@ -4081,7 +3865,6 @@
           <w:color w:val="000000" w:themeColor="text1"/>
           <w:sz w:val="20"/>
           <w:szCs w:val="20"/>
-          <w:highlight w:val="yellow"/>
         </w:rPr>
         <w:t xml:space="preserve"> </w:t>
       </w:r>
@@ -4092,7 +3875,6 @@
           <w:color w:val="000000" w:themeColor="text1"/>
           <w:sz w:val="20"/>
           <w:szCs w:val="20"/>
-          <w:highlight w:val="yellow"/>
         </w:rPr>
         <w:t>Matriz de necesidades (referente general)</w:t>
       </w:r>
@@ -4106,7 +3888,6 @@
           <w:color w:val="000000" w:themeColor="text1"/>
           <w:sz w:val="20"/>
           <w:szCs w:val="20"/>
-          <w:highlight w:val="yellow"/>
         </w:rPr>
       </w:pPr>
     </w:p>
@@ -4147,7 +3928,6 @@
                 <w:color w:val="000000" w:themeColor="text1"/>
                 <w:sz w:val="20"/>
                 <w:szCs w:val="20"/>
-                <w:highlight w:val="yellow"/>
               </w:rPr>
             </w:pPr>
             <w:r>
@@ -4157,7 +3937,6 @@
                 <w:color w:val="000000" w:themeColor="text1"/>
                 <w:sz w:val="20"/>
                 <w:szCs w:val="20"/>
-                <w:highlight w:val="yellow"/>
               </w:rPr>
               <w:t>Necesidades axiológicas</w:t>
             </w:r>
@@ -4178,7 +3957,6 @@
                 <w:color w:val="000000" w:themeColor="text1"/>
                 <w:sz w:val="20"/>
                 <w:szCs w:val="20"/>
-                <w:highlight w:val="yellow"/>
               </w:rPr>
             </w:pPr>
             <w:r>
@@ -4188,7 +3966,6 @@
                 <w:color w:val="000000" w:themeColor="text1"/>
                 <w:sz w:val="20"/>
                 <w:szCs w:val="20"/>
-                <w:highlight w:val="yellow"/>
               </w:rPr>
               <w:t>Ser</w:t>
             </w:r>
@@ -4209,7 +3986,6 @@
                 <w:color w:val="000000" w:themeColor="text1"/>
                 <w:sz w:val="20"/>
                 <w:szCs w:val="20"/>
-                <w:highlight w:val="yellow"/>
               </w:rPr>
             </w:pPr>
             <w:r>
@@ -4219,7 +3995,6 @@
                 <w:color w:val="000000" w:themeColor="text1"/>
                 <w:sz w:val="20"/>
                 <w:szCs w:val="20"/>
-                <w:highlight w:val="yellow"/>
               </w:rPr>
               <w:t>Tener</w:t>
             </w:r>
@@ -4240,7 +4015,6 @@
                 <w:color w:val="000000" w:themeColor="text1"/>
                 <w:sz w:val="20"/>
                 <w:szCs w:val="20"/>
-                <w:highlight w:val="yellow"/>
               </w:rPr>
             </w:pPr>
             <w:r>
@@ -4250,7 +4024,6 @@
                 <w:color w:val="000000" w:themeColor="text1"/>
                 <w:sz w:val="20"/>
                 <w:szCs w:val="20"/>
-                <w:highlight w:val="yellow"/>
               </w:rPr>
               <w:t>Hacer</w:t>
             </w:r>
@@ -4271,7 +4044,6 @@
                 <w:color w:val="000000" w:themeColor="text1"/>
                 <w:sz w:val="20"/>
                 <w:szCs w:val="20"/>
-                <w:highlight w:val="yellow"/>
               </w:rPr>
             </w:pPr>
             <w:r>
@@ -4281,7 +4053,6 @@
                 <w:color w:val="000000" w:themeColor="text1"/>
                 <w:sz w:val="20"/>
                 <w:szCs w:val="20"/>
-                <w:highlight w:val="yellow"/>
               </w:rPr>
               <w:t>Estar</w:t>
             </w:r>
@@ -4300,7 +4071,6 @@
                 <w:color w:val="000000" w:themeColor="text1"/>
                 <w:sz w:val="20"/>
                 <w:szCs w:val="20"/>
-                <w:highlight w:val="yellow"/>
               </w:rPr>
             </w:pPr>
             <w:r>
@@ -4308,7 +4078,6 @@
                 <w:color w:val="000000" w:themeColor="text1"/>
                 <w:sz w:val="20"/>
                 <w:szCs w:val="20"/>
-                <w:highlight w:val="yellow"/>
               </w:rPr>
               <w:t>Subsistencia</w:t>
             </w:r>
@@ -4317,7 +4086,6 @@
                 <w:color w:val="000000" w:themeColor="text1"/>
                 <w:sz w:val="20"/>
                 <w:szCs w:val="20"/>
-                <w:highlight w:val="yellow"/>
               </w:rPr>
               <w:t>.</w:t>
             </w:r>
@@ -4334,7 +4102,6 @@
                 <w:color w:val="000000" w:themeColor="text1"/>
                 <w:sz w:val="20"/>
                 <w:szCs w:val="20"/>
-                <w:highlight w:val="yellow"/>
               </w:rPr>
             </w:pPr>
             <w:r>
@@ -4342,24 +4109,37 @@
                 <w:color w:val="000000" w:themeColor="text1"/>
                 <w:sz w:val="20"/>
                 <w:szCs w:val="20"/>
-                <w:highlight w:val="yellow"/>
-              </w:rPr>
-              <w:t>Cuidado personal, salud</w:t>
-            </w:r>
-            <w:r>
+              </w:rPr>
+              <w:t>Cuidado personal, salud.</w:t>
+            </w:r>
+          </w:p>
+        </w:tc>
+        <w:tc>
+          <w:tcPr>
+            <w:tcW w:w="1629" w:type="dxa"/>
+          </w:tcPr>
+          <w:p>
+            <w:pPr>
+              <w:spacing w:line="240" w:lineRule="auto"/>
               <w:rPr>
                 <w:color w:val="000000" w:themeColor="text1"/>
                 <w:sz w:val="20"/>
                 <w:szCs w:val="20"/>
-                <w:highlight w:val="yellow"/>
-              </w:rPr>
-              <w:t>.</w:t>
-            </w:r>
-          </w:p>
-        </w:tc>
-        <w:tc>
-          <w:tcPr>
-            <w:tcW w:w="1629" w:type="dxa"/>
+              </w:rPr>
+            </w:pPr>
+            <w:r>
+              <w:rPr>
+                <w:color w:val="000000" w:themeColor="text1"/>
+                <w:sz w:val="20"/>
+                <w:szCs w:val="20"/>
+              </w:rPr>
+              <w:t>Alimentación, vivienda.</w:t>
+            </w:r>
+          </w:p>
+        </w:tc>
+        <w:tc>
+          <w:tcPr>
+            <w:tcW w:w="1557" w:type="dxa"/>
           </w:tcPr>
           <w:p>
             <w:pPr>
@@ -4368,7 +4148,6 @@
                 <w:color w:val="000000" w:themeColor="text1"/>
                 <w:sz w:val="20"/>
                 <w:szCs w:val="20"/>
-                <w:highlight w:val="yellow"/>
               </w:rPr>
             </w:pPr>
             <w:r>
@@ -4376,86 +4155,31 @@
                 <w:color w:val="000000" w:themeColor="text1"/>
                 <w:sz w:val="20"/>
                 <w:szCs w:val="20"/>
-                <w:highlight w:val="yellow"/>
-              </w:rPr>
-              <w:t>Alimentación, vivienda</w:t>
-            </w:r>
-            <w:r>
+              </w:rPr>
+              <w:t>Alimentarse, descansar.</w:t>
+            </w:r>
+          </w:p>
+        </w:tc>
+        <w:tc>
+          <w:tcPr>
+            <w:tcW w:w="2529" w:type="dxa"/>
+          </w:tcPr>
+          <w:p>
+            <w:pPr>
+              <w:spacing w:line="240" w:lineRule="auto"/>
               <w:rPr>
                 <w:color w:val="000000" w:themeColor="text1"/>
                 <w:sz w:val="20"/>
                 <w:szCs w:val="20"/>
-                <w:highlight w:val="yellow"/>
-              </w:rPr>
-              <w:t>.</w:t>
-            </w:r>
-          </w:p>
-        </w:tc>
-        <w:tc>
-          <w:tcPr>
-            <w:tcW w:w="1557" w:type="dxa"/>
-          </w:tcPr>
-          <w:p>
-            <w:pPr>
-              <w:spacing w:line="240" w:lineRule="auto"/>
+              </w:rPr>
+            </w:pPr>
+            <w:r>
               <w:rPr>
                 <w:color w:val="000000" w:themeColor="text1"/>
                 <w:sz w:val="20"/>
                 <w:szCs w:val="20"/>
-                <w:highlight w:val="yellow"/>
-              </w:rPr>
-            </w:pPr>
-            <w:r>
-              <w:rPr>
-                <w:color w:val="000000" w:themeColor="text1"/>
-                <w:sz w:val="20"/>
-                <w:szCs w:val="20"/>
-                <w:highlight w:val="yellow"/>
-              </w:rPr>
-              <w:t>Alimentarse, descansar</w:t>
-            </w:r>
-            <w:r>
-              <w:rPr>
-                <w:color w:val="000000" w:themeColor="text1"/>
-                <w:sz w:val="20"/>
-                <w:szCs w:val="20"/>
-                <w:highlight w:val="yellow"/>
-              </w:rPr>
-              <w:t>.</w:t>
-            </w:r>
-          </w:p>
-        </w:tc>
-        <w:tc>
-          <w:tcPr>
-            <w:tcW w:w="2529" w:type="dxa"/>
-          </w:tcPr>
-          <w:p>
-            <w:pPr>
-              <w:spacing w:line="240" w:lineRule="auto"/>
-              <w:rPr>
-                <w:color w:val="000000" w:themeColor="text1"/>
-                <w:sz w:val="20"/>
-                <w:szCs w:val="20"/>
-                <w:highlight w:val="yellow"/>
-              </w:rPr>
-            </w:pPr>
-            <w:r>
-              <w:rPr>
-                <w:color w:val="000000" w:themeColor="text1"/>
-                <w:sz w:val="20"/>
-                <w:szCs w:val="20"/>
-                <w:highlight w:val="yellow"/>
-              </w:rPr>
-              <w:t>Entorno saludable</w:t>
-            </w:r>
-            <w:r>
-              <w:rPr>
-                <w:color w:val="000000" w:themeColor="text1"/>
-                <w:sz w:val="20"/>
-                <w:szCs w:val="20"/>
-                <w:highlight w:val="yellow"/>
-              </w:rPr>
-              <w:t>.</w:t>
+              </w:rPr>
+              <w:t>Entorno saludable.</w:t>
             </w:r>
           </w:p>
         </w:tc>
@@ -4472,7 +4196,6 @@
                 <w:color w:val="000000" w:themeColor="text1"/>
                 <w:sz w:val="20"/>
                 <w:szCs w:val="20"/>
-                <w:highlight w:val="yellow"/>
               </w:rPr>
             </w:pPr>
             <w:r>
@@ -4480,7 +4203,6 @@
                 <w:color w:val="000000" w:themeColor="text1"/>
                 <w:sz w:val="20"/>
                 <w:szCs w:val="20"/>
-                <w:highlight w:val="yellow"/>
               </w:rPr>
               <w:t>Protección</w:t>
             </w:r>
@@ -4489,7 +4211,6 @@
                 <w:color w:val="000000" w:themeColor="text1"/>
                 <w:sz w:val="20"/>
                 <w:szCs w:val="20"/>
-                <w:highlight w:val="yellow"/>
               </w:rPr>
               <w:t>.</w:t>
             </w:r>
@@ -4506,7 +4227,6 @@
                 <w:color w:val="000000" w:themeColor="text1"/>
                 <w:sz w:val="20"/>
                 <w:szCs w:val="20"/>
-                <w:highlight w:val="yellow"/>
               </w:rPr>
             </w:pPr>
             <w:r>
@@ -4514,24 +4234,37 @@
                 <w:color w:val="000000" w:themeColor="text1"/>
                 <w:sz w:val="20"/>
                 <w:szCs w:val="20"/>
-                <w:highlight w:val="yellow"/>
-              </w:rPr>
-              <w:t>Seguridad, confianza</w:t>
-            </w:r>
-            <w:r>
+              </w:rPr>
+              <w:t>Seguridad, confianza.</w:t>
+            </w:r>
+          </w:p>
+        </w:tc>
+        <w:tc>
+          <w:tcPr>
+            <w:tcW w:w="1629" w:type="dxa"/>
+          </w:tcPr>
+          <w:p>
+            <w:pPr>
+              <w:spacing w:line="240" w:lineRule="auto"/>
               <w:rPr>
                 <w:color w:val="000000" w:themeColor="text1"/>
                 <w:sz w:val="20"/>
                 <w:szCs w:val="20"/>
-                <w:highlight w:val="yellow"/>
-              </w:rPr>
-              <w:t>.</w:t>
-            </w:r>
-          </w:p>
-        </w:tc>
-        <w:tc>
-          <w:tcPr>
-            <w:tcW w:w="1629" w:type="dxa"/>
+              </w:rPr>
+            </w:pPr>
+            <w:r>
+              <w:rPr>
+                <w:color w:val="000000" w:themeColor="text1"/>
+                <w:sz w:val="20"/>
+                <w:szCs w:val="20"/>
+              </w:rPr>
+              <w:t>Redes de apoyo, servicios.</w:t>
+            </w:r>
+          </w:p>
+        </w:tc>
+        <w:tc>
+          <w:tcPr>
+            <w:tcW w:w="1557" w:type="dxa"/>
           </w:tcPr>
           <w:p>
             <w:pPr>
@@ -4540,7 +4273,6 @@
                 <w:color w:val="000000" w:themeColor="text1"/>
                 <w:sz w:val="20"/>
                 <w:szCs w:val="20"/>
-                <w:highlight w:val="yellow"/>
               </w:rPr>
             </w:pPr>
             <w:r>
@@ -4548,86 +4280,31 @@
                 <w:color w:val="000000" w:themeColor="text1"/>
                 <w:sz w:val="20"/>
                 <w:szCs w:val="20"/>
-                <w:highlight w:val="yellow"/>
-              </w:rPr>
-              <w:t>Redes de apoyo, servicios</w:t>
-            </w:r>
-            <w:r>
+              </w:rPr>
+              <w:t>Prevenir, cuidar.</w:t>
+            </w:r>
+          </w:p>
+        </w:tc>
+        <w:tc>
+          <w:tcPr>
+            <w:tcW w:w="2529" w:type="dxa"/>
+          </w:tcPr>
+          <w:p>
+            <w:pPr>
+              <w:spacing w:line="240" w:lineRule="auto"/>
               <w:rPr>
                 <w:color w:val="000000" w:themeColor="text1"/>
                 <w:sz w:val="20"/>
                 <w:szCs w:val="20"/>
-                <w:highlight w:val="yellow"/>
-              </w:rPr>
-              <w:t>.</w:t>
-            </w:r>
-          </w:p>
-        </w:tc>
-        <w:tc>
-          <w:tcPr>
-            <w:tcW w:w="1557" w:type="dxa"/>
-          </w:tcPr>
-          <w:p>
-            <w:pPr>
-              <w:spacing w:line="240" w:lineRule="auto"/>
+              </w:rPr>
+            </w:pPr>
+            <w:r>
               <w:rPr>
                 <w:color w:val="000000" w:themeColor="text1"/>
                 <w:sz w:val="20"/>
                 <w:szCs w:val="20"/>
-                <w:highlight w:val="yellow"/>
-              </w:rPr>
-            </w:pPr>
-            <w:r>
-              <w:rPr>
-                <w:color w:val="000000" w:themeColor="text1"/>
-                <w:sz w:val="20"/>
-                <w:szCs w:val="20"/>
-                <w:highlight w:val="yellow"/>
-              </w:rPr>
-              <w:t>Prevenir, cuidar</w:t>
-            </w:r>
-            <w:r>
-              <w:rPr>
-                <w:color w:val="000000" w:themeColor="text1"/>
-                <w:sz w:val="20"/>
-                <w:szCs w:val="20"/>
-                <w:highlight w:val="yellow"/>
-              </w:rPr>
-              <w:t>.</w:t>
-            </w:r>
-          </w:p>
-        </w:tc>
-        <w:tc>
-          <w:tcPr>
-            <w:tcW w:w="2529" w:type="dxa"/>
-          </w:tcPr>
-          <w:p>
-            <w:pPr>
-              <w:spacing w:line="240" w:lineRule="auto"/>
-              <w:rPr>
-                <w:color w:val="000000" w:themeColor="text1"/>
-                <w:sz w:val="20"/>
-                <w:szCs w:val="20"/>
-                <w:highlight w:val="yellow"/>
-              </w:rPr>
-            </w:pPr>
-            <w:r>
-              <w:rPr>
-                <w:color w:val="000000" w:themeColor="text1"/>
-                <w:sz w:val="20"/>
-                <w:szCs w:val="20"/>
-                <w:highlight w:val="yellow"/>
-              </w:rPr>
-              <w:t>Hogar, comunidad</w:t>
-            </w:r>
-            <w:r>
-              <w:rPr>
-                <w:color w:val="000000" w:themeColor="text1"/>
-                <w:sz w:val="20"/>
-                <w:szCs w:val="20"/>
-                <w:highlight w:val="yellow"/>
-              </w:rPr>
-              <w:t>.</w:t>
+              </w:rPr>
+              <w:t>Hogar, comunidad.</w:t>
             </w:r>
           </w:p>
         </w:tc>
@@ -4644,7 +4321,6 @@
                 <w:color w:val="000000" w:themeColor="text1"/>
                 <w:sz w:val="20"/>
                 <w:szCs w:val="20"/>
-                <w:highlight w:val="yellow"/>
               </w:rPr>
             </w:pPr>
             <w:r>
@@ -4652,7 +4328,6 @@
                 <w:color w:val="000000" w:themeColor="text1"/>
                 <w:sz w:val="20"/>
                 <w:szCs w:val="20"/>
-                <w:highlight w:val="yellow"/>
               </w:rPr>
               <w:t>Afecto</w:t>
             </w:r>
@@ -4661,7 +4336,6 @@
                 <w:color w:val="000000" w:themeColor="text1"/>
                 <w:sz w:val="20"/>
                 <w:szCs w:val="20"/>
-                <w:highlight w:val="yellow"/>
               </w:rPr>
               <w:t>.</w:t>
             </w:r>
@@ -4678,7 +4352,6 @@
                 <w:color w:val="000000" w:themeColor="text1"/>
                 <w:sz w:val="20"/>
                 <w:szCs w:val="20"/>
-                <w:highlight w:val="yellow"/>
               </w:rPr>
             </w:pPr>
             <w:r>
@@ -4686,24 +4359,37 @@
                 <w:color w:val="000000" w:themeColor="text1"/>
                 <w:sz w:val="20"/>
                 <w:szCs w:val="20"/>
-                <w:highlight w:val="yellow"/>
-              </w:rPr>
-              <w:t>Respeto, empatía</w:t>
-            </w:r>
-            <w:r>
+              </w:rPr>
+              <w:t>Respeto, empatía.</w:t>
+            </w:r>
+          </w:p>
+        </w:tc>
+        <w:tc>
+          <w:tcPr>
+            <w:tcW w:w="1629" w:type="dxa"/>
+          </w:tcPr>
+          <w:p>
+            <w:pPr>
+              <w:spacing w:line="240" w:lineRule="auto"/>
               <w:rPr>
                 <w:color w:val="000000" w:themeColor="text1"/>
                 <w:sz w:val="20"/>
                 <w:szCs w:val="20"/>
-                <w:highlight w:val="yellow"/>
-              </w:rPr>
-              <w:t>.</w:t>
-            </w:r>
-          </w:p>
-        </w:tc>
-        <w:tc>
-          <w:tcPr>
-            <w:tcW w:w="1629" w:type="dxa"/>
+              </w:rPr>
+            </w:pPr>
+            <w:r>
+              <w:rPr>
+                <w:color w:val="000000" w:themeColor="text1"/>
+                <w:sz w:val="20"/>
+                <w:szCs w:val="20"/>
+              </w:rPr>
+              <w:t>Familia, amistades.</w:t>
+            </w:r>
+          </w:p>
+        </w:tc>
+        <w:tc>
+          <w:tcPr>
+            <w:tcW w:w="1557" w:type="dxa"/>
           </w:tcPr>
           <w:p>
             <w:pPr>
@@ -4712,7 +4398,6 @@
                 <w:color w:val="000000" w:themeColor="text1"/>
                 <w:sz w:val="20"/>
                 <w:szCs w:val="20"/>
-                <w:highlight w:val="yellow"/>
               </w:rPr>
             </w:pPr>
             <w:r>
@@ -4720,86 +4405,31 @@
                 <w:color w:val="000000" w:themeColor="text1"/>
                 <w:sz w:val="20"/>
                 <w:szCs w:val="20"/>
-                <w:highlight w:val="yellow"/>
-              </w:rPr>
-              <w:t>Familia, amistades</w:t>
-            </w:r>
-            <w:r>
+              </w:rPr>
+              <w:t>Compartir, expresar.</w:t>
+            </w:r>
+          </w:p>
+        </w:tc>
+        <w:tc>
+          <w:tcPr>
+            <w:tcW w:w="2529" w:type="dxa"/>
+          </w:tcPr>
+          <w:p>
+            <w:pPr>
+              <w:spacing w:line="240" w:lineRule="auto"/>
               <w:rPr>
                 <w:color w:val="000000" w:themeColor="text1"/>
                 <w:sz w:val="20"/>
                 <w:szCs w:val="20"/>
-                <w:highlight w:val="yellow"/>
-              </w:rPr>
-              <w:t>.</w:t>
-            </w:r>
-          </w:p>
-        </w:tc>
-        <w:tc>
-          <w:tcPr>
-            <w:tcW w:w="1557" w:type="dxa"/>
-          </w:tcPr>
-          <w:p>
-            <w:pPr>
-              <w:spacing w:line="240" w:lineRule="auto"/>
+              </w:rPr>
+            </w:pPr>
+            <w:r>
               <w:rPr>
                 <w:color w:val="000000" w:themeColor="text1"/>
                 <w:sz w:val="20"/>
                 <w:szCs w:val="20"/>
-                <w:highlight w:val="yellow"/>
-              </w:rPr>
-            </w:pPr>
-            <w:r>
-              <w:rPr>
-                <w:color w:val="000000" w:themeColor="text1"/>
-                <w:sz w:val="20"/>
-                <w:szCs w:val="20"/>
-                <w:highlight w:val="yellow"/>
-              </w:rPr>
-              <w:t>Compartir, expresar</w:t>
-            </w:r>
-            <w:r>
-              <w:rPr>
-                <w:color w:val="000000" w:themeColor="text1"/>
-                <w:sz w:val="20"/>
-                <w:szCs w:val="20"/>
-                <w:highlight w:val="yellow"/>
-              </w:rPr>
-              <w:t>.</w:t>
-            </w:r>
-          </w:p>
-        </w:tc>
-        <w:tc>
-          <w:tcPr>
-            <w:tcW w:w="2529" w:type="dxa"/>
-          </w:tcPr>
-          <w:p>
-            <w:pPr>
-              <w:spacing w:line="240" w:lineRule="auto"/>
-              <w:rPr>
-                <w:color w:val="000000" w:themeColor="text1"/>
-                <w:sz w:val="20"/>
-                <w:szCs w:val="20"/>
-                <w:highlight w:val="yellow"/>
-              </w:rPr>
-            </w:pPr>
-            <w:r>
-              <w:rPr>
-                <w:color w:val="000000" w:themeColor="text1"/>
-                <w:sz w:val="20"/>
-                <w:szCs w:val="20"/>
-                <w:highlight w:val="yellow"/>
-              </w:rPr>
-              <w:t>Espacios de encuentro</w:t>
-            </w:r>
-            <w:r>
-              <w:rPr>
-                <w:color w:val="000000" w:themeColor="text1"/>
-                <w:sz w:val="20"/>
-                <w:szCs w:val="20"/>
-                <w:highlight w:val="yellow"/>
-              </w:rPr>
-              <w:t>.</w:t>
+              </w:rPr>
+              <w:t>Espacios de encuentro.</w:t>
             </w:r>
           </w:p>
         </w:tc>
@@ -4816,7 +4446,6 @@
                 <w:color w:val="000000" w:themeColor="text1"/>
                 <w:sz w:val="20"/>
                 <w:szCs w:val="20"/>
-                <w:highlight w:val="yellow"/>
               </w:rPr>
             </w:pPr>
             <w:r>
@@ -4824,7 +4453,6 @@
                 <w:color w:val="000000" w:themeColor="text1"/>
                 <w:sz w:val="20"/>
                 <w:szCs w:val="20"/>
-                <w:highlight w:val="yellow"/>
               </w:rPr>
               <w:t>Entendimiento</w:t>
             </w:r>
@@ -4833,7 +4461,6 @@
                 <w:color w:val="000000" w:themeColor="text1"/>
                 <w:sz w:val="20"/>
                 <w:szCs w:val="20"/>
-                <w:highlight w:val="yellow"/>
               </w:rPr>
               <w:t>.</w:t>
             </w:r>
@@ -4850,7 +4477,6 @@
                 <w:color w:val="000000" w:themeColor="text1"/>
                 <w:sz w:val="20"/>
                 <w:szCs w:val="20"/>
-                <w:highlight w:val="yellow"/>
               </w:rPr>
             </w:pPr>
             <w:r>
@@ -4858,24 +4484,37 @@
                 <w:color w:val="000000" w:themeColor="text1"/>
                 <w:sz w:val="20"/>
                 <w:szCs w:val="20"/>
-                <w:highlight w:val="yellow"/>
-              </w:rPr>
-              <w:t>Curiosidad, pensamiento crítico</w:t>
-            </w:r>
-            <w:r>
+              </w:rPr>
+              <w:t>Curiosidad, pensamiento crítico.</w:t>
+            </w:r>
+          </w:p>
+        </w:tc>
+        <w:tc>
+          <w:tcPr>
+            <w:tcW w:w="1629" w:type="dxa"/>
+          </w:tcPr>
+          <w:p>
+            <w:pPr>
+              <w:spacing w:line="240" w:lineRule="auto"/>
               <w:rPr>
                 <w:color w:val="000000" w:themeColor="text1"/>
                 <w:sz w:val="20"/>
                 <w:szCs w:val="20"/>
-                <w:highlight w:val="yellow"/>
-              </w:rPr>
-              <w:t>.</w:t>
-            </w:r>
-          </w:p>
-        </w:tc>
-        <w:tc>
-          <w:tcPr>
-            <w:tcW w:w="1629" w:type="dxa"/>
+              </w:rPr>
+            </w:pPr>
+            <w:r>
+              <w:rPr>
+                <w:color w:val="000000" w:themeColor="text1"/>
+                <w:sz w:val="20"/>
+                <w:szCs w:val="20"/>
+              </w:rPr>
+              <w:t>Educación, información.</w:t>
+            </w:r>
+          </w:p>
+        </w:tc>
+        <w:tc>
+          <w:tcPr>
+            <w:tcW w:w="1557" w:type="dxa"/>
           </w:tcPr>
           <w:p>
             <w:pPr>
@@ -4884,7 +4523,6 @@
                 <w:color w:val="000000" w:themeColor="text1"/>
                 <w:sz w:val="20"/>
                 <w:szCs w:val="20"/>
-                <w:highlight w:val="yellow"/>
               </w:rPr>
             </w:pPr>
             <w:r>
@@ -4892,86 +4530,31 @@
                 <w:color w:val="000000" w:themeColor="text1"/>
                 <w:sz w:val="20"/>
                 <w:szCs w:val="20"/>
-                <w:highlight w:val="yellow"/>
-              </w:rPr>
-              <w:t>Educación, información</w:t>
-            </w:r>
-            <w:r>
+              </w:rPr>
+              <w:t>Aprender, analizar.</w:t>
+            </w:r>
+          </w:p>
+        </w:tc>
+        <w:tc>
+          <w:tcPr>
+            <w:tcW w:w="2529" w:type="dxa"/>
+          </w:tcPr>
+          <w:p>
+            <w:pPr>
+              <w:spacing w:line="240" w:lineRule="auto"/>
               <w:rPr>
                 <w:color w:val="000000" w:themeColor="text1"/>
                 <w:sz w:val="20"/>
                 <w:szCs w:val="20"/>
-                <w:highlight w:val="yellow"/>
-              </w:rPr>
-              <w:t>.</w:t>
-            </w:r>
-          </w:p>
-        </w:tc>
-        <w:tc>
-          <w:tcPr>
-            <w:tcW w:w="1557" w:type="dxa"/>
-          </w:tcPr>
-          <w:p>
-            <w:pPr>
-              <w:spacing w:line="240" w:lineRule="auto"/>
+              </w:rPr>
+            </w:pPr>
+            <w:r>
               <w:rPr>
                 <w:color w:val="000000" w:themeColor="text1"/>
                 <w:sz w:val="20"/>
                 <w:szCs w:val="20"/>
-                <w:highlight w:val="yellow"/>
-              </w:rPr>
-            </w:pPr>
-            <w:r>
-              <w:rPr>
-                <w:color w:val="000000" w:themeColor="text1"/>
-                <w:sz w:val="20"/>
-                <w:szCs w:val="20"/>
-                <w:highlight w:val="yellow"/>
-              </w:rPr>
-              <w:t>Aprender, analizar</w:t>
-            </w:r>
-            <w:r>
-              <w:rPr>
-                <w:color w:val="000000" w:themeColor="text1"/>
-                <w:sz w:val="20"/>
-                <w:szCs w:val="20"/>
-                <w:highlight w:val="yellow"/>
-              </w:rPr>
-              <w:t>.</w:t>
-            </w:r>
-          </w:p>
-        </w:tc>
-        <w:tc>
-          <w:tcPr>
-            <w:tcW w:w="2529" w:type="dxa"/>
-          </w:tcPr>
-          <w:p>
-            <w:pPr>
-              <w:spacing w:line="240" w:lineRule="auto"/>
-              <w:rPr>
-                <w:color w:val="000000" w:themeColor="text1"/>
-                <w:sz w:val="20"/>
-                <w:szCs w:val="20"/>
-                <w:highlight w:val="yellow"/>
-              </w:rPr>
-            </w:pPr>
-            <w:r>
-              <w:rPr>
-                <w:color w:val="000000" w:themeColor="text1"/>
-                <w:sz w:val="20"/>
-                <w:szCs w:val="20"/>
-                <w:highlight w:val="yellow"/>
-              </w:rPr>
-              <w:t>Espacios educativos</w:t>
-            </w:r>
-            <w:r>
-              <w:rPr>
-                <w:color w:val="000000" w:themeColor="text1"/>
-                <w:sz w:val="20"/>
-                <w:szCs w:val="20"/>
-                <w:highlight w:val="yellow"/>
-              </w:rPr>
-              <w:t>.</w:t>
+              </w:rPr>
+              <w:t>Espacios educativos.</w:t>
             </w:r>
           </w:p>
         </w:tc>
@@ -4988,7 +4571,6 @@
                 <w:color w:val="000000" w:themeColor="text1"/>
                 <w:sz w:val="20"/>
                 <w:szCs w:val="20"/>
-                <w:highlight w:val="yellow"/>
               </w:rPr>
             </w:pPr>
             <w:r>
@@ -4996,7 +4578,6 @@
                 <w:color w:val="000000" w:themeColor="text1"/>
                 <w:sz w:val="20"/>
                 <w:szCs w:val="20"/>
-                <w:highlight w:val="yellow"/>
               </w:rPr>
               <w:t>Participación</w:t>
             </w:r>
@@ -5005,7 +4586,6 @@
                 <w:color w:val="000000" w:themeColor="text1"/>
                 <w:sz w:val="20"/>
                 <w:szCs w:val="20"/>
-                <w:highlight w:val="yellow"/>
               </w:rPr>
               <w:t>.</w:t>
             </w:r>
@@ -5022,7 +4602,6 @@
                 <w:color w:val="000000" w:themeColor="text1"/>
                 <w:sz w:val="20"/>
                 <w:szCs w:val="20"/>
-                <w:highlight w:val="yellow"/>
               </w:rPr>
             </w:pPr>
             <w:r>
@@ -5030,24 +4609,37 @@
                 <w:color w:val="000000" w:themeColor="text1"/>
                 <w:sz w:val="20"/>
                 <w:szCs w:val="20"/>
-                <w:highlight w:val="yellow"/>
-              </w:rPr>
-              <w:t>Responsabilidad, compromiso</w:t>
-            </w:r>
-            <w:r>
+              </w:rPr>
+              <w:t>Responsabilidad, compromiso.</w:t>
+            </w:r>
+          </w:p>
+        </w:tc>
+        <w:tc>
+          <w:tcPr>
+            <w:tcW w:w="1629" w:type="dxa"/>
+          </w:tcPr>
+          <w:p>
+            <w:pPr>
+              <w:spacing w:line="240" w:lineRule="auto"/>
               <w:rPr>
                 <w:color w:val="000000" w:themeColor="text1"/>
                 <w:sz w:val="20"/>
                 <w:szCs w:val="20"/>
-                <w:highlight w:val="yellow"/>
-              </w:rPr>
-              <w:t>.</w:t>
-            </w:r>
-          </w:p>
-        </w:tc>
-        <w:tc>
-          <w:tcPr>
-            <w:tcW w:w="1629" w:type="dxa"/>
+              </w:rPr>
+            </w:pPr>
+            <w:r>
+              <w:rPr>
+                <w:color w:val="000000" w:themeColor="text1"/>
+                <w:sz w:val="20"/>
+                <w:szCs w:val="20"/>
+              </w:rPr>
+              <w:t>Derechos, oportunidades.</w:t>
+            </w:r>
+          </w:p>
+        </w:tc>
+        <w:tc>
+          <w:tcPr>
+            <w:tcW w:w="1557" w:type="dxa"/>
           </w:tcPr>
           <w:p>
             <w:pPr>
@@ -5056,7 +4648,6 @@
                 <w:color w:val="000000" w:themeColor="text1"/>
                 <w:sz w:val="20"/>
                 <w:szCs w:val="20"/>
-                <w:highlight w:val="yellow"/>
               </w:rPr>
             </w:pPr>
             <w:r>
@@ -5064,86 +4655,31 @@
                 <w:color w:val="000000" w:themeColor="text1"/>
                 <w:sz w:val="20"/>
                 <w:szCs w:val="20"/>
-                <w:highlight w:val="yellow"/>
-              </w:rPr>
-              <w:t>Derechos, oportunidades</w:t>
-            </w:r>
-            <w:r>
+              </w:rPr>
+              <w:t>Opinar, decidir.</w:t>
+            </w:r>
+          </w:p>
+        </w:tc>
+        <w:tc>
+          <w:tcPr>
+            <w:tcW w:w="2529" w:type="dxa"/>
+          </w:tcPr>
+          <w:p>
+            <w:pPr>
+              <w:spacing w:line="240" w:lineRule="auto"/>
               <w:rPr>
                 <w:color w:val="000000" w:themeColor="text1"/>
                 <w:sz w:val="20"/>
                 <w:szCs w:val="20"/>
-                <w:highlight w:val="yellow"/>
-              </w:rPr>
-              <w:t>.</w:t>
-            </w:r>
-          </w:p>
-        </w:tc>
-        <w:tc>
-          <w:tcPr>
-            <w:tcW w:w="1557" w:type="dxa"/>
-          </w:tcPr>
-          <w:p>
-            <w:pPr>
-              <w:spacing w:line="240" w:lineRule="auto"/>
+              </w:rPr>
+            </w:pPr>
+            <w:r>
               <w:rPr>
                 <w:color w:val="000000" w:themeColor="text1"/>
                 <w:sz w:val="20"/>
                 <w:szCs w:val="20"/>
-                <w:highlight w:val="yellow"/>
-              </w:rPr>
-            </w:pPr>
-            <w:r>
-              <w:rPr>
-                <w:color w:val="000000" w:themeColor="text1"/>
-                <w:sz w:val="20"/>
-                <w:szCs w:val="20"/>
-                <w:highlight w:val="yellow"/>
-              </w:rPr>
-              <w:t>Opinar, decidir</w:t>
-            </w:r>
-            <w:r>
-              <w:rPr>
-                <w:color w:val="000000" w:themeColor="text1"/>
-                <w:sz w:val="20"/>
-                <w:szCs w:val="20"/>
-                <w:highlight w:val="yellow"/>
-              </w:rPr>
-              <w:t>.</w:t>
-            </w:r>
-          </w:p>
-        </w:tc>
-        <w:tc>
-          <w:tcPr>
-            <w:tcW w:w="2529" w:type="dxa"/>
-          </w:tcPr>
-          <w:p>
-            <w:pPr>
-              <w:spacing w:line="240" w:lineRule="auto"/>
-              <w:rPr>
-                <w:color w:val="000000" w:themeColor="text1"/>
-                <w:sz w:val="20"/>
-                <w:szCs w:val="20"/>
-                <w:highlight w:val="yellow"/>
-              </w:rPr>
-            </w:pPr>
-            <w:r>
-              <w:rPr>
-                <w:color w:val="000000" w:themeColor="text1"/>
-                <w:sz w:val="20"/>
-                <w:szCs w:val="20"/>
-                <w:highlight w:val="yellow"/>
-              </w:rPr>
-              <w:t>Comunidad, grupos</w:t>
-            </w:r>
-            <w:r>
-              <w:rPr>
-                <w:color w:val="000000" w:themeColor="text1"/>
-                <w:sz w:val="20"/>
-                <w:szCs w:val="20"/>
-                <w:highlight w:val="yellow"/>
-              </w:rPr>
-              <w:t>.</w:t>
+              </w:rPr>
+              <w:t>Comunidad, grupos.</w:t>
             </w:r>
           </w:p>
         </w:tc>
@@ -5156,7 +4692,6 @@
           <w:color w:val="000000" w:themeColor="text1"/>
           <w:sz w:val="20"/>
           <w:szCs w:val="20"/>
-          <w:highlight w:val="yellow"/>
         </w:rPr>
       </w:pPr>
     </w:p>
@@ -5167,7 +4702,6 @@
           <w:color w:val="000000" w:themeColor="text1"/>
           <w:sz w:val="20"/>
           <w:szCs w:val="20"/>
-          <w:highlight w:val="yellow"/>
         </w:rPr>
       </w:pPr>
     </w:p>
@@ -5178,7 +4712,6 @@
           <w:color w:val="000000" w:themeColor="text1"/>
           <w:sz w:val="20"/>
           <w:szCs w:val="20"/>
-          <w:highlight w:val="yellow"/>
         </w:rPr>
       </w:pPr>
     </w:p>
@@ -5197,7 +4730,6 @@
           <w:color w:val="000000" w:themeColor="text1"/>
           <w:sz w:val="20"/>
           <w:szCs w:val="20"/>
-          <w:highlight w:val="yellow"/>
         </w:rPr>
       </w:pPr>
       <w:r>
@@ -5207,7 +4739,6 @@
           <w:color w:val="000000" w:themeColor="text1"/>
           <w:sz w:val="20"/>
           <w:szCs w:val="20"/>
-          <w:highlight w:val="yellow"/>
         </w:rPr>
         <w:t>Satisfactores: tipos y característica</w:t>
       </w:r>
@@ -5223,7 +4754,6 @@
           <w:color w:val="000000" w:themeColor="text1"/>
           <w:sz w:val="20"/>
           <w:szCs w:val="20"/>
-          <w:highlight w:val="yellow"/>
         </w:rPr>
       </w:pPr>
     </w:p>
@@ -5236,7 +4766,6 @@
           <w:color w:val="000000" w:themeColor="text1"/>
           <w:sz w:val="20"/>
           <w:szCs w:val="20"/>
-          <w:highlight w:val="yellow"/>
           <w:lang w:val="es-ES"/>
         </w:rPr>
       </w:pPr>
@@ -5245,7 +4774,6 @@
           <w:color w:val="000000" w:themeColor="text1" w:themeTint="FF" w:themeShade="FF"/>
           <w:sz w:val="20"/>
           <w:szCs w:val="20"/>
-          <w:highlight w:val="yellow"/>
           <w:lang w:val="es-ES"/>
         </w:rPr>
         <w:t xml:space="preserve">Según Max-Neef, Elizalde y </w:t>
@@ -5255,7 +4783,6 @@
           <w:color w:val="000000" w:themeColor="text1" w:themeTint="FF" w:themeShade="FF"/>
           <w:sz w:val="20"/>
           <w:szCs w:val="20"/>
-          <w:highlight w:val="yellow"/>
           <w:lang w:val="es-ES"/>
         </w:rPr>
         <w:t>Hopenhayn</w:t>
@@ -5265,7 +4792,6 @@
           <w:color w:val="000000" w:themeColor="text1" w:themeTint="FF" w:themeShade="FF"/>
           <w:sz w:val="20"/>
           <w:szCs w:val="20"/>
-          <w:highlight w:val="yellow"/>
           <w:lang w:val="es-ES"/>
         </w:rPr>
         <w:t xml:space="preserve"> (1986), existen distintos tipos de satisfactores, los cuales se describen a continuación y se ejemplifican mediante tablas explicativas</w:t>
@@ -5275,7 +4801,6 @@
           <w:color w:val="000000" w:themeColor="text1" w:themeTint="FF" w:themeShade="FF"/>
           <w:sz w:val="20"/>
           <w:szCs w:val="20"/>
-          <w:highlight w:val="yellow"/>
           <w:lang w:val="es-ES"/>
         </w:rPr>
         <w:t>:</w:t>
@@ -5290,7 +4815,6 @@
           <w:color w:val="000000" w:themeColor="text1"/>
           <w:sz w:val="20"/>
           <w:szCs w:val="20"/>
-          <w:highlight w:val="yellow"/>
         </w:rPr>
       </w:pPr>
     </w:p>
@@ -5306,7 +4830,6 @@
           <w:color w:val="000000" w:themeColor="text1"/>
           <w:sz w:val="20"/>
           <w:szCs w:val="20"/>
-          <w:highlight w:val="yellow"/>
         </w:rPr>
       </w:pPr>
       <w:r>
@@ -5316,7 +4839,6 @@
           <w:color w:val="000000" w:themeColor="text1"/>
           <w:sz w:val="20"/>
           <w:szCs w:val="20"/>
-          <w:highlight w:val="yellow"/>
         </w:rPr>
         <w:t xml:space="preserve">Sinérgicos: </w:t>
       </w:r>
@@ -5325,7 +4847,6 @@
           <w:color w:val="000000" w:themeColor="text1"/>
           <w:sz w:val="20"/>
           <w:szCs w:val="20"/>
-          <w:highlight w:val="yellow"/>
         </w:rPr>
         <w:t>son aquellos que por la forma en que satisfacen una necesidad determinada, estimulan y contribuyen a la satisfacción simultánea de otras necesidades.</w:t>
       </w:r>
@@ -5337,7 +4858,6 @@
           <w:color w:val="000000" w:themeColor="text1"/>
           <w:sz w:val="20"/>
           <w:szCs w:val="20"/>
-          <w:highlight w:val="yellow"/>
         </w:rPr>
       </w:pPr>
     </w:p>
@@ -5353,7 +4873,6 @@
           <w:color w:val="000000" w:themeColor="text1"/>
           <w:sz w:val="20"/>
           <w:szCs w:val="20"/>
-          <w:highlight w:val="yellow"/>
         </w:rPr>
       </w:pPr>
       <w:r>
@@ -5363,7 +4882,6 @@
           <w:color w:val="000000" w:themeColor="text1"/>
           <w:sz w:val="20"/>
           <w:szCs w:val="20"/>
-          <w:highlight w:val="yellow"/>
         </w:rPr>
         <w:t xml:space="preserve">Tabla 2. </w:t>
       </w:r>
@@ -5374,7 +4892,6 @@
           <w:color w:val="000000" w:themeColor="text1"/>
           <w:sz w:val="20"/>
           <w:szCs w:val="20"/>
-          <w:highlight w:val="yellow"/>
         </w:rPr>
         <w:t>Satisfactor sinérgico y necesidad satisfecha</w:t>
       </w:r>
@@ -5383,7 +4900,6 @@
           <w:color w:val="000000" w:themeColor="text1"/>
           <w:sz w:val="20"/>
           <w:szCs w:val="20"/>
-          <w:highlight w:val="yellow"/>
         </w:rPr>
         <w:t xml:space="preserve"> </w:t>
       </w:r>
@@ -5397,7 +4913,6 @@
           <w:color w:val="000000" w:themeColor="text1"/>
           <w:sz w:val="20"/>
           <w:szCs w:val="20"/>
-          <w:highlight w:val="yellow"/>
         </w:rPr>
       </w:pPr>
     </w:p>
@@ -5430,7 +4945,6 @@
                 <w:color w:val="000000" w:themeColor="text1"/>
                 <w:sz w:val="20"/>
                 <w:szCs w:val="20"/>
-                <w:highlight w:val="yellow"/>
               </w:rPr>
             </w:pPr>
             <w:r>
@@ -5440,7 +4954,6 @@
                 <w:color w:val="000000" w:themeColor="text1"/>
                 <w:sz w:val="20"/>
                 <w:szCs w:val="20"/>
-                <w:highlight w:val="yellow"/>
               </w:rPr>
               <w:t xml:space="preserve">Satisfactor </w:t>
             </w:r>
@@ -5462,7 +4975,6 @@
                 <w:color w:val="000000" w:themeColor="text1"/>
                 <w:sz w:val="20"/>
                 <w:szCs w:val="20"/>
-                <w:highlight w:val="yellow"/>
               </w:rPr>
             </w:pPr>
             <w:r>
@@ -5472,7 +4984,6 @@
                 <w:color w:val="000000" w:themeColor="text1"/>
                 <w:sz w:val="20"/>
                 <w:szCs w:val="20"/>
-                <w:highlight w:val="yellow"/>
               </w:rPr>
               <w:t xml:space="preserve">Necesidad </w:t>
             </w:r>
@@ -5495,7 +5006,6 @@
                 <w:color w:val="000000" w:themeColor="text1"/>
                 <w:sz w:val="20"/>
                 <w:szCs w:val="20"/>
-                <w:highlight w:val="yellow"/>
               </w:rPr>
             </w:pPr>
             <w:r>
@@ -5505,7 +5015,6 @@
                 <w:color w:val="000000" w:themeColor="text1"/>
                 <w:sz w:val="20"/>
                 <w:szCs w:val="20"/>
-                <w:highlight w:val="yellow"/>
               </w:rPr>
               <w:t>Necesidad cuya satisfacción estimula</w:t>
             </w:r>
@@ -5528,7 +5037,6 @@
                 <w:color w:val="000000" w:themeColor="text1"/>
                 <w:sz w:val="20"/>
                 <w:szCs w:val="20"/>
-                <w:highlight w:val="yellow"/>
               </w:rPr>
             </w:pPr>
             <w:r>
@@ -5536,7 +5044,6 @@
                 <w:color w:val="000000" w:themeColor="text1"/>
                 <w:sz w:val="20"/>
                 <w:szCs w:val="20"/>
-                <w:highlight w:val="yellow"/>
               </w:rPr>
               <w:t>Lactancia materna</w:t>
             </w:r>
@@ -5545,7 +5052,6 @@
                 <w:color w:val="000000" w:themeColor="text1"/>
                 <w:sz w:val="20"/>
                 <w:szCs w:val="20"/>
-                <w:highlight w:val="yellow"/>
               </w:rPr>
               <w:t>.</w:t>
             </w:r>
@@ -5566,7 +5072,6 @@
                 <w:color w:val="000000" w:themeColor="text1"/>
                 <w:sz w:val="20"/>
                 <w:szCs w:val="20"/>
-                <w:highlight w:val="yellow"/>
               </w:rPr>
             </w:pPr>
             <w:r>
@@ -5574,7 +5079,6 @@
                 <w:color w:val="000000" w:themeColor="text1"/>
                 <w:sz w:val="20"/>
                 <w:szCs w:val="20"/>
-                <w:highlight w:val="yellow"/>
               </w:rPr>
               <w:t xml:space="preserve">Subsistencia. </w:t>
             </w:r>
@@ -5595,7 +5099,6 @@
                 <w:color w:val="000000" w:themeColor="text1"/>
                 <w:sz w:val="20"/>
                 <w:szCs w:val="20"/>
-                <w:highlight w:val="yellow"/>
               </w:rPr>
             </w:pPr>
             <w:r>
@@ -5603,7 +5106,6 @@
                 <w:color w:val="000000" w:themeColor="text1"/>
                 <w:sz w:val="20"/>
                 <w:szCs w:val="20"/>
-                <w:highlight w:val="yellow"/>
               </w:rPr>
               <w:t xml:space="preserve">Protección, afecto, identidad. </w:t>
             </w:r>
@@ -5626,7 +5128,6 @@
                 <w:color w:val="000000" w:themeColor="text1"/>
                 <w:sz w:val="20"/>
                 <w:szCs w:val="20"/>
-                <w:highlight w:val="yellow"/>
                 <w:lang w:val="es-ES"/>
               </w:rPr>
             </w:pPr>
@@ -5635,7 +5136,6 @@
                 <w:color w:val="000000" w:themeColor="text1" w:themeTint="FF" w:themeShade="FF"/>
                 <w:sz w:val="20"/>
                 <w:szCs w:val="20"/>
-                <w:highlight w:val="yellow"/>
                 <w:lang w:val="es-ES"/>
               </w:rPr>
               <w:t xml:space="preserve">Iniciativas productivas </w:t>
@@ -5645,7 +5145,6 @@
                 <w:color w:val="000000" w:themeColor="text1" w:themeTint="FF" w:themeShade="FF"/>
                 <w:sz w:val="20"/>
                 <w:szCs w:val="20"/>
-                <w:highlight w:val="yellow"/>
                 <w:lang w:val="es-ES"/>
               </w:rPr>
               <w:t>autogestionables</w:t>
@@ -5655,7 +5154,6 @@
                 <w:color w:val="000000" w:themeColor="text1" w:themeTint="FF" w:themeShade="FF"/>
                 <w:sz w:val="20"/>
                 <w:szCs w:val="20"/>
-                <w:highlight w:val="yellow"/>
                 <w:lang w:val="es-ES"/>
               </w:rPr>
               <w:t xml:space="preserve"> (Por ejemplo, asociación de productores)</w:t>
@@ -5665,7 +5163,6 @@
                 <w:color w:val="000000" w:themeColor="text1" w:themeTint="FF" w:themeShade="FF"/>
                 <w:sz w:val="20"/>
                 <w:szCs w:val="20"/>
-                <w:highlight w:val="yellow"/>
                 <w:lang w:val="es-ES"/>
               </w:rPr>
               <w:t>.</w:t>
@@ -5687,7 +5184,6 @@
                 <w:color w:val="000000" w:themeColor="text1"/>
                 <w:sz w:val="20"/>
                 <w:szCs w:val="20"/>
-                <w:highlight w:val="yellow"/>
               </w:rPr>
             </w:pPr>
             <w:r>
@@ -5695,7 +5191,6 @@
                 <w:color w:val="000000" w:themeColor="text1"/>
                 <w:sz w:val="20"/>
                 <w:szCs w:val="20"/>
-                <w:highlight w:val="yellow"/>
               </w:rPr>
               <w:t xml:space="preserve">Subsistencia. </w:t>
             </w:r>
@@ -5716,7 +5211,6 @@
                 <w:color w:val="000000" w:themeColor="text1"/>
                 <w:sz w:val="20"/>
                 <w:szCs w:val="20"/>
-                <w:highlight w:val="yellow"/>
               </w:rPr>
             </w:pPr>
             <w:r>
@@ -5724,7 +5218,6 @@
                 <w:color w:val="000000" w:themeColor="text1"/>
                 <w:sz w:val="20"/>
                 <w:szCs w:val="20"/>
-                <w:highlight w:val="yellow"/>
               </w:rPr>
               <w:t xml:space="preserve">Entendimiento, participación, creación, Identidad, libertad. </w:t>
             </w:r>
@@ -5747,7 +5240,6 @@
                 <w:color w:val="000000" w:themeColor="text1"/>
                 <w:sz w:val="20"/>
                 <w:szCs w:val="20"/>
-                <w:highlight w:val="yellow"/>
               </w:rPr>
             </w:pPr>
             <w:r>
@@ -5755,7 +5247,6 @@
                 <w:color w:val="000000" w:themeColor="text1"/>
                 <w:sz w:val="20"/>
                 <w:szCs w:val="20"/>
-                <w:highlight w:val="yellow"/>
               </w:rPr>
               <w:t>Educación (pública, popular, crítica)</w:t>
             </w:r>
@@ -5764,7 +5255,6 @@
                 <w:color w:val="000000" w:themeColor="text1"/>
                 <w:sz w:val="20"/>
                 <w:szCs w:val="20"/>
-                <w:highlight w:val="yellow"/>
               </w:rPr>
               <w:t>.</w:t>
             </w:r>
@@ -5785,7 +5275,6 @@
                 <w:color w:val="000000" w:themeColor="text1"/>
                 <w:sz w:val="20"/>
                 <w:szCs w:val="20"/>
-                <w:highlight w:val="yellow"/>
               </w:rPr>
             </w:pPr>
             <w:r>
@@ -5793,7 +5282,6 @@
                 <w:color w:val="000000" w:themeColor="text1"/>
                 <w:sz w:val="20"/>
                 <w:szCs w:val="20"/>
-                <w:highlight w:val="yellow"/>
               </w:rPr>
               <w:t xml:space="preserve">Entendimiento. </w:t>
             </w:r>
@@ -5814,7 +5302,6 @@
                 <w:color w:val="000000" w:themeColor="text1"/>
                 <w:sz w:val="20"/>
                 <w:szCs w:val="20"/>
-                <w:highlight w:val="yellow"/>
               </w:rPr>
             </w:pPr>
             <w:r>
@@ -5822,7 +5309,6 @@
                 <w:color w:val="000000" w:themeColor="text1"/>
                 <w:sz w:val="20"/>
                 <w:szCs w:val="20"/>
-                <w:highlight w:val="yellow"/>
               </w:rPr>
               <w:t xml:space="preserve">Protección, participación, creación, identidad, libertad. </w:t>
             </w:r>
@@ -5840,7 +5326,6 @@
           <w:color w:val="000000" w:themeColor="text1"/>
           <w:sz w:val="20"/>
           <w:szCs w:val="20"/>
-          <w:highlight w:val="yellow"/>
         </w:rPr>
       </w:pPr>
     </w:p>
@@ -5851,7 +5336,6 @@
           <w:color w:val="000000" w:themeColor="text1"/>
           <w:sz w:val="20"/>
           <w:szCs w:val="20"/>
-          <w:highlight w:val="yellow"/>
         </w:rPr>
       </w:pPr>
     </w:p>
@@ -5867,7 +5351,6 @@
           <w:color w:val="000000" w:themeColor="text1"/>
           <w:sz w:val="20"/>
           <w:szCs w:val="20"/>
-          <w:highlight w:val="yellow"/>
           <w:lang w:val="es-ES"/>
         </w:rPr>
       </w:pPr>
@@ -5878,7 +5361,6 @@
           <w:color w:val="000000" w:themeColor="text1" w:themeTint="FF" w:themeShade="FF"/>
           <w:sz w:val="20"/>
           <w:szCs w:val="20"/>
-          <w:highlight w:val="yellow"/>
           <w:lang w:val="es-ES"/>
         </w:rPr>
         <w:t>Singulares:</w:t>
@@ -5888,7 +5370,6 @@
           <w:color w:val="000000" w:themeColor="text1" w:themeTint="FF" w:themeShade="FF"/>
           <w:sz w:val="20"/>
           <w:szCs w:val="20"/>
-          <w:highlight w:val="yellow"/>
           <w:lang w:val="es-ES"/>
         </w:rPr>
         <w:t xml:space="preserve"> son aquellos que apuntan a la satisfacción de una sola necesidad siendo neutros, respecto a la satisfacción de otras necesidades</w:t>
@@ -5898,7 +5379,6 @@
           <w:color w:val="000000" w:themeColor="text1" w:themeTint="FF" w:themeShade="FF"/>
           <w:sz w:val="20"/>
           <w:szCs w:val="20"/>
-          <w:highlight w:val="yellow"/>
           <w:lang w:val="es-ES"/>
         </w:rPr>
         <w:t xml:space="preserve">. </w:t>
@@ -5908,7 +5388,6 @@
           <w:color w:val="000000" w:themeColor="text1" w:themeTint="FF" w:themeShade="FF"/>
           <w:sz w:val="20"/>
           <w:szCs w:val="20"/>
-          <w:highlight w:val="yellow"/>
           <w:lang w:val="es-ES"/>
         </w:rPr>
         <w:t>Son característicos de los planes y programas de desarrollo de cooperación y asistencia.</w:t>
@@ -5921,7 +5400,6 @@
           <w:color w:val="000000" w:themeColor="text1"/>
           <w:sz w:val="20"/>
           <w:szCs w:val="20"/>
-          <w:highlight w:val="yellow"/>
         </w:rPr>
       </w:pPr>
     </w:p>
@@ -5932,7 +5410,6 @@
           <w:color w:val="000000" w:themeColor="text1"/>
           <w:sz w:val="20"/>
           <w:szCs w:val="20"/>
-          <w:highlight w:val="yellow"/>
         </w:rPr>
       </w:pPr>
     </w:p>
@@ -5943,7 +5420,6 @@
           <w:color w:val="000000" w:themeColor="text1"/>
           <w:sz w:val="20"/>
           <w:szCs w:val="20"/>
-          <w:highlight w:val="yellow"/>
         </w:rPr>
       </w:pPr>
     </w:p>
@@ -5954,7 +5430,6 @@
           <w:color w:val="000000" w:themeColor="text1"/>
           <w:sz w:val="20"/>
           <w:szCs w:val="20"/>
-          <w:highlight w:val="yellow"/>
         </w:rPr>
       </w:pPr>
     </w:p>
@@ -5965,7 +5440,6 @@
           <w:color w:val="000000" w:themeColor="text1"/>
           <w:sz w:val="20"/>
           <w:szCs w:val="20"/>
-          <w:highlight w:val="yellow"/>
         </w:rPr>
       </w:pPr>
     </w:p>
@@ -5976,7 +5450,6 @@
           <w:color w:val="000000" w:themeColor="text1"/>
           <w:sz w:val="20"/>
           <w:szCs w:val="20"/>
-          <w:highlight w:val="yellow"/>
         </w:rPr>
       </w:pPr>
     </w:p>
@@ -5992,7 +5465,6 @@
           <w:color w:val="000000" w:themeColor="text1"/>
           <w:sz w:val="20"/>
           <w:szCs w:val="20"/>
-          <w:highlight w:val="yellow"/>
         </w:rPr>
       </w:pPr>
       <w:r>
@@ -6002,9 +5474,7 @@
           <w:color w:val="000000" w:themeColor="text1"/>
           <w:sz w:val="20"/>
           <w:szCs w:val="20"/>
-          <w:highlight w:val="yellow"/>
-        </w:rPr>
-        <w:lastRenderedPageBreak/>
+        </w:rPr>
         <w:t xml:space="preserve">Tabla 3. </w:t>
       </w:r>
       <w:r>
@@ -6014,7 +5484,6 @@
           <w:color w:val="000000" w:themeColor="text1"/>
           <w:sz w:val="20"/>
           <w:szCs w:val="20"/>
-          <w:highlight w:val="yellow"/>
         </w:rPr>
         <w:t>Satisfactor singular y necesidad satisfecha</w:t>
       </w:r>
@@ -6023,7 +5492,6 @@
           <w:color w:val="000000" w:themeColor="text1"/>
           <w:sz w:val="20"/>
           <w:szCs w:val="20"/>
-          <w:highlight w:val="yellow"/>
         </w:rPr>
         <w:t xml:space="preserve"> </w:t>
       </w:r>
@@ -6040,7 +5508,6 @@
           <w:color w:val="000000" w:themeColor="text1"/>
           <w:sz w:val="20"/>
           <w:szCs w:val="20"/>
-          <w:highlight w:val="yellow"/>
         </w:rPr>
       </w:pPr>
     </w:p>
@@ -6073,7 +5540,6 @@
                 <w:color w:val="000000" w:themeColor="text1"/>
                 <w:sz w:val="20"/>
                 <w:szCs w:val="20"/>
-                <w:highlight w:val="yellow"/>
               </w:rPr>
             </w:pPr>
             <w:r>
@@ -6083,7 +5549,6 @@
                 <w:color w:val="000000" w:themeColor="text1"/>
                 <w:sz w:val="20"/>
                 <w:szCs w:val="20"/>
-                <w:highlight w:val="yellow"/>
               </w:rPr>
               <w:t xml:space="preserve">Satisfactor </w:t>
             </w:r>
@@ -6106,7 +5571,6 @@
                 <w:color w:val="000000" w:themeColor="text1"/>
                 <w:sz w:val="20"/>
                 <w:szCs w:val="20"/>
-                <w:highlight w:val="yellow"/>
               </w:rPr>
             </w:pPr>
             <w:r>
@@ -6116,7 +5580,6 @@
                 <w:color w:val="000000" w:themeColor="text1"/>
                 <w:sz w:val="20"/>
                 <w:szCs w:val="20"/>
-                <w:highlight w:val="yellow"/>
               </w:rPr>
               <w:t xml:space="preserve">Necesidad que satisface </w:t>
             </w:r>
@@ -6140,7 +5603,6 @@
                 <w:color w:val="000000" w:themeColor="text1"/>
                 <w:sz w:val="20"/>
                 <w:szCs w:val="20"/>
-                <w:highlight w:val="yellow"/>
               </w:rPr>
             </w:pPr>
             <w:r>
@@ -6148,7 +5610,6 @@
                 <w:color w:val="000000" w:themeColor="text1"/>
                 <w:sz w:val="20"/>
                 <w:szCs w:val="20"/>
-                <w:highlight w:val="yellow"/>
               </w:rPr>
               <w:t xml:space="preserve">Programa de suministro de alimentos (Programa de Alimentación Escolar PAE). </w:t>
             </w:r>
@@ -6170,7 +5631,6 @@
                 <w:color w:val="000000" w:themeColor="text1"/>
                 <w:sz w:val="20"/>
                 <w:szCs w:val="20"/>
-                <w:highlight w:val="yellow"/>
               </w:rPr>
             </w:pPr>
             <w:r>
@@ -6178,7 +5638,6 @@
                 <w:color w:val="000000" w:themeColor="text1"/>
                 <w:sz w:val="20"/>
                 <w:szCs w:val="20"/>
-                <w:highlight w:val="yellow"/>
               </w:rPr>
               <w:t xml:space="preserve">Subsistencia. </w:t>
             </w:r>
@@ -6202,7 +5661,6 @@
                 <w:color w:val="000000" w:themeColor="text1"/>
                 <w:sz w:val="20"/>
                 <w:szCs w:val="20"/>
-                <w:highlight w:val="yellow"/>
               </w:rPr>
             </w:pPr>
             <w:r>
@@ -6210,7 +5668,6 @@
                 <w:color w:val="000000" w:themeColor="text1"/>
                 <w:sz w:val="20"/>
                 <w:szCs w:val="20"/>
-                <w:highlight w:val="yellow"/>
               </w:rPr>
               <w:t xml:space="preserve">Medicina curativa (EPS). </w:t>
             </w:r>
@@ -6232,7 +5689,6 @@
                 <w:color w:val="000000" w:themeColor="text1"/>
                 <w:sz w:val="20"/>
                 <w:szCs w:val="20"/>
-                <w:highlight w:val="yellow"/>
               </w:rPr>
             </w:pPr>
             <w:r>
@@ -6240,7 +5696,6 @@
                 <w:color w:val="000000" w:themeColor="text1"/>
                 <w:sz w:val="20"/>
                 <w:szCs w:val="20"/>
-                <w:highlight w:val="yellow"/>
               </w:rPr>
               <w:t xml:space="preserve">Subsistencia. </w:t>
             </w:r>
@@ -6264,7 +5719,6 @@
                 <w:color w:val="000000" w:themeColor="text1"/>
                 <w:sz w:val="20"/>
                 <w:szCs w:val="20"/>
-                <w:highlight w:val="yellow"/>
               </w:rPr>
             </w:pPr>
             <w:r>
@@ -6272,7 +5726,6 @@
                 <w:color w:val="000000" w:themeColor="text1"/>
                 <w:sz w:val="20"/>
                 <w:szCs w:val="20"/>
-                <w:highlight w:val="yellow"/>
               </w:rPr>
               <w:t xml:space="preserve">Voto (elección popular). </w:t>
             </w:r>
@@ -6294,7 +5747,6 @@
                 <w:color w:val="000000" w:themeColor="text1"/>
                 <w:sz w:val="20"/>
                 <w:szCs w:val="20"/>
-                <w:highlight w:val="yellow"/>
               </w:rPr>
             </w:pPr>
             <w:r>
@@ -6302,7 +5754,6 @@
                 <w:color w:val="000000" w:themeColor="text1"/>
                 <w:sz w:val="20"/>
                 <w:szCs w:val="20"/>
-                <w:highlight w:val="yellow"/>
               </w:rPr>
               <w:t xml:space="preserve">Participación. </w:t>
             </w:r>
@@ -6319,7 +5770,6 @@
           <w:color w:val="000000" w:themeColor="text1"/>
           <w:sz w:val="20"/>
           <w:szCs w:val="20"/>
-          <w:highlight w:val="yellow"/>
         </w:rPr>
       </w:pPr>
     </w:p>
@@ -6336,7 +5786,6 @@
           <w:color w:val="000000" w:themeColor="text1"/>
           <w:sz w:val="20"/>
           <w:szCs w:val="20"/>
-          <w:highlight w:val="yellow"/>
         </w:rPr>
       </w:pPr>
       <w:r>
@@ -6346,7 +5795,6 @@
           <w:color w:val="000000" w:themeColor="text1"/>
           <w:sz w:val="20"/>
           <w:szCs w:val="20"/>
-          <w:highlight w:val="yellow"/>
         </w:rPr>
         <w:t>Inhibidores</w:t>
       </w:r>
@@ -6355,7 +5803,6 @@
           <w:color w:val="000000" w:themeColor="text1"/>
           <w:sz w:val="20"/>
           <w:szCs w:val="20"/>
-          <w:highlight w:val="yellow"/>
         </w:rPr>
         <w:t>: son aquellos que por el modo en que satisfacen (generalmente sobre satisfacen) una necesidad determinada, dificultan seriamente la posibilidad de satisfacer otras necesidades</w:t>
       </w:r>
@@ -6364,7 +5811,6 @@
           <w:color w:val="000000" w:themeColor="text1"/>
           <w:sz w:val="20"/>
           <w:szCs w:val="20"/>
-          <w:highlight w:val="yellow"/>
         </w:rPr>
         <w:t>.</w:t>
       </w:r>
@@ -6377,7 +5823,6 @@
           <w:color w:val="000000" w:themeColor="text1"/>
           <w:sz w:val="20"/>
           <w:szCs w:val="20"/>
-          <w:highlight w:val="yellow"/>
         </w:rPr>
       </w:pPr>
     </w:p>
@@ -6390,7 +5835,6 @@
           <w:color w:val="000000" w:themeColor="text1"/>
           <w:sz w:val="20"/>
           <w:szCs w:val="20"/>
-          <w:highlight w:val="yellow"/>
         </w:rPr>
       </w:pPr>
     </w:p>
@@ -6407,7 +5851,6 @@
           <w:color w:val="000000" w:themeColor="text1"/>
           <w:sz w:val="20"/>
           <w:szCs w:val="20"/>
-          <w:highlight w:val="yellow"/>
         </w:rPr>
       </w:pPr>
       <w:r>
@@ -6417,7 +5860,6 @@
           <w:color w:val="000000" w:themeColor="text1"/>
           <w:sz w:val="20"/>
           <w:szCs w:val="20"/>
-          <w:highlight w:val="yellow"/>
         </w:rPr>
         <w:t xml:space="preserve">          Tabla 4. </w:t>
       </w:r>
@@ -6426,7 +5868,6 @@
           <w:color w:val="000000" w:themeColor="text1"/>
           <w:sz w:val="20"/>
           <w:szCs w:val="20"/>
-          <w:highlight w:val="yellow"/>
         </w:rPr>
         <w:t>Satisfactor inhibidor y necesidad satisfecha</w:t>
       </w:r>
@@ -6437,7 +5878,6 @@
           <w:color w:val="000000" w:themeColor="text1"/>
           <w:sz w:val="20"/>
           <w:szCs w:val="20"/>
-          <w:highlight w:val="yellow"/>
         </w:rPr>
         <w:t xml:space="preserve"> </w:t>
       </w:r>
@@ -6451,7 +5891,6 @@
           <w:color w:val="000000" w:themeColor="text1"/>
           <w:sz w:val="20"/>
           <w:szCs w:val="20"/>
-          <w:highlight w:val="yellow"/>
         </w:rPr>
       </w:pPr>
     </w:p>
@@ -6482,7 +5921,6 @@
                 <w:color w:val="000000" w:themeColor="text1"/>
                 <w:sz w:val="20"/>
                 <w:szCs w:val="20"/>
-                <w:highlight w:val="yellow"/>
               </w:rPr>
             </w:pPr>
             <w:r>
@@ -6492,7 +5930,6 @@
                 <w:color w:val="000000" w:themeColor="text1"/>
                 <w:sz w:val="20"/>
                 <w:szCs w:val="20"/>
-                <w:highlight w:val="yellow"/>
               </w:rPr>
               <w:t>Supuesto satisfactor</w:t>
             </w:r>
@@ -6512,7 +5949,6 @@
                 <w:color w:val="000000" w:themeColor="text1"/>
                 <w:sz w:val="20"/>
                 <w:szCs w:val="20"/>
-                <w:highlight w:val="yellow"/>
               </w:rPr>
             </w:pPr>
             <w:r>
@@ -6522,7 +5958,6 @@
                 <w:color w:val="000000" w:themeColor="text1"/>
                 <w:sz w:val="20"/>
                 <w:szCs w:val="20"/>
-                <w:highlight w:val="yellow"/>
               </w:rPr>
               <w:t>Necesidad que se pretende satisfacer</w:t>
             </w:r>
@@ -6542,7 +5977,6 @@
                 <w:color w:val="000000" w:themeColor="text1"/>
                 <w:sz w:val="20"/>
                 <w:szCs w:val="20"/>
-                <w:highlight w:val="yellow"/>
               </w:rPr>
             </w:pPr>
             <w:r>
@@ -6552,7 +5986,6 @@
                 <w:color w:val="000000" w:themeColor="text1"/>
                 <w:sz w:val="20"/>
                 <w:szCs w:val="20"/>
-                <w:highlight w:val="yellow"/>
               </w:rPr>
               <w:t>Necesidad cuya satisfacción se inhibe</w:t>
             </w:r>
@@ -6570,7 +6003,6 @@
                 <w:color w:val="000000" w:themeColor="text1"/>
                 <w:sz w:val="20"/>
                 <w:szCs w:val="20"/>
-                <w:highlight w:val="yellow"/>
               </w:rPr>
             </w:pPr>
             <w:r>
@@ -6578,7 +6010,6 @@
                 <w:color w:val="000000" w:themeColor="text1"/>
                 <w:sz w:val="20"/>
                 <w:szCs w:val="20"/>
-                <w:highlight w:val="yellow"/>
               </w:rPr>
               <w:t xml:space="preserve">Protección. </w:t>
             </w:r>
@@ -6594,7 +6025,6 @@
                 <w:color w:val="000000" w:themeColor="text1"/>
                 <w:sz w:val="20"/>
                 <w:szCs w:val="20"/>
-                <w:highlight w:val="yellow"/>
               </w:rPr>
             </w:pPr>
             <w:r>
@@ -6602,7 +6032,6 @@
                 <w:color w:val="000000" w:themeColor="text1"/>
                 <w:sz w:val="20"/>
                 <w:szCs w:val="20"/>
-                <w:highlight w:val="yellow"/>
               </w:rPr>
               <w:t xml:space="preserve">Entendimiento, participación, Libertad, Identidad. </w:t>
             </w:r>
@@ -6618,7 +6047,6 @@
                 <w:color w:val="000000" w:themeColor="text1"/>
                 <w:sz w:val="20"/>
                 <w:szCs w:val="20"/>
-                <w:highlight w:val="yellow"/>
               </w:rPr>
             </w:pPr>
             <w:r>
@@ -6626,7 +6054,6 @@
                 <w:color w:val="000000" w:themeColor="text1"/>
                 <w:sz w:val="20"/>
                 <w:szCs w:val="20"/>
-                <w:highlight w:val="yellow"/>
               </w:rPr>
               <w:t xml:space="preserve">Protección. </w:t>
             </w:r>
@@ -6644,7 +6071,6 @@
                 <w:color w:val="000000" w:themeColor="text1"/>
                 <w:sz w:val="20"/>
                 <w:szCs w:val="20"/>
-                <w:highlight w:val="yellow"/>
               </w:rPr>
             </w:pPr>
             <w:r>
@@ -6652,7 +6078,6 @@
                 <w:color w:val="000000" w:themeColor="text1"/>
                 <w:sz w:val="20"/>
                 <w:szCs w:val="20"/>
-                <w:highlight w:val="yellow"/>
               </w:rPr>
               <w:t xml:space="preserve">Familia sobreprotectora. </w:t>
             </w:r>
@@ -6668,7 +6093,6 @@
                 <w:color w:val="000000" w:themeColor="text1"/>
                 <w:sz w:val="20"/>
                 <w:szCs w:val="20"/>
-                <w:highlight w:val="yellow"/>
               </w:rPr>
             </w:pPr>
             <w:r>
@@ -6676,7 +6100,6 @@
                 <w:color w:val="000000" w:themeColor="text1"/>
                 <w:sz w:val="20"/>
                 <w:szCs w:val="20"/>
-                <w:highlight w:val="yellow"/>
               </w:rPr>
               <w:t xml:space="preserve">Protección. </w:t>
             </w:r>
@@ -6692,7 +6115,6 @@
                 <w:color w:val="000000" w:themeColor="text1"/>
                 <w:sz w:val="20"/>
                 <w:szCs w:val="20"/>
-                <w:highlight w:val="yellow"/>
               </w:rPr>
             </w:pPr>
             <w:r>
@@ -6700,7 +6122,6 @@
                 <w:color w:val="000000" w:themeColor="text1"/>
                 <w:sz w:val="20"/>
                 <w:szCs w:val="20"/>
-                <w:highlight w:val="yellow"/>
               </w:rPr>
               <w:t xml:space="preserve">Afecto, entendimiento, participación, Identidad, Libertad. </w:t>
             </w:r>
@@ -6717,7 +6138,6 @@
           <w:color w:val="000000" w:themeColor="text1"/>
           <w:sz w:val="20"/>
           <w:szCs w:val="20"/>
-          <w:highlight w:val="yellow"/>
         </w:rPr>
       </w:pPr>
     </w:p>
@@ -6730,7 +6150,6 @@
           <w:color w:val="000000" w:themeColor="text1"/>
           <w:sz w:val="20"/>
           <w:szCs w:val="20"/>
-          <w:highlight w:val="yellow"/>
         </w:rPr>
       </w:pPr>
     </w:p>
@@ -6746,7 +6165,6 @@
           <w:color w:val="000000" w:themeColor="text1"/>
           <w:sz w:val="20"/>
           <w:szCs w:val="20"/>
-          <w:highlight w:val="yellow"/>
           <w:lang w:val="es-ES"/>
         </w:rPr>
       </w:pPr>
@@ -6757,7 +6175,6 @@
           <w:color w:val="000000" w:themeColor="text1" w:themeTint="FF" w:themeShade="FF"/>
           <w:sz w:val="20"/>
           <w:szCs w:val="20"/>
-          <w:highlight w:val="yellow"/>
           <w:lang w:val="es-ES"/>
         </w:rPr>
         <w:t>Seudosatisfactores</w:t>
@@ -6769,7 +6186,6 @@
           <w:color w:val="000000" w:themeColor="text1" w:themeTint="FF" w:themeShade="FF"/>
           <w:sz w:val="20"/>
           <w:szCs w:val="20"/>
-          <w:highlight w:val="yellow"/>
           <w:lang w:val="es-ES"/>
         </w:rPr>
         <w:t xml:space="preserve">: </w:t>
@@ -6779,7 +6195,6 @@
           <w:color w:val="000000" w:themeColor="text1" w:themeTint="FF" w:themeShade="FF"/>
           <w:sz w:val="20"/>
           <w:szCs w:val="20"/>
-          <w:highlight w:val="yellow"/>
           <w:lang w:val="es-ES"/>
         </w:rPr>
         <w:t xml:space="preserve">son elementos que estimulan una falsa sensación de satisfacción de una necesidad determinada. Sin la agresividad de los violadores o destructores, pueden en ocasiones aniquilar en un plazo mediano, la posibilidad de satisfacer la necesidad a que originalmente apuntan. </w:t>
@@ -6792,7 +6207,6 @@
           <w:color w:val="000000" w:themeColor="text1"/>
           <w:sz w:val="20"/>
           <w:szCs w:val="20"/>
-          <w:highlight w:val="yellow"/>
         </w:rPr>
       </w:pPr>
     </w:p>
@@ -6805,7 +6219,6 @@
           <w:color w:val="000000" w:themeColor="text1"/>
           <w:sz w:val="20"/>
           <w:szCs w:val="20"/>
-          <w:highlight w:val="yellow"/>
         </w:rPr>
       </w:pPr>
       <w:r>
@@ -6815,7 +6228,6 @@
           <w:color w:val="000000" w:themeColor="text1"/>
           <w:sz w:val="20"/>
           <w:szCs w:val="20"/>
-          <w:highlight w:val="yellow"/>
         </w:rPr>
         <w:t xml:space="preserve">          Tabla 5. </w:t>
       </w:r>
@@ -6826,7 +6238,6 @@
           <w:color w:val="000000" w:themeColor="text1"/>
           <w:sz w:val="20"/>
           <w:szCs w:val="20"/>
-          <w:highlight w:val="yellow"/>
         </w:rPr>
         <w:t>Ejemplo de seudo satisfactor</w:t>
       </w:r>
@@ -6837,7 +6248,6 @@
           <w:color w:val="000000" w:themeColor="text1"/>
           <w:sz w:val="20"/>
           <w:szCs w:val="20"/>
-          <w:highlight w:val="yellow"/>
         </w:rPr>
         <w:t xml:space="preserve"> </w:t>
       </w:r>
@@ -6849,7 +6259,6 @@
           <w:color w:val="000000" w:themeColor="text1"/>
           <w:sz w:val="20"/>
           <w:szCs w:val="20"/>
-          <w:highlight w:val="yellow"/>
         </w:rPr>
       </w:pPr>
     </w:p>
@@ -6879,7 +6288,6 @@
                 <w:color w:val="000000" w:themeColor="text1"/>
                 <w:sz w:val="20"/>
                 <w:szCs w:val="20"/>
-                <w:highlight w:val="yellow"/>
               </w:rPr>
             </w:pPr>
             <w:r>
@@ -6889,7 +6297,6 @@
                 <w:color w:val="000000" w:themeColor="text1"/>
                 <w:sz w:val="20"/>
                 <w:szCs w:val="20"/>
-                <w:highlight w:val="yellow"/>
               </w:rPr>
               <w:t>Supuesto satisfactor</w:t>
             </w:r>
@@ -6909,7 +6316,6 @@
                 <w:color w:val="000000" w:themeColor="text1"/>
                 <w:sz w:val="20"/>
                 <w:szCs w:val="20"/>
-                <w:highlight w:val="yellow"/>
               </w:rPr>
             </w:pPr>
             <w:r>
@@ -6919,7 +6325,6 @@
                 <w:color w:val="000000" w:themeColor="text1"/>
                 <w:sz w:val="20"/>
                 <w:szCs w:val="20"/>
-                <w:highlight w:val="yellow"/>
               </w:rPr>
               <w:t>Necesidad que se pretende satisfacer</w:t>
             </w:r>
@@ -6937,7 +6342,6 @@
                 <w:color w:val="000000" w:themeColor="text1"/>
                 <w:sz w:val="20"/>
                 <w:szCs w:val="20"/>
-                <w:highlight w:val="yellow"/>
               </w:rPr>
             </w:pPr>
             <w:r>
@@ -6945,7 +6349,6 @@
                 <w:color w:val="000000" w:themeColor="text1"/>
                 <w:sz w:val="20"/>
                 <w:szCs w:val="20"/>
-                <w:highlight w:val="yellow"/>
               </w:rPr>
               <w:t xml:space="preserve">Sobreexplotación de Recursos Naturales (cambio climático). </w:t>
             </w:r>
@@ -6961,7 +6364,6 @@
                 <w:color w:val="000000" w:themeColor="text1"/>
                 <w:sz w:val="20"/>
                 <w:szCs w:val="20"/>
-                <w:highlight w:val="yellow"/>
               </w:rPr>
             </w:pPr>
             <w:r>
@@ -6969,7 +6371,6 @@
                 <w:color w:val="000000" w:themeColor="text1"/>
                 <w:sz w:val="20"/>
                 <w:szCs w:val="20"/>
-                <w:highlight w:val="yellow"/>
               </w:rPr>
               <w:t xml:space="preserve">Subsistencia. </w:t>
             </w:r>
@@ -6987,7 +6388,6 @@
                 <w:color w:val="000000" w:themeColor="text1"/>
                 <w:sz w:val="20"/>
                 <w:szCs w:val="20"/>
-                <w:highlight w:val="yellow"/>
               </w:rPr>
             </w:pPr>
             <w:r>
@@ -6995,7 +6395,6 @@
                 <w:color w:val="000000" w:themeColor="text1"/>
                 <w:sz w:val="20"/>
                 <w:szCs w:val="20"/>
-                <w:highlight w:val="yellow"/>
               </w:rPr>
               <w:t xml:space="preserve">Nacionalismo (Nazismo, Fascismo etc.). </w:t>
             </w:r>
@@ -7011,7 +6410,6 @@
                 <w:color w:val="000000" w:themeColor="text1"/>
                 <w:sz w:val="20"/>
                 <w:szCs w:val="20"/>
-                <w:highlight w:val="yellow"/>
               </w:rPr>
             </w:pPr>
             <w:r>
@@ -7019,7 +6417,6 @@
                 <w:color w:val="000000" w:themeColor="text1"/>
                 <w:sz w:val="20"/>
                 <w:szCs w:val="20"/>
-                <w:highlight w:val="yellow"/>
               </w:rPr>
               <w:t xml:space="preserve">Identidad </w:t>
             </w:r>
@@ -7036,7 +6433,6 @@
           <w:color w:val="000000" w:themeColor="text1"/>
           <w:sz w:val="20"/>
           <w:szCs w:val="20"/>
-          <w:highlight w:val="yellow"/>
         </w:rPr>
       </w:pPr>
     </w:p>
@@ -7049,7 +6445,6 @@
           <w:color w:val="000000" w:themeColor="text1"/>
           <w:sz w:val="20"/>
           <w:szCs w:val="20"/>
-          <w:highlight w:val="yellow"/>
         </w:rPr>
       </w:pPr>
     </w:p>
@@ -7062,7 +6457,6 @@
           <w:color w:val="000000" w:themeColor="text1"/>
           <w:sz w:val="20"/>
           <w:szCs w:val="20"/>
-          <w:highlight w:val="yellow"/>
         </w:rPr>
       </w:pPr>
     </w:p>
@@ -7080,7 +6474,6 @@
           <w:color w:val="000000" w:themeColor="text1"/>
           <w:sz w:val="20"/>
           <w:szCs w:val="20"/>
-          <w:highlight w:val="yellow"/>
         </w:rPr>
       </w:pPr>
       <w:r>
@@ -7090,7 +6483,6 @@
           <w:color w:val="000000" w:themeColor="text1"/>
           <w:sz w:val="20"/>
           <w:szCs w:val="20"/>
-          <w:highlight w:val="yellow"/>
         </w:rPr>
         <w:t xml:space="preserve">Violadores o destructores: </w:t>
       </w:r>
@@ -7099,7 +6491,6 @@
           <w:color w:val="000000" w:themeColor="text1"/>
           <w:sz w:val="20"/>
           <w:szCs w:val="20"/>
-          <w:highlight w:val="yellow"/>
         </w:rPr>
         <w:t>son satisfactores que, al ser aplicados con la intención de satisfacer una determinada necesidad, no sólo aniquilan la posibilidad de su satisfacción en un plazo mediato, sino que imposibilitan, por sus efectos colaterales, la satisfacción adecuada de otras necesidades.</w:t>
       </w:r>
@@ -7110,7 +6501,6 @@
           <w:color w:val="000000" w:themeColor="text1"/>
           <w:sz w:val="20"/>
           <w:szCs w:val="20"/>
-          <w:highlight w:val="yellow"/>
         </w:rPr>
         <w:t xml:space="preserve"> </w:t>
       </w:r>
@@ -7125,7 +6515,6 @@
           <w:color w:val="000000" w:themeColor="text1"/>
           <w:sz w:val="20"/>
           <w:szCs w:val="20"/>
-          <w:highlight w:val="yellow"/>
         </w:rPr>
       </w:pPr>
       <w:r>
@@ -7135,7 +6524,6 @@
           <w:color w:val="000000" w:themeColor="text1"/>
           <w:sz w:val="20"/>
           <w:szCs w:val="20"/>
-          <w:highlight w:val="yellow"/>
         </w:rPr>
         <w:t xml:space="preserve"> </w:t>
       </w:r>
@@ -7147,7 +6535,6 @@
           <w:color w:val="000000" w:themeColor="text1"/>
           <w:sz w:val="20"/>
           <w:szCs w:val="20"/>
-          <w:highlight w:val="yellow"/>
         </w:rPr>
       </w:pPr>
       <w:r>
@@ -7157,7 +6544,6 @@
           <w:color w:val="000000" w:themeColor="text1"/>
           <w:sz w:val="20"/>
           <w:szCs w:val="20"/>
-          <w:highlight w:val="yellow"/>
         </w:rPr>
         <w:t xml:space="preserve">  Tabla 6. </w:t>
       </w:r>
@@ -7168,7 +6554,6 @@
           <w:color w:val="000000" w:themeColor="text1"/>
           <w:sz w:val="20"/>
           <w:szCs w:val="20"/>
-          <w:highlight w:val="yellow"/>
         </w:rPr>
         <w:t>Ejemplo de violadores o satisfactores</w:t>
       </w:r>
@@ -7177,7 +6562,6 @@
           <w:color w:val="000000" w:themeColor="text1"/>
           <w:sz w:val="20"/>
           <w:szCs w:val="20"/>
-          <w:highlight w:val="yellow"/>
         </w:rPr>
         <w:t xml:space="preserve"> </w:t>
       </w:r>
@@ -7192,7 +6576,6 @@
           <w:color w:val="000000" w:themeColor="text1"/>
           <w:sz w:val="20"/>
           <w:szCs w:val="20"/>
-          <w:highlight w:val="yellow"/>
         </w:rPr>
       </w:pPr>
     </w:p>
@@ -7206,7 +6589,6 @@
           <w:color w:val="000000" w:themeColor="text1"/>
           <w:sz w:val="20"/>
           <w:szCs w:val="20"/>
-          <w:highlight w:val="yellow"/>
         </w:rPr>
       </w:pPr>
     </w:p>
@@ -7234,7 +6616,6 @@
                 <w:color w:val="000000" w:themeColor="text1"/>
                 <w:sz w:val="20"/>
                 <w:szCs w:val="20"/>
-                <w:highlight w:val="yellow"/>
               </w:rPr>
             </w:pPr>
             <w:r>
@@ -7242,7 +6623,6 @@
                 <w:color w:val="000000" w:themeColor="text1"/>
                 <w:sz w:val="20"/>
                 <w:szCs w:val="20"/>
-                <w:highlight w:val="yellow"/>
               </w:rPr>
               <w:t xml:space="preserve">Supuesto satisfactor </w:t>
             </w:r>
@@ -7259,7 +6639,6 @@
                 <w:color w:val="000000" w:themeColor="text1"/>
                 <w:sz w:val="20"/>
                 <w:szCs w:val="20"/>
-                <w:highlight w:val="yellow"/>
               </w:rPr>
             </w:pPr>
             <w:r>
@@ -7267,7 +6646,6 @@
                 <w:color w:val="000000" w:themeColor="text1"/>
                 <w:sz w:val="20"/>
                 <w:szCs w:val="20"/>
-                <w:highlight w:val="yellow"/>
               </w:rPr>
               <w:t xml:space="preserve">Necesidad que se pretende satisfacer </w:t>
             </w:r>
@@ -7284,7 +6662,6 @@
                 <w:color w:val="000000" w:themeColor="text1"/>
                 <w:sz w:val="20"/>
                 <w:szCs w:val="20"/>
-                <w:highlight w:val="yellow"/>
               </w:rPr>
             </w:pPr>
             <w:r>
@@ -7292,7 +6669,6 @@
                 <w:color w:val="000000" w:themeColor="text1"/>
                 <w:sz w:val="20"/>
                 <w:szCs w:val="20"/>
-                <w:highlight w:val="yellow"/>
               </w:rPr>
               <w:t xml:space="preserve">Necesidad cuya satisfacción se inhibe </w:t>
             </w:r>
@@ -7310,7 +6686,6 @@
                 <w:color w:val="000000" w:themeColor="text1"/>
                 <w:sz w:val="20"/>
                 <w:szCs w:val="20"/>
-                <w:highlight w:val="yellow"/>
               </w:rPr>
             </w:pPr>
             <w:r>
@@ -7318,7 +6693,6 @@
                 <w:color w:val="000000" w:themeColor="text1"/>
                 <w:sz w:val="20"/>
                 <w:szCs w:val="20"/>
-                <w:highlight w:val="yellow"/>
               </w:rPr>
               <w:t xml:space="preserve">Armamentismo. </w:t>
             </w:r>
@@ -7334,7 +6708,6 @@
                 <w:color w:val="000000" w:themeColor="text1"/>
                 <w:sz w:val="20"/>
                 <w:szCs w:val="20"/>
-                <w:highlight w:val="yellow"/>
               </w:rPr>
             </w:pPr>
             <w:r>
@@ -7342,7 +6715,6 @@
                 <w:color w:val="000000" w:themeColor="text1"/>
                 <w:sz w:val="20"/>
                 <w:szCs w:val="20"/>
-                <w:highlight w:val="yellow"/>
               </w:rPr>
               <w:t xml:space="preserve">Protección. </w:t>
             </w:r>
@@ -7358,7 +6730,6 @@
                 <w:color w:val="000000" w:themeColor="text1"/>
                 <w:sz w:val="20"/>
                 <w:szCs w:val="20"/>
-                <w:highlight w:val="yellow"/>
               </w:rPr>
             </w:pPr>
             <w:r>
@@ -7366,7 +6737,6 @@
                 <w:color w:val="000000" w:themeColor="text1"/>
                 <w:sz w:val="20"/>
                 <w:szCs w:val="20"/>
-                <w:highlight w:val="yellow"/>
               </w:rPr>
               <w:t xml:space="preserve">Subsistencia, afecto, participación, libertad. </w:t>
             </w:r>
@@ -7384,7 +6754,6 @@
                 <w:color w:val="000000" w:themeColor="text1"/>
                 <w:sz w:val="20"/>
                 <w:szCs w:val="20"/>
-                <w:highlight w:val="yellow"/>
               </w:rPr>
             </w:pPr>
             <w:r>
@@ -7392,7 +6761,6 @@
                 <w:color w:val="000000" w:themeColor="text1"/>
                 <w:sz w:val="20"/>
                 <w:szCs w:val="20"/>
-                <w:highlight w:val="yellow"/>
               </w:rPr>
               <w:t xml:space="preserve">Autoritarismo. </w:t>
             </w:r>
@@ -7408,7 +6776,6 @@
                 <w:color w:val="000000" w:themeColor="text1"/>
                 <w:sz w:val="20"/>
                 <w:szCs w:val="20"/>
-                <w:highlight w:val="yellow"/>
               </w:rPr>
             </w:pPr>
             <w:r>
@@ -7416,7 +6783,6 @@
                 <w:color w:val="000000" w:themeColor="text1"/>
                 <w:sz w:val="20"/>
                 <w:szCs w:val="20"/>
-                <w:highlight w:val="yellow"/>
               </w:rPr>
               <w:t xml:space="preserve">Protección. </w:t>
             </w:r>
@@ -7432,7 +6798,6 @@
                 <w:color w:val="000000" w:themeColor="text1"/>
                 <w:sz w:val="20"/>
                 <w:szCs w:val="20"/>
-                <w:highlight w:val="yellow"/>
               </w:rPr>
             </w:pPr>
             <w:r>
@@ -7440,7 +6805,6 @@
                 <w:color w:val="000000" w:themeColor="text1"/>
                 <w:sz w:val="20"/>
                 <w:szCs w:val="20"/>
-                <w:highlight w:val="yellow"/>
               </w:rPr>
               <w:t xml:space="preserve">Afecto, entendimiento, participación, creación, identidad y libertad. </w:t>
             </w:r>
@@ -7458,7 +6822,6 @@
           <w:color w:val="000000" w:themeColor="text1"/>
           <w:sz w:val="20"/>
           <w:szCs w:val="20"/>
-          <w:highlight w:val="yellow"/>
         </w:rPr>
       </w:pPr>
     </w:p>
@@ -7470,7 +6833,6 @@
           <w:color w:val="000000" w:themeColor="text1"/>
           <w:sz w:val="20"/>
           <w:szCs w:val="20"/>
-          <w:highlight w:val="yellow"/>
         </w:rPr>
       </w:pPr>
       <w:r>
@@ -7478,9 +6840,7 @@
           <w:color w:val="000000" w:themeColor="text1"/>
           <w:sz w:val="20"/>
           <w:szCs w:val="20"/>
-          <w:highlight w:val="yellow"/>
-        </w:rPr>
-        <w:lastRenderedPageBreak/>
+        </w:rPr>
         <w:t xml:space="preserve">Los satisfactores violadores o destructores bloquean el desarrollo autónomo de la sociedad, afectando necesidades como participación, creación, identidad y libertad. Imponen modelos ajenos, limitan propuestas diversas y restringen la libre expresión y desarrollo personal. </w:t>
       </w:r>
     </w:p>
@@ -7492,7 +6852,6 @@
           <w:color w:val="000000" w:themeColor="text1"/>
           <w:sz w:val="20"/>
           <w:szCs w:val="20"/>
-          <w:highlight w:val="yellow"/>
         </w:rPr>
       </w:pPr>
     </w:p>
@@ -7512,7 +6871,6 @@
           <w:color w:val="000000" w:themeColor="text1" w:themeTint="FF" w:themeShade="FF"/>
           <w:sz w:val="20"/>
           <w:szCs w:val="20"/>
-          <w:highlight w:val="yellow"/>
           <w:lang w:val="es-ES"/>
         </w:rPr>
         <w:t xml:space="preserve">Para el caso del fortalecimiento de las competencias socioemocionales, “se espera que se puedan desarrollar satisfactores sinérgicos en la medida en que cumplen un papel contrahegemónico en el sentido de que revierten racionalidades dominantes”. (Max-Neef, Elizalde &amp; </w:t>
@@ -7522,7 +6880,6 @@
           <w:color w:val="000000" w:themeColor="text1" w:themeTint="FF" w:themeShade="FF"/>
           <w:sz w:val="20"/>
           <w:szCs w:val="20"/>
-          <w:highlight w:val="yellow"/>
           <w:lang w:val="es-ES"/>
         </w:rPr>
         <w:t>Hopenhayn</w:t>
@@ -7532,7 +6889,6 @@
           <w:color w:val="000000" w:themeColor="text1" w:themeTint="FF" w:themeShade="FF"/>
           <w:sz w:val="20"/>
           <w:szCs w:val="20"/>
-          <w:highlight w:val="yellow"/>
           <w:lang w:val="es-ES"/>
         </w:rPr>
         <w:t>, 2010, p. 28). Esta posición refuerza el fortalecimiento de las CSE entendida como acción de empoderamiento individual y colectivo a través del ejercicio del pensamiento crítico.</w:t>
@@ -7574,7 +6930,6 @@
           <w:bCs/>
           <w:sz w:val="20"/>
           <w:szCs w:val="20"/>
-          <w:highlight w:val="yellow"/>
         </w:rPr>
       </w:pPr>
       <w:r>
@@ -7583,7 +6938,6 @@
           <w:bCs/>
           <w:sz w:val="20"/>
           <w:szCs w:val="20"/>
-          <w:highlight w:val="yellow"/>
         </w:rPr>
         <w:t>Competencias socioemocionales</w:t>
       </w:r>
@@ -7596,7 +6950,6 @@
         <w:rPr>
           <w:sz w:val="20"/>
           <w:szCs w:val="20"/>
-          <w:highlight w:val="yellow"/>
         </w:rPr>
       </w:pPr>
     </w:p>
@@ -7608,7 +6961,6 @@
         <w:rPr>
           <w:sz w:val="20"/>
           <w:szCs w:val="20"/>
-          <w:highlight w:val="yellow"/>
         </w:rPr>
       </w:pPr>
     </w:p>
@@ -7620,7 +6972,6 @@
         <w:rPr>
           <w:sz w:val="20"/>
           <w:szCs w:val="20"/>
-          <w:highlight w:val="yellow"/>
           <w:lang w:val="es-ES"/>
         </w:rPr>
       </w:pPr>
@@ -7628,7 +6979,6 @@
         <w:rPr>
           <w:sz w:val="20"/>
           <w:szCs w:val="20"/>
-          <w:highlight w:val="yellow"/>
           <w:lang w:val="es-ES"/>
         </w:rPr>
         <w:t>En la vida cotidiana, las personas desarrollan capacidades que les permiten relacionarse con otros, tomar decisiones, afrontar situaciones difíciles y avanzar en sus metas. Estas capacidades se conocen como competencias socioemocionales.</w:t>
@@ -7642,7 +6992,6 @@
         <w:rPr>
           <w:sz w:val="20"/>
           <w:szCs w:val="20"/>
-          <w:highlight w:val="yellow"/>
           <w:lang w:val="es-ES"/>
         </w:rPr>
       </w:pPr>
@@ -7655,7 +7004,6 @@
         <w:rPr>
           <w:sz w:val="20"/>
           <w:szCs w:val="20"/>
-          <w:highlight w:val="yellow"/>
           <w:lang w:val="es-ES"/>
         </w:rPr>
       </w:pPr>
@@ -7663,7 +7011,6 @@
         <w:rPr>
           <w:sz w:val="20"/>
           <w:szCs w:val="20"/>
-          <w:highlight w:val="yellow"/>
           <w:lang w:val="es-ES"/>
         </w:rPr>
         <w:t>Las competencias socioemocionales son un conjunto de conocimientos, habilidades y actitudes que influyen en la forma en que las personas piensan, sienten y actúan en su entorno. Estas permiten comunicarse, resolver problemas, trabajar con otros y enfrentar los retos de la vida diaria.</w:t>
@@ -7677,7 +7024,6 @@
         <w:rPr>
           <w:sz w:val="20"/>
           <w:szCs w:val="20"/>
-          <w:highlight w:val="yellow"/>
           <w:lang w:val="es-ES"/>
         </w:rPr>
       </w:pPr>
@@ -7690,7 +7036,6 @@
         <w:rPr>
           <w:sz w:val="20"/>
           <w:szCs w:val="20"/>
-          <w:highlight w:val="yellow"/>
           <w:lang w:val="es-ES"/>
         </w:rPr>
       </w:pPr>
@@ -7698,7 +7043,6 @@
         <w:rPr>
           <w:sz w:val="20"/>
           <w:szCs w:val="20"/>
-          <w:highlight w:val="yellow"/>
           <w:lang w:val="es-ES"/>
         </w:rPr>
         <w:t>Estas competencias no funcionan de manera aislada</w:t>
@@ -7707,7 +7051,6 @@
         <w:rPr>
           <w:sz w:val="20"/>
           <w:szCs w:val="20"/>
-          <w:highlight w:val="yellow"/>
           <w:lang w:val="es-ES"/>
         </w:rPr>
         <w:t>; s</w:t>
@@ -7716,7 +7059,6 @@
         <w:rPr>
           <w:sz w:val="20"/>
           <w:szCs w:val="20"/>
-          <w:highlight w:val="yellow"/>
           <w:lang w:val="es-ES"/>
         </w:rPr>
         <w:t>e desarrollan a partir de la interacción con otras personas, el entorno y las experiencias de vida, y están directamente relacionadas con la forma en que se satisfacen las necesidades humanas.</w:t>
@@ -7730,7 +7072,6 @@
         <w:rPr>
           <w:sz w:val="20"/>
           <w:szCs w:val="20"/>
-          <w:highlight w:val="yellow"/>
           <w:lang w:val="es-ES"/>
         </w:rPr>
       </w:pPr>
@@ -7743,7 +7084,6 @@
         <w:rPr>
           <w:sz w:val="20"/>
           <w:szCs w:val="20"/>
-          <w:highlight w:val="yellow"/>
           <w:lang w:val="es-ES"/>
         </w:rPr>
       </w:pPr>
@@ -7751,7 +7091,6 @@
         <w:rPr>
           <w:sz w:val="20"/>
           <w:szCs w:val="20"/>
-          <w:highlight w:val="yellow"/>
           <w:lang w:val="es-ES"/>
         </w:rPr>
         <w:t>En este sentido, fortalecer las competencias socioemocionales permite generar mejores formas de satisfacer las necesidades, favoreciendo el bienestar personal y colectivo.</w:t>
@@ -7765,7 +7104,6 @@
         <w:rPr>
           <w:sz w:val="20"/>
           <w:szCs w:val="20"/>
-          <w:highlight w:val="yellow"/>
           <w:lang w:val="es-ES"/>
         </w:rPr>
       </w:pPr>
@@ -7778,7 +7116,6 @@
         <w:rPr>
           <w:sz w:val="20"/>
           <w:szCs w:val="20"/>
-          <w:highlight w:val="yellow"/>
           <w:lang w:val="es-ES"/>
         </w:rPr>
       </w:pPr>
@@ -7786,7 +7123,6 @@
         <w:rPr>
           <w:sz w:val="20"/>
           <w:szCs w:val="20"/>
-          <w:highlight w:val="yellow"/>
           <w:lang w:val="es-ES"/>
         </w:rPr>
         <w:t>Las competencias pueden comprenderse como una integración de diferentes niveles que incluyen habilidades, destrezas y conductas. Algunas de estas son observables, como las acciones y comportamientos, mientras que otras se relacionan con aspectos internos como los valores, la resiliencia o la gestión de emociones.</w:t>
@@ -7807,7 +7143,6 @@
         <w:rPr>
           <w:sz w:val="20"/>
           <w:szCs w:val="20"/>
-          <w:highlight w:val="yellow"/>
           <w:lang w:val="es-ES"/>
         </w:rPr>
         <w:t>A continuación, se presenta un esquema que permite comprender esta relación</w:t>
@@ -7816,7 +7151,6 @@
         <w:rPr>
           <w:sz w:val="20"/>
           <w:szCs w:val="20"/>
-          <w:highlight w:val="yellow"/>
           <w:lang w:val="es-ES"/>
         </w:rPr>
         <w:t>:</w:t>
@@ -8015,7 +7349,6 @@
           <w:sz w:val="20"/>
           <w:szCs w:val="20"/>
         </w:rPr>
-        <w:lastRenderedPageBreak/>
         <w:t>Figura</w:t>
       </w:r>
       <w:r>
@@ -8100,7 +7433,6 @@
       <w:r>
         <w:rPr>
           <w:noProof/>
-          <w:highlight w:val="magenta"/>
         </w:rPr>
         <mc:AlternateContent>
           <mc:Choice Requires="wps">
@@ -8175,7 +7507,7 @@
               </wp:anchor>
             </w:drawing>
           </mc:Choice>
-          <mc:Fallback>
+          <mc:Fallback xmlns:dgm="http://schemas.openxmlformats.org/drawingml/2006/diagram" xmlns:pic="http://schemas.openxmlformats.org/drawingml/2006/picture" xmlns:a="http://schemas.openxmlformats.org/drawingml/2006/main">
             <w:pict>
               <v:shapetype id="_x0000_t202" coordsize="21600,21600" o:spt="202" path="m,l,21600r21600,l21600,xe" w14:anchorId="6D54FDC2">
                 <v:stroke joinstyle="miter"/>
@@ -8222,22 +7554,25 @@
           <w:szCs w:val="20"/>
         </w:rPr>
       </w:pPr>
-      <w:commentRangeStart w:id="1902819741"/>
       <w:r>
         <w:rPr>
           <w:noProof/>
-        </w:rPr>
-        <mc:AlternateContent xmlns:mc="http://schemas.openxmlformats.org/markup-compatibility/2006">
-          <mc:Choice xmlns:mc="http://schemas.openxmlformats.org/markup-compatibility/2006" Requires="wpg">
-            <w:drawing xmlns:w="http://schemas.openxmlformats.org/wordprocessingml/2006/main">
-              <wp:inline xmlns:wp14="http://schemas.microsoft.com/office/word/2010/wordprocessingDrawing" xmlns:wp="http://schemas.openxmlformats.org/drawingml/2006/wordprocessingDrawing" distT="0" distB="0" distL="0" distR="0" wp14:anchorId="6BD1C821" wp14:editId="303CFE01">
-                <wp:extent xmlns:wp="http://schemas.openxmlformats.org/drawingml/2006/wordprocessingDrawing" cx="4898572" cy="2374612"/>
-                <wp:effectExtent xmlns:wp="http://schemas.openxmlformats.org/drawingml/2006/wordprocessingDrawing" l="0" t="0" r="0" b="0"/>
-                <wp:docPr xmlns:wp="http://schemas.openxmlformats.org/drawingml/2006/wordprocessingDrawing" id="378339272" name="Grupo 90016671"/>
-                <wp:cNvGraphicFramePr xmlns:wp="http://schemas.openxmlformats.org/drawingml/2006/wordprocessingDrawing"/>
+          <w:color w:val="000000"/>
+          <w:sz w:val="20"/>
+          <w:szCs w:val="20"/>
+          <w:lang w:val="en-US" w:eastAsia="en-US"/>
+        </w:rPr>
+        <mc:AlternateContent>
+          <mc:Choice Requires="wpg">
+            <w:drawing>
+              <wp:inline distT="0" distB="0" distL="0" distR="0" wp14:anchorId="5A51A700" wp14:editId="09808285">
+                <wp:extent cx="4898572" cy="2374612"/>
+                <wp:effectExtent l="0" t="0" r="0" b="0"/>
+                <wp:docPr id="90016671" name="Grupo 90016671"/>
+                <wp:cNvGraphicFramePr/>
                 <a:graphic xmlns:a="http://schemas.openxmlformats.org/drawingml/2006/main">
                   <a:graphicData uri="http://schemas.microsoft.com/office/word/2010/wordprocessingGroup">
-                    <wpg:wgp xmlns:wpg="http://schemas.microsoft.com/office/word/2010/wordprocessingGroup">
+                    <wpg:wgp>
                       <wpg:cNvGrpSpPr/>
                       <wpg:grpSpPr>
                         <a:xfrm>
@@ -8258,7 +7593,7 @@
                             <a:chExt cx="4898572" cy="2374610"/>
                           </a:xfrm>
                         </wpg:grpSpPr>
-                        <wps:wsp xmlns:wps="http://schemas.microsoft.com/office/word/2010/wordprocessingShape">
+                        <wps:wsp>
                           <wps:cNvPr id="241437184" name="Rectángulo 241437184"/>
                           <wps:cNvSpPr/>
                           <wps:spPr>
@@ -8275,8 +7610,8 @@
                             </a:ln>
                           </wps:spPr>
                           <wps:txbx>
-                            <w:txbxContent xmlns:w="http://schemas.openxmlformats.org/wordprocessingml/2006/main">
-                              <w:p xmlns:w14="http://schemas.microsoft.com/office/word/2010/wordml">
+                            <w:txbxContent>
+                              <w:p>
                                 <w:pPr>
                                   <w:spacing w:line="240" w:lineRule="auto"/>
                                   <w:textDirection w:val="btLr"/>
@@ -8288,7 +7623,7 @@
                             <a:noAutofit/>
                           </wps:bodyPr>
                         </wps:wsp>
-                        <wps:wsp xmlns:wps="http://schemas.microsoft.com/office/word/2010/wordprocessingShape">
+                        <wps:wsp>
                           <wps:cNvPr id="1365185343" name="Trapecio 1365185343"/>
                           <wps:cNvSpPr/>
                           <wps:spPr>
@@ -8315,8 +7650,8 @@
                             </a:ln>
                           </wps:spPr>
                           <wps:txbx>
-                            <w:txbxContent xmlns:w="http://schemas.openxmlformats.org/wordprocessingml/2006/main">
-                              <w:p xmlns:w14="http://schemas.microsoft.com/office/word/2010/wordml">
+                            <w:txbxContent>
+                              <w:p>
                                 <w:pPr>
                                   <w:spacing w:line="240" w:lineRule="auto"/>
                                   <w:textDirection w:val="btLr"/>
@@ -8328,7 +7663,7 @@
                             <a:noAutofit/>
                           </wps:bodyPr>
                         </wps:wsp>
-                        <wps:wsp xmlns:wps="http://schemas.microsoft.com/office/word/2010/wordprocessingShape">
+                        <wps:wsp>
                           <wps:cNvPr id="1997058843" name="Cuadro de texto 1997058843"/>
                           <wps:cNvSpPr txBox="1"/>
                           <wps:spPr>
@@ -8345,8 +7680,8 @@
                             </a:ln>
                           </wps:spPr>
                           <wps:txbx>
-                            <w:txbxContent xmlns:w="http://schemas.openxmlformats.org/wordprocessingml/2006/main">
-                              <w:p xmlns:w14="http://schemas.microsoft.com/office/word/2010/wordml">
+                            <w:txbxContent>
+                              <w:p>
                                 <w:pPr>
                                   <w:spacing w:line="215" w:lineRule="auto"/>
                                   <w:jc w:val="center"/>
@@ -8368,7 +7703,7 @@
                             <a:noAutofit/>
                           </wps:bodyPr>
                         </wps:wsp>
-                        <wps:wsp xmlns:wps="http://schemas.microsoft.com/office/word/2010/wordprocessingShape">
+                        <wps:wsp>
                           <wps:cNvPr id="831197559" name="Trapecio 831197559"/>
                           <wps:cNvSpPr/>
                           <wps:spPr>
@@ -8395,8 +7730,8 @@
                             </a:ln>
                           </wps:spPr>
                           <wps:txbx>
-                            <w:txbxContent xmlns:w="http://schemas.openxmlformats.org/wordprocessingml/2006/main">
-                              <w:p xmlns:w14="http://schemas.microsoft.com/office/word/2010/wordml">
+                            <w:txbxContent>
+                              <w:p>
                                 <w:pPr>
                                   <w:spacing w:line="240" w:lineRule="auto"/>
                                   <w:textDirection w:val="btLr"/>
@@ -8408,7 +7743,7 @@
                             <a:noAutofit/>
                           </wps:bodyPr>
                         </wps:wsp>
-                        <wps:wsp xmlns:wps="http://schemas.microsoft.com/office/word/2010/wordprocessingShape">
+                        <wps:wsp>
                           <wps:cNvPr id="2097015314" name="Cuadro de texto 2097015314"/>
                           <wps:cNvSpPr txBox="1"/>
                           <wps:spPr>
@@ -8425,8 +7760,8 @@
                             </a:ln>
                           </wps:spPr>
                           <wps:txbx>
-                            <w:txbxContent xmlns:w="http://schemas.openxmlformats.org/wordprocessingml/2006/main">
-                              <w:p xmlns:w14="http://schemas.microsoft.com/office/word/2010/wordml">
+                            <w:txbxContent>
+                              <w:p>
                                 <w:pPr>
                                   <w:spacing w:line="215" w:lineRule="auto"/>
                                   <w:jc w:val="center"/>
@@ -8448,7 +7783,7 @@
                             <a:noAutofit/>
                           </wps:bodyPr>
                         </wps:wsp>
-                        <wps:wsp xmlns:wps="http://schemas.microsoft.com/office/word/2010/wordprocessingShape">
+                        <wps:wsp>
                           <wps:cNvPr id="1553045942" name="Trapecio 1553045942"/>
                           <wps:cNvSpPr/>
                           <wps:spPr>
@@ -8475,8 +7810,8 @@
                             </a:ln>
                           </wps:spPr>
                           <wps:txbx>
-                            <w:txbxContent xmlns:w="http://schemas.openxmlformats.org/wordprocessingml/2006/main">
-                              <w:p xmlns:w14="http://schemas.microsoft.com/office/word/2010/wordml">
+                            <w:txbxContent>
+                              <w:p>
                                 <w:pPr>
                                   <w:spacing w:line="240" w:lineRule="auto"/>
                                   <w:textDirection w:val="btLr"/>
@@ -8488,7 +7823,7 @@
                             <a:noAutofit/>
                           </wps:bodyPr>
                         </wps:wsp>
-                        <wps:wsp xmlns:wps="http://schemas.microsoft.com/office/word/2010/wordprocessingShape">
+                        <wps:wsp>
                           <wps:cNvPr id="1737187216" name="Cuadro de texto 1737187216"/>
                           <wps:cNvSpPr txBox="1"/>
                           <wps:spPr>
@@ -8505,8 +7840,8 @@
                             </a:ln>
                           </wps:spPr>
                           <wps:txbx>
-                            <w:txbxContent xmlns:w="http://schemas.openxmlformats.org/wordprocessingml/2006/main">
-                              <w:p xmlns:w14="http://schemas.microsoft.com/office/word/2010/wordml">
+                            <w:txbxContent>
+                              <w:p>
                                 <w:pPr>
                                   <w:spacing w:line="215" w:lineRule="auto"/>
                                   <w:jc w:val="center"/>
@@ -8528,7 +7863,7 @@
                             <a:noAutofit/>
                           </wps:bodyPr>
                         </wps:wsp>
-                        <wps:wsp xmlns:wps="http://schemas.microsoft.com/office/word/2010/wordprocessingShape">
+                        <wps:wsp>
                           <wps:cNvPr id="1094719177" name="Trapecio 1094719177"/>
                           <wps:cNvSpPr/>
                           <wps:spPr>
@@ -8555,8 +7890,8 @@
                             </a:ln>
                           </wps:spPr>
                           <wps:txbx>
-                            <w:txbxContent xmlns:w="http://schemas.openxmlformats.org/wordprocessingml/2006/main">
-                              <w:p xmlns:w14="http://schemas.microsoft.com/office/word/2010/wordml">
+                            <w:txbxContent>
+                              <w:p>
                                 <w:pPr>
                                   <w:spacing w:line="240" w:lineRule="auto"/>
                                   <w:textDirection w:val="btLr"/>
@@ -8568,7 +7903,7 @@
                             <a:noAutofit/>
                           </wps:bodyPr>
                         </wps:wsp>
-                        <wps:wsp xmlns:wps="http://schemas.microsoft.com/office/word/2010/wordprocessingShape">
+                        <wps:wsp>
                           <wps:cNvPr id="1765170279" name="Cuadro de texto 1765170279"/>
                           <wps:cNvSpPr txBox="1"/>
                           <wps:spPr>
@@ -8585,8 +7920,8 @@
                             </a:ln>
                           </wps:spPr>
                           <wps:txbx>
-                            <w:txbxContent xmlns:w="http://schemas.openxmlformats.org/wordprocessingml/2006/main">
-                              <w:p xmlns:w14="http://schemas.microsoft.com/office/word/2010/wordml">
+                            <w:txbxContent>
+                              <w:p>
                                 <w:pPr>
                                   <w:spacing w:line="215" w:lineRule="auto"/>
                                   <w:jc w:val="center"/>
@@ -8615,9 +7950,9 @@
               </wp:inline>
             </w:drawing>
           </mc:Choice>
-          <mc:Fallback xmlns:mc="http://schemas.openxmlformats.org/markup-compatibility/2006">
-            <w:pict xmlns:w="http://schemas.openxmlformats.org/wordprocessingml/2006/main">
-              <v:group xmlns:w14="http://schemas.microsoft.com/office/word/2010/wordml" xmlns:o="urn:schemas-microsoft-com:office:office" xmlns:v="urn:schemas-microsoft-com:vml" id="Grupo 90016671" style="width:385.7pt;height:187pt;mso-position-horizontal-relative:char;mso-position-vertical-relative:line" coordsize="48985,23746" o:spid="_x0000_s1027" w14:anchorId="5A51A700" o:gfxdata="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">
+          <mc:Fallback xmlns:dgm="http://schemas.openxmlformats.org/drawingml/2006/diagram" xmlns:pic="http://schemas.openxmlformats.org/drawingml/2006/picture" xmlns:a="http://schemas.openxmlformats.org/drawingml/2006/main">
+            <w:pict>
+              <v:group id="Grupo 90016671" style="width:385.7pt;height:187pt;mso-position-horizontal-relative:char;mso-position-vertical-relative:line" coordsize="48985,23746" o:spid="_x0000_s1027" w14:anchorId="5A51A700" o:gfxdata="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">
                 <v:group id="Grupo 2009621841" style="position:absolute;width:48985;height:23746" coordsize="48985,23746" o:spid="_x0000_s1028" o:gfxdata="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">
                   <v:rect id="Rectángulo 241437184" style="position:absolute;width:48985;height:23746;visibility:visible;mso-wrap-style:square;v-text-anchor:middle" o:spid="_x0000_s1029" filled="f" stroked="f" o:gfxdata="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">
                     <v:textbox inset="2.53958mm,2.53958mm,2.53958mm,2.53958mm">
@@ -8780,18 +8115,11 @@
                     </v:textbox>
                   </v:shape>
                 </v:group>
-                <w10:anchorlock xmlns:w10="urn:schemas-microsoft-com:office:word"/>
+                <w10:anchorlock/>
               </v:group>
             </w:pict>
           </mc:Fallback>
         </mc:AlternateContent>
-      </w:r>
-      <w:commentRangeEnd w:id="1902819741"/>
-      <w:r>
-        <w:rPr>
-          <w:rStyle w:val="CommentReference"/>
-        </w:rPr>
-        <w:commentReference w:id="1902819741"/>
       </w:r>
     </w:p>
     <w:p>
@@ -8918,45 +8246,17 @@
         <w:rPr>
           <w:sz w:val="20"/>
           <w:szCs w:val="20"/>
-          <w:highlight w:val="yellow"/>
           <w:lang w:val="es-ES"/>
         </w:rPr>
-        <w:t xml:space="preserve">Como se </w:t>
-      </w:r>
-      <w:r>
-        <w:rPr>
-          <w:sz w:val="20"/>
-          <w:szCs w:val="20"/>
-          <w:highlight w:val="yellow"/>
+        <w:t>Como se aprecia en la figura, las competencias representan el nivel menos visible, ya que integran elementos internos como conocimientos, valores y actitudes. A partir de estas se desarrollan habilidades y destrezas, que progresivamente se hacen más evidentes hasta expresarse en conductas, que son las acciones observables en la vida cotidiana</w:t>
+      </w:r>
+      <w:r>
+        <w:rPr>
+          <w:sz w:val="20"/>
+          <w:szCs w:val="20"/>
           <w:lang w:val="es-ES"/>
         </w:rPr>
-        <w:t>aprecia</w:t>
-      </w:r>
-      <w:r>
-        <w:rPr>
-          <w:sz w:val="20"/>
-          <w:szCs w:val="20"/>
-          <w:highlight w:val="yellow"/>
-          <w:lang w:val="es-ES"/>
-        </w:rPr>
-        <w:t xml:space="preserve"> en la figura, las competencias representan el nivel menos visible, ya que integran elementos internos como conocimientos, valores y actitudes. A partir de estas se desarrollan habilidades y destrezas, que progresivamente se hacen más evidentes hasta expresarse en conductas, que son las acciones observables en la vida cotidiana</w:t>
-      </w:r>
-      <w:r>
-        <w:rPr>
-          <w:sz w:val="20"/>
-          <w:szCs w:val="20"/>
-          <w:highlight w:val="yellow"/>
-          <w:lang w:val="es-ES"/>
-        </w:rPr>
-        <w:t>.</w:t>
-      </w:r>
-      <w:r>
-        <w:rPr>
-          <w:sz w:val="20"/>
-          <w:szCs w:val="20"/>
-          <w:lang w:val="es-ES"/>
-        </w:rPr>
-        <w:t xml:space="preserve"> </w:t>
+        <w:t xml:space="preserve">. </w:t>
       </w:r>
     </w:p>
     <w:p>
@@ -9271,7 +8571,7 @@
               </wp:inline>
             </w:drawing>
           </mc:Choice>
-          <mc:Fallback>
+          <mc:Fallback xmlns:dgm="http://schemas.openxmlformats.org/drawingml/2006/diagram" xmlns:pic="http://schemas.openxmlformats.org/drawingml/2006/picture" xmlns:a="http://schemas.openxmlformats.org/drawingml/2006/main">
             <w:pict>
               <v:shape id="Cuadro de texto 1" style="width:2in;height:2in;visibility:visible;mso-wrap-style:none;mso-left-percent:-10001;mso-top-percent:-10001;mso-position-horizontal:absolute;mso-position-horizontal-relative:char;mso-position-vertical:absolute;mso-position-vertical-relative:line;mso-left-percent:-10001;mso-top-percent:-10001;v-text-anchor:top" o:spid="_x0000_s1038" fillcolor="#8adc54 [2101]" strokecolor="#54a021 [3205]" strokeweight="1pt" type="#_x0000_t202" o:gfxdata="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" w14:anchorId="6CB9E45F">
                 <v:fill type="gradient" color2="#61ba26 [2901]" colors="0 #c0d6b8;57672f #76ad5f" focus="100%" rotate="t">
@@ -9749,7 +9049,6 @@
           <w:iCs/>
           <w:sz w:val="20"/>
           <w:szCs w:val="20"/>
-          <w:highlight w:val="yellow"/>
         </w:rPr>
       </w:pPr>
       <w:bookmarkStart w:name="_Hlk203491705" w:id="0"/>
@@ -9759,7 +9058,6 @@
           <w:bCs/>
           <w:sz w:val="20"/>
           <w:szCs w:val="20"/>
-          <w:highlight w:val="yellow"/>
         </w:rPr>
         <w:t xml:space="preserve">Tabla </w:t>
       </w:r>
@@ -9769,7 +9067,6 @@
           <w:bCs/>
           <w:sz w:val="20"/>
           <w:szCs w:val="20"/>
-          <w:highlight w:val="yellow"/>
         </w:rPr>
         <w:t>7</w:t>
       </w:r>
@@ -9779,7 +9076,6 @@
           <w:bCs/>
           <w:sz w:val="20"/>
           <w:szCs w:val="20"/>
-          <w:highlight w:val="yellow"/>
         </w:rPr>
         <w:t>.</w:t>
       </w:r>
@@ -9789,7 +9085,6 @@
           <w:iCs/>
           <w:sz w:val="20"/>
           <w:szCs w:val="20"/>
-          <w:highlight w:val="yellow"/>
         </w:rPr>
         <w:t xml:space="preserve"> Matriz de relación competencias fundantes y necesidades existenciales</w:t>
       </w:r>
@@ -9799,7 +9094,6 @@
           <w:iCs/>
           <w:sz w:val="20"/>
           <w:szCs w:val="20"/>
-          <w:highlight w:val="yellow"/>
         </w:rPr>
         <w:t xml:space="preserve"> y axiológicas</w:t>
       </w:r>
@@ -10561,15 +9855,7 @@
                 <w:sz w:val="20"/>
                 <w:szCs w:val="20"/>
               </w:rPr>
-              <w:t xml:space="preserve">Desarrollo procesos de autoconocimiento que me permitan identificar mis </w:t>
-            </w:r>
-            <w:r>
-              <w:rPr>
-                <w:sz w:val="20"/>
-                <w:szCs w:val="20"/>
-              </w:rPr>
-              <w:lastRenderedPageBreak/>
-              <w:t>emociones y la manera en que las puedo regular. </w:t>
+              <w:t>Desarrollo procesos de autoconocimiento que me permitan identificar mis emociones y la manera en que las puedo regular. </w:t>
             </w:r>
           </w:p>
         </w:tc>
@@ -10597,16 +9883,7 @@
                 <w:sz w:val="20"/>
                 <w:szCs w:val="20"/>
               </w:rPr>
-              <w:lastRenderedPageBreak/>
-              <w:t xml:space="preserve">Utilizo herramientas de identificación y manejo de emociones en </w:t>
-            </w:r>
-            <w:r>
-              <w:rPr>
-                <w:sz w:val="20"/>
-                <w:szCs w:val="20"/>
-              </w:rPr>
-              <w:lastRenderedPageBreak/>
-              <w:t>la vida personal y en la interacción con los otros.</w:t>
+              <w:t>Utilizo herramientas de identificación y manejo de emociones en la vida personal y en la interacción con los otros.</w:t>
             </w:r>
           </w:p>
         </w:tc>
@@ -10634,16 +9911,7 @@
                 <w:sz w:val="20"/>
                 <w:szCs w:val="20"/>
               </w:rPr>
-              <w:lastRenderedPageBreak/>
-              <w:t xml:space="preserve">Aprendo a ejercen una influencia sobre las emociones que </w:t>
-            </w:r>
-            <w:r>
-              <w:rPr>
-                <w:sz w:val="20"/>
-                <w:szCs w:val="20"/>
-              </w:rPr>
-              <w:lastRenderedPageBreak/>
-              <w:t>experimento, sobre cuando suceden y sobre cómo se experimentan y se expresan. </w:t>
+              <w:t>Aprendo a ejercen una influencia sobre las emociones que experimento, sobre cuando suceden y sobre cómo se experimentan y se expresan. </w:t>
             </w:r>
           </w:p>
         </w:tc>
@@ -10671,16 +9939,7 @@
                 <w:sz w:val="20"/>
                 <w:szCs w:val="20"/>
               </w:rPr>
-              <w:lastRenderedPageBreak/>
-              <w:t xml:space="preserve">En los espacios en los que participo, promuevo la </w:t>
-            </w:r>
-            <w:r>
-              <w:rPr>
-                <w:sz w:val="20"/>
-                <w:szCs w:val="20"/>
-              </w:rPr>
-              <w:lastRenderedPageBreak/>
-              <w:t>expresión y manejo de las emociones individuales y colectivas, de una manera constructiva. </w:t>
+              <w:t>En los espacios en los que participo, promuevo la expresión y manejo de las emociones individuales y colectivas, de una manera constructiva. </w:t>
             </w:r>
           </w:p>
         </w:tc>
@@ -10708,7 +9967,6 @@
                 <w:sz w:val="20"/>
                 <w:szCs w:val="20"/>
               </w:rPr>
-              <w:lastRenderedPageBreak/>
               <w:t>Subsistencia, protección, afecto, participación, identidad, libertad.</w:t>
             </w:r>
           </w:p>
@@ -11238,7 +10496,6 @@
         <w:rPr>
           <w:sz w:val="20"/>
           <w:szCs w:val="20"/>
-          <w:highlight w:val="magenta"/>
         </w:rPr>
         <w:t>:</w:t>
       </w:r>
@@ -11369,7 +10626,6 @@
           <w:iCs/>
           <w:sz w:val="20"/>
           <w:szCs w:val="20"/>
-          <w:highlight w:val="yellow"/>
         </w:rPr>
       </w:pPr>
       <w:r>
@@ -11378,7 +10634,6 @@
           <w:bCs/>
           <w:sz w:val="20"/>
           <w:szCs w:val="20"/>
-          <w:highlight w:val="yellow"/>
         </w:rPr>
         <w:t xml:space="preserve">Tabla </w:t>
       </w:r>
@@ -11388,7 +10643,6 @@
           <w:bCs/>
           <w:sz w:val="20"/>
           <w:szCs w:val="20"/>
-          <w:highlight w:val="yellow"/>
         </w:rPr>
         <w:t>8</w:t>
       </w:r>
@@ -11398,7 +10652,6 @@
           <w:bCs/>
           <w:sz w:val="20"/>
           <w:szCs w:val="20"/>
-          <w:highlight w:val="yellow"/>
         </w:rPr>
         <w:t>.</w:t>
       </w:r>
@@ -11408,7 +10661,6 @@
           <w:iCs/>
           <w:sz w:val="20"/>
           <w:szCs w:val="20"/>
-          <w:highlight w:val="yellow"/>
         </w:rPr>
         <w:t xml:space="preserve"> Matriz de relación competencias </w:t>
       </w:r>
@@ -11418,7 +10670,6 @@
           <w:iCs/>
           <w:sz w:val="20"/>
           <w:szCs w:val="20"/>
-          <w:highlight w:val="yellow"/>
         </w:rPr>
         <w:t>estratégicas</w:t>
       </w:r>
@@ -11428,7 +10679,6 @@
           <w:iCs/>
           <w:sz w:val="20"/>
           <w:szCs w:val="20"/>
-          <w:highlight w:val="yellow"/>
         </w:rPr>
         <w:t xml:space="preserve"> y necesidades existenciales </w:t>
       </w:r>
@@ -11438,7 +10688,6 @@
           <w:iCs/>
           <w:sz w:val="20"/>
           <w:szCs w:val="20"/>
-          <w:highlight w:val="yellow"/>
         </w:rPr>
         <w:t>y axiológicas</w:t>
       </w:r>
@@ -12388,7 +11637,6 @@
                 <w:sz w:val="20"/>
                 <w:szCs w:val="20"/>
               </w:rPr>
-              <w:lastRenderedPageBreak/>
               <w:t>Toma de decisiones </w:t>
             </w:r>
           </w:p>
@@ -14238,7 +13486,6 @@
                 <w:szCs w:val="20"/>
                 <w:lang w:eastAsia="ja-JP"/>
               </w:rPr>
-              <w:lastRenderedPageBreak/>
               <w:t>2. Enfoque de Desarrollo a Escala Humana</w:t>
             </w:r>
             <w:r>
@@ -15672,7 +14919,6 @@
                 <w:szCs w:val="20"/>
                 <w:lang w:eastAsia="ja-JP"/>
               </w:rPr>
-              <w:lastRenderedPageBreak/>
               <w:t xml:space="preserve">Valores </w:t>
             </w:r>
             <w:r>
@@ -16453,7 +15699,6 @@
           <w:szCs w:val="20"/>
           <w:lang w:val="es-ES" w:eastAsia="ja-JP"/>
         </w:rPr>
-        <w:lastRenderedPageBreak/>
         <w:t xml:space="preserve">Tafur-Osorio, M. V. (2018-2020). Evaluación de la sostenibilidad de una </w:t>
       </w:r>
       <w:proofErr w:type="spellStart"/>
@@ -17308,64 +16553,6 @@
     </w:sectPr>
   </w:body>
 </w:document>
-</file>
-
-<file path=word/comments.xml><?xml version="1.0" encoding="utf-8"?>
-<w:comments xmlns:w14="http://schemas.microsoft.com/office/word/2010/wordml" xmlns:w="http://schemas.openxmlformats.org/wordprocessingml/2006/main">
-  <w:comment xmlns:w="http://schemas.openxmlformats.org/wordprocessingml/2006/main" w:initials="AE" w:author="Andres Felipe Velandia Espitia" w:date="2026-07-23T19:12:34" w:id="2117972160">
-    <w:p xmlns:w14="http://schemas.microsoft.com/office/word/2010/wordml" xmlns:w="http://schemas.openxmlformats.org/wordprocessingml/2006/main">
-      <w:pPr>
-        <w:pStyle w:val="CommentText"/>
-      </w:pPr>
-      <w:r>
-        <w:rPr>
-          <w:rStyle w:val="CommentReference"/>
-        </w:rPr>
-        <w:annotationRef/>
-      </w:r>
-      <w:r>
-        <w:t>En la figura 1 se relaciona lo que representan las necesidades humanas y explica a partir de un ejemplo su aplicación.</w:t>
-      </w:r>
-    </w:p>
-  </w:comment>
-  <w:comment xmlns:w="http://schemas.openxmlformats.org/wordprocessingml/2006/main" w:initials="AE" w:author="Andres Felipe Velandia Espitia" w:date="2026-07-23T19:12:48" w:id="1902819741">
-    <w:p xmlns:w14="http://schemas.microsoft.com/office/word/2010/wordml" xmlns:w="http://schemas.openxmlformats.org/wordprocessingml/2006/main">
-      <w:pPr>
-        <w:pStyle w:val="CommentText"/>
-      </w:pPr>
-      <w:r>
-        <w:rPr>
-          <w:rStyle w:val="CommentReference"/>
-        </w:rPr>
-        <w:annotationRef/>
-      </w:r>
-      <w:r>
-        <w:t>En la figura 2 se relaciona una matriz que representa de manera jerárquica las necesidades humanas, como son competencia, habilidad, destreza y conducta.</w:t>
-      </w:r>
-    </w:p>
-  </w:comment>
-</w:comments>
-</file>
-
-<file path=word/commentsExtended.xml><?xml version="1.0" encoding="utf-8"?>
-<w15:commentsEx xmlns:mc="http://schemas.openxmlformats.org/markup-compatibility/2006" xmlns:w15="http://schemas.microsoft.com/office/word/2012/wordml" mc:Ignorable="w15">
-  <w15:commentEx w15:done="0" w15:paraId="73413235"/>
-  <w15:commentEx w15:done="0" w15:paraId="1AA5CFC1"/>
-</w15:commentsEx>
-</file>
-
-<file path=word/commentsExtensible.xml><?xml version="1.0" encoding="utf-8"?>
-<w16cex:commentsExtensible xmlns:w16="http://schemas.microsoft.com/office/word/2018/wordml" xmlns:w16cex="http://schemas.microsoft.com/office/word/2018/wordml/cex" xmlns:mc="http://schemas.openxmlformats.org/markup-compatibility/2006" mc:Ignorable="w16 w16cex">
-  <w16cex:commentExtensible w16cex:durableId="716FDB4B" w16cex:dateUtc="2026-07-24T00:12:34.685Z"/>
-  <w16cex:commentExtensible w16cex:durableId="6D0F7B12" w16cex:dateUtc="2026-07-24T00:12:48.795Z"/>
-</w16cex:commentsExtensible>
-</file>
-
-<file path=word/commentsIds.xml><?xml version="1.0" encoding="utf-8"?>
-<w16cid:commentsIds xmlns:mc="http://schemas.openxmlformats.org/markup-compatibility/2006" xmlns:w16cid="http://schemas.microsoft.com/office/word/2016/wordml/cid" mc:Ignorable="w16cid">
-  <w16cid:commentId w16cid:paraId="73413235" w16cid:durableId="716FDB4B"/>
-  <w16cid:commentId w16cid:paraId="1AA5CFC1" w16cid:durableId="6D0F7B12"/>
-</w16cid:commentsIds>
 </file>
 
 <file path=word/endnotes.xml><?xml version="1.0" encoding="utf-8"?>
@@ -19701,14 +18888,6 @@
   </w:num>
   <w:numIdMacAtCleanup w:val="17"/>
 </w:numbering>
-</file>
-
-<file path=word/people.xml><?xml version="1.0" encoding="utf-8"?>
-<w15:people xmlns:mc="http://schemas.openxmlformats.org/markup-compatibility/2006" xmlns:w15="http://schemas.microsoft.com/office/word/2012/wordml" mc:Ignorable="w15">
-  <w15:person w15:author="Andres Felipe Velandia Espitia">
-    <w15:presenceInfo w15:providerId="AD" w15:userId="S::avelandia@sena.edu.co::85c204fe-7c6f-4004-a043-6086cbcd2e96"/>
-  </w15:person>
-</w15:people>
 </file>
 
 <file path=word/styles.xml><?xml version="1.0" encoding="utf-8"?>
@@ -20206,6 +19385,7 @@
   <w:style w:type="character" w:styleId="Fuentedeprrafopredeter" w:default="1">
     <w:name w:val="Default Paragraph Font"/>
     <w:uiPriority w:val="1"/>
+    <w:semiHidden/>
     <w:unhideWhenUsed/>
   </w:style>
   <w:style w:type="table" w:styleId="Tablanormal" w:default="1">
@@ -21373,6 +20553,1018 @@
 </w:styles>
 </file>
 
+<file path=word/diagrams/colors1.xml><?xml version="1.0" encoding="utf-8"?>
+<dgm:colorsDef xmlns:dgm="http://schemas.openxmlformats.org/drawingml/2006/diagram" xmlns:a="http://schemas.openxmlformats.org/drawingml/2006/main" uniqueId="urn:microsoft.com/office/officeart/2005/8/colors/accent1_2">
+  <dgm:title val=""/>
+  <dgm:desc val=""/>
+  <dgm:catLst>
+    <dgm:cat type="accent1" pri="11200"/>
+  </dgm:catLst>
+  <dgm:styleLbl name="node0">
+    <dgm:fillClrLst meth="repeat">
+      <a:schemeClr val="accent1"/>
+    </dgm:fillClrLst>
+    <dgm:linClrLst meth="repeat">
+      <a:schemeClr val="lt1"/>
+    </dgm:linClrLst>
+    <dgm:effectClrLst/>
+    <dgm:txLinClrLst/>
+    <dgm:txFillClrLst/>
+    <dgm:txEffectClrLst/>
+  </dgm:styleLbl>
+  <dgm:styleLbl name="alignNode1">
+    <dgm:fillClrLst meth="repeat">
+      <a:schemeClr val="accent1"/>
+    </dgm:fillClrLst>
+    <dgm:linClrLst meth="repeat">
+      <a:schemeClr val="accent1"/>
+    </dgm:linClrLst>
+    <dgm:effectClrLst/>
+    <dgm:txLinClrLst/>
+    <dgm:txFillClrLst/>
+    <dgm:txEffectClrLst/>
+  </dgm:styleLbl>
+  <dgm:styleLbl name="node1">
+    <dgm:fillClrLst meth="repeat">
+      <a:schemeClr val="accent1"/>
+    </dgm:fillClrLst>
+    <dgm:linClrLst meth="repeat">
+      <a:schemeClr val="lt1"/>
+    </dgm:linClrLst>
+    <dgm:effectClrLst/>
+    <dgm:txLinClrLst/>
+    <dgm:txFillClrLst/>
+    <dgm:txEffectClrLst/>
+  </dgm:styleLbl>
+  <dgm:styleLbl name="lnNode1">
+    <dgm:fillClrLst meth="repeat">
+      <a:schemeClr val="accent1"/>
+    </dgm:fillClrLst>
+    <dgm:linClrLst meth="repeat">
+      <a:schemeClr val="lt1"/>
+    </dgm:linClrLst>
+    <dgm:effectClrLst/>
+    <dgm:txLinClrLst/>
+    <dgm:txFillClrLst/>
+    <dgm:txEffectClrLst/>
+  </dgm:styleLbl>
+  <dgm:styleLbl name="vennNode1">
+    <dgm:fillClrLst meth="repeat">
+      <a:schemeClr val="accent1">
+        <a:alpha val="50000"/>
+      </a:schemeClr>
+    </dgm:fillClrLst>
+    <dgm:linClrLst meth="repeat">
+      <a:schemeClr val="lt1"/>
+    </dgm:linClrLst>
+    <dgm:effectClrLst/>
+    <dgm:txLinClrLst/>
+    <dgm:txFillClrLst/>
+    <dgm:txEffectClrLst/>
+  </dgm:styleLbl>
+  <dgm:styleLbl name="node2">
+    <dgm:fillClrLst meth="repeat">
+      <a:schemeClr val="accent1"/>
+    </dgm:fillClrLst>
+    <dgm:linClrLst meth="repeat">
+      <a:schemeClr val="lt1"/>
+    </dgm:linClrLst>
+    <dgm:effectClrLst/>
+    <dgm:txLinClrLst/>
+    <dgm:txFillClrLst/>
+    <dgm:txEffectClrLst/>
+  </dgm:styleLbl>
+  <dgm:styleLbl name="node3">
+    <dgm:fillClrLst meth="repeat">
+      <a:schemeClr val="accent1"/>
+    </dgm:fillClrLst>
+    <dgm:linClrLst meth="repeat">
+      <a:schemeClr val="lt1"/>
+    </dgm:linClrLst>
+    <dgm:effectClrLst/>
+    <dgm:txLinClrLst/>
+    <dgm:txFillClrLst/>
+    <dgm:txEffectClrLst/>
+  </dgm:styleLbl>
+  <dgm:styleLbl name="node4">
+    <dgm:fillClrLst meth="repeat">
+      <a:schemeClr val="accent1"/>
+    </dgm:fillClrLst>
+    <dgm:linClrLst meth="repeat">
+      <a:schemeClr val="lt1"/>
+    </dgm:linClrLst>
+    <dgm:effectClrLst/>
+    <dgm:txLinClrLst/>
+    <dgm:txFillClrLst/>
+    <dgm:txEffectClrLst/>
+  </dgm:styleLbl>
+  <dgm:styleLbl name="fgImgPlace1">
+    <dgm:fillClrLst meth="repeat">
+      <a:schemeClr val="accent1">
+        <a:tint val="50000"/>
+      </a:schemeClr>
+    </dgm:fillClrLst>
+    <dgm:linClrLst meth="repeat">
+      <a:schemeClr val="lt1"/>
+    </dgm:linClrLst>
+    <dgm:effectClrLst/>
+    <dgm:txLinClrLst/>
+    <dgm:txFillClrLst meth="repeat">
+      <a:schemeClr val="lt1"/>
+    </dgm:txFillClrLst>
+    <dgm:txEffectClrLst/>
+  </dgm:styleLbl>
+  <dgm:styleLbl name="alignImgPlace1">
+    <dgm:fillClrLst meth="repeat">
+      <a:schemeClr val="accent1">
+        <a:tint val="50000"/>
+      </a:schemeClr>
+    </dgm:fillClrLst>
+    <dgm:linClrLst meth="repeat">
+      <a:schemeClr val="lt1"/>
+    </dgm:linClrLst>
+    <dgm:effectClrLst/>
+    <dgm:txLinClrLst/>
+    <dgm:txFillClrLst meth="repeat">
+      <a:schemeClr val="lt1"/>
+    </dgm:txFillClrLst>
+    <dgm:txEffectClrLst/>
+  </dgm:styleLbl>
+  <dgm:styleLbl name="bgImgPlace1">
+    <dgm:fillClrLst meth="repeat">
+      <a:schemeClr val="accent1">
+        <a:tint val="50000"/>
+      </a:schemeClr>
+    </dgm:fillClrLst>
+    <dgm:linClrLst meth="repeat">
+      <a:schemeClr val="lt1"/>
+    </dgm:linClrLst>
+    <dgm:effectClrLst/>
+    <dgm:txLinClrLst/>
+    <dgm:txFillClrLst meth="repeat">
+      <a:schemeClr val="lt1"/>
+    </dgm:txFillClrLst>
+    <dgm:txEffectClrLst/>
+  </dgm:styleLbl>
+  <dgm:styleLbl name="sibTrans2D1">
+    <dgm:fillClrLst meth="repeat">
+      <a:schemeClr val="accent1">
+        <a:tint val="60000"/>
+      </a:schemeClr>
+    </dgm:fillClrLst>
+    <dgm:linClrLst meth="repeat">
+      <a:schemeClr val="accent1">
+        <a:tint val="60000"/>
+      </a:schemeClr>
+    </dgm:linClrLst>
+    <dgm:effectClrLst/>
+    <dgm:txLinClrLst/>
+    <dgm:txFillClrLst/>
+    <dgm:txEffectClrLst/>
+  </dgm:styleLbl>
+  <dgm:styleLbl name="fgSibTrans2D1">
+    <dgm:fillClrLst meth="repeat">
+      <a:schemeClr val="accent1">
+        <a:tint val="60000"/>
+      </a:schemeClr>
+    </dgm:fillClrLst>
+    <dgm:linClrLst meth="repeat">
+      <a:schemeClr val="accent1">
+        <a:tint val="60000"/>
+      </a:schemeClr>
+    </dgm:linClrLst>
+    <dgm:effectClrLst/>
+    <dgm:txLinClrLst/>
+    <dgm:txFillClrLst/>
+    <dgm:txEffectClrLst/>
+  </dgm:styleLbl>
+  <dgm:styleLbl name="bgSibTrans2D1">
+    <dgm:fillClrLst meth="repeat">
+      <a:schemeClr val="accent1">
+        <a:tint val="60000"/>
+      </a:schemeClr>
+    </dgm:fillClrLst>
+    <dgm:linClrLst meth="repeat">
+      <a:schemeClr val="accent1">
+        <a:tint val="60000"/>
+      </a:schemeClr>
+    </dgm:linClrLst>
+    <dgm:effectClrLst/>
+    <dgm:txLinClrLst/>
+    <dgm:txFillClrLst/>
+    <dgm:txEffectClrLst/>
+  </dgm:styleLbl>
+  <dgm:styleLbl name="sibTrans1D1">
+    <dgm:fillClrLst meth="repeat">
+      <a:schemeClr val="accent1"/>
+    </dgm:fillClrLst>
+    <dgm:linClrLst meth="repeat">
+      <a:schemeClr val="accent1"/>
+    </dgm:linClrLst>
+    <dgm:effectClrLst/>
+    <dgm:txLinClrLst/>
+    <dgm:txFillClrLst meth="repeat">
+      <a:schemeClr val="tx1"/>
+    </dgm:txFillClrLst>
+    <dgm:txEffectClrLst/>
+  </dgm:styleLbl>
+  <dgm:styleLbl name="callout">
+    <dgm:fillClrLst meth="repeat">
+      <a:schemeClr val="accent1"/>
+    </dgm:fillClrLst>
+    <dgm:linClrLst meth="repeat">
+      <a:schemeClr val="accent1">
+        <a:tint val="50000"/>
+      </a:schemeClr>
+    </dgm:linClrLst>
+    <dgm:effectClrLst/>
+    <dgm:txLinClrLst/>
+    <dgm:txFillClrLst meth="repeat">
+      <a:schemeClr val="tx1"/>
+    </dgm:txFillClrLst>
+    <dgm:txEffectClrLst/>
+  </dgm:styleLbl>
+  <dgm:styleLbl name="asst0">
+    <dgm:fillClrLst meth="repeat">
+      <a:schemeClr val="accent1"/>
+    </dgm:fillClrLst>
+    <dgm:linClrLst meth="repeat">
+      <a:schemeClr val="lt1"/>
+    </dgm:linClrLst>
+    <dgm:effectClrLst/>
+    <dgm:txLinClrLst/>
+    <dgm:txFillClrLst/>
+    <dgm:txEffectClrLst/>
+  </dgm:styleLbl>
+  <dgm:styleLbl name="asst1">
+    <dgm:fillClrLst meth="repeat">
+      <a:schemeClr val="accent1"/>
+    </dgm:fillClrLst>
+    <dgm:linClrLst meth="repeat">
+      <a:schemeClr val="lt1"/>
+    </dgm:linClrLst>
+    <dgm:effectClrLst/>
+    <dgm:txLinClrLst/>
+    <dgm:txFillClrLst/>
+    <dgm:txEffectClrLst/>
+  </dgm:styleLbl>
+  <dgm:styleLbl name="asst2">
+    <dgm:fillClrLst meth="repeat">
+      <a:schemeClr val="accent1"/>
+    </dgm:fillClrLst>
+    <dgm:linClrLst meth="repeat">
+      <a:schemeClr val="lt1"/>
+    </dgm:linClrLst>
+    <dgm:effectClrLst/>
+    <dgm:txLinClrLst/>
+    <dgm:txFillClrLst/>
+    <dgm:txEffectClrLst/>
+  </dgm:styleLbl>
+  <dgm:styleLbl name="asst3">
+    <dgm:fillClrLst meth="repeat">
+      <a:schemeClr val="accent1"/>
+    </dgm:fillClrLst>
+    <dgm:linClrLst meth="repeat">
+      <a:schemeClr val="lt1"/>
+    </dgm:linClrLst>
+    <dgm:effectClrLst/>
+    <dgm:txLinClrLst/>
+    <dgm:txFillClrLst/>
+    <dgm:txEffectClrLst/>
+  </dgm:styleLbl>
+  <dgm:styleLbl name="asst4">
+    <dgm:fillClrLst meth="repeat">
+      <a:schemeClr val="accent1"/>
+    </dgm:fillClrLst>
+    <dgm:linClrLst meth="repeat">
+      <a:schemeClr val="lt1"/>
+    </dgm:linClrLst>
+    <dgm:effectClrLst/>
+    <dgm:txLinClrLst/>
+    <dgm:txFillClrLst/>
+    <dgm:txEffectClrLst/>
+  </dgm:styleLbl>
+  <dgm:styleLbl name="parChTrans2D1">
+    <dgm:fillClrLst meth="repeat">
+      <a:schemeClr val="accent1">
+        <a:tint val="60000"/>
+      </a:schemeClr>
+    </dgm:fillClrLst>
+    <dgm:linClrLst meth="repeat">
+      <a:schemeClr val="accent1">
+        <a:tint val="60000"/>
+      </a:schemeClr>
+    </dgm:linClrLst>
+    <dgm:effectClrLst/>
+    <dgm:txLinClrLst/>
+    <dgm:txFillClrLst meth="repeat">
+      <a:schemeClr val="lt1"/>
+    </dgm:txFillClrLst>
+    <dgm:txEffectClrLst/>
+  </dgm:styleLbl>
+  <dgm:styleLbl name="parChTrans2D2">
+    <dgm:fillClrLst meth="repeat">
+      <a:schemeClr val="accent1"/>
+    </dgm:fillClrLst>
+    <dgm:linClrLst meth="repeat">
+      <a:schemeClr val="accent1"/>
+    </dgm:linClrLst>
+    <dgm:effectClrLst/>
+    <dgm:txLinClrLst/>
+    <dgm:txFillClrLst meth="repeat">
+      <a:schemeClr val="lt1"/>
+    </dgm:txFillClrLst>
+    <dgm:txEffectClrLst/>
+  </dgm:styleLbl>
+  <dgm:styleLbl name="parChTrans2D3">
+    <dgm:fillClrLst meth="repeat">
+      <a:schemeClr val="accent1"/>
+    </dgm:fillClrLst>
+    <dgm:linClrLst meth="repeat">
+      <a:schemeClr val="accent1"/>
+    </dgm:linClrLst>
+    <dgm:effectClrLst/>
+    <dgm:txLinClrLst/>
+    <dgm:txFillClrLst meth="repeat">
+      <a:schemeClr val="lt1"/>
+    </dgm:txFillClrLst>
+    <dgm:txEffectClrLst/>
+  </dgm:styleLbl>
+  <dgm:styleLbl name="parChTrans2D4">
+    <dgm:fillClrLst meth="repeat">
+      <a:schemeClr val="accent1"/>
+    </dgm:fillClrLst>
+    <dgm:linClrLst meth="repeat">
+      <a:schemeClr val="accent1"/>
+    </dgm:linClrLst>
+    <dgm:effectClrLst/>
+    <dgm:txLinClrLst/>
+    <dgm:txFillClrLst meth="repeat">
+      <a:schemeClr val="lt1"/>
+    </dgm:txFillClrLst>
+    <dgm:txEffectClrLst/>
+  </dgm:styleLbl>
+  <dgm:styleLbl name="parChTrans1D1">
+    <dgm:fillClrLst meth="repeat">
+      <a:schemeClr val="accent1"/>
+    </dgm:fillClrLst>
+    <dgm:linClrLst meth="repeat">
+      <a:schemeClr val="accent1">
+        <a:shade val="60000"/>
+      </a:schemeClr>
+    </dgm:linClrLst>
+    <dgm:effectClrLst/>
+    <dgm:txLinClrLst/>
+    <dgm:txFillClrLst meth="repeat">
+      <a:schemeClr val="tx1"/>
+    </dgm:txFillClrLst>
+    <dgm:txEffectClrLst/>
+  </dgm:styleLbl>
+  <dgm:styleLbl name="parChTrans1D2">
+    <dgm:fillClrLst meth="repeat">
+      <a:schemeClr val="accent1"/>
+    </dgm:fillClrLst>
+    <dgm:linClrLst meth="repeat">
+      <a:schemeClr val="accent1">
+        <a:shade val="60000"/>
+      </a:schemeClr>
+    </dgm:linClrLst>
+    <dgm:effectClrLst/>
+    <dgm:txLinClrLst/>
+    <dgm:txFillClrLst meth="repeat">
+      <a:schemeClr val="tx1"/>
+    </dgm:txFillClrLst>
+    <dgm:txEffectClrLst/>
+  </dgm:styleLbl>
+  <dgm:styleLbl name="parChTrans1D3">
+    <dgm:fillClrLst meth="repeat">
+      <a:schemeClr val="accent1"/>
+    </dgm:fillClrLst>
+    <dgm:linClrLst meth="repeat">
+      <a:schemeClr val="accent1">
+        <a:shade val="80000"/>
+      </a:schemeClr>
+    </dgm:linClrLst>
+    <dgm:effectClrLst/>
+    <dgm:txLinClrLst/>
+    <dgm:txFillClrLst meth="repeat">
+      <a:schemeClr val="tx1"/>
+    </dgm:txFillClrLst>
+    <dgm:txEffectClrLst/>
+  </dgm:styleLbl>
+  <dgm:styleLbl name="parChTrans1D4">
+    <dgm:fillClrLst meth="repeat">
+      <a:schemeClr val="accent1"/>
+    </dgm:fillClrLst>
+    <dgm:linClrLst meth="repeat">
+      <a:schemeClr val="accent1">
+        <a:shade val="80000"/>
+      </a:schemeClr>
+    </dgm:linClrLst>
+    <dgm:effectClrLst/>
+    <dgm:txLinClrLst/>
+    <dgm:txFillClrLst meth="repeat">
+      <a:schemeClr val="tx1"/>
+    </dgm:txFillClrLst>
+    <dgm:txEffectClrLst/>
+  </dgm:styleLbl>
+  <dgm:styleLbl name="fgAcc1">
+    <dgm:fillClrLst meth="repeat">
+      <a:schemeClr val="lt1">
+        <a:alpha val="90000"/>
+      </a:schemeClr>
+    </dgm:fillClrLst>
+    <dgm:linClrLst meth="repeat">
+      <a:schemeClr val="accent1"/>
+    </dgm:linClrLst>
+    <dgm:effectClrLst/>
+    <dgm:txLinClrLst/>
+    <dgm:txFillClrLst meth="repeat">
+      <a:schemeClr val="dk1"/>
+    </dgm:txFillClrLst>
+    <dgm:txEffectClrLst/>
+  </dgm:styleLbl>
+  <dgm:styleLbl name="conFgAcc1">
+    <dgm:fillClrLst meth="repeat">
+      <a:schemeClr val="lt1">
+        <a:alpha val="90000"/>
+      </a:schemeClr>
+    </dgm:fillClrLst>
+    <dgm:linClrLst meth="repeat">
+      <a:schemeClr val="accent1"/>
+    </dgm:linClrLst>
+    <dgm:effectClrLst/>
+    <dgm:txLinClrLst/>
+    <dgm:txFillClrLst meth="repeat">
+      <a:schemeClr val="dk1"/>
+    </dgm:txFillClrLst>
+    <dgm:txEffectClrLst/>
+  </dgm:styleLbl>
+  <dgm:styleLbl name="alignAcc1">
+    <dgm:fillClrLst meth="repeat">
+      <a:schemeClr val="lt1">
+        <a:alpha val="90000"/>
+      </a:schemeClr>
+    </dgm:fillClrLst>
+    <dgm:linClrLst meth="repeat">
+      <a:schemeClr val="accent1"/>
+    </dgm:linClrLst>
+    <dgm:effectClrLst/>
+    <dgm:txLinClrLst/>
+    <dgm:txFillClrLst meth="repeat">
+      <a:schemeClr val="dk1"/>
+    </dgm:txFillClrLst>
+    <dgm:txEffectClrLst/>
+  </dgm:styleLbl>
+  <dgm:styleLbl name="trAlignAcc1">
+    <dgm:fillClrLst meth="repeat">
+      <a:schemeClr val="lt1">
+        <a:alpha val="40000"/>
+      </a:schemeClr>
+    </dgm:fillClrLst>
+    <dgm:linClrLst meth="repeat">
+      <a:schemeClr val="accent1"/>
+    </dgm:linClrLst>
+    <dgm:effectClrLst/>
+    <dgm:txLinClrLst/>
+    <dgm:txFillClrLst meth="repeat">
+      <a:schemeClr val="dk1"/>
+    </dgm:txFillClrLst>
+    <dgm:txEffectClrLst/>
+  </dgm:styleLbl>
+  <dgm:styleLbl name="bgAcc1">
+    <dgm:fillClrLst meth="repeat">
+      <a:schemeClr val="lt1">
+        <a:alpha val="90000"/>
+      </a:schemeClr>
+    </dgm:fillClrLst>
+    <dgm:linClrLst meth="repeat">
+      <a:schemeClr val="accent1"/>
+    </dgm:linClrLst>
+    <dgm:effectClrLst/>
+    <dgm:txLinClrLst/>
+    <dgm:txFillClrLst meth="repeat">
+      <a:schemeClr val="dk1"/>
+    </dgm:txFillClrLst>
+    <dgm:txEffectClrLst/>
+  </dgm:styleLbl>
+  <dgm:styleLbl name="solidFgAcc1">
+    <dgm:fillClrLst meth="repeat">
+      <a:schemeClr val="lt1"/>
+    </dgm:fillClrLst>
+    <dgm:linClrLst meth="repeat">
+      <a:schemeClr val="accent1"/>
+    </dgm:linClrLst>
+    <dgm:effectClrLst/>
+    <dgm:txLinClrLst/>
+    <dgm:txFillClrLst meth="repeat">
+      <a:schemeClr val="dk1"/>
+    </dgm:txFillClrLst>
+    <dgm:txEffectClrLst/>
+  </dgm:styleLbl>
+  <dgm:styleLbl name="solidAlignAcc1">
+    <dgm:fillClrLst meth="repeat">
+      <a:schemeClr val="lt1"/>
+    </dgm:fillClrLst>
+    <dgm:linClrLst meth="repeat">
+      <a:schemeClr val="accent1"/>
+    </dgm:linClrLst>
+    <dgm:effectClrLst/>
+    <dgm:txLinClrLst/>
+    <dgm:txFillClrLst meth="repeat">
+      <a:schemeClr val="dk1"/>
+    </dgm:txFillClrLst>
+    <dgm:txEffectClrLst/>
+  </dgm:styleLbl>
+  <dgm:styleLbl name="solidBgAcc1">
+    <dgm:fillClrLst meth="repeat">
+      <a:schemeClr val="lt1"/>
+    </dgm:fillClrLst>
+    <dgm:linClrLst meth="repeat">
+      <a:schemeClr val="accent1"/>
+    </dgm:linClrLst>
+    <dgm:effectClrLst/>
+    <dgm:txLinClrLst/>
+    <dgm:txFillClrLst meth="repeat">
+      <a:schemeClr val="dk1"/>
+    </dgm:txFillClrLst>
+    <dgm:txEffectClrLst/>
+  </dgm:styleLbl>
+  <dgm:styleLbl name="fgAccFollowNode1">
+    <dgm:fillClrLst meth="repeat">
+      <a:schemeClr val="accent1">
+        <a:alpha val="90000"/>
+        <a:tint val="40000"/>
+      </a:schemeClr>
+    </dgm:fillClrLst>
+    <dgm:linClrLst meth="repeat">
+      <a:schemeClr val="accent1">
+        <a:alpha val="90000"/>
+        <a:tint val="40000"/>
+      </a:schemeClr>
+    </dgm:linClrLst>
+    <dgm:effectClrLst/>
+    <dgm:txLinClrLst/>
+    <dgm:txFillClrLst meth="repeat">
+      <a:schemeClr val="dk1"/>
+    </dgm:txFillClrLst>
+    <dgm:txEffectClrLst/>
+  </dgm:styleLbl>
+  <dgm:styleLbl name="alignAccFollowNode1">
+    <dgm:fillClrLst meth="repeat">
+      <a:schemeClr val="accent1">
+        <a:alpha val="90000"/>
+        <a:tint val="40000"/>
+      </a:schemeClr>
+    </dgm:fillClrLst>
+    <dgm:linClrLst meth="repeat">
+      <a:schemeClr val="accent1">
+        <a:alpha val="90000"/>
+        <a:tint val="40000"/>
+      </a:schemeClr>
+    </dgm:linClrLst>
+    <dgm:effectClrLst/>
+    <dgm:txLinClrLst/>
+    <dgm:txFillClrLst meth="repeat">
+      <a:schemeClr val="dk1"/>
+    </dgm:txFillClrLst>
+    <dgm:txEffectClrLst/>
+  </dgm:styleLbl>
+  <dgm:styleLbl name="bgAccFollowNode1">
+    <dgm:fillClrLst meth="repeat">
+      <a:schemeClr val="accent1">
+        <a:alpha val="90000"/>
+        <a:tint val="40000"/>
+      </a:schemeClr>
+    </dgm:fillClrLst>
+    <dgm:linClrLst meth="repeat">
+      <a:schemeClr val="accent1">
+        <a:alpha val="90000"/>
+        <a:tint val="40000"/>
+      </a:schemeClr>
+    </dgm:linClrLst>
+    <dgm:effectClrLst/>
+    <dgm:txLinClrLst/>
+    <dgm:txFillClrLst meth="repeat">
+      <a:schemeClr val="dk1"/>
+    </dgm:txFillClrLst>
+    <dgm:txEffectClrLst/>
+  </dgm:styleLbl>
+  <dgm:styleLbl name="fgAcc0">
+    <dgm:fillClrLst meth="repeat">
+      <a:schemeClr val="lt1">
+        <a:alpha val="90000"/>
+      </a:schemeClr>
+    </dgm:fillClrLst>
+    <dgm:linClrLst meth="repeat">
+      <a:schemeClr val="accent1"/>
+    </dgm:linClrLst>
+    <dgm:effectClrLst/>
+    <dgm:txLinClrLst/>
+    <dgm:txFillClrLst meth="repeat">
+      <a:schemeClr val="dk1"/>
+    </dgm:txFillClrLst>
+    <dgm:txEffectClrLst/>
+  </dgm:styleLbl>
+  <dgm:styleLbl name="fgAcc2">
+    <dgm:fillClrLst meth="repeat">
+      <a:schemeClr val="lt1">
+        <a:alpha val="90000"/>
+      </a:schemeClr>
+    </dgm:fillClrLst>
+    <dgm:linClrLst meth="repeat">
+      <a:schemeClr val="accent1"/>
+    </dgm:linClrLst>
+    <dgm:effectClrLst/>
+    <dgm:txLinClrLst/>
+    <dgm:txFillClrLst meth="repeat">
+      <a:schemeClr val="dk1"/>
+    </dgm:txFillClrLst>
+    <dgm:txEffectClrLst/>
+  </dgm:styleLbl>
+  <dgm:styleLbl name="fgAcc3">
+    <dgm:fillClrLst meth="repeat">
+      <a:schemeClr val="lt1">
+        <a:alpha val="90000"/>
+      </a:schemeClr>
+    </dgm:fillClrLst>
+    <dgm:linClrLst meth="repeat">
+      <a:schemeClr val="accent1"/>
+    </dgm:linClrLst>
+    <dgm:effectClrLst/>
+    <dgm:txLinClrLst/>
+    <dgm:txFillClrLst meth="repeat">
+      <a:schemeClr val="dk1"/>
+    </dgm:txFillClrLst>
+    <dgm:txEffectClrLst/>
+  </dgm:styleLbl>
+  <dgm:styleLbl name="fgAcc4">
+    <dgm:fillClrLst meth="repeat">
+      <a:schemeClr val="lt1">
+        <a:alpha val="90000"/>
+      </a:schemeClr>
+    </dgm:fillClrLst>
+    <dgm:linClrLst meth="repeat">
+      <a:schemeClr val="accent1"/>
+    </dgm:linClrLst>
+    <dgm:effectClrLst/>
+    <dgm:txLinClrLst/>
+    <dgm:txFillClrLst meth="repeat">
+      <a:schemeClr val="dk1"/>
+    </dgm:txFillClrLst>
+    <dgm:txEffectClrLst/>
+  </dgm:styleLbl>
+  <dgm:styleLbl name="bgShp">
+    <dgm:fillClrLst meth="repeat">
+      <a:schemeClr val="accent1">
+        <a:tint val="40000"/>
+      </a:schemeClr>
+    </dgm:fillClrLst>
+    <dgm:linClrLst meth="repeat">
+      <a:schemeClr val="accent1"/>
+    </dgm:linClrLst>
+    <dgm:effectClrLst/>
+    <dgm:txLinClrLst/>
+    <dgm:txFillClrLst meth="repeat">
+      <a:schemeClr val="dk1"/>
+    </dgm:txFillClrLst>
+    <dgm:txEffectClrLst/>
+  </dgm:styleLbl>
+  <dgm:styleLbl name="dkBgShp">
+    <dgm:fillClrLst meth="repeat">
+      <a:schemeClr val="accent1">
+        <a:shade val="80000"/>
+      </a:schemeClr>
+    </dgm:fillClrLst>
+    <dgm:linClrLst meth="repeat">
+      <a:schemeClr val="accent1"/>
+    </dgm:linClrLst>
+    <dgm:effectClrLst/>
+    <dgm:txLinClrLst/>
+    <dgm:txFillClrLst meth="repeat">
+      <a:schemeClr val="lt1"/>
+    </dgm:txFillClrLst>
+    <dgm:txEffectClrLst/>
+  </dgm:styleLbl>
+  <dgm:styleLbl name="trBgShp">
+    <dgm:fillClrLst meth="repeat">
+      <a:schemeClr val="accent1">
+        <a:tint val="50000"/>
+        <a:alpha val="40000"/>
+      </a:schemeClr>
+    </dgm:fillClrLst>
+    <dgm:linClrLst meth="repeat">
+      <a:schemeClr val="accent1"/>
+    </dgm:linClrLst>
+    <dgm:effectClrLst/>
+    <dgm:txLinClrLst/>
+    <dgm:txFillClrLst meth="repeat">
+      <a:schemeClr val="lt1"/>
+    </dgm:txFillClrLst>
+    <dgm:txEffectClrLst/>
+  </dgm:styleLbl>
+  <dgm:styleLbl name="fgShp">
+    <dgm:fillClrLst meth="repeat">
+      <a:schemeClr val="accent1">
+        <a:tint val="60000"/>
+      </a:schemeClr>
+    </dgm:fillClrLst>
+    <dgm:linClrLst meth="repeat">
+      <a:schemeClr val="lt1"/>
+    </dgm:linClrLst>
+    <dgm:effectClrLst/>
+    <dgm:txLinClrLst/>
+    <dgm:txFillClrLst meth="repeat">
+      <a:schemeClr val="dk1"/>
+    </dgm:txFillClrLst>
+    <dgm:txEffectClrLst/>
+  </dgm:styleLbl>
+  <dgm:styleLbl name="revTx">
+    <dgm:fillClrLst meth="repeat">
+      <a:schemeClr val="lt1">
+        <a:alpha val="0"/>
+      </a:schemeClr>
+    </dgm:fillClrLst>
+    <dgm:linClrLst meth="repeat">
+      <a:schemeClr val="dk1">
+        <a:alpha val="0"/>
+      </a:schemeClr>
+    </dgm:linClrLst>
+    <dgm:effectClrLst/>
+    <dgm:txLinClrLst/>
+    <dgm:txFillClrLst meth="repeat">
+      <a:schemeClr val="tx1"/>
+    </dgm:txFillClrLst>
+    <dgm:txEffectClrLst/>
+  </dgm:styleLbl>
+</dgm:colorsDef>
+</file>
+
+<file path=word/diagrams/data1.xml><?xml version="1.0" encoding="utf-8"?>
+<dgm:dataModel xmlns:dgm="http://schemas.openxmlformats.org/drawingml/2006/diagram" xmlns:a="http://schemas.openxmlformats.org/drawingml/2006/main">
+  <dgm:ptLst>
+    <dgm:pt modelId="{F484521B-CC52-49EB-BC35-60CE43EF683C}" type="doc">
+      <dgm:prSet loTypeId="urn:microsoft.com/office/officeart/2005/8/layout/process5" loCatId="process" qsTypeId="urn:microsoft.com/office/officeart/2005/8/quickstyle/simple1" qsCatId="simple" csTypeId="urn:microsoft.com/office/officeart/2005/8/colors/accent1_2" csCatId="accent1" phldr="1"/>
+      <dgm:spPr/>
+      <dgm:t>
+        <a:bodyPr/>
+        <a:lstStyle/>
+        <a:p>
+          <a:endParaRPr lang="es-CO"/>
+        </a:p>
+      </dgm:t>
+    </dgm:pt>
+    <dgm:pt modelId="{B1873B07-B85D-4A1F-B33C-F574F9CE11CC}">
+      <dgm:prSet phldrT="[Texto]" custT="1"/>
+      <dgm:spPr/>
+      <dgm:t>
+        <a:bodyPr/>
+        <a:lstStyle/>
+        <a:p>
+          <a:r>
+            <a:rPr lang="es-ES_tradnl" sz="900"/>
+            <a:t>Las necesidades humanas no solo son carencias, como sentir la falta de algo, sino también potencialidades que motivan y movilizan a las personas. </a:t>
+          </a:r>
+          <a:endParaRPr lang="es-CO" sz="900"/>
+        </a:p>
+      </dgm:t>
+    </dgm:pt>
+    <dgm:pt modelId="{7C399F46-3332-4AB8-BC44-D0D18D70417D}" type="parTrans" cxnId="{BA489ABD-5C9B-4484-B1F5-85EB6D997E93}">
+      <dgm:prSet/>
+      <dgm:spPr/>
+      <dgm:t>
+        <a:bodyPr/>
+        <a:lstStyle/>
+        <a:p>
+          <a:endParaRPr lang="es-CO" sz="900"/>
+        </a:p>
+      </dgm:t>
+    </dgm:pt>
+    <dgm:pt modelId="{6DF2CC88-9297-4591-B0C9-F4666EE7EC20}" type="sibTrans" cxnId="{BA489ABD-5C9B-4484-B1F5-85EB6D997E93}">
+      <dgm:prSet custT="1"/>
+      <dgm:spPr/>
+      <dgm:t>
+        <a:bodyPr/>
+        <a:lstStyle/>
+        <a:p>
+          <a:endParaRPr lang="es-CO" sz="900"/>
+        </a:p>
+      </dgm:t>
+    </dgm:pt>
+    <dgm:pt modelId="{B26CE817-7891-41ED-AEAE-338F318E2EA9}">
+      <dgm:prSet phldrT="[Texto]" custT="1"/>
+      <dgm:spPr/>
+      <dgm:t>
+        <a:bodyPr/>
+        <a:lstStyle/>
+        <a:p>
+          <a:r>
+            <a:rPr lang="es-ES_tradnl" sz="900"/>
+            <a:t>Por ejemplo, la necesidad de afecto genera la capacidad de dar y recibir afecto y la necesidad de participación impulsa a participar. </a:t>
+          </a:r>
+          <a:endParaRPr lang="es-CO" sz="900"/>
+        </a:p>
+      </dgm:t>
+    </dgm:pt>
+    <dgm:pt modelId="{B9950D69-FAFD-4CFF-A33D-9ADB10CADA0D}" type="parTrans" cxnId="{D71A7098-996F-4106-ADC1-8D42FEB53799}">
+      <dgm:prSet/>
+      <dgm:spPr/>
+      <dgm:t>
+        <a:bodyPr/>
+        <a:lstStyle/>
+        <a:p>
+          <a:endParaRPr lang="es-CO" sz="900"/>
+        </a:p>
+      </dgm:t>
+    </dgm:pt>
+    <dgm:pt modelId="{31330FE7-4D5D-4DE2-8485-22478E72CCD0}" type="sibTrans" cxnId="{D71A7098-996F-4106-ADC1-8D42FEB53799}">
+      <dgm:prSet custT="1"/>
+      <dgm:spPr/>
+      <dgm:t>
+        <a:bodyPr/>
+        <a:lstStyle/>
+        <a:p>
+          <a:endParaRPr lang="es-CO" sz="900"/>
+        </a:p>
+      </dgm:t>
+    </dgm:pt>
+    <dgm:pt modelId="{4F96AF50-E69B-4A01-ABA6-4144E5B17C37}">
+      <dgm:prSet phldrT="[Texto]" custT="1"/>
+      <dgm:spPr/>
+      <dgm:t>
+        <a:bodyPr/>
+        <a:lstStyle/>
+        <a:p>
+          <a:r>
+            <a:rPr lang="es-ES_tradnl" sz="900"/>
+            <a:t>Más que "satisfacer" necesidades, se trata de vivirlas y realizarlas continuamente de forma renovada.</a:t>
+          </a:r>
+          <a:endParaRPr lang="es-CO" sz="900"/>
+        </a:p>
+      </dgm:t>
+    </dgm:pt>
+    <dgm:pt modelId="{BC347604-4768-4FD0-9055-9FCE41A0C3EF}" type="parTrans" cxnId="{6715D957-85C7-4355-B1B5-8C7BF53BF7F2}">
+      <dgm:prSet/>
+      <dgm:spPr/>
+      <dgm:t>
+        <a:bodyPr/>
+        <a:lstStyle/>
+        <a:p>
+          <a:endParaRPr lang="es-CO" sz="900"/>
+        </a:p>
+      </dgm:t>
+    </dgm:pt>
+    <dgm:pt modelId="{4E7F7718-FB55-4216-8D5B-F393E4E52ADD}" type="sibTrans" cxnId="{6715D957-85C7-4355-B1B5-8C7BF53BF7F2}">
+      <dgm:prSet custT="1"/>
+      <dgm:spPr/>
+      <dgm:t>
+        <a:bodyPr/>
+        <a:lstStyle/>
+        <a:p>
+          <a:endParaRPr lang="es-CO" sz="900"/>
+        </a:p>
+      </dgm:t>
+    </dgm:pt>
+    <dgm:pt modelId="{DAF34334-C219-41D5-B41A-7E4D44F00777}">
+      <dgm:prSet phldrT="[Texto]" custT="1"/>
+      <dgm:spPr/>
+      <dgm:t>
+        <a:bodyPr/>
+        <a:lstStyle/>
+        <a:p>
+          <a:r>
+            <a:rPr lang="es-ES_tradnl" sz="900"/>
+            <a:t>Entenderlas así evita reducir al ser humano a una visión limitada. </a:t>
+          </a:r>
+          <a:endParaRPr lang="es-CO" sz="900"/>
+        </a:p>
+      </dgm:t>
+    </dgm:pt>
+    <dgm:pt modelId="{45AAF46C-19C2-46EC-B42C-9FB5041AFC21}" type="parTrans" cxnId="{C508D8F8-684C-4F86-BE8E-4741256E590B}">
+      <dgm:prSet/>
+      <dgm:spPr/>
+      <dgm:t>
+        <a:bodyPr/>
+        <a:lstStyle/>
+        <a:p>
+          <a:endParaRPr lang="es-CO" sz="900"/>
+        </a:p>
+      </dgm:t>
+    </dgm:pt>
+    <dgm:pt modelId="{81DC3A1D-1CCA-44A5-A04C-AC6D49EABECB}" type="sibTrans" cxnId="{C508D8F8-684C-4F86-BE8E-4741256E590B}">
+      <dgm:prSet/>
+      <dgm:spPr/>
+      <dgm:t>
+        <a:bodyPr/>
+        <a:lstStyle/>
+        <a:p>
+          <a:endParaRPr lang="es-CO" sz="900"/>
+        </a:p>
+      </dgm:t>
+    </dgm:pt>
+    <dgm:pt modelId="{71781790-5537-4540-BB3E-C141526C413B}" type="pres">
+      <dgm:prSet presAssocID="{F484521B-CC52-49EB-BC35-60CE43EF683C}" presName="diagram" presStyleCnt="0">
+        <dgm:presLayoutVars>
+          <dgm:dir/>
+          <dgm:resizeHandles val="exact"/>
+        </dgm:presLayoutVars>
+      </dgm:prSet>
+      <dgm:spPr/>
+    </dgm:pt>
+    <dgm:pt modelId="{F6CF3613-CBD4-4FAC-8F7E-4B8C9F7C682E}" type="pres">
+      <dgm:prSet presAssocID="{B1873B07-B85D-4A1F-B33C-F574F9CE11CC}" presName="node" presStyleLbl="node1" presStyleIdx="0" presStyleCnt="4">
+        <dgm:presLayoutVars>
+          <dgm:bulletEnabled val="1"/>
+        </dgm:presLayoutVars>
+      </dgm:prSet>
+      <dgm:spPr/>
+    </dgm:pt>
+    <dgm:pt modelId="{F0A1EAD7-D8F0-4C63-BC4E-E50AF599F58F}" type="pres">
+      <dgm:prSet presAssocID="{6DF2CC88-9297-4591-B0C9-F4666EE7EC20}" presName="sibTrans" presStyleLbl="sibTrans2D1" presStyleIdx="0" presStyleCnt="3"/>
+      <dgm:spPr/>
+    </dgm:pt>
+    <dgm:pt modelId="{FCB0DEA0-957C-486A-BEDA-2CDB730DC171}" type="pres">
+      <dgm:prSet presAssocID="{6DF2CC88-9297-4591-B0C9-F4666EE7EC20}" presName="connectorText" presStyleLbl="sibTrans2D1" presStyleIdx="0" presStyleCnt="3"/>
+      <dgm:spPr/>
+    </dgm:pt>
+    <dgm:pt modelId="{EEB99906-8636-40D8-939F-1D617BEEB59F}" type="pres">
+      <dgm:prSet presAssocID="{B26CE817-7891-41ED-AEAE-338F318E2EA9}" presName="node" presStyleLbl="node1" presStyleIdx="1" presStyleCnt="4">
+        <dgm:presLayoutVars>
+          <dgm:bulletEnabled val="1"/>
+        </dgm:presLayoutVars>
+      </dgm:prSet>
+      <dgm:spPr/>
+    </dgm:pt>
+    <dgm:pt modelId="{93C9B453-328A-4B6B-84E9-9649020AF38C}" type="pres">
+      <dgm:prSet presAssocID="{31330FE7-4D5D-4DE2-8485-22478E72CCD0}" presName="sibTrans" presStyleLbl="sibTrans2D1" presStyleIdx="1" presStyleCnt="3"/>
+      <dgm:spPr/>
+    </dgm:pt>
+    <dgm:pt modelId="{F26A9C20-E156-47DA-8B9B-E6647FBB61EA}" type="pres">
+      <dgm:prSet presAssocID="{31330FE7-4D5D-4DE2-8485-22478E72CCD0}" presName="connectorText" presStyleLbl="sibTrans2D1" presStyleIdx="1" presStyleCnt="3"/>
+      <dgm:spPr/>
+    </dgm:pt>
+    <dgm:pt modelId="{CF1281F3-8240-4F0F-8DAC-9CD908763A2E}" type="pres">
+      <dgm:prSet presAssocID="{4F96AF50-E69B-4A01-ABA6-4144E5B17C37}" presName="node" presStyleLbl="node1" presStyleIdx="2" presStyleCnt="4">
+        <dgm:presLayoutVars>
+          <dgm:bulletEnabled val="1"/>
+        </dgm:presLayoutVars>
+      </dgm:prSet>
+      <dgm:spPr/>
+    </dgm:pt>
+    <dgm:pt modelId="{1750B0FF-2A67-468B-B32E-9192AE0C45D8}" type="pres">
+      <dgm:prSet presAssocID="{4E7F7718-FB55-4216-8D5B-F393E4E52ADD}" presName="sibTrans" presStyleLbl="sibTrans2D1" presStyleIdx="2" presStyleCnt="3"/>
+      <dgm:spPr/>
+    </dgm:pt>
+    <dgm:pt modelId="{D7FF7D9A-9803-410C-86D6-CB7969E1A6FE}" type="pres">
+      <dgm:prSet presAssocID="{4E7F7718-FB55-4216-8D5B-F393E4E52ADD}" presName="connectorText" presStyleLbl="sibTrans2D1" presStyleIdx="2" presStyleCnt="3"/>
+      <dgm:spPr/>
+    </dgm:pt>
+    <dgm:pt modelId="{1DE32E0B-4ABE-4E6C-BDF6-A5A8E2A3F95E}" type="pres">
+      <dgm:prSet presAssocID="{DAF34334-C219-41D5-B41A-7E4D44F00777}" presName="node" presStyleLbl="node1" presStyleIdx="3" presStyleCnt="4">
+        <dgm:presLayoutVars>
+          <dgm:bulletEnabled val="1"/>
+        </dgm:presLayoutVars>
+      </dgm:prSet>
+      <dgm:spPr/>
+    </dgm:pt>
+  </dgm:ptLst>
+  <dgm:cxnLst>
+    <dgm:cxn modelId="{AA4C2625-A33C-40AD-9EEC-64B3B600D49E}" type="presOf" srcId="{DAF34334-C219-41D5-B41A-7E4D44F00777}" destId="{1DE32E0B-4ABE-4E6C-BDF6-A5A8E2A3F95E}" srcOrd="0" destOrd="0" presId="urn:microsoft.com/office/officeart/2005/8/layout/process5"/>
+    <dgm:cxn modelId="{3E008028-C351-4655-9CDB-A8C2DD206CDA}" type="presOf" srcId="{B26CE817-7891-41ED-AEAE-338F318E2EA9}" destId="{EEB99906-8636-40D8-939F-1D617BEEB59F}" srcOrd="0" destOrd="0" presId="urn:microsoft.com/office/officeart/2005/8/layout/process5"/>
+    <dgm:cxn modelId="{D34F7B2A-1193-4512-B029-89ECBC71E492}" type="presOf" srcId="{B1873B07-B85D-4A1F-B33C-F574F9CE11CC}" destId="{F6CF3613-CBD4-4FAC-8F7E-4B8C9F7C682E}" srcOrd="0" destOrd="0" presId="urn:microsoft.com/office/officeart/2005/8/layout/process5"/>
+    <dgm:cxn modelId="{5661A563-5514-4CA2-AF12-1D98D89C3700}" type="presOf" srcId="{F484521B-CC52-49EB-BC35-60CE43EF683C}" destId="{71781790-5537-4540-BB3E-C141526C413B}" srcOrd="0" destOrd="0" presId="urn:microsoft.com/office/officeart/2005/8/layout/process5"/>
+    <dgm:cxn modelId="{C7392345-6249-4FA4-8C8A-11186DD204AB}" type="presOf" srcId="{4E7F7718-FB55-4216-8D5B-F393E4E52ADD}" destId="{1750B0FF-2A67-468B-B32E-9192AE0C45D8}" srcOrd="0" destOrd="0" presId="urn:microsoft.com/office/officeart/2005/8/layout/process5"/>
+    <dgm:cxn modelId="{DC029B46-E543-4E4E-8139-493CA7F11320}" type="presOf" srcId="{6DF2CC88-9297-4591-B0C9-F4666EE7EC20}" destId="{F0A1EAD7-D8F0-4C63-BC4E-E50AF599F58F}" srcOrd="0" destOrd="0" presId="urn:microsoft.com/office/officeart/2005/8/layout/process5"/>
+    <dgm:cxn modelId="{6715D957-85C7-4355-B1B5-8C7BF53BF7F2}" srcId="{F484521B-CC52-49EB-BC35-60CE43EF683C}" destId="{4F96AF50-E69B-4A01-ABA6-4144E5B17C37}" srcOrd="2" destOrd="0" parTransId="{BC347604-4768-4FD0-9055-9FCE41A0C3EF}" sibTransId="{4E7F7718-FB55-4216-8D5B-F393E4E52ADD}"/>
+    <dgm:cxn modelId="{DCBD0A80-BD45-47C7-8141-D3A765A4B427}" type="presOf" srcId="{31330FE7-4D5D-4DE2-8485-22478E72CCD0}" destId="{F26A9C20-E156-47DA-8B9B-E6647FBB61EA}" srcOrd="1" destOrd="0" presId="urn:microsoft.com/office/officeart/2005/8/layout/process5"/>
+    <dgm:cxn modelId="{D71A7098-996F-4106-ADC1-8D42FEB53799}" srcId="{F484521B-CC52-49EB-BC35-60CE43EF683C}" destId="{B26CE817-7891-41ED-AEAE-338F318E2EA9}" srcOrd="1" destOrd="0" parTransId="{B9950D69-FAFD-4CFF-A33D-9ADB10CADA0D}" sibTransId="{31330FE7-4D5D-4DE2-8485-22478E72CCD0}"/>
+    <dgm:cxn modelId="{E1FA83AD-9284-4571-A4D6-7C3A52E41D62}" type="presOf" srcId="{4E7F7718-FB55-4216-8D5B-F393E4E52ADD}" destId="{D7FF7D9A-9803-410C-86D6-CB7969E1A6FE}" srcOrd="1" destOrd="0" presId="urn:microsoft.com/office/officeart/2005/8/layout/process5"/>
+    <dgm:cxn modelId="{F55C1CBD-766C-4C1E-ACA8-D7662A1D06D2}" type="presOf" srcId="{6DF2CC88-9297-4591-B0C9-F4666EE7EC20}" destId="{FCB0DEA0-957C-486A-BEDA-2CDB730DC171}" srcOrd="1" destOrd="0" presId="urn:microsoft.com/office/officeart/2005/8/layout/process5"/>
+    <dgm:cxn modelId="{BA489ABD-5C9B-4484-B1F5-85EB6D997E93}" srcId="{F484521B-CC52-49EB-BC35-60CE43EF683C}" destId="{B1873B07-B85D-4A1F-B33C-F574F9CE11CC}" srcOrd="0" destOrd="0" parTransId="{7C399F46-3332-4AB8-BC44-D0D18D70417D}" sibTransId="{6DF2CC88-9297-4591-B0C9-F4666EE7EC20}"/>
+    <dgm:cxn modelId="{5C3BD5C9-936D-4EBF-8105-BBB38BC6EE92}" type="presOf" srcId="{4F96AF50-E69B-4A01-ABA6-4144E5B17C37}" destId="{CF1281F3-8240-4F0F-8DAC-9CD908763A2E}" srcOrd="0" destOrd="0" presId="urn:microsoft.com/office/officeart/2005/8/layout/process5"/>
+    <dgm:cxn modelId="{9F8138DF-0752-4229-A653-03F342A82CD5}" type="presOf" srcId="{31330FE7-4D5D-4DE2-8485-22478E72CCD0}" destId="{93C9B453-328A-4B6B-84E9-9649020AF38C}" srcOrd="0" destOrd="0" presId="urn:microsoft.com/office/officeart/2005/8/layout/process5"/>
+    <dgm:cxn modelId="{C508D8F8-684C-4F86-BE8E-4741256E590B}" srcId="{F484521B-CC52-49EB-BC35-60CE43EF683C}" destId="{DAF34334-C219-41D5-B41A-7E4D44F00777}" srcOrd="3" destOrd="0" parTransId="{45AAF46C-19C2-46EC-B42C-9FB5041AFC21}" sibTransId="{81DC3A1D-1CCA-44A5-A04C-AC6D49EABECB}"/>
+    <dgm:cxn modelId="{93B3552A-E5D6-4433-96A8-FDD6D44E9E25}" type="presParOf" srcId="{71781790-5537-4540-BB3E-C141526C413B}" destId="{F6CF3613-CBD4-4FAC-8F7E-4B8C9F7C682E}" srcOrd="0" destOrd="0" presId="urn:microsoft.com/office/officeart/2005/8/layout/process5"/>
+    <dgm:cxn modelId="{F2046908-8839-4D38-8B9A-020DA55B5891}" type="presParOf" srcId="{71781790-5537-4540-BB3E-C141526C413B}" destId="{F0A1EAD7-D8F0-4C63-BC4E-E50AF599F58F}" srcOrd="1" destOrd="0" presId="urn:microsoft.com/office/officeart/2005/8/layout/process5"/>
+    <dgm:cxn modelId="{CC24CE8B-5A9C-4451-B8B0-C820D9EEC402}" type="presParOf" srcId="{F0A1EAD7-D8F0-4C63-BC4E-E50AF599F58F}" destId="{FCB0DEA0-957C-486A-BEDA-2CDB730DC171}" srcOrd="0" destOrd="0" presId="urn:microsoft.com/office/officeart/2005/8/layout/process5"/>
+    <dgm:cxn modelId="{3377DB56-94BF-42A3-9C7C-E0C86536CE14}" type="presParOf" srcId="{71781790-5537-4540-BB3E-C141526C413B}" destId="{EEB99906-8636-40D8-939F-1D617BEEB59F}" srcOrd="2" destOrd="0" presId="urn:microsoft.com/office/officeart/2005/8/layout/process5"/>
+    <dgm:cxn modelId="{8832B7B7-6DC1-4B01-AD8A-364CB0DA01F2}" type="presParOf" srcId="{71781790-5537-4540-BB3E-C141526C413B}" destId="{93C9B453-328A-4B6B-84E9-9649020AF38C}" srcOrd="3" destOrd="0" presId="urn:microsoft.com/office/officeart/2005/8/layout/process5"/>
+    <dgm:cxn modelId="{8A7ABD35-0335-4289-AA6F-D648D3F08818}" type="presParOf" srcId="{93C9B453-328A-4B6B-84E9-9649020AF38C}" destId="{F26A9C20-E156-47DA-8B9B-E6647FBB61EA}" srcOrd="0" destOrd="0" presId="urn:microsoft.com/office/officeart/2005/8/layout/process5"/>
+    <dgm:cxn modelId="{FCD77ED9-290F-4973-A473-25EC094A14A5}" type="presParOf" srcId="{71781790-5537-4540-BB3E-C141526C413B}" destId="{CF1281F3-8240-4F0F-8DAC-9CD908763A2E}" srcOrd="4" destOrd="0" presId="urn:microsoft.com/office/officeart/2005/8/layout/process5"/>
+    <dgm:cxn modelId="{4CE2E227-9486-4508-80A3-86125921BA84}" type="presParOf" srcId="{71781790-5537-4540-BB3E-C141526C413B}" destId="{1750B0FF-2A67-468B-B32E-9192AE0C45D8}" srcOrd="5" destOrd="0" presId="urn:microsoft.com/office/officeart/2005/8/layout/process5"/>
+    <dgm:cxn modelId="{D3846B14-4ED5-4E5C-989D-1D0503E1A8DE}" type="presParOf" srcId="{1750B0FF-2A67-468B-B32E-9192AE0C45D8}" destId="{D7FF7D9A-9803-410C-86D6-CB7969E1A6FE}" srcOrd="0" destOrd="0" presId="urn:microsoft.com/office/officeart/2005/8/layout/process5"/>
+    <dgm:cxn modelId="{453BDCF8-5F42-42F3-BFDB-45BC9BA62484}" type="presParOf" srcId="{71781790-5537-4540-BB3E-C141526C413B}" destId="{1DE32E0B-4ABE-4E6C-BDF6-A5A8E2A3F95E}" srcOrd="6" destOrd="0" presId="urn:microsoft.com/office/officeart/2005/8/layout/process5"/>
+  </dgm:cxnLst>
+  <dgm:bg/>
+  <dgm:whole/>
+  <dgm:extLst>
+    <a:ext uri="http://schemas.microsoft.com/office/drawing/2008/diagram">
+      <dsp:dataModelExt xmlns:dsp="http://schemas.microsoft.com/office/drawing/2008/diagram" relId="rId16" minVer="http://schemas.openxmlformats.org/drawingml/2006/diagram"/>
+    </a:ext>
+  </dgm:extLst>
+</dgm:dataModel>
+</file>
+
 <file path=word/diagrams/drawing1.xml><?xml version="1.0" encoding="utf-8"?>
 <dsp:drawing xmlns:dgm="http://schemas.openxmlformats.org/drawingml/2006/diagram" xmlns:dsp="http://schemas.microsoft.com/office/drawing/2008/diagram" xmlns:a="http://schemas.openxmlformats.org/drawingml/2006/main">
   <dsp:spTree>
@@ -21915,6 +22107,1211 @@
 </dsp:drawing>
 </file>
 
+<file path=word/diagrams/layout1.xml><?xml version="1.0" encoding="utf-8"?>
+<dgm:layoutDef xmlns:dgm="http://schemas.openxmlformats.org/drawingml/2006/diagram" xmlns:a="http://schemas.openxmlformats.org/drawingml/2006/main" uniqueId="urn:microsoft.com/office/officeart/2005/8/layout/process5">
+  <dgm:title val=""/>
+  <dgm:desc val=""/>
+  <dgm:catLst>
+    <dgm:cat type="process" pri="17000"/>
+  </dgm:catLst>
+  <dgm:sampData>
+    <dgm:dataModel>
+      <dgm:ptLst>
+        <dgm:pt modelId="0" type="doc"/>
+        <dgm:pt modelId="1">
+          <dgm:prSet phldr="1"/>
+        </dgm:pt>
+        <dgm:pt modelId="2">
+          <dgm:prSet phldr="1"/>
+        </dgm:pt>
+        <dgm:pt modelId="3">
+          <dgm:prSet phldr="1"/>
+        </dgm:pt>
+        <dgm:pt modelId="4">
+          <dgm:prSet phldr="1"/>
+        </dgm:pt>
+        <dgm:pt modelId="5">
+          <dgm:prSet phldr="1"/>
+        </dgm:pt>
+      </dgm:ptLst>
+      <dgm:cxnLst>
+        <dgm:cxn modelId="7" srcId="0" destId="1" srcOrd="0" destOrd="0"/>
+        <dgm:cxn modelId="8" srcId="0" destId="2" srcOrd="1" destOrd="0"/>
+        <dgm:cxn modelId="9" srcId="0" destId="3" srcOrd="2" destOrd="0"/>
+        <dgm:cxn modelId="10" srcId="0" destId="4" srcOrd="3" destOrd="0"/>
+        <dgm:cxn modelId="11" srcId="0" destId="5" srcOrd="4" destOrd="0"/>
+      </dgm:cxnLst>
+      <dgm:bg/>
+      <dgm:whole/>
+    </dgm:dataModel>
+  </dgm:sampData>
+  <dgm:styleData>
+    <dgm:dataModel>
+      <dgm:ptLst>
+        <dgm:pt modelId="0" type="doc"/>
+        <dgm:pt modelId="1"/>
+        <dgm:pt modelId="2"/>
+      </dgm:ptLst>
+      <dgm:cxnLst>
+        <dgm:cxn modelId="3" srcId="0" destId="1" srcOrd="0" destOrd="0"/>
+        <dgm:cxn modelId="4" srcId="0" destId="2" srcOrd="1" destOrd="0"/>
+      </dgm:cxnLst>
+      <dgm:bg/>
+      <dgm:whole/>
+    </dgm:dataModel>
+  </dgm:styleData>
+  <dgm:clrData>
+    <dgm:dataModel>
+      <dgm:ptLst>
+        <dgm:pt modelId="0" type="doc"/>
+        <dgm:pt modelId="1"/>
+        <dgm:pt modelId="2"/>
+        <dgm:pt modelId="3"/>
+        <dgm:pt modelId="4"/>
+      </dgm:ptLst>
+      <dgm:cxnLst>
+        <dgm:cxn modelId="5" srcId="0" destId="1" srcOrd="0" destOrd="0"/>
+        <dgm:cxn modelId="6" srcId="0" destId="2" srcOrd="1" destOrd="0"/>
+        <dgm:cxn modelId="7" srcId="0" destId="3" srcOrd="2" destOrd="0"/>
+        <dgm:cxn modelId="8" srcId="0" destId="4" srcOrd="3" destOrd="0"/>
+      </dgm:cxnLst>
+      <dgm:bg/>
+      <dgm:whole/>
+    </dgm:dataModel>
+  </dgm:clrData>
+  <dgm:layoutNode name="diagram">
+    <dgm:varLst>
+      <dgm:dir/>
+      <dgm:resizeHandles val="exact"/>
+    </dgm:varLst>
+    <dgm:choose name="Name0">
+      <dgm:if name="Name1" axis="self" func="var" arg="dir" op="equ" val="norm">
+        <dgm:alg type="snake">
+          <dgm:param type="grDir" val="tL"/>
+          <dgm:param type="flowDir" val="row"/>
+          <dgm:param type="contDir" val="revDir"/>
+          <dgm:param type="bkpt" val="endCnv"/>
+        </dgm:alg>
+      </dgm:if>
+      <dgm:else name="Name2">
+        <dgm:alg type="snake">
+          <dgm:param type="grDir" val="tR"/>
+          <dgm:param type="flowDir" val="row"/>
+          <dgm:param type="contDir" val="revDir"/>
+          <dgm:param type="bkpt" val="endCnv"/>
+        </dgm:alg>
+      </dgm:else>
+    </dgm:choose>
+    <dgm:shape xmlns:r="http://schemas.openxmlformats.org/officeDocument/2006/relationships" r:blip="">
+      <dgm:adjLst/>
+    </dgm:shape>
+    <dgm:presOf/>
+    <dgm:constrLst>
+      <dgm:constr type="w" for="ch" ptType="node" refType="w"/>
+      <dgm:constr type="w" for="ch" forName="sibTrans" refType="w" refFor="ch" refPtType="node" op="equ" fact="0.4"/>
+      <dgm:constr type="sp" refType="w" refFor="ch" refForName="sibTrans" op="equ"/>
+      <dgm:constr type="primFontSz" for="ch" ptType="node" op="equ" val="65"/>
+      <dgm:constr type="primFontSz" for="des" forName="connectorText" op="equ" val="55"/>
+      <dgm:constr type="primFontSz" for="des" forName="connectorText" refType="primFontSz" refFor="ch" refPtType="node" op="lte" fact="0.8"/>
+    </dgm:constrLst>
+    <dgm:ruleLst/>
+    <dgm:forEach name="nodesForEach" axis="ch" ptType="node">
+      <dgm:layoutNode name="node">
+        <dgm:varLst>
+          <dgm:bulletEnabled val="1"/>
+        </dgm:varLst>
+        <dgm:alg type="tx"/>
+        <dgm:shape xmlns:r="http://schemas.openxmlformats.org/officeDocument/2006/relationships" type="roundRect" r:blip="">
+          <dgm:adjLst>
+            <dgm:adj idx="1" val="0.1"/>
+          </dgm:adjLst>
+        </dgm:shape>
+        <dgm:presOf axis="desOrSelf" ptType="node"/>
+        <dgm:constrLst>
+          <dgm:constr type="h" refType="w" fact="0.6"/>
+          <dgm:constr type="tMarg" refType="primFontSz" fact="0.3"/>
+          <dgm:constr type="bMarg" refType="primFontSz" fact="0.3"/>
+          <dgm:constr type="lMarg" refType="primFontSz" fact="0.3"/>
+          <dgm:constr type="rMarg" refType="primFontSz" fact="0.3"/>
+        </dgm:constrLst>
+        <dgm:ruleLst>
+          <dgm:rule type="primFontSz" val="5" fact="NaN" max="NaN"/>
+        </dgm:ruleLst>
+      </dgm:layoutNode>
+      <dgm:forEach name="sibTransForEach" axis="followSib" ptType="sibTrans" cnt="1">
+        <dgm:layoutNode name="sibTrans">
+          <dgm:alg type="conn">
+            <dgm:param type="begPts" val="auto"/>
+            <dgm:param type="endPts" val="auto"/>
+          </dgm:alg>
+          <dgm:shape xmlns:r="http://schemas.openxmlformats.org/officeDocument/2006/relationships" type="conn" r:blip="">
+            <dgm:adjLst/>
+          </dgm:shape>
+          <dgm:presOf axis="self"/>
+          <dgm:constrLst>
+            <dgm:constr type="h" refType="w" fact="0.62"/>
+            <dgm:constr type="connDist"/>
+          </dgm:constrLst>
+          <dgm:ruleLst/>
+          <dgm:layoutNode name="connectorText">
+            <dgm:alg type="tx">
+              <dgm:param type="autoTxRot" val="upr"/>
+            </dgm:alg>
+            <dgm:shape xmlns:r="http://schemas.openxmlformats.org/officeDocument/2006/relationships" type="conn" r:blip="" hideGeom="1">
+              <dgm:adjLst/>
+            </dgm:shape>
+            <dgm:presOf axis="self"/>
+            <dgm:constrLst>
+              <dgm:constr type="lMarg"/>
+              <dgm:constr type="rMarg"/>
+              <dgm:constr type="tMarg"/>
+              <dgm:constr type="bMarg"/>
+            </dgm:constrLst>
+            <dgm:ruleLst>
+              <dgm:rule type="primFontSz" val="5" fact="NaN" max="NaN"/>
+            </dgm:ruleLst>
+          </dgm:layoutNode>
+        </dgm:layoutNode>
+      </dgm:forEach>
+    </dgm:forEach>
+  </dgm:layoutNode>
+</dgm:layoutDef>
+</file>
+
+<file path=word/diagrams/quickStyle1.xml><?xml version="1.0" encoding="utf-8"?>
+<dgm:styleDef xmlns:dgm="http://schemas.openxmlformats.org/drawingml/2006/diagram" xmlns:a="http://schemas.openxmlformats.org/drawingml/2006/main" uniqueId="urn:microsoft.com/office/officeart/2005/8/quickstyle/simple1">
+  <dgm:title val=""/>
+  <dgm:desc val=""/>
+  <dgm:catLst>
+    <dgm:cat type="simple" pri="10100"/>
+  </dgm:catLst>
+  <dgm:scene3d>
+    <a:camera prst="orthographicFront"/>
+    <a:lightRig rig="threePt" dir="t"/>
+  </dgm:scene3d>
+  <dgm:styleLbl name="node0">
+    <dgm:scene3d>
+      <a:camera prst="orthographicFront"/>
+      <a:lightRig rig="threePt" dir="t"/>
+    </dgm:scene3d>
+    <dgm:sp3d/>
+    <dgm:txPr/>
+    <dgm:style>
+      <a:lnRef idx="2">
+        <a:scrgbClr r="0" g="0" b="0"/>
+      </a:lnRef>
+      <a:fillRef idx="1">
+        <a:scrgbClr r="0" g="0" b="0"/>
+      </a:fillRef>
+      <a:effectRef idx="0">
+        <a:scrgbClr r="0" g="0" b="0"/>
+      </a:effectRef>
+      <a:fontRef idx="minor">
+        <a:schemeClr val="lt1"/>
+      </a:fontRef>
+    </dgm:style>
+  </dgm:styleLbl>
+  <dgm:styleLbl name="lnNode1">
+    <dgm:scene3d>
+      <a:camera prst="orthographicFront"/>
+      <a:lightRig rig="threePt" dir="t"/>
+    </dgm:scene3d>
+    <dgm:sp3d/>
+    <dgm:txPr/>
+    <dgm:style>
+      <a:lnRef idx="2">
+        <a:scrgbClr r="0" g="0" b="0"/>
+      </a:lnRef>
+      <a:fillRef idx="1">
+        <a:scrgbClr r="0" g="0" b="0"/>
+      </a:fillRef>
+      <a:effectRef idx="0">
+        <a:scrgbClr r="0" g="0" b="0"/>
+      </a:effectRef>
+      <a:fontRef idx="minor">
+        <a:schemeClr val="lt1"/>
+      </a:fontRef>
+    </dgm:style>
+  </dgm:styleLbl>
+  <dgm:styleLbl name="vennNode1">
+    <dgm:scene3d>
+      <a:camera prst="orthographicFront"/>
+      <a:lightRig rig="threePt" dir="t"/>
+    </dgm:scene3d>
+    <dgm:sp3d/>
+    <dgm:txPr/>
+    <dgm:style>
+      <a:lnRef idx="2">
+        <a:scrgbClr r="0" g="0" b="0"/>
+      </a:lnRef>
+      <a:fillRef idx="1">
+        <a:scrgbClr r="0" g="0" b="0"/>
+      </a:fillRef>
+      <a:effectRef idx="0">
+        <a:scrgbClr r="0" g="0" b="0"/>
+      </a:effectRef>
+      <a:fontRef idx="minor">
+        <a:schemeClr val="tx1"/>
+      </a:fontRef>
+    </dgm:style>
+  </dgm:styleLbl>
+  <dgm:styleLbl name="alignNode1">
+    <dgm:scene3d>
+      <a:camera prst="orthographicFront"/>
+      <a:lightRig rig="threePt" dir="t"/>
+    </dgm:scene3d>
+    <dgm:sp3d/>
+    <dgm:txPr/>
+    <dgm:style>
+      <a:lnRef idx="2">
+        <a:scrgbClr r="0" g="0" b="0"/>
+      </a:lnRef>
+      <a:fillRef idx="1">
+        <a:scrgbClr r="0" g="0" b="0"/>
+      </a:fillRef>
+      <a:effectRef idx="0">
+        <a:scrgbClr r="0" g="0" b="0"/>
+      </a:effectRef>
+      <a:fontRef idx="minor">
+        <a:schemeClr val="lt1"/>
+      </a:fontRef>
+    </dgm:style>
+  </dgm:styleLbl>
+  <dgm:styleLbl name="node1">
+    <dgm:scene3d>
+      <a:camera prst="orthographicFront"/>
+      <a:lightRig rig="threePt" dir="t"/>
+    </dgm:scene3d>
+    <dgm:sp3d/>
+    <dgm:txPr/>
+    <dgm:style>
+      <a:lnRef idx="2">
+        <a:scrgbClr r="0" g="0" b="0"/>
+      </a:lnRef>
+      <a:fillRef idx="1">
+        <a:scrgbClr r="0" g="0" b="0"/>
+      </a:fillRef>
+      <a:effectRef idx="0">
+        <a:scrgbClr r="0" g="0" b="0"/>
+      </a:effectRef>
+      <a:fontRef idx="minor">
+        <a:schemeClr val="lt1"/>
+      </a:fontRef>
+    </dgm:style>
+  </dgm:styleLbl>
+  <dgm:styleLbl name="node2">
+    <dgm:scene3d>
+      <a:camera prst="orthographicFront"/>
+      <a:lightRig rig="threePt" dir="t"/>
+    </dgm:scene3d>
+    <dgm:sp3d/>
+    <dgm:txPr/>
+    <dgm:style>
+      <a:lnRef idx="2">
+        <a:scrgbClr r="0" g="0" b="0"/>
+      </a:lnRef>
+      <a:fillRef idx="1">
+        <a:scrgbClr r="0" g="0" b="0"/>
+      </a:fillRef>
+      <a:effectRef idx="0">
+        <a:scrgbClr r="0" g="0" b="0"/>
+      </a:effectRef>
+      <a:fontRef idx="minor">
+        <a:schemeClr val="lt1"/>
+      </a:fontRef>
+    </dgm:style>
+  </dgm:styleLbl>
+  <dgm:styleLbl name="node3">
+    <dgm:scene3d>
+      <a:camera prst="orthographicFront"/>
+      <a:lightRig rig="threePt" dir="t"/>
+    </dgm:scene3d>
+    <dgm:sp3d/>
+    <dgm:txPr/>
+    <dgm:style>
+      <a:lnRef idx="2">
+        <a:scrgbClr r="0" g="0" b="0"/>
+      </a:lnRef>
+      <a:fillRef idx="1">
+        <a:scrgbClr r="0" g="0" b="0"/>
+      </a:fillRef>
+      <a:effectRef idx="0">
+        <a:scrgbClr r="0" g="0" b="0"/>
+      </a:effectRef>
+      <a:fontRef idx="minor">
+        <a:schemeClr val="lt1"/>
+      </a:fontRef>
+    </dgm:style>
+  </dgm:styleLbl>
+  <dgm:styleLbl name="node4">
+    <dgm:scene3d>
+      <a:camera prst="orthographicFront"/>
+      <a:lightRig rig="threePt" dir="t"/>
+    </dgm:scene3d>
+    <dgm:sp3d/>
+    <dgm:txPr/>
+    <dgm:style>
+      <a:lnRef idx="2">
+        <a:scrgbClr r="0" g="0" b="0"/>
+      </a:lnRef>
+      <a:fillRef idx="1">
+        <a:scrgbClr r="0" g="0" b="0"/>
+      </a:fillRef>
+      <a:effectRef idx="0">
+        <a:scrgbClr r="0" g="0" b="0"/>
+      </a:effectRef>
+      <a:fontRef idx="minor">
+        <a:schemeClr val="lt1"/>
+      </a:fontRef>
+    </dgm:style>
+  </dgm:styleLbl>
+  <dgm:styleLbl name="fgImgPlace1">
+    <dgm:scene3d>
+      <a:camera prst="orthographicFront"/>
+      <a:lightRig rig="threePt" dir="t"/>
+    </dgm:scene3d>
+    <dgm:sp3d/>
+    <dgm:txPr/>
+    <dgm:style>
+      <a:lnRef idx="2">
+        <a:scrgbClr r="0" g="0" b="0"/>
+      </a:lnRef>
+      <a:fillRef idx="1">
+        <a:scrgbClr r="0" g="0" b="0"/>
+      </a:fillRef>
+      <a:effectRef idx="0">
+        <a:scrgbClr r="0" g="0" b="0"/>
+      </a:effectRef>
+      <a:fontRef idx="minor"/>
+    </dgm:style>
+  </dgm:styleLbl>
+  <dgm:styleLbl name="alignImgPlace1">
+    <dgm:scene3d>
+      <a:camera prst="orthographicFront"/>
+      <a:lightRig rig="threePt" dir="t"/>
+    </dgm:scene3d>
+    <dgm:sp3d/>
+    <dgm:txPr/>
+    <dgm:style>
+      <a:lnRef idx="2">
+        <a:scrgbClr r="0" g="0" b="0"/>
+      </a:lnRef>
+      <a:fillRef idx="1">
+        <a:scrgbClr r="0" g="0" b="0"/>
+      </a:fillRef>
+      <a:effectRef idx="0">
+        <a:scrgbClr r="0" g="0" b="0"/>
+      </a:effectRef>
+      <a:fontRef idx="minor"/>
+    </dgm:style>
+  </dgm:styleLbl>
+  <dgm:styleLbl name="bgImgPlace1">
+    <dgm:scene3d>
+      <a:camera prst="orthographicFront"/>
+      <a:lightRig rig="threePt" dir="t"/>
+    </dgm:scene3d>
+    <dgm:sp3d/>
+    <dgm:txPr/>
+    <dgm:style>
+      <a:lnRef idx="2">
+        <a:scrgbClr r="0" g="0" b="0"/>
+      </a:lnRef>
+      <a:fillRef idx="1">
+        <a:scrgbClr r="0" g="0" b="0"/>
+      </a:fillRef>
+      <a:effectRef idx="0">
+        <a:scrgbClr r="0" g="0" b="0"/>
+      </a:effectRef>
+      <a:fontRef idx="minor"/>
+    </dgm:style>
+  </dgm:styleLbl>
+  <dgm:styleLbl name="sibTrans2D1">
+    <dgm:scene3d>
+      <a:camera prst="orthographicFront"/>
+      <a:lightRig rig="threePt" dir="t"/>
+    </dgm:scene3d>
+    <dgm:sp3d/>
+    <dgm:txPr/>
+    <dgm:style>
+      <a:lnRef idx="0">
+        <a:scrgbClr r="0" g="0" b="0"/>
+      </a:lnRef>
+      <a:fillRef idx="1">
+        <a:scrgbClr r="0" g="0" b="0"/>
+      </a:fillRef>
+      <a:effectRef idx="0">
+        <a:scrgbClr r="0" g="0" b="0"/>
+      </a:effectRef>
+      <a:fontRef idx="minor">
+        <a:schemeClr val="lt1"/>
+      </a:fontRef>
+    </dgm:style>
+  </dgm:styleLbl>
+  <dgm:styleLbl name="fgSibTrans2D1">
+    <dgm:scene3d>
+      <a:camera prst="orthographicFront"/>
+      <a:lightRig rig="threePt" dir="t"/>
+    </dgm:scene3d>
+    <dgm:sp3d/>
+    <dgm:txPr/>
+    <dgm:style>
+      <a:lnRef idx="0">
+        <a:scrgbClr r="0" g="0" b="0"/>
+      </a:lnRef>
+      <a:fillRef idx="1">
+        <a:scrgbClr r="0" g="0" b="0"/>
+      </a:fillRef>
+      <a:effectRef idx="0">
+        <a:scrgbClr r="0" g="0" b="0"/>
+      </a:effectRef>
+      <a:fontRef idx="minor">
+        <a:schemeClr val="lt1"/>
+      </a:fontRef>
+    </dgm:style>
+  </dgm:styleLbl>
+  <dgm:styleLbl name="bgSibTrans2D1">
+    <dgm:scene3d>
+      <a:camera prst="orthographicFront"/>
+      <a:lightRig rig="threePt" dir="t"/>
+    </dgm:scene3d>
+    <dgm:sp3d/>
+    <dgm:txPr/>
+    <dgm:style>
+      <a:lnRef idx="0">
+        <a:scrgbClr r="0" g="0" b="0"/>
+      </a:lnRef>
+      <a:fillRef idx="1">
+        <a:scrgbClr r="0" g="0" b="0"/>
+      </a:fillRef>
+      <a:effectRef idx="0">
+        <a:scrgbClr r="0" g="0" b="0"/>
+      </a:effectRef>
+      <a:fontRef idx="minor">
+        <a:schemeClr val="lt1"/>
+      </a:fontRef>
+    </dgm:style>
+  </dgm:styleLbl>
+  <dgm:styleLbl name="sibTrans1D1">
+    <dgm:scene3d>
+      <a:camera prst="orthographicFront"/>
+      <a:lightRig rig="threePt" dir="t"/>
+    </dgm:scene3d>
+    <dgm:sp3d/>
+    <dgm:txPr/>
+    <dgm:style>
+      <a:lnRef idx="1">
+        <a:scrgbClr r="0" g="0" b="0"/>
+      </a:lnRef>
+      <a:fillRef idx="0">
+        <a:scrgbClr r="0" g="0" b="0"/>
+      </a:fillRef>
+      <a:effectRef idx="0">
+        <a:scrgbClr r="0" g="0" b="0"/>
+      </a:effectRef>
+      <a:fontRef idx="minor"/>
+    </dgm:style>
+  </dgm:styleLbl>
+  <dgm:styleLbl name="callout">
+    <dgm:scene3d>
+      <a:camera prst="orthographicFront"/>
+      <a:lightRig rig="threePt" dir="t"/>
+    </dgm:scene3d>
+    <dgm:sp3d/>
+    <dgm:txPr/>
+    <dgm:style>
+      <a:lnRef idx="2">
+        <a:scrgbClr r="0" g="0" b="0"/>
+      </a:lnRef>
+      <a:fillRef idx="1">
+        <a:scrgbClr r="0" g="0" b="0"/>
+      </a:fillRef>
+      <a:effectRef idx="0">
+        <a:scrgbClr r="0" g="0" b="0"/>
+      </a:effectRef>
+      <a:fontRef idx="minor"/>
+    </dgm:style>
+  </dgm:styleLbl>
+  <dgm:styleLbl name="asst0">
+    <dgm:scene3d>
+      <a:camera prst="orthographicFront"/>
+      <a:lightRig rig="threePt" dir="t"/>
+    </dgm:scene3d>
+    <dgm:sp3d/>
+    <dgm:txPr/>
+    <dgm:style>
+      <a:lnRef idx="2">
+        <a:scrgbClr r="0" g="0" b="0"/>
+      </a:lnRef>
+      <a:fillRef idx="1">
+        <a:scrgbClr r="0" g="0" b="0"/>
+      </a:fillRef>
+      <a:effectRef idx="0">
+        <a:scrgbClr r="0" g="0" b="0"/>
+      </a:effectRef>
+      <a:fontRef idx="minor">
+        <a:schemeClr val="lt1"/>
+      </a:fontRef>
+    </dgm:style>
+  </dgm:styleLbl>
+  <dgm:styleLbl name="asst1">
+    <dgm:scene3d>
+      <a:camera prst="orthographicFront"/>
+      <a:lightRig rig="threePt" dir="t"/>
+    </dgm:scene3d>
+    <dgm:sp3d/>
+    <dgm:txPr/>
+    <dgm:style>
+      <a:lnRef idx="2">
+        <a:scrgbClr r="0" g="0" b="0"/>
+      </a:lnRef>
+      <a:fillRef idx="1">
+        <a:scrgbClr r="0" g="0" b="0"/>
+      </a:fillRef>
+      <a:effectRef idx="0">
+        <a:scrgbClr r="0" g="0" b="0"/>
+      </a:effectRef>
+      <a:fontRef idx="minor">
+        <a:schemeClr val="lt1"/>
+      </a:fontRef>
+    </dgm:style>
+  </dgm:styleLbl>
+  <dgm:styleLbl name="asst2">
+    <dgm:scene3d>
+      <a:camera prst="orthographicFront"/>
+      <a:lightRig rig="threePt" dir="t"/>
+    </dgm:scene3d>
+    <dgm:sp3d/>
+    <dgm:txPr/>
+    <dgm:style>
+      <a:lnRef idx="2">
+        <a:scrgbClr r="0" g="0" b="0"/>
+      </a:lnRef>
+      <a:fillRef idx="1">
+        <a:scrgbClr r="0" g="0" b="0"/>
+      </a:fillRef>
+      <a:effectRef idx="0">
+        <a:scrgbClr r="0" g="0" b="0"/>
+      </a:effectRef>
+      <a:fontRef idx="minor">
+        <a:schemeClr val="lt1"/>
+      </a:fontRef>
+    </dgm:style>
+  </dgm:styleLbl>
+  <dgm:styleLbl name="asst3">
+    <dgm:scene3d>
+      <a:camera prst="orthographicFront"/>
+      <a:lightRig rig="threePt" dir="t"/>
+    </dgm:scene3d>
+    <dgm:sp3d/>
+    <dgm:txPr/>
+    <dgm:style>
+      <a:lnRef idx="2">
+        <a:scrgbClr r="0" g="0" b="0"/>
+      </a:lnRef>
+      <a:fillRef idx="1">
+        <a:scrgbClr r="0" g="0" b="0"/>
+      </a:fillRef>
+      <a:effectRef idx="0">
+        <a:scrgbClr r="0" g="0" b="0"/>
+      </a:effectRef>
+      <a:fontRef idx="minor">
+        <a:schemeClr val="lt1"/>
+      </a:fontRef>
+    </dgm:style>
+  </dgm:styleLbl>
+  <dgm:styleLbl name="asst4">
+    <dgm:scene3d>
+      <a:camera prst="orthographicFront"/>
+      <a:lightRig rig="threePt" dir="t"/>
+    </dgm:scene3d>
+    <dgm:sp3d/>
+    <dgm:txPr/>
+    <dgm:style>
+      <a:lnRef idx="2">
+        <a:scrgbClr r="0" g="0" b="0"/>
+      </a:lnRef>
+      <a:fillRef idx="1">
+        <a:scrgbClr r="0" g="0" b="0"/>
+      </a:fillRef>
+      <a:effectRef idx="0">
+        <a:scrgbClr r="0" g="0" b="0"/>
+      </a:effectRef>
+      <a:fontRef idx="minor">
+        <a:schemeClr val="lt1"/>
+      </a:fontRef>
+    </dgm:style>
+  </dgm:styleLbl>
+  <dgm:styleLbl name="parChTrans2D1">
+    <dgm:scene3d>
+      <a:camera prst="orthographicFront"/>
+      <a:lightRig rig="threePt" dir="t"/>
+    </dgm:scene3d>
+    <dgm:sp3d/>
+    <dgm:txPr/>
+    <dgm:style>
+      <a:lnRef idx="2">
+        <a:scrgbClr r="0" g="0" b="0"/>
+      </a:lnRef>
+      <a:fillRef idx="1">
+        <a:scrgbClr r="0" g="0" b="0"/>
+      </a:fillRef>
+      <a:effectRef idx="0">
+        <a:scrgbClr r="0" g="0" b="0"/>
+      </a:effectRef>
+      <a:fontRef idx="minor">
+        <a:schemeClr val="lt1"/>
+      </a:fontRef>
+    </dgm:style>
+  </dgm:styleLbl>
+  <dgm:styleLbl name="parChTrans2D2">
+    <dgm:scene3d>
+      <a:camera prst="orthographicFront"/>
+      <a:lightRig rig="threePt" dir="t"/>
+    </dgm:scene3d>
+    <dgm:sp3d/>
+    <dgm:txPr/>
+    <dgm:style>
+      <a:lnRef idx="2">
+        <a:scrgbClr r="0" g="0" b="0"/>
+      </a:lnRef>
+      <a:fillRef idx="1">
+        <a:scrgbClr r="0" g="0" b="0"/>
+      </a:fillRef>
+      <a:effectRef idx="0">
+        <a:scrgbClr r="0" g="0" b="0"/>
+      </a:effectRef>
+      <a:fontRef idx="minor">
+        <a:schemeClr val="lt1"/>
+      </a:fontRef>
+    </dgm:style>
+  </dgm:styleLbl>
+  <dgm:styleLbl name="parChTrans2D3">
+    <dgm:scene3d>
+      <a:camera prst="orthographicFront"/>
+      <a:lightRig rig="threePt" dir="t"/>
+    </dgm:scene3d>
+    <dgm:sp3d/>
+    <dgm:txPr/>
+    <dgm:style>
+      <a:lnRef idx="2">
+        <a:scrgbClr r="0" g="0" b="0"/>
+      </a:lnRef>
+      <a:fillRef idx="1">
+        <a:scrgbClr r="0" g="0" b="0"/>
+      </a:fillRef>
+      <a:effectRef idx="0">
+        <a:scrgbClr r="0" g="0" b="0"/>
+      </a:effectRef>
+      <a:fontRef idx="minor">
+        <a:schemeClr val="lt1"/>
+      </a:fontRef>
+    </dgm:style>
+  </dgm:styleLbl>
+  <dgm:styleLbl name="parChTrans2D4">
+    <dgm:scene3d>
+      <a:camera prst="orthographicFront"/>
+      <a:lightRig rig="threePt" dir="t"/>
+    </dgm:scene3d>
+    <dgm:sp3d/>
+    <dgm:txPr/>
+    <dgm:style>
+      <a:lnRef idx="2">
+        <a:scrgbClr r="0" g="0" b="0"/>
+      </a:lnRef>
+      <a:fillRef idx="1">
+        <a:scrgbClr r="0" g="0" b="0"/>
+      </a:fillRef>
+      <a:effectRef idx="0">
+        <a:scrgbClr r="0" g="0" b="0"/>
+      </a:effectRef>
+      <a:fontRef idx="minor">
+        <a:schemeClr val="lt1"/>
+      </a:fontRef>
+    </dgm:style>
+  </dgm:styleLbl>
+  <dgm:styleLbl name="parChTrans1D1">
+    <dgm:scene3d>
+      <a:camera prst="orthographicFront"/>
+      <a:lightRig rig="threePt" dir="t"/>
+    </dgm:scene3d>
+    <dgm:sp3d/>
+    <dgm:txPr/>
+    <dgm:style>
+      <a:lnRef idx="2">
+        <a:scrgbClr r="0" g="0" b="0"/>
+      </a:lnRef>
+      <a:fillRef idx="0">
+        <a:scrgbClr r="0" g="0" b="0"/>
+      </a:fillRef>
+      <a:effectRef idx="0">
+        <a:scrgbClr r="0" g="0" b="0"/>
+      </a:effectRef>
+      <a:fontRef idx="minor"/>
+    </dgm:style>
+  </dgm:styleLbl>
+  <dgm:styleLbl name="parChTrans1D2">
+    <dgm:scene3d>
+      <a:camera prst="orthographicFront"/>
+      <a:lightRig rig="threePt" dir="t"/>
+    </dgm:scene3d>
+    <dgm:sp3d/>
+    <dgm:txPr/>
+    <dgm:style>
+      <a:lnRef idx="2">
+        <a:scrgbClr r="0" g="0" b="0"/>
+      </a:lnRef>
+      <a:fillRef idx="0">
+        <a:scrgbClr r="0" g="0" b="0"/>
+      </a:fillRef>
+      <a:effectRef idx="0">
+        <a:scrgbClr r="0" g="0" b="0"/>
+      </a:effectRef>
+      <a:fontRef idx="minor"/>
+    </dgm:style>
+  </dgm:styleLbl>
+  <dgm:styleLbl name="parChTrans1D3">
+    <dgm:scene3d>
+      <a:camera prst="orthographicFront"/>
+      <a:lightRig rig="threePt" dir="t"/>
+    </dgm:scene3d>
+    <dgm:sp3d/>
+    <dgm:txPr/>
+    <dgm:style>
+      <a:lnRef idx="2">
+        <a:scrgbClr r="0" g="0" b="0"/>
+      </a:lnRef>
+      <a:fillRef idx="0">
+        <a:scrgbClr r="0" g="0" b="0"/>
+      </a:fillRef>
+      <a:effectRef idx="0">
+        <a:scrgbClr r="0" g="0" b="0"/>
+      </a:effectRef>
+      <a:fontRef idx="minor"/>
+    </dgm:style>
+  </dgm:styleLbl>
+  <dgm:styleLbl name="parChTrans1D4">
+    <dgm:scene3d>
+      <a:camera prst="orthographicFront"/>
+      <a:lightRig rig="threePt" dir="t"/>
+    </dgm:scene3d>
+    <dgm:sp3d/>
+    <dgm:txPr/>
+    <dgm:style>
+      <a:lnRef idx="2">
+        <a:scrgbClr r="0" g="0" b="0"/>
+      </a:lnRef>
+      <a:fillRef idx="0">
+        <a:scrgbClr r="0" g="0" b="0"/>
+      </a:fillRef>
+      <a:effectRef idx="0">
+        <a:scrgbClr r="0" g="0" b="0"/>
+      </a:effectRef>
+      <a:fontRef idx="minor"/>
+    </dgm:style>
+  </dgm:styleLbl>
+  <dgm:styleLbl name="fgAcc1">
+    <dgm:scene3d>
+      <a:camera prst="orthographicFront"/>
+      <a:lightRig rig="threePt" dir="t"/>
+    </dgm:scene3d>
+    <dgm:sp3d/>
+    <dgm:txPr/>
+    <dgm:style>
+      <a:lnRef idx="2">
+        <a:scrgbClr r="0" g="0" b="0"/>
+      </a:lnRef>
+      <a:fillRef idx="1">
+        <a:scrgbClr r="0" g="0" b="0"/>
+      </a:fillRef>
+      <a:effectRef idx="0">
+        <a:scrgbClr r="0" g="0" b="0"/>
+      </a:effectRef>
+      <a:fontRef idx="minor"/>
+    </dgm:style>
+  </dgm:styleLbl>
+  <dgm:styleLbl name="conFgAcc1">
+    <dgm:scene3d>
+      <a:camera prst="orthographicFront"/>
+      <a:lightRig rig="threePt" dir="t"/>
+    </dgm:scene3d>
+    <dgm:sp3d/>
+    <dgm:txPr/>
+    <dgm:style>
+      <a:lnRef idx="2">
+        <a:scrgbClr r="0" g="0" b="0"/>
+      </a:lnRef>
+      <a:fillRef idx="1">
+        <a:scrgbClr r="0" g="0" b="0"/>
+      </a:fillRef>
+      <a:effectRef idx="0">
+        <a:scrgbClr r="0" g="0" b="0"/>
+      </a:effectRef>
+      <a:fontRef idx="minor"/>
+    </dgm:style>
+  </dgm:styleLbl>
+  <dgm:styleLbl name="alignAcc1">
+    <dgm:scene3d>
+      <a:camera prst="orthographicFront"/>
+      <a:lightRig rig="threePt" dir="t"/>
+    </dgm:scene3d>
+    <dgm:sp3d/>
+    <dgm:txPr/>
+    <dgm:style>
+      <a:lnRef idx="2">
+        <a:scrgbClr r="0" g="0" b="0"/>
+      </a:lnRef>
+      <a:fillRef idx="1">
+        <a:scrgbClr r="0" g="0" b="0"/>
+      </a:fillRef>
+      <a:effectRef idx="0">
+        <a:scrgbClr r="0" g="0" b="0"/>
+      </a:effectRef>
+      <a:fontRef idx="minor"/>
+    </dgm:style>
+  </dgm:styleLbl>
+  <dgm:styleLbl name="trAlignAcc1">
+    <dgm:scene3d>
+      <a:camera prst="orthographicFront"/>
+      <a:lightRig rig="threePt" dir="t"/>
+    </dgm:scene3d>
+    <dgm:sp3d/>
+    <dgm:txPr/>
+    <dgm:style>
+      <a:lnRef idx="1">
+        <a:scrgbClr r="0" g="0" b="0"/>
+      </a:lnRef>
+      <a:fillRef idx="1">
+        <a:scrgbClr r="0" g="0" b="0"/>
+      </a:fillRef>
+      <a:effectRef idx="0">
+        <a:scrgbClr r="0" g="0" b="0"/>
+      </a:effectRef>
+      <a:fontRef idx="minor"/>
+    </dgm:style>
+  </dgm:styleLbl>
+  <dgm:styleLbl name="bgAcc1">
+    <dgm:scene3d>
+      <a:camera prst="orthographicFront"/>
+      <a:lightRig rig="threePt" dir="t"/>
+    </dgm:scene3d>
+    <dgm:sp3d/>
+    <dgm:txPr/>
+    <dgm:style>
+      <a:lnRef idx="2">
+        <a:scrgbClr r="0" g="0" b="0"/>
+      </a:lnRef>
+      <a:fillRef idx="1">
+        <a:scrgbClr r="0" g="0" b="0"/>
+      </a:fillRef>
+      <a:effectRef idx="0">
+        <a:scrgbClr r="0" g="0" b="0"/>
+      </a:effectRef>
+      <a:fontRef idx="minor"/>
+    </dgm:style>
+  </dgm:styleLbl>
+  <dgm:styleLbl name="solidFgAcc1">
+    <dgm:scene3d>
+      <a:camera prst="orthographicFront"/>
+      <a:lightRig rig="threePt" dir="t"/>
+    </dgm:scene3d>
+    <dgm:sp3d/>
+    <dgm:txPr/>
+    <dgm:style>
+      <a:lnRef idx="2">
+        <a:scrgbClr r="0" g="0" b="0"/>
+      </a:lnRef>
+      <a:fillRef idx="1">
+        <a:scrgbClr r="0" g="0" b="0"/>
+      </a:fillRef>
+      <a:effectRef idx="0">
+        <a:scrgbClr r="0" g="0" b="0"/>
+      </a:effectRef>
+      <a:fontRef idx="minor"/>
+    </dgm:style>
+  </dgm:styleLbl>
+  <dgm:styleLbl name="solidAlignAcc1">
+    <dgm:scene3d>
+      <a:camera prst="orthographicFront"/>
+      <a:lightRig rig="threePt" dir="t"/>
+    </dgm:scene3d>
+    <dgm:sp3d/>
+    <dgm:txPr/>
+    <dgm:style>
+      <a:lnRef idx="2">
+        <a:scrgbClr r="0" g="0" b="0"/>
+      </a:lnRef>
+      <a:fillRef idx="1">
+        <a:scrgbClr r="0" g="0" b="0"/>
+      </a:fillRef>
+      <a:effectRef idx="0">
+        <a:scrgbClr r="0" g="0" b="0"/>
+      </a:effectRef>
+      <a:fontRef idx="minor"/>
+    </dgm:style>
+  </dgm:styleLbl>
+  <dgm:styleLbl name="solidBgAcc1">
+    <dgm:scene3d>
+      <a:camera prst="orthographicFront"/>
+      <a:lightRig rig="threePt" dir="t"/>
+    </dgm:scene3d>
+    <dgm:sp3d/>
+    <dgm:txPr/>
+    <dgm:style>
+      <a:lnRef idx="2">
+        <a:scrgbClr r="0" g="0" b="0"/>
+      </a:lnRef>
+      <a:fillRef idx="1">
+        <a:scrgbClr r="0" g="0" b="0"/>
+      </a:fillRef>
+      <a:effectRef idx="0">
+        <a:scrgbClr r="0" g="0" b="0"/>
+      </a:effectRef>
+      <a:fontRef idx="minor"/>
+    </dgm:style>
+  </dgm:styleLbl>
+  <dgm:styleLbl name="fgAccFollowNode1">
+    <dgm:scene3d>
+      <a:camera prst="orthographicFront"/>
+      <a:lightRig rig="threePt" dir="t"/>
+    </dgm:scene3d>
+    <dgm:sp3d/>
+    <dgm:txPr/>
+    <dgm:style>
+      <a:lnRef idx="2">
+        <a:scrgbClr r="0" g="0" b="0"/>
+      </a:lnRef>
+      <a:fillRef idx="1">
+        <a:scrgbClr r="0" g="0" b="0"/>
+      </a:fillRef>
+      <a:effectRef idx="0">
+        <a:scrgbClr r="0" g="0" b="0"/>
+      </a:effectRef>
+      <a:fontRef idx="minor"/>
+    </dgm:style>
+  </dgm:styleLbl>
+  <dgm:styleLbl name="alignAccFollowNode1">
+    <dgm:scene3d>
+      <a:camera prst="orthographicFront"/>
+      <a:lightRig rig="threePt" dir="t"/>
+    </dgm:scene3d>
+    <dgm:sp3d/>
+    <dgm:txPr/>
+    <dgm:style>
+      <a:lnRef idx="2">
+        <a:scrgbClr r="0" g="0" b="0"/>
+      </a:lnRef>
+      <a:fillRef idx="1">
+        <a:scrgbClr r="0" g="0" b="0"/>
+      </a:fillRef>
+      <a:effectRef idx="0">
+        <a:scrgbClr r="0" g="0" b="0"/>
+      </a:effectRef>
+      <a:fontRef idx="minor"/>
+    </dgm:style>
+  </dgm:styleLbl>
+  <dgm:styleLbl name="bgAccFollowNode1">
+    <dgm:scene3d>
+      <a:camera prst="orthographicFront"/>
+      <a:lightRig rig="threePt" dir="t"/>
+    </dgm:scene3d>
+    <dgm:sp3d/>
+    <dgm:txPr/>
+    <dgm:style>
+      <a:lnRef idx="2">
+        <a:scrgbClr r="0" g="0" b="0"/>
+      </a:lnRef>
+      <a:fillRef idx="1">
+        <a:scrgbClr r="0" g="0" b="0"/>
+      </a:fillRef>
+      <a:effectRef idx="0">
+        <a:scrgbClr r="0" g="0" b="0"/>
+      </a:effectRef>
+      <a:fontRef idx="minor"/>
+    </dgm:style>
+  </dgm:styleLbl>
+  <dgm:styleLbl name="fgAcc0">
+    <dgm:scene3d>
+      <a:camera prst="orthographicFront"/>
+      <a:lightRig rig="threePt" dir="t"/>
+    </dgm:scene3d>
+    <dgm:sp3d/>
+    <dgm:txPr/>
+    <dgm:style>
+      <a:lnRef idx="2">
+        <a:scrgbClr r="0" g="0" b="0"/>
+      </a:lnRef>
+      <a:fillRef idx="1">
+        <a:scrgbClr r="0" g="0" b="0"/>
+      </a:fillRef>
+      <a:effectRef idx="0">
+        <a:scrgbClr r="0" g="0" b="0"/>
+      </a:effectRef>
+      <a:fontRef idx="minor"/>
+    </dgm:style>
+  </dgm:styleLbl>
+  <dgm:styleLbl name="fgAcc2">
+    <dgm:scene3d>
+      <a:camera prst="orthographicFront"/>
+      <a:lightRig rig="threePt" dir="t"/>
+    </dgm:scene3d>
+    <dgm:sp3d/>
+    <dgm:txPr/>
+    <dgm:style>
+      <a:lnRef idx="2">
+        <a:scrgbClr r="0" g="0" b="0"/>
+      </a:lnRef>
+      <a:fillRef idx="1">
+        <a:scrgbClr r="0" g="0" b="0"/>
+      </a:fillRef>
+      <a:effectRef idx="0">
+        <a:scrgbClr r="0" g="0" b="0"/>
+      </a:effectRef>
+      <a:fontRef idx="minor"/>
+    </dgm:style>
+  </dgm:styleLbl>
+  <dgm:styleLbl name="fgAcc3">
+    <dgm:scene3d>
+      <a:camera prst="orthographicFront"/>
+      <a:lightRig rig="threePt" dir="t"/>
+    </dgm:scene3d>
+    <dgm:sp3d/>
+    <dgm:txPr/>
+    <dgm:style>
+      <a:lnRef idx="2">
+        <a:scrgbClr r="0" g="0" b="0"/>
+      </a:lnRef>
+      <a:fillRef idx="1">
+        <a:scrgbClr r="0" g="0" b="0"/>
+      </a:fillRef>
+      <a:effectRef idx="0">
+        <a:scrgbClr r="0" g="0" b="0"/>
+      </a:effectRef>
+      <a:fontRef idx="minor"/>
+    </dgm:style>
+  </dgm:styleLbl>
+  <dgm:styleLbl name="fgAcc4">
+    <dgm:scene3d>
+      <a:camera prst="orthographicFront"/>
+      <a:lightRig rig="threePt" dir="t"/>
+    </dgm:scene3d>
+    <dgm:sp3d/>
+    <dgm:txPr/>
+    <dgm:style>
+      <a:lnRef idx="2">
+        <a:scrgbClr r="0" g="0" b="0"/>
+      </a:lnRef>
+      <a:fillRef idx="1">
+        <a:scrgbClr r="0" g="0" b="0"/>
+      </a:fillRef>
+      <a:effectRef idx="0">
+        <a:scrgbClr r="0" g="0" b="0"/>
+      </a:effectRef>
+      <a:fontRef idx="minor"/>
+    </dgm:style>
+  </dgm:styleLbl>
+  <dgm:styleLbl name="bgShp">
+    <dgm:scene3d>
+      <a:camera prst="orthographicFront"/>
+      <a:lightRig rig="threePt" dir="t"/>
+    </dgm:scene3d>
+    <dgm:sp3d/>
+    <dgm:txPr/>
+    <dgm:style>
+      <a:lnRef idx="0">
+        <a:scrgbClr r="0" g="0" b="0"/>
+      </a:lnRef>
+      <a:fillRef idx="1">
+        <a:scrgbClr r="0" g="0" b="0"/>
+      </a:fillRef>
+      <a:effectRef idx="0">
+        <a:scrgbClr r="0" g="0" b="0"/>
+      </a:effectRef>
+      <a:fontRef idx="minor"/>
+    </dgm:style>
+  </dgm:styleLbl>
+  <dgm:styleLbl name="dkBgShp">
+    <dgm:scene3d>
+      <a:camera prst="orthographicFront"/>
+      <a:lightRig rig="threePt" dir="t"/>
+    </dgm:scene3d>
+    <dgm:sp3d/>
+    <dgm:txPr/>
+    <dgm:style>
+      <a:lnRef idx="0">
+        <a:scrgbClr r="0" g="0" b="0"/>
+      </a:lnRef>
+      <a:fillRef idx="1">
+        <a:scrgbClr r="0" g="0" b="0"/>
+      </a:fillRef>
+      <a:effectRef idx="0">
+        <a:scrgbClr r="0" g="0" b="0"/>
+      </a:effectRef>
+      <a:fontRef idx="minor"/>
+    </dgm:style>
+  </dgm:styleLbl>
+  <dgm:styleLbl name="trBgShp">
+    <dgm:scene3d>
+      <a:camera prst="orthographicFront"/>
+      <a:lightRig rig="threePt" dir="t"/>
+    </dgm:scene3d>
+    <dgm:sp3d/>
+    <dgm:txPr/>
+    <dgm:style>
+      <a:lnRef idx="0">
+        <a:scrgbClr r="0" g="0" b="0"/>
+      </a:lnRef>
+      <a:fillRef idx="1">
+        <a:scrgbClr r="0" g="0" b="0"/>
+      </a:fillRef>
+      <a:effectRef idx="0">
+        <a:scrgbClr r="0" g="0" b="0"/>
+      </a:effectRef>
+      <a:fontRef idx="minor"/>
+    </dgm:style>
+  </dgm:styleLbl>
+  <dgm:styleLbl name="fgShp">
+    <dgm:scene3d>
+      <a:camera prst="orthographicFront"/>
+      <a:lightRig rig="threePt" dir="t"/>
+    </dgm:scene3d>
+    <dgm:sp3d/>
+    <dgm:txPr/>
+    <dgm:style>
+      <a:lnRef idx="2">
+        <a:scrgbClr r="0" g="0" b="0"/>
+      </a:lnRef>
+      <a:fillRef idx="1">
+        <a:scrgbClr r="0" g="0" b="0"/>
+      </a:fillRef>
+      <a:effectRef idx="0">
+        <a:scrgbClr r="0" g="0" b="0"/>
+      </a:effectRef>
+      <a:fontRef idx="minor"/>
+    </dgm:style>
+  </dgm:styleLbl>
+  <dgm:styleLbl name="revTx">
+    <dgm:scene3d>
+      <a:camera prst="orthographicFront"/>
+      <a:lightRig rig="threePt" dir="t"/>
+    </dgm:scene3d>
+    <dgm:sp3d/>
+    <dgm:txPr/>
+    <dgm:style>
+      <a:lnRef idx="0">
+        <a:scrgbClr r="0" g="0" b="0"/>
+      </a:lnRef>
+      <a:fillRef idx="0">
+        <a:scrgbClr r="0" g="0" b="0"/>
+      </a:fillRef>
+      <a:effectRef idx="0">
+        <a:scrgbClr r="0" g="0" b="0"/>
+      </a:effectRef>
+      <a:fontRef idx="minor"/>
+    </dgm:style>
+  </dgm:styleLbl>
+</dgm:styleDef>
+</file>
+
 <file path=word/theme/theme1.xml><?xml version="1.0" encoding="utf-8"?>
 <a:theme xmlns:a="http://schemas.openxmlformats.org/drawingml/2006/main" xmlns:thm15="http://schemas.microsoft.com/office/thememl/2012/main" name="Faceta">
   <a:themeElements>
@@ -22173,14 +23570,21 @@
 </file>
 
 <file path=customXml/item1.xml><?xml version="1.0" encoding="utf-8"?>
-<b:Sources xmlns:b="http://schemas.openxmlformats.org/officeDocument/2006/bibliography" xmlns="http://schemas.openxmlformats.org/officeDocument/2006/bibliography" SelectedStyle="\APASixthEditionOfficeOnline.xsl" StyleName="APA" Version="6"/>
+<p:properties xmlns:p="http://schemas.microsoft.com/office/2006/metadata/properties" xmlns:xsi="http://www.w3.org/2001/XMLSchema-instance" xmlns:pc="http://schemas.microsoft.com/office/infopath/2007/PartnerControls">
+  <documentManagement>
+    <TaxCatchAll xmlns="cb45339b-ced9-4d0d-8f64-77573914d53b" xsi:nil="true"/>
+    <lcf76f155ced4ddcb4097134ff3c332f xmlns="43a3ca16-9c26-4813-b83f-4aec9927b43f">
+      <Terms xmlns="http://schemas.microsoft.com/office/infopath/2007/PartnerControls"/>
+    </lcf76f155ced4ddcb4097134ff3c332f>
+  </documentManagement>
+</p:properties>
 </file>
 
 <file path=customXml/item2.xml><?xml version="1.0" encoding="utf-8"?>
-<ct:contentTypeSchema xmlns:ct="http://schemas.microsoft.com/office/2006/metadata/contentType" xmlns:ma="http://schemas.microsoft.com/office/2006/metadata/properties/metaAttributes" ct:_="" ma:_="" ma:contentTypeName="Documento" ma:contentTypeID="0x0101006A81D6BD42E8DF4C91013959704817E1" ma:contentTypeVersion="15" ma:contentTypeDescription="Crear nuevo documento." ma:contentTypeScope="" ma:versionID="bf4f72ffd194f0963ff564daca6869f7">
-  <xsd:schema xmlns:xsd="http://www.w3.org/2001/XMLSchema" xmlns:xs="http://www.w3.org/2001/XMLSchema" xmlns:p="http://schemas.microsoft.com/office/2006/metadata/properties" xmlns:ns2="13c90a0b-73bc-4dc0-be5f-28d77b615beb" xmlns:ns3="13c93bba-48ce-428c-bfe5-88b42c19b028" targetNamespace="http://schemas.microsoft.com/office/2006/metadata/properties" ma:root="true" ma:fieldsID="8718d6f4873a5b1392a45044efa78385" ns2:_="" ns3:_="">
-    <xsd:import namespace="13c90a0b-73bc-4dc0-be5f-28d77b615beb"/>
-    <xsd:import namespace="13c93bba-48ce-428c-bfe5-88b42c19b028"/>
+<ct:contentTypeSchema xmlns:ct="http://schemas.microsoft.com/office/2006/metadata/contentType" xmlns:ma="http://schemas.microsoft.com/office/2006/metadata/properties/metaAttributes" ct:_="" ma:_="" ma:contentTypeName="Documento" ma:contentTypeID="0x01010049282E1EDBE9234EA9E6D38F720E265F" ma:contentTypeVersion="15" ma:contentTypeDescription="Crear nuevo documento." ma:contentTypeScope="" ma:versionID="b31c7aa9eaf043a08b87120b3c4916e3">
+  <xsd:schema xmlns:xsd="http://www.w3.org/2001/XMLSchema" xmlns:xs="http://www.w3.org/2001/XMLSchema" xmlns:p="http://schemas.microsoft.com/office/2006/metadata/properties" xmlns:ns2="cb45339b-ced9-4d0d-8f64-77573914d53b" xmlns:ns3="43a3ca16-9c26-4813-b83f-4aec9927b43f" targetNamespace="http://schemas.microsoft.com/office/2006/metadata/properties" ma:root="true" ma:fieldsID="3533d065b04d75c457075bc55f1f5315" ns2:_="" ns3:_="">
+    <xsd:import namespace="cb45339b-ced9-4d0d-8f64-77573914d53b"/>
+    <xsd:import namespace="43a3ca16-9c26-4813-b83f-4aec9927b43f"/>
     <xsd:element name="properties">
       <xsd:complexType>
         <xsd:sequence>
@@ -22191,16 +23595,16 @@
                 <xsd:element ref="ns2:SharedWithDetails" minOccurs="0"/>
                 <xsd:element ref="ns3:MediaServiceMetadata" minOccurs="0"/>
                 <xsd:element ref="ns3:MediaServiceFastMetadata" minOccurs="0"/>
-                <xsd:element ref="ns3:MediaServiceSearchProperties" minOccurs="0"/>
+                <xsd:element ref="ns3:MediaServiceDateTaken" minOccurs="0"/>
                 <xsd:element ref="ns3:MediaServiceObjectDetectorVersions" minOccurs="0"/>
-                <xsd:element ref="ns3:MediaServiceDateTaken" minOccurs="0"/>
+                <xsd:element ref="ns3:MediaLengthInSeconds" minOccurs="0"/>
+                <xsd:element ref="ns3:MediaServiceLocation" minOccurs="0"/>
                 <xsd:element ref="ns3:MediaServiceGenerationTime" minOccurs="0"/>
                 <xsd:element ref="ns3:MediaServiceEventHashCode" minOccurs="0"/>
-                <xsd:element ref="ns3:MediaLengthInSeconds" minOccurs="0"/>
                 <xsd:element ref="ns3:lcf76f155ced4ddcb4097134ff3c332f" minOccurs="0"/>
                 <xsd:element ref="ns2:TaxCatchAll" minOccurs="0"/>
                 <xsd:element ref="ns3:MediaServiceOCR" minOccurs="0"/>
-                <xsd:element ref="ns3:MediaServiceLocation" minOccurs="0"/>
+                <xsd:element ref="ns3:MediaServiceSearchProperties" minOccurs="0"/>
               </xsd:all>
             </xsd:complexType>
           </xsd:element>
@@ -22208,7 +23612,7 @@
       </xsd:complexType>
     </xsd:element>
   </xsd:schema>
-  <xsd:schema xmlns:xsd="http://www.w3.org/2001/XMLSchema" xmlns:xs="http://www.w3.org/2001/XMLSchema" xmlns:dms="http://schemas.microsoft.com/office/2006/documentManagement/types" xmlns:pc="http://schemas.microsoft.com/office/infopath/2007/PartnerControls" targetNamespace="13c90a0b-73bc-4dc0-be5f-28d77b615beb" elementFormDefault="qualified">
+  <xsd:schema xmlns:xsd="http://www.w3.org/2001/XMLSchema" xmlns:xs="http://www.w3.org/2001/XMLSchema" xmlns:dms="http://schemas.microsoft.com/office/2006/documentManagement/types" xmlns:pc="http://schemas.microsoft.com/office/infopath/2007/PartnerControls" targetNamespace="cb45339b-ced9-4d0d-8f64-77573914d53b" elementFormDefault="qualified">
     <xsd:import namespace="http://schemas.microsoft.com/office/2006/documentManagement/types"/>
     <xsd:import namespace="http://schemas.microsoft.com/office/infopath/2007/PartnerControls"/>
     <xsd:element name="SharedWithUsers" ma:index="8" nillable="true" ma:displayName="Compartido con" ma:internalName="SharedWithUsers" ma:readOnly="true">
@@ -22237,7 +23641,7 @@
         </xsd:restriction>
       </xsd:simpleType>
     </xsd:element>
-    <xsd:element name="TaxCatchAll" ma:index="20" nillable="true" ma:displayName="Taxonomy Catch All Column" ma:hidden="true" ma:list="{a42ca037-5d13-4729-aeec-4237f141d2d6}" ma:internalName="TaxCatchAll" ma:showField="CatchAllData" ma:web="13c90a0b-73bc-4dc0-be5f-28d77b615beb">
+    <xsd:element name="TaxCatchAll" ma:index="20" nillable="true" ma:displayName="Taxonomy Catch All Column" ma:hidden="true" ma:list="{2f40a149-578b-41a1-8845-c88bc1831770}" ma:internalName="TaxCatchAll" ma:showField="CatchAllData" ma:web="cb45339b-ced9-4d0d-8f64-77573914d53b">
       <xsd:complexType>
         <xsd:complexContent>
           <xsd:extension base="dms:MultiChoiceLookup">
@@ -22249,7 +23653,7 @@
       </xsd:complexType>
     </xsd:element>
   </xsd:schema>
-  <xsd:schema xmlns:xsd="http://www.w3.org/2001/XMLSchema" xmlns:xs="http://www.w3.org/2001/XMLSchema" xmlns:dms="http://schemas.microsoft.com/office/2006/documentManagement/types" xmlns:pc="http://schemas.microsoft.com/office/infopath/2007/PartnerControls" targetNamespace="13c93bba-48ce-428c-bfe5-88b42c19b028" elementFormDefault="qualified">
+  <xsd:schema xmlns:xsd="http://www.w3.org/2001/XMLSchema" xmlns:xs="http://www.w3.org/2001/XMLSchema" xmlns:dms="http://schemas.microsoft.com/office/2006/documentManagement/types" xmlns:pc="http://schemas.microsoft.com/office/infopath/2007/PartnerControls" targetNamespace="43a3ca16-9c26-4813-b83f-4aec9927b43f" elementFormDefault="qualified">
     <xsd:import namespace="http://schemas.microsoft.com/office/2006/documentManagement/types"/>
     <xsd:import namespace="http://schemas.microsoft.com/office/infopath/2007/PartnerControls"/>
     <xsd:element name="MediaServiceMetadata" ma:index="10" nillable="true" ma:displayName="MediaServiceMetadata" ma:hidden="true" ma:internalName="MediaServiceMetadata" ma:readOnly="true">
@@ -22262,9 +23666,9 @@
         <xsd:restriction base="dms:Note"/>
       </xsd:simpleType>
     </xsd:element>
-    <xsd:element name="MediaServiceSearchProperties" ma:index="12" nillable="true" ma:displayName="MediaServiceSearchProperties" ma:hidden="true" ma:internalName="MediaServiceSearchProperties" ma:readOnly="true">
+    <xsd:element name="MediaServiceDateTaken" ma:index="12" nillable="true" ma:displayName="MediaServiceDateTaken" ma:hidden="true" ma:indexed="true" ma:internalName="MediaServiceDateTaken" ma:readOnly="true">
       <xsd:simpleType>
-        <xsd:restriction base="dms:Note"/>
+        <xsd:restriction base="dms:Text"/>
       </xsd:simpleType>
     </xsd:element>
     <xsd:element name="MediaServiceObjectDetectorVersions" ma:index="13" nillable="true" ma:displayName="MediaServiceObjectDetectorVersions" ma:hidden="true" ma:indexed="true" ma:internalName="MediaServiceObjectDetectorVersions" ma:readOnly="true">
@@ -22272,24 +23676,24 @@
         <xsd:restriction base="dms:Text"/>
       </xsd:simpleType>
     </xsd:element>
-    <xsd:element name="MediaServiceDateTaken" ma:index="14" nillable="true" ma:displayName="MediaServiceDateTaken" ma:hidden="true" ma:indexed="true" ma:internalName="MediaServiceDateTaken" ma:readOnly="true">
+    <xsd:element name="MediaLengthInSeconds" ma:index="14" nillable="true" ma:displayName="MediaLengthInSeconds" ma:hidden="true" ma:internalName="MediaLengthInSeconds" ma:readOnly="true">
+      <xsd:simpleType>
+        <xsd:restriction base="dms:Unknown"/>
+      </xsd:simpleType>
+    </xsd:element>
+    <xsd:element name="MediaServiceLocation" ma:index="15" nillable="true" ma:displayName="Location" ma:indexed="true" ma:internalName="MediaServiceLocation" ma:readOnly="true">
       <xsd:simpleType>
         <xsd:restriction base="dms:Text"/>
       </xsd:simpleType>
     </xsd:element>
-    <xsd:element name="MediaServiceGenerationTime" ma:index="15" nillable="true" ma:displayName="MediaServiceGenerationTime" ma:hidden="true" ma:internalName="MediaServiceGenerationTime" ma:readOnly="true">
+    <xsd:element name="MediaServiceGenerationTime" ma:index="16" nillable="true" ma:displayName="MediaServiceGenerationTime" ma:hidden="true" ma:internalName="MediaServiceGenerationTime" ma:readOnly="true">
       <xsd:simpleType>
         <xsd:restriction base="dms:Text"/>
       </xsd:simpleType>
     </xsd:element>
-    <xsd:element name="MediaServiceEventHashCode" ma:index="16" nillable="true" ma:displayName="MediaServiceEventHashCode" ma:hidden="true" ma:internalName="MediaServiceEventHashCode" ma:readOnly="true">
+    <xsd:element name="MediaServiceEventHashCode" ma:index="17" nillable="true" ma:displayName="MediaServiceEventHashCode" ma:hidden="true" ma:internalName="MediaServiceEventHashCode" ma:readOnly="true">
       <xsd:simpleType>
         <xsd:restriction base="dms:Text"/>
-      </xsd:simpleType>
-    </xsd:element>
-    <xsd:element name="MediaLengthInSeconds" ma:index="17" nillable="true" ma:displayName="MediaLengthInSeconds" ma:hidden="true" ma:internalName="MediaLengthInSeconds" ma:readOnly="true">
-      <xsd:simpleType>
-        <xsd:restriction base="dms:Unknown"/>
       </xsd:simpleType>
     </xsd:element>
     <xsd:element name="lcf76f155ced4ddcb4097134ff3c332f" ma:index="19" nillable="true" ma:taxonomy="true" ma:internalName="lcf76f155ced4ddcb4097134ff3c332f" ma:taxonomyFieldName="MediaServiceImageTags" ma:displayName="Etiquetas de imagen" ma:readOnly="false" ma:fieldId="{5cf76f15-5ced-4ddc-b409-7134ff3c332f}" ma:taxonomyMulti="true" ma:sspId="d33c8c81-5745-4931-bcc4-c2aeafe86780" ma:termSetId="09814cd3-568e-fe90-9814-8d621ff8fb84" ma:anchorId="fba54fb3-c3e1-fe81-a776-ca4b69148c4d" ma:open="true" ma:isKeyword="false">
@@ -22306,9 +23710,9 @@
         </xsd:restriction>
       </xsd:simpleType>
     </xsd:element>
-    <xsd:element name="MediaServiceLocation" ma:index="22" nillable="true" ma:displayName="Location" ma:description="" ma:indexed="true" ma:internalName="MediaServiceLocation" ma:readOnly="true">
+    <xsd:element name="MediaServiceSearchProperties" ma:index="22" nillable="true" ma:displayName="MediaServiceSearchProperties" ma:hidden="true" ma:internalName="MediaServiceSearchProperties" ma:readOnly="true">
       <xsd:simpleType>
-        <xsd:restriction base="dms:Text"/>
+        <xsd:restriction base="dms:Note"/>
       </xsd:simpleType>
     </xsd:element>
   </xsd:schema>
@@ -22412,14 +23816,7 @@
 </file>
 
 <file path=customXml/item3.xml><?xml version="1.0" encoding="utf-8"?>
-<p:properties xmlns:p="http://schemas.microsoft.com/office/2006/metadata/properties" xmlns:xsi="http://www.w3.org/2001/XMLSchema-instance" xmlns:pc="http://schemas.microsoft.com/office/infopath/2007/PartnerControls">
-  <documentManagement>
-    <TaxCatchAll xmlns="13c90a0b-73bc-4dc0-be5f-28d77b615beb" xsi:nil="true"/>
-    <lcf76f155ced4ddcb4097134ff3c332f xmlns="13c93bba-48ce-428c-bfe5-88b42c19b028">
-      <Terms xmlns="http://schemas.microsoft.com/office/infopath/2007/PartnerControls"/>
-    </lcf76f155ced4ddcb4097134ff3c332f>
-  </documentManagement>
-</p:properties>
+<b:Sources xmlns:b="http://schemas.openxmlformats.org/officeDocument/2006/bibliography" xmlns="http://schemas.openxmlformats.org/officeDocument/2006/bibliography" SelectedStyle="\APASixthEditionOfficeOnline.xsl" StyleName="APA" Version="6"/>
 </file>
 
 <file path=customXml/item4.xml><?xml version="1.0" encoding="utf-8"?>
@@ -22432,24 +23829,39 @@
 </file>
 
 <file path=customXml/itemProps1.xml><?xml version="1.0" encoding="utf-8"?>
-<ds:datastoreItem xmlns:ds="http://schemas.openxmlformats.org/officeDocument/2006/customXml" ds:itemID="{96F66F63-DD31-498B-8218-92EEA44B5FB9}">
-  <ds:schemaRefs>
-    <ds:schemaRef ds:uri="http://schemas.openxmlformats.org/officeDocument/2006/bibliography"/>
-  </ds:schemaRefs>
-</ds:datastoreItem>
-</file>
-
-<file path=customXml/itemProps2.xml><?xml version="1.0" encoding="utf-8"?>
-<ds:datastoreItem xmlns:ds="http://schemas.openxmlformats.org/officeDocument/2006/customXml" ds:itemID="{222AD244-C608-41DE-967E-543335B314FC}"/>
-</file>
-
-<file path=customXml/itemProps3.xml><?xml version="1.0" encoding="utf-8"?>
 <ds:datastoreItem xmlns:ds="http://schemas.openxmlformats.org/officeDocument/2006/customXml" ds:itemID="{878FF16F-471B-44A0-AED6-AD394C183005}">
   <ds:schemaRefs>
     <ds:schemaRef ds:uri="http://schemas.microsoft.com/office/2006/metadata/properties"/>
     <ds:schemaRef ds:uri="http://schemas.microsoft.com/office/infopath/2007/PartnerControls"/>
     <ds:schemaRef ds:uri="cb45339b-ced9-4d0d-8f64-77573914d53b"/>
     <ds:schemaRef ds:uri="43a3ca16-9c26-4813-b83f-4aec9927b43f"/>
+  </ds:schemaRefs>
+</ds:datastoreItem>
+</file>
+
+<file path=customXml/itemProps2.xml><?xml version="1.0" encoding="utf-8"?>
+<ds:datastoreItem xmlns:ds="http://schemas.openxmlformats.org/officeDocument/2006/customXml" ds:itemID="{5AE978A5-AD4B-4273-9091-8D8190B863E7}">
+  <ds:schemaRefs>
+    <ds:schemaRef ds:uri="http://schemas.microsoft.com/office/2006/metadata/contentType"/>
+    <ds:schemaRef ds:uri="http://schemas.microsoft.com/office/2006/metadata/properties/metaAttributes"/>
+    <ds:schemaRef ds:uri="http://www.w3.org/2001/XMLSchema"/>
+    <ds:schemaRef ds:uri="http://schemas.microsoft.com/office/2006/metadata/properties"/>
+    <ds:schemaRef ds:uri="cb45339b-ced9-4d0d-8f64-77573914d53b"/>
+    <ds:schemaRef ds:uri="43a3ca16-9c26-4813-b83f-4aec9927b43f"/>
+    <ds:schemaRef ds:uri="http://schemas.microsoft.com/office/2006/documentManagement/types"/>
+    <ds:schemaRef ds:uri="http://schemas.microsoft.com/office/infopath/2007/PartnerControls"/>
+    <ds:schemaRef ds:uri="http://schemas.openxmlformats.org/package/2006/metadata/core-properties"/>
+    <ds:schemaRef ds:uri="http://purl.org/dc/elements/1.1/"/>
+    <ds:schemaRef ds:uri="http://purl.org/dc/terms/"/>
+    <ds:schemaRef ds:uri="http://schemas.microsoft.com/internal/obd"/>
+  </ds:schemaRefs>
+</ds:datastoreItem>
+</file>
+
+<file path=customXml/itemProps3.xml><?xml version="1.0" encoding="utf-8"?>
+<ds:datastoreItem xmlns:ds="http://schemas.openxmlformats.org/officeDocument/2006/customXml" ds:itemID="{96F66F63-DD31-498B-8218-92EEA44B5FB9}">
+  <ds:schemaRefs>
+    <ds:schemaRef ds:uri="http://schemas.openxmlformats.org/officeDocument/2006/bibliography"/>
   </ds:schemaRefs>
 </ds:datastoreItem>
 </file>
